--- a/Document/vp_project.docx
+++ b/Document/vp_project.docx
@@ -20,7 +20,7 @@
           <w:sz w:val="32"/>
           <w:szCs w:val="32"/>
         </w:rPr>
-        <w:t xml:space="preserve">Video Stabilization </w:t>
+        <w:t xml:space="preserve">Stabilization </w:t>
       </w:r>
     </w:p>
     <w:p>
@@ -60,13 +60,7 @@
         <w:rPr>
           <w:rFonts w:ascii="Georgia" w:hAnsi="Georgia"/>
         </w:rPr>
-        <w:t xml:space="preserve"> of the v</w:t>
-      </w:r>
-      <w:r>
-        <w:rPr>
-          <w:rFonts w:ascii="Georgia" w:hAnsi="Georgia"/>
-        </w:rPr>
-        <w:t>ideo stabilization</w:t>
+        <w:t xml:space="preserve"> of the video stabilization</w:t>
       </w:r>
       <w:r>
         <w:rPr>
@@ -327,7 +321,6 @@
       <w:pPr>
         <w:rPr>
           <w:rFonts w:ascii="Georgia" w:hAnsi="Georgia"/>
-          <w:lang w:val="en-IL"/>
         </w:rPr>
       </w:pPr>
       <w:r>
@@ -346,19 +339,7 @@
         <w:rPr>
           <w:rFonts w:ascii="Georgia" w:hAnsi="Georgia"/>
         </w:rPr>
-        <w:t xml:space="preserve"> function which implements the Shi-Tomasi corner detection algorithm, which is </w:t>
-      </w:r>
-      <w:r>
-        <w:rPr>
-          <w:rFonts w:ascii="Georgia" w:hAnsi="Georgia"/>
-        </w:rPr>
-        <w:t>an improvement over the classic Harris corner detector</w:t>
-      </w:r>
-      <w:r>
-        <w:rPr>
-          <w:rFonts w:ascii="Georgia" w:hAnsi="Georgia"/>
-        </w:rPr>
-        <w:t xml:space="preserve"> we </w:t>
+        <w:t xml:space="preserve"> function which implements the Shi-Tomasi corner detection algorithm, which is an improvement over the classic Harris corner detector we </w:t>
       </w:r>
       <w:r>
         <w:rPr>
@@ -370,47 +351,29 @@
         <w:rPr>
           <w:rFonts w:ascii="Georgia" w:hAnsi="Georgia"/>
         </w:rPr>
-        <w:t>. T</w:t>
-      </w:r>
-      <w:r>
-        <w:rPr>
-          <w:rFonts w:ascii="Georgia" w:hAnsi="Georgia"/>
-          <w:lang w:val="en-IL"/>
-        </w:rPr>
-        <w:t xml:space="preserve">he </w:t>
-      </w:r>
-      <w:r>
-        <w:rPr>
-          <w:rFonts w:ascii="Georgia" w:hAnsi="Georgia"/>
-          <w:lang w:val="en-IL"/>
-        </w:rPr>
-        <w:t>main dif</w:t>
-      </w:r>
-      <w:r>
-        <w:rPr>
-          <w:rFonts w:ascii="Georgia" w:hAnsi="Georgia"/>
-          <w:lang w:val="en-IL"/>
+        <w:t>. The main dif</w:t>
+      </w:r>
+      <w:r>
+        <w:rPr>
+          <w:rFonts w:ascii="Georgia" w:hAnsi="Georgia"/>
         </w:rPr>
         <w:t>f</w:t>
       </w:r>
       <w:r>
         <w:rPr>
           <w:rFonts w:ascii="Georgia" w:hAnsi="Georgia"/>
-          <w:lang w:val="en-IL"/>
         </w:rPr>
         <w:t xml:space="preserve">erence between them is in R - </w:t>
       </w:r>
       <w:r>
         <w:rPr>
           <w:rFonts w:ascii="Georgia" w:hAnsi="Georgia"/>
-          <w:lang w:val="en-IL"/>
         </w:rPr>
         <w:t>the corner response function</w:t>
       </w:r>
       <w:r>
         <w:rPr>
           <w:rFonts w:ascii="Georgia" w:hAnsi="Georgia"/>
-          <w:lang w:val="en-IL"/>
         </w:rPr>
         <w:t>:</w:t>
       </w:r>
@@ -420,20 +383,17 @@
         <w:jc w:val="center"/>
         <w:rPr>
           <w:rFonts w:ascii="Georgia" w:hAnsi="Georgia"/>
-          <w:lang w:val="en-IL"/>
-        </w:rPr>
-      </w:pPr>
-      <w:r>
-        <w:rPr>
-          <w:rFonts w:ascii="Georgia" w:hAnsi="Georgia"/>
-          <w:lang w:val="en-IL"/>
+        </w:rPr>
+      </w:pPr>
+      <w:r>
+        <w:rPr>
+          <w:rFonts w:ascii="Georgia" w:hAnsi="Georgia"/>
         </w:rPr>
         <w:t>Harris:</w:t>
       </w:r>
       <w:r>
         <w:rPr>
           <w:rFonts w:ascii="Georgia" w:hAnsi="Georgia"/>
-          <w:lang w:val="en-IL"/>
         </w:rPr>
         <w:t xml:space="preserve">  </w:t>
       </w:r>
@@ -441,7 +401,6 @@
         <m:r>
           <w:rPr>
             <w:rFonts w:ascii="Cambria Math" w:hAnsi="Cambria Math"/>
-            <w:lang w:val="en-IL"/>
           </w:rPr>
           <m:t>R=</m:t>
         </m:r>
@@ -450,7 +409,6 @@
             <m:ctrlPr>
               <w:rPr>
                 <w:rFonts w:ascii="Cambria Math" w:hAnsi="Cambria Math"/>
-                <w:lang w:val="en-IL"/>
               </w:rPr>
             </m:ctrlPr>
           </m:funcPr>
@@ -461,7 +419,6 @@
               </m:rPr>
               <w:rPr>
                 <w:rFonts w:ascii="Cambria Math" w:hAnsi="Cambria Math"/>
-                <w:lang w:val="en-IL"/>
               </w:rPr>
               <m:t>det</m:t>
             </m:r>
@@ -473,7 +430,6 @@
                   <w:rPr>
                     <w:rFonts w:ascii="Cambria Math" w:hAnsi="Cambria Math"/>
                     <w:i/>
-                    <w:lang w:val="en-IL"/>
                   </w:rPr>
                 </m:ctrlPr>
               </m:dPr>
@@ -481,7 +437,6 @@
                 <m:r>
                   <w:rPr>
                     <w:rFonts w:ascii="Cambria Math" w:hAnsi="Cambria Math"/>
-                    <w:lang w:val="en-IL"/>
                   </w:rPr>
                   <m:t>M</m:t>
                 </m:r>
@@ -492,7 +447,6 @@
         <m:r>
           <w:rPr>
             <w:rFonts w:ascii="Cambria Math" w:hAnsi="Cambria Math"/>
-            <w:lang w:val="en-IL"/>
           </w:rPr>
           <m:t>-k⋅</m:t>
         </m:r>
@@ -502,7 +456,6 @@
               <w:rPr>
                 <w:rFonts w:ascii="Cambria Math" w:hAnsi="Cambria Math"/>
                 <w:i/>
-                <w:lang w:val="en-IL"/>
               </w:rPr>
             </m:ctrlPr>
           </m:sSupPr>
@@ -513,7 +466,6 @@
                   <w:rPr>
                     <w:rFonts w:ascii="Cambria Math" w:hAnsi="Cambria Math"/>
                     <w:i/>
-                    <w:lang w:val="en-IL"/>
                   </w:rPr>
                 </m:ctrlPr>
               </m:dPr>
@@ -521,7 +473,6 @@
                 <m:r>
                   <w:rPr>
                     <w:rFonts w:ascii="Cambria Math" w:hAnsi="Cambria Math"/>
-                    <w:lang w:val="en-IL"/>
                   </w:rPr>
                   <m:t>trace</m:t>
                 </m:r>
@@ -531,7 +482,6 @@
                       <w:rPr>
                         <w:rFonts w:ascii="Cambria Math" w:hAnsi="Cambria Math"/>
                         <w:i/>
-                        <w:lang w:val="en-IL"/>
                       </w:rPr>
                     </m:ctrlPr>
                   </m:dPr>
@@ -539,7 +489,6 @@
                     <m:r>
                       <w:rPr>
                         <w:rFonts w:ascii="Cambria Math" w:hAnsi="Cambria Math"/>
-                        <w:lang w:val="en-IL"/>
                       </w:rPr>
                       <m:t>M</m:t>
                     </m:r>
@@ -552,7 +501,6 @@
             <m:r>
               <w:rPr>
                 <w:rFonts w:ascii="Cambria Math" w:hAnsi="Cambria Math"/>
-                <w:lang w:val="en-IL"/>
               </w:rPr>
               <m:t>2</m:t>
             </m:r>
@@ -562,7 +510,6 @@
       <w:r>
         <w:rPr>
           <w:rFonts w:ascii="Georgia" w:hAnsi="Georgia"/>
-          <w:lang w:val="en-IL"/>
         </w:rPr>
         <w:t xml:space="preserve"> </w:t>
       </w:r>
@@ -572,27 +519,23 @@
         <w:jc w:val="center"/>
         <w:rPr>
           <w:rFonts w:ascii="Georgia" w:hAnsi="Georgia"/>
-          <w:lang w:val="en-IL"/>
-        </w:rPr>
-      </w:pPr>
-      <w:r>
-        <w:rPr>
-          <w:rFonts w:ascii="Georgia" w:hAnsi="Georgia"/>
-          <w:lang w:val="en-IL"/>
+        </w:rPr>
+      </w:pPr>
+      <w:r>
+        <w:rPr>
+          <w:rFonts w:ascii="Georgia" w:hAnsi="Georgia"/>
         </w:rPr>
         <w:t>Shi-Tomasi:</w:t>
       </w:r>
       <w:r>
         <w:rPr>
           <w:rFonts w:ascii="Georgia" w:hAnsi="Georgia"/>
-          <w:lang w:val="en-IL"/>
         </w:rPr>
         <w:t xml:space="preserve">  </w:t>
       </w:r>
       <w:r>
         <w:rPr>
           <w:rFonts w:ascii="Georgia" w:hAnsi="Georgia"/>
-          <w:lang w:val="en-IL"/>
         </w:rPr>
         <w:t xml:space="preserve"> </w:t>
       </w:r>
@@ -600,7 +543,6 @@
         <m:r>
           <w:rPr>
             <w:rFonts w:ascii="Cambria Math" w:hAnsi="Cambria Math"/>
-            <w:lang w:val="en-IL"/>
           </w:rPr>
           <m:t>R=</m:t>
         </m:r>
@@ -610,14 +552,12 @@
           </m:rPr>
           <w:rPr>
             <w:rFonts w:ascii="Cambria Math" w:hAnsi="Cambria Math"/>
-            <w:lang w:val="en-IL"/>
           </w:rPr>
           <m:t>min⁡</m:t>
         </m:r>
         <m:r>
           <w:rPr>
             <w:rFonts w:ascii="Cambria Math" w:hAnsi="Cambria Math"/>
-            <w:lang w:val="en-IL"/>
           </w:rPr>
           <m:t>(</m:t>
         </m:r>
@@ -627,7 +567,6 @@
               <w:rPr>
                 <w:rFonts w:ascii="Cambria Math" w:hAnsi="Cambria Math"/>
                 <w:i/>
-                <w:lang w:val="en-IL"/>
               </w:rPr>
             </m:ctrlPr>
           </m:sSubPr>
@@ -635,7 +574,6 @@
             <m:r>
               <w:rPr>
                 <w:rFonts w:ascii="Cambria Math" w:hAnsi="Cambria Math"/>
-                <w:lang w:val="en-IL"/>
               </w:rPr>
               <m:t>λ</m:t>
             </m:r>
@@ -644,7 +582,6 @@
             <m:r>
               <w:rPr>
                 <w:rFonts w:ascii="Cambria Math" w:hAnsi="Cambria Math"/>
-                <w:lang w:val="en-IL"/>
               </w:rPr>
               <m:t>1</m:t>
             </m:r>
@@ -653,7 +590,6 @@
         <m:r>
           <w:rPr>
             <w:rFonts w:ascii="Cambria Math" w:hAnsi="Cambria Math"/>
-            <w:lang w:val="en-IL"/>
           </w:rPr>
           <m:t>,</m:t>
         </m:r>
@@ -663,7 +599,6 @@
               <w:rPr>
                 <w:rFonts w:ascii="Cambria Math" w:hAnsi="Cambria Math"/>
                 <w:i/>
-                <w:lang w:val="en-IL"/>
               </w:rPr>
             </m:ctrlPr>
           </m:sSubPr>
@@ -671,7 +606,6 @@
             <m:r>
               <w:rPr>
                 <w:rFonts w:ascii="Cambria Math" w:hAnsi="Cambria Math"/>
-                <w:lang w:val="en-IL"/>
               </w:rPr>
               <m:t>λ</m:t>
             </m:r>
@@ -680,7 +614,6 @@
             <m:r>
               <w:rPr>
                 <w:rFonts w:ascii="Cambria Math" w:hAnsi="Cambria Math"/>
-                <w:lang w:val="en-IL"/>
               </w:rPr>
               <m:t>2</m:t>
             </m:r>
@@ -689,7 +622,6 @@
         <m:r>
           <w:rPr>
             <w:rFonts w:ascii="Cambria Math" w:hAnsi="Cambria Math"/>
-            <w:lang w:val="en-IL"/>
           </w:rPr>
           <m:t>)</m:t>
         </m:r>
@@ -711,13 +643,7 @@
         <w:rPr>
           <w:rFonts w:ascii="Georgia" w:hAnsi="Georgia"/>
         </w:rPr>
-        <w:t xml:space="preserve"> </w:t>
-      </w:r>
-      <w:r>
-        <w:rPr>
-          <w:rFonts w:ascii="Georgia" w:hAnsi="Georgia"/>
-        </w:rPr>
-        <w:t>The Shi-Tomasi approach directly uses the minimum eigenvalue as the corner response, eliminating the need for the parameter k and providing more reliable corner detection.</w:t>
+        <w:t xml:space="preserve"> The Shi-Tomasi approach directly uses the minimum eigenvalue as the corner response, eliminating the need for the parameter k and providing more reliable corner detection.</w:t>
       </w:r>
     </w:p>
     <w:p>
@@ -877,6 +803,12 @@
         <w:rPr>
           <w:rFonts w:ascii="Georgia" w:hAnsi="Georgia"/>
         </w:rPr>
+        <w:t xml:space="preserve"> </w:t>
+      </w:r>
+      <w:r>
+        <w:rPr>
+          <w:rFonts w:ascii="Georgia" w:hAnsi="Georgia"/>
+        </w:rPr>
         <w:t xml:space="preserve">function which </w:t>
       </w:r>
       <w:r>
@@ -889,7 +821,21 @@
         <w:rPr>
           <w:rFonts w:ascii="Georgia" w:hAnsi="Georgia"/>
         </w:rPr>
-        <w:t xml:space="preserve"> similar to the one we implemented in the home assignment.</w:t>
+        <w:t xml:space="preserve"> </w:t>
+      </w:r>
+      <w:proofErr w:type="gramStart"/>
+      <w:r>
+        <w:rPr>
+          <w:rFonts w:ascii="Georgia" w:hAnsi="Georgia"/>
+        </w:rPr>
+        <w:t>similar to</w:t>
+      </w:r>
+      <w:proofErr w:type="gramEnd"/>
+      <w:r>
+        <w:rPr>
+          <w:rFonts w:ascii="Georgia" w:hAnsi="Georgia"/>
+        </w:rPr>
+        <w:t xml:space="preserve"> the one we implemented in the home assignment.</w:t>
       </w:r>
       <w:r>
         <w:rPr>
@@ -957,13 +903,7 @@
         <w:rPr>
           <w:rFonts w:ascii="Georgia" w:hAnsi="Georgia"/>
         </w:rPr>
-        <w:t xml:space="preserve">We used </w:t>
-      </w:r>
-      <w:r>
-        <w:rPr>
-          <w:rFonts w:ascii="Georgia" w:hAnsi="Georgia"/>
-        </w:rPr>
-        <w:t>the</w:t>
+        <w:t>We used the</w:t>
       </w:r>
       <w:r>
         <w:rPr>
@@ -987,13 +927,7 @@
         <w:rPr>
           <w:rFonts w:ascii="Georgia" w:hAnsi="Georgia"/>
         </w:rPr>
-        <w:t xml:space="preserve">as a parameter. This function </w:t>
-      </w:r>
-      <w:r>
-        <w:rPr>
-          <w:rFonts w:ascii="Georgia" w:hAnsi="Georgia"/>
-        </w:rPr>
-        <w:t xml:space="preserve">computes the 3x3 homography matrix that best maps </w:t>
+        <w:t xml:space="preserve">as a parameter. This function computes the 3x3 homography matrix that best maps </w:t>
       </w:r>
       <w:proofErr w:type="gramStart"/>
       <w:r>
@@ -1007,13 +941,7 @@
         <w:rPr>
           <w:rFonts w:ascii="Georgia" w:hAnsi="Georgia"/>
         </w:rPr>
-        <w:t xml:space="preserve"> from one image to corresponding points in another image.</w:t>
-      </w:r>
-      <w:r>
-        <w:rPr>
-          <w:rFonts w:ascii="Georgia" w:hAnsi="Georgia"/>
-        </w:rPr>
-        <w:t xml:space="preserve"> We saw</w:t>
+        <w:t xml:space="preserve"> from one image to corresponding points in another image. We saw</w:t>
       </w:r>
       <w:r>
         <w:rPr>
@@ -1025,19 +953,7 @@
         <w:rPr>
           <w:rFonts w:ascii="Georgia" w:hAnsi="Georgia"/>
         </w:rPr>
-        <w:t xml:space="preserve"> that the RANSAC algorithm is used </w:t>
-      </w:r>
-      <w:r>
-        <w:rPr>
-          <w:rFonts w:ascii="Georgia" w:hAnsi="Georgia"/>
-        </w:rPr>
-        <w:t>for estimating mathematical models from data containing outliers</w:t>
-      </w:r>
-      <w:r>
-        <w:rPr>
-          <w:rFonts w:ascii="Georgia" w:hAnsi="Georgia"/>
-        </w:rPr>
-        <w:t xml:space="preserve">. In the scope of the cv2.findHomography function, </w:t>
+        <w:t xml:space="preserve"> that the RANSAC algorithm is used for estimating mathematical models from data containing outliers. In the scope of the cv2.findHomography function, </w:t>
       </w:r>
       <w:r>
         <w:rPr>
@@ -1061,19 +977,7 @@
         <w:rPr>
           <w:rFonts w:ascii="Georgia" w:hAnsi="Georgia"/>
         </w:rPr>
-        <w:t xml:space="preserve">that the algorithm </w:t>
-      </w:r>
-      <w:r>
-        <w:rPr>
-          <w:rFonts w:ascii="Georgia" w:hAnsi="Georgia"/>
-        </w:rPr>
-        <w:t>iteratively finds the best homography by randomly sampling point subsets and measuring how well they fit the transformation</w:t>
-      </w:r>
-      <w:r>
-        <w:rPr>
-          <w:rFonts w:ascii="Georgia" w:hAnsi="Georgia"/>
-        </w:rPr>
-        <w:t>.</w:t>
+        <w:t>that the algorithm iteratively finds the best homography by randomly sampling point subsets and measuring how well they fit the transformation.</w:t>
       </w:r>
       <w:r>
         <w:rPr>
@@ -1092,7 +996,21 @@
         <w:rPr>
           <w:rFonts w:ascii="Georgia" w:hAnsi="Georgia"/>
         </w:rPr>
-        <w:t xml:space="preserve">The transformation types that can be captured by the homography are translation, rotation, scaling, and perspective changes. These cover the changes we assume will be present in the video we are processing. </w:t>
+        <w:t xml:space="preserve">The transformation types that can be captured by </w:t>
+      </w:r>
+      <w:proofErr w:type="gramStart"/>
+      <w:r>
+        <w:rPr>
+          <w:rFonts w:ascii="Georgia" w:hAnsi="Georgia"/>
+        </w:rPr>
+        <w:t>the homography</w:t>
+      </w:r>
+      <w:proofErr w:type="gramEnd"/>
+      <w:r>
+        <w:rPr>
+          <w:rFonts w:ascii="Georgia" w:hAnsi="Georgia"/>
+        </w:rPr>
+        <w:t xml:space="preserve"> are translation, rotation, scaling, and perspective changes. These cover the changes we assume will be present in the video we are processing. </w:t>
       </w:r>
     </w:p>
     <w:p>
@@ -1200,13 +1118,7 @@
         <w:rPr>
           <w:rFonts w:ascii="Georgia" w:hAnsi="Georgia"/>
         </w:rPr>
-        <w:t>we set</w:t>
-      </w:r>
-      <w:r>
-        <w:rPr>
-          <w:rFonts w:ascii="Georgia" w:hAnsi="Georgia"/>
-        </w:rPr>
-        <w:t xml:space="preserve"> the transformation matrix to the identity matrix (no motion), recognizing that insufficient feature</w:t>
+        <w:t>we set the transformation matrix to the identity matrix (no motion), recognizing that insufficient feature</w:t>
       </w:r>
       <w:r>
         <w:rPr>
@@ -1225,6 +1137,8 @@
       <w:pPr>
         <w:rPr>
           <w:rFonts w:ascii="Georgia" w:hAnsi="Georgia"/>
+          <w:sz w:val="26"/>
+          <w:szCs w:val="26"/>
         </w:rPr>
       </w:pPr>
       <w:r>
@@ -1232,6 +1146,8 @@
           <w:rFonts w:ascii="Georgia" w:hAnsi="Georgia"/>
           <w:b/>
           <w:bCs/>
+          <w:sz w:val="26"/>
+          <w:szCs w:val="26"/>
         </w:rPr>
         <w:t>Stage 4: Trajectory Smoothing</w:t>
       </w:r>
@@ -1264,7 +1180,21 @@
         <w:rPr>
           <w:rFonts w:ascii="Georgia" w:hAnsi="Georgia"/>
         </w:rPr>
-        <w:t>Raw homography estimates contain high-frequency noise causing visible jitter in stabilized video.</w:t>
+        <w:t xml:space="preserve">Raw homography estimates contain high-frequency noise causing visible </w:t>
+      </w:r>
+      <w:proofErr w:type="gramStart"/>
+      <w:r>
+        <w:rPr>
+          <w:rFonts w:ascii="Georgia" w:hAnsi="Georgia"/>
+        </w:rPr>
+        <w:t>jitter</w:t>
+      </w:r>
+      <w:proofErr w:type="gramEnd"/>
+      <w:r>
+        <w:rPr>
+          <w:rFonts w:ascii="Georgia" w:hAnsi="Georgia"/>
+        </w:rPr>
+        <w:t xml:space="preserve"> in stabilized video.</w:t>
       </w:r>
     </w:p>
     <w:p>
@@ -1301,97 +1231,21 @@
         <w:rPr>
           <w:rFonts w:ascii="Georgia" w:hAnsi="Georgia"/>
         </w:rPr>
-        <w:t xml:space="preserve">We implemented a moving average smoothing method that works like a low-pass filter to remove camera shake while keeping smooth movements. Since each homography matrix has 9 elements that represent different motion, we treat each element as a separate </w:t>
-      </w:r>
-      <w:r>
-        <w:rPr>
-          <w:rFonts w:ascii="Georgia" w:hAnsi="Georgia"/>
-        </w:rPr>
-        <w:t>series</w:t>
-      </w:r>
-      <w:r>
-        <w:rPr>
-          <w:rFonts w:ascii="Georgia" w:hAnsi="Georgia"/>
-        </w:rPr>
-        <w:t xml:space="preserve"> over time and smooth it individually. For each frame, we take the current value plus 50 frames before and 50 frames after it, average all 101 values together, and use that as our smoothed result</w:t>
-      </w:r>
-      <w:r>
-        <w:rPr>
-          <w:rFonts w:ascii="Georgia" w:hAnsi="Georgia"/>
-        </w:rPr>
-        <w:t xml:space="preserve">. </w:t>
-      </w:r>
-      <w:r>
-        <w:rPr>
-          <w:rFonts w:ascii="Georgia" w:hAnsi="Georgia"/>
-        </w:rPr>
-        <w:t xml:space="preserve">The </w:t>
-      </w:r>
-      <w:r>
-        <w:rPr>
-          <w:rFonts w:ascii="Georgia" w:hAnsi="Georgia"/>
-        </w:rPr>
-        <w:t>reason this works, is</w:t>
-      </w:r>
-      <w:r>
-        <w:rPr>
-          <w:rFonts w:ascii="Georgia" w:hAnsi="Georgia"/>
-        </w:rPr>
-        <w:t xml:space="preserve"> </w:t>
-      </w:r>
-      <w:r>
-        <w:rPr>
-          <w:rFonts w:ascii="Georgia" w:hAnsi="Georgia"/>
-        </w:rPr>
-        <w:t xml:space="preserve">that </w:t>
-      </w:r>
-      <w:r>
-        <w:rPr>
-          <w:rFonts w:ascii="Georgia" w:hAnsi="Georgia"/>
-        </w:rPr>
-        <w:t xml:space="preserve">camera shake happens </w:t>
-      </w:r>
-      <w:r>
-        <w:rPr>
-          <w:rFonts w:ascii="Georgia" w:hAnsi="Georgia"/>
-        </w:rPr>
-        <w:t>in quick bursts</w:t>
-      </w:r>
-      <w:r>
-        <w:rPr>
-          <w:rFonts w:ascii="Georgia" w:hAnsi="Georgia"/>
-        </w:rPr>
-        <w:t xml:space="preserve">, while intentional movements happen at </w:t>
-      </w:r>
-      <w:r>
-        <w:rPr>
-          <w:rFonts w:ascii="Georgia" w:hAnsi="Georgia"/>
-        </w:rPr>
-        <w:t>a slower rate</w:t>
-      </w:r>
-      <w:r>
-        <w:rPr>
-          <w:rFonts w:ascii="Georgia" w:hAnsi="Georgia"/>
-        </w:rPr>
-        <w:t xml:space="preserve">, so by averaging over a time window, we filter out the high-frequency noise while preserving the low-frequency signal we want. </w:t>
-      </w:r>
-      <w:r>
-        <w:rPr>
-          <w:rFonts w:ascii="Georgia" w:hAnsi="Georgia"/>
-        </w:rPr>
-        <w:t>We tried several</w:t>
-      </w:r>
-      <w:r>
-        <w:rPr>
-          <w:rFonts w:ascii="Georgia" w:hAnsi="Georgia"/>
-        </w:rPr>
-        <w:t xml:space="preserve"> </w:t>
-      </w:r>
-      <w:r>
-        <w:rPr>
-          <w:rFonts w:ascii="Georgia" w:hAnsi="Georgia"/>
-        </w:rPr>
-        <w:t xml:space="preserve">different and found that a </w:t>
+        <w:t xml:space="preserve">We implemented a moving average smoothing method that works like a low-pass filter to remove camera shake while keeping smooth movements. Since each homography matrix has 9 elements that represent different motion, we treat each element as a separate series over time and smooth it individually. For each frame, we take the current value plus 50 frames before and 50 frames after it, average all 101 values together, and use that as our smoothed result. The reason this </w:t>
+      </w:r>
+      <w:proofErr w:type="gramStart"/>
+      <w:r>
+        <w:rPr>
+          <w:rFonts w:ascii="Georgia" w:hAnsi="Georgia"/>
+        </w:rPr>
+        <w:t>works,</w:t>
+      </w:r>
+      <w:proofErr w:type="gramEnd"/>
+      <w:r>
+        <w:rPr>
+          <w:rFonts w:ascii="Georgia" w:hAnsi="Georgia"/>
+        </w:rPr>
+        <w:t xml:space="preserve"> is that camera shake happens in quick bursts, while intentional movements happen at a slower rate, so by averaging over a time window, we filter out the high-frequency noise while preserving the low-frequency signal we want. We tried several different and found that a </w:t>
       </w:r>
       <w:r>
         <w:rPr>
@@ -1448,37 +1302,21 @@
         <w:rPr>
           <w:rFonts w:ascii="Georgia" w:hAnsi="Georgia"/>
         </w:rPr>
-        <w:t xml:space="preserve">We implemented homography smoothing to create a smooth camera path from the </w:t>
-      </w:r>
-      <w:r>
-        <w:rPr>
-          <w:rFonts w:ascii="Georgia" w:hAnsi="Georgia"/>
-        </w:rPr>
-        <w:t>original</w:t>
-      </w:r>
-      <w:r>
-        <w:rPr>
-          <w:rFonts w:ascii="Georgia" w:hAnsi="Georgia"/>
-        </w:rPr>
-        <w:t xml:space="preserve"> jittery camera motion captured by the homographies. The process works by first computing cumulative transformations that represent the absolute camera position at each frame - we multiply each frame-to-frame homography with all previous ones to get the total camera </w:t>
-      </w:r>
-      <w:r>
-        <w:rPr>
-          <w:rFonts w:ascii="Georgia" w:hAnsi="Georgia"/>
-        </w:rPr>
-        <w:t>change</w:t>
-      </w:r>
-      <w:r>
-        <w:rPr>
-          <w:rFonts w:ascii="Georgia" w:hAnsi="Georgia"/>
-        </w:rPr>
-        <w:t xml:space="preserve"> from the starting position. Next, we apply the moving average filter to this cumulative trajectory to create a smoothed version that represents where we want the camera to have been moving ideally. Finally, for each frame, we compute a correction transformation by finding the difference between where the camera actually was and where it should have been, mathematically expressed as</w:t>
-      </w:r>
-      <w:r>
-        <w:rPr>
-          <w:rFonts w:ascii="Georgia" w:hAnsi="Georgia"/>
-        </w:rPr>
-        <w:t>:</w:t>
+        <w:t xml:space="preserve">We implemented homography smoothing to create a smooth camera path from the original jittery camera motion captured by the homographies. The process works by first computing cumulative transformations that represent the absolute camera position at each frame - we multiply each frame-to-frame homography with all previous ones to get the total camera change from the starting position. Next, we apply the moving average filter to this cumulative trajectory to create a smoothed version that represents where we want the camera to have been moving ideally. Finally, for each frame, we compute a correction transformation by finding the difference between where the camera </w:t>
+      </w:r>
+      <w:proofErr w:type="gramStart"/>
+      <w:r>
+        <w:rPr>
+          <w:rFonts w:ascii="Georgia" w:hAnsi="Georgia"/>
+        </w:rPr>
+        <w:t>actually was</w:t>
+      </w:r>
+      <w:proofErr w:type="gramEnd"/>
+      <w:r>
+        <w:rPr>
+          <w:rFonts w:ascii="Georgia" w:hAnsi="Georgia"/>
+        </w:rPr>
+        <w:t xml:space="preserve"> and where it should have been, mathematically expressed as:</w:t>
       </w:r>
     </w:p>
     <w:p>
@@ -1605,13 +1443,7 @@
         <w:rPr>
           <w:rFonts w:ascii="Georgia" w:hAnsi="Georgia"/>
         </w:rPr>
-        <w:t>This correction homography tells us exactly how to warp each frame to move it from its actual shaky position</w:t>
-      </w:r>
-      <w:r>
-        <w:rPr>
-          <w:rFonts w:ascii="Georgia" w:hAnsi="Georgia"/>
-        </w:rPr>
-        <w:t>.</w:t>
+        <w:t>This correction homography tells us exactly how to warp each frame to move it from its actual shaky position.</w:t>
       </w:r>
     </w:p>
     <w:p>
@@ -1627,6 +1459,8 @@
           <w:rFonts w:ascii="Georgia" w:hAnsi="Georgia"/>
           <w:b/>
           <w:bCs/>
+          <w:sz w:val="26"/>
+          <w:szCs w:val="26"/>
         </w:rPr>
       </w:pPr>
       <w:r>
@@ -1634,6 +1468,8 @@
           <w:rFonts w:ascii="Georgia" w:hAnsi="Georgia"/>
           <w:b/>
           <w:bCs/>
+          <w:sz w:val="26"/>
+          <w:szCs w:val="26"/>
         </w:rPr>
         <w:t>Stage 5: Frame Warping</w:t>
       </w:r>
@@ -1650,68 +1486,14 @@
         <w:rPr>
           <w:rFonts w:ascii="Georgia" w:hAnsi="Georgia"/>
         </w:rPr>
-        <w:t>We implemented frame warping to</w:t>
-      </w:r>
-      <w:r>
-        <w:rPr>
-          <w:rFonts w:ascii="Georgia" w:hAnsi="Georgia"/>
-        </w:rPr>
-        <w:t xml:space="preserve"> </w:t>
-      </w:r>
-      <w:r>
-        <w:rPr>
-          <w:rFonts w:ascii="Georgia" w:hAnsi="Georgia"/>
-        </w:rPr>
-        <w:t xml:space="preserve">apply the correction transformations and produce the final stabilized video frames. This process takes each original shaky frame and the corresponding correction homography, then uses cv2.warpPerspective to geometrically transform the image by mapping each pixel from its original location to a new corrected location according to the homography matrix. Since the homography represents a perspective transformation, pixels don't map to exact </w:t>
+        <w:t xml:space="preserve">We implemented frame warping to apply the correction transformations and produce the final stabilized video frames. This process takes each original shaky frame and the corresponding correction homography, then uses cv2.warpPerspective to geometrically transform the image by mapping each pixel from its original location to a new corrected location according to the homography matrix. Since the homography represents a perspective transformation, pixels don't map to exact </w:t>
       </w:r>
       <w:r>
         <w:rPr>
           <w:rFonts w:ascii="Georgia" w:hAnsi="Georgia"/>
         </w:rPr>
         <w:lastRenderedPageBreak/>
-        <w:t>integer coordinates in the output image, so we need interpolation to determine what color values to assign to the output pixels</w:t>
-      </w:r>
-      <w:r>
-        <w:rPr>
-          <w:rFonts w:ascii="Georgia" w:hAnsi="Georgia"/>
-        </w:rPr>
-        <w:t>.</w:t>
-      </w:r>
-      <w:r>
-        <w:rPr>
-          <w:rFonts w:ascii="Georgia" w:hAnsi="Georgia"/>
-        </w:rPr>
-        <w:t xml:space="preserve"> </w:t>
-      </w:r>
-      <w:r>
-        <w:rPr>
-          <w:rFonts w:ascii="Georgia" w:hAnsi="Georgia"/>
-        </w:rPr>
-        <w:t>W</w:t>
-      </w:r>
-      <w:r>
-        <w:rPr>
-          <w:rFonts w:ascii="Georgia" w:hAnsi="Georgia"/>
-        </w:rPr>
-        <w:t>e use</w:t>
-      </w:r>
-      <w:r>
-        <w:rPr>
-          <w:rFonts w:ascii="Georgia" w:hAnsi="Georgia"/>
-        </w:rPr>
-        <w:t>d</w:t>
-      </w:r>
-      <w:r>
-        <w:rPr>
-          <w:rFonts w:ascii="Georgia" w:hAnsi="Georgia"/>
-        </w:rPr>
-        <w:t xml:space="preserve"> bilinear interpolation which takes a weighted average of the four nearest neighboring pixels. The warping process inevitably creates situations where the transformed image doesn't completely fill the output frame boundaries, leaving empty regions at the edges, so we handle this using border replication which extends the nearest edge pixels to fill these gaps</w:t>
-      </w:r>
-      <w:r>
-        <w:rPr>
-          <w:rFonts w:ascii="Georgia" w:hAnsi="Georgia"/>
-        </w:rPr>
-        <w:t>.</w:t>
+        <w:t>integer coordinates in the output image, so we need interpolation to determine what color values to assign to the output pixels. We used bilinear interpolation which takes a weighted average of the four nearest neighboring pixels. The warping process inevitably creates situations where the transformed image doesn't completely fill the output frame boundaries, leaving empty regions at the edges, so we handle this using border replication which extends the nearest edge pixels to fill these gaps.</w:t>
       </w:r>
       <w:r>
         <w:rPr>
@@ -1721,6 +1503,15 @@
         </w:rPr>
         <w:t xml:space="preserve"> </w:t>
       </w:r>
+    </w:p>
+    <w:p>
+      <w:pPr>
+        <w:rPr>
+          <w:rFonts w:ascii="Georgia" w:hAnsi="Georgia"/>
+          <w:b/>
+          <w:bCs/>
+        </w:rPr>
+      </w:pPr>
     </w:p>
     <w:p>
       <w:pPr>
@@ -1799,10 +1590,54 @@
     </w:p>
     <w:p>
       <w:pPr>
+        <w:ind w:left="1440"/>
+        <w:rPr>
+          <w:rFonts w:ascii="Georgia" w:hAnsi="Georgia"/>
+        </w:rPr>
+      </w:pPr>
+    </w:p>
+    <w:p>
+      <w:pPr>
+        <w:rPr>
+          <w:rFonts w:ascii="Georgia" w:hAnsi="Georgia"/>
+        </w:rPr>
+      </w:pPr>
+      <w:r>
+        <w:rPr>
+          <w:rFonts w:ascii="Georgia" w:hAnsi="Georgia"/>
+        </w:rPr>
+        <w:br w:type="page"/>
+      </w:r>
+    </w:p>
+    <w:p>
+      <w:pPr>
+        <w:rPr>
+          <w:rFonts w:ascii="Georgia" w:hAnsi="Georgia"/>
+          <w:sz w:val="32"/>
+          <w:szCs w:val="32"/>
+          <w:highlight w:val="yellow"/>
+        </w:rPr>
+      </w:pPr>
+      <w:r>
         <w:rPr>
           <w:rFonts w:ascii="Georgia" w:hAnsi="Georgia"/>
           <w:b/>
           <w:bCs/>
+          <w:sz w:val="32"/>
+          <w:szCs w:val="32"/>
+          <w:highlight w:val="yellow"/>
+        </w:rPr>
+        <w:lastRenderedPageBreak/>
+        <w:t>Background Subtraction</w:t>
+      </w:r>
+    </w:p>
+    <w:p>
+      <w:pPr>
+        <w:rPr>
+          <w:rFonts w:ascii="Georgia" w:hAnsi="Georgia"/>
+          <w:sz w:val="26"/>
+          <w:szCs w:val="26"/>
+          <w:highlight w:val="yellow"/>
         </w:rPr>
       </w:pPr>
       <w:r>
@@ -1810,18 +1645,81 @@
           <w:rFonts w:ascii="Georgia" w:hAnsi="Georgia"/>
           <w:b/>
           <w:bCs/>
-        </w:rPr>
-        <w:t>Parameter Trade-offs</w:t>
+          <w:sz w:val="26"/>
+          <w:szCs w:val="26"/>
+          <w:highlight w:val="yellow"/>
+        </w:rPr>
+        <w:t>Overview</w:t>
+      </w:r>
+    </w:p>
+    <w:p>
+      <w:pPr>
+        <w:rPr>
+          <w:rFonts w:ascii="Georgia" w:hAnsi="Georgia"/>
+          <w:highlight w:val="yellow"/>
+        </w:rPr>
+      </w:pPr>
+      <w:r>
+        <w:rPr>
+          <w:rFonts w:ascii="Georgia" w:hAnsi="Georgia"/>
+          <w:highlight w:val="yellow"/>
+        </w:rPr>
+        <w:t>Our implementation of background subtraction follows a multi-stage statistical approach that combines modern background modeling with morphological processing and statistical refinement to separate the walking person from the background scene.</w:t>
+      </w:r>
+    </w:p>
+    <w:p>
+      <w:pPr>
+        <w:rPr>
+          <w:rFonts w:ascii="Georgia" w:hAnsi="Georgia"/>
+          <w:highlight w:val="yellow"/>
+        </w:rPr>
+      </w:pPr>
+    </w:p>
+    <w:p>
+      <w:pPr>
+        <w:rPr>
+          <w:rFonts w:ascii="Georgia" w:hAnsi="Georgia"/>
+          <w:sz w:val="26"/>
+          <w:szCs w:val="26"/>
+          <w:highlight w:val="yellow"/>
+        </w:rPr>
+      </w:pPr>
+      <w:r>
+        <w:rPr>
+          <w:rFonts w:ascii="Georgia" w:hAnsi="Georgia"/>
+          <w:b/>
+          <w:bCs/>
+          <w:sz w:val="26"/>
+          <w:szCs w:val="26"/>
+          <w:highlight w:val="yellow"/>
+        </w:rPr>
+        <w:t>Algorithm Pipeline</w:t>
+      </w:r>
+    </w:p>
+    <w:p>
+      <w:pPr>
+        <w:rPr>
+          <w:rFonts w:ascii="Georgia" w:hAnsi="Georgia"/>
+          <w:highlight w:val="yellow"/>
+        </w:rPr>
+      </w:pPr>
+      <w:r>
+        <w:rPr>
+          <w:rFonts w:ascii="Georgia" w:hAnsi="Georgia"/>
+          <w:highlight w:val="yellow"/>
+        </w:rPr>
+        <w:t>The background subtraction process consists of five main stages:</w:t>
       </w:r>
     </w:p>
     <w:p>
       <w:pPr>
         <w:numPr>
           <w:ilvl w:val="0"/>
-          <w:numId w:val="19"/>
+          <w:numId w:val="21"/>
         </w:numPr>
         <w:rPr>
           <w:rFonts w:ascii="Georgia" w:hAnsi="Georgia"/>
+          <w:highlight w:val="yellow"/>
         </w:rPr>
       </w:pPr>
       <w:r>
@@ -1829,8 +1727,3017 @@
           <w:rFonts w:ascii="Georgia" w:hAnsi="Georgia"/>
           <w:b/>
           <w:bCs/>
-        </w:rPr>
-        <w:t>Smoothing Radius</w:t>
+          <w:highlight w:val="yellow"/>
+        </w:rPr>
+        <w:t>Initial Mask Generation</w:t>
+      </w:r>
+      <w:r>
+        <w:rPr>
+          <w:rFonts w:ascii="Georgia" w:hAnsi="Georgia"/>
+          <w:highlight w:val="yellow"/>
+        </w:rPr>
+        <w:t xml:space="preserve"> - KNN-based background modeling on HSV channels</w:t>
+      </w:r>
+    </w:p>
+    <w:p>
+      <w:pPr>
+        <w:numPr>
+          <w:ilvl w:val="0"/>
+          <w:numId w:val="21"/>
+        </w:numPr>
+        <w:rPr>
+          <w:rFonts w:ascii="Georgia" w:hAnsi="Georgia"/>
+          <w:highlight w:val="yellow"/>
+        </w:rPr>
+      </w:pPr>
+      <w:r>
+        <w:rPr>
+          <w:rFonts w:ascii="Georgia" w:hAnsi="Georgia"/>
+          <w:b/>
+          <w:bCs/>
+          <w:highlight w:val="yellow"/>
+        </w:rPr>
+        <w:t>Mask Improvement</w:t>
+      </w:r>
+      <w:r>
+        <w:rPr>
+          <w:rFonts w:ascii="Georgia" w:hAnsi="Georgia"/>
+          <w:highlight w:val="yellow"/>
+        </w:rPr>
+        <w:t xml:space="preserve"> - Blue channel filtering and morphological operations</w:t>
+      </w:r>
+    </w:p>
+    <w:p>
+      <w:pPr>
+        <w:numPr>
+          <w:ilvl w:val="0"/>
+          <w:numId w:val="21"/>
+        </w:numPr>
+        <w:rPr>
+          <w:rFonts w:ascii="Georgia" w:hAnsi="Georgia"/>
+          <w:highlight w:val="yellow"/>
+        </w:rPr>
+      </w:pPr>
+      <w:r>
+        <w:rPr>
+          <w:rFonts w:ascii="Georgia" w:hAnsi="Georgia"/>
+          <w:b/>
+          <w:bCs/>
+          <w:highlight w:val="yellow"/>
+        </w:rPr>
+        <w:t>Statistical Learning</w:t>
+      </w:r>
+      <w:r>
+        <w:rPr>
+          <w:rFonts w:ascii="Georgia" w:hAnsi="Georgia"/>
+          <w:highlight w:val="yellow"/>
+        </w:rPr>
+        <w:t xml:space="preserve"> - Collect foreground and background samples</w:t>
+      </w:r>
+    </w:p>
+    <w:p>
+      <w:pPr>
+        <w:numPr>
+          <w:ilvl w:val="0"/>
+          <w:numId w:val="21"/>
+        </w:numPr>
+        <w:rPr>
+          <w:rFonts w:ascii="Georgia" w:hAnsi="Georgia"/>
+          <w:highlight w:val="yellow"/>
+        </w:rPr>
+      </w:pPr>
+      <w:r>
+        <w:rPr>
+          <w:rFonts w:ascii="Georgia" w:hAnsi="Georgia"/>
+          <w:b/>
+          <w:bCs/>
+          <w:highlight w:val="yellow"/>
+        </w:rPr>
+        <w:t>KDE Refinement</w:t>
+      </w:r>
+      <w:r>
+        <w:rPr>
+          <w:rFonts w:ascii="Georgia" w:hAnsi="Georgia"/>
+          <w:highlight w:val="yellow"/>
+        </w:rPr>
+        <w:t xml:space="preserve"> - Probability-based pixel classification using Kernel Density Estimation</w:t>
+      </w:r>
+    </w:p>
+    <w:p>
+      <w:pPr>
+        <w:numPr>
+          <w:ilvl w:val="0"/>
+          <w:numId w:val="21"/>
+        </w:numPr>
+        <w:rPr>
+          <w:rFonts w:ascii="Georgia" w:hAnsi="Georgia"/>
+        </w:rPr>
+      </w:pPr>
+      <w:r>
+        <w:rPr>
+          <w:rFonts w:ascii="Georgia" w:hAnsi="Georgia"/>
+          <w:b/>
+          <w:bCs/>
+          <w:highlight w:val="yellow"/>
+        </w:rPr>
+        <w:t>Final Processing</w:t>
+      </w:r>
+      <w:r>
+        <w:rPr>
+          <w:rFonts w:ascii="Georgia" w:hAnsi="Georgia"/>
+          <w:highlight w:val="yellow"/>
+        </w:rPr>
+        <w:t xml:space="preserve"> - Generate binary masks and extracted frames</w:t>
+      </w:r>
+    </w:p>
+    <w:p>
+      <w:pPr>
+        <w:rPr>
+          <w:rFonts w:ascii="Georgia" w:hAnsi="Georgia"/>
+        </w:rPr>
+      </w:pPr>
+      <w:r>
+        <w:rPr>
+          <w:rFonts w:ascii="Georgia" w:hAnsi="Georgia"/>
+        </w:rPr>
+        <w:br w:type="page"/>
+      </w:r>
+    </w:p>
+    <w:p>
+      <w:pPr>
+        <w:rPr>
+          <w:rFonts w:ascii="Georgia" w:hAnsi="Georgia"/>
+          <w:sz w:val="32"/>
+          <w:szCs w:val="32"/>
+        </w:rPr>
+      </w:pPr>
+      <w:r>
+        <w:rPr>
+          <w:rFonts w:ascii="Georgia" w:hAnsi="Georgia"/>
+          <w:b/>
+          <w:bCs/>
+          <w:sz w:val="32"/>
+          <w:szCs w:val="32"/>
+        </w:rPr>
+        <w:lastRenderedPageBreak/>
+        <w:t>Image Matting</w:t>
+      </w:r>
+    </w:p>
+    <w:p>
+      <w:pPr>
+        <w:rPr>
+          <w:rFonts w:ascii="Georgia" w:hAnsi="Georgia"/>
+          <w:sz w:val="26"/>
+          <w:szCs w:val="26"/>
+        </w:rPr>
+      </w:pPr>
+      <w:r>
+        <w:rPr>
+          <w:rFonts w:ascii="Georgia" w:hAnsi="Georgia"/>
+          <w:b/>
+          <w:bCs/>
+          <w:sz w:val="26"/>
+          <w:szCs w:val="26"/>
+        </w:rPr>
+        <w:t>Overview</w:t>
+      </w:r>
+    </w:p>
+    <w:p>
+      <w:pPr>
+        <w:rPr>
+          <w:rFonts w:ascii="Georgia" w:hAnsi="Georgia"/>
+        </w:rPr>
+      </w:pPr>
+      <w:r>
+        <w:rPr>
+          <w:rFonts w:ascii="Georgia" w:hAnsi="Georgia"/>
+          <w:highlight w:val="yellow"/>
+        </w:rPr>
+        <w:t>Our implementation of image matting follows a classical alpha matting approach that smoothly composites the extracted person onto a new background with natural edge transitions. The algorithm combines distance-based alpha calculation with statistical color modelling to create realistic blending at object boundaries</w:t>
+      </w:r>
+      <w:r>
+        <w:rPr>
+          <w:rFonts w:ascii="Georgia" w:hAnsi="Georgia"/>
+        </w:rPr>
+        <w:t>.</w:t>
+      </w:r>
+    </w:p>
+    <w:p>
+      <w:pPr>
+        <w:rPr>
+          <w:rFonts w:ascii="Georgia" w:hAnsi="Georgia"/>
+        </w:rPr>
+      </w:pPr>
+    </w:p>
+    <w:p>
+      <w:pPr>
+        <w:rPr>
+          <w:rFonts w:ascii="Georgia" w:hAnsi="Georgia"/>
+          <w:sz w:val="26"/>
+          <w:szCs w:val="26"/>
+        </w:rPr>
+      </w:pPr>
+      <w:r>
+        <w:rPr>
+          <w:rFonts w:ascii="Georgia" w:hAnsi="Georgia"/>
+          <w:b/>
+          <w:bCs/>
+          <w:sz w:val="26"/>
+          <w:szCs w:val="26"/>
+        </w:rPr>
+        <w:t>Algorithm Pipeline</w:t>
+      </w:r>
+    </w:p>
+    <w:p>
+      <w:pPr>
+        <w:rPr>
+          <w:rFonts w:ascii="Georgia" w:hAnsi="Georgia"/>
+        </w:rPr>
+      </w:pPr>
+      <w:r>
+        <w:rPr>
+          <w:rFonts w:ascii="Georgia" w:hAnsi="Georgia"/>
+        </w:rPr>
+        <w:t>The matting process consists of four main stages:</w:t>
+      </w:r>
+    </w:p>
+    <w:p>
+      <w:pPr>
+        <w:numPr>
+          <w:ilvl w:val="0"/>
+          <w:numId w:val="22"/>
+        </w:numPr>
+        <w:rPr>
+          <w:rFonts w:ascii="Georgia" w:hAnsi="Georgia"/>
+        </w:rPr>
+      </w:pPr>
+      <w:r>
+        <w:rPr>
+          <w:rFonts w:ascii="Georgia" w:hAnsi="Georgia"/>
+          <w:b/>
+          <w:bCs/>
+        </w:rPr>
+        <w:t>Initial Region Classification</w:t>
+      </w:r>
+      <w:r>
+        <w:rPr>
+          <w:rFonts w:ascii="Georgia" w:hAnsi="Georgia"/>
+        </w:rPr>
+        <w:t xml:space="preserve"> – Creation of foreground and background regions from binary mask</w:t>
+      </w:r>
+    </w:p>
+    <w:p>
+      <w:pPr>
+        <w:numPr>
+          <w:ilvl w:val="0"/>
+          <w:numId w:val="22"/>
+        </w:numPr>
+        <w:rPr>
+          <w:rFonts w:ascii="Georgia" w:hAnsi="Georgia"/>
+        </w:rPr>
+      </w:pPr>
+      <w:r>
+        <w:rPr>
+          <w:rFonts w:ascii="Georgia" w:hAnsi="Georgia"/>
+          <w:b/>
+          <w:bCs/>
+        </w:rPr>
+        <w:t>Statistical Color Modeling</w:t>
+      </w:r>
+      <w:r>
+        <w:rPr>
+          <w:rFonts w:ascii="Georgia" w:hAnsi="Georgia"/>
+        </w:rPr>
+        <w:t xml:space="preserve"> – Building of probability density functions using KDE</w:t>
+      </w:r>
+    </w:p>
+    <w:p>
+      <w:pPr>
+        <w:numPr>
+          <w:ilvl w:val="0"/>
+          <w:numId w:val="22"/>
+        </w:numPr>
+        <w:rPr>
+          <w:rFonts w:ascii="Georgia" w:hAnsi="Georgia"/>
+        </w:rPr>
+      </w:pPr>
+      <w:r>
+        <w:rPr>
+          <w:rFonts w:ascii="Georgia" w:hAnsi="Georgia"/>
+          <w:b/>
+          <w:bCs/>
+        </w:rPr>
+        <w:t>Geodesic Distance Calculation</w:t>
+      </w:r>
+      <w:r>
+        <w:rPr>
+          <w:rFonts w:ascii="Georgia" w:hAnsi="Georgia"/>
+        </w:rPr>
+        <w:t xml:space="preserve"> – Computation of spatial distances for alpha values</w:t>
+      </w:r>
+    </w:p>
+    <w:p>
+      <w:pPr>
+        <w:numPr>
+          <w:ilvl w:val="0"/>
+          <w:numId w:val="22"/>
+        </w:numPr>
+        <w:rPr>
+          <w:rFonts w:ascii="Georgia" w:hAnsi="Georgia"/>
+        </w:rPr>
+      </w:pPr>
+      <w:r>
+        <w:rPr>
+          <w:rFonts w:ascii="Georgia" w:hAnsi="Georgia"/>
+          <w:b/>
+          <w:bCs/>
+        </w:rPr>
+        <w:t>Alpha Compositing</w:t>
+      </w:r>
+      <w:r>
+        <w:rPr>
+          <w:rFonts w:ascii="Georgia" w:hAnsi="Georgia"/>
+        </w:rPr>
+        <w:t xml:space="preserve"> – Blending of person onto new background in HSV space</w:t>
+      </w:r>
+    </w:p>
+    <w:p>
+      <w:pPr>
+        <w:ind w:left="720"/>
+        <w:rPr>
+          <w:rFonts w:ascii="Georgia" w:hAnsi="Georgia"/>
+        </w:rPr>
+      </w:pPr>
+    </w:p>
+    <w:p>
+      <w:pPr>
+        <w:rPr>
+          <w:rFonts w:ascii="Georgia" w:hAnsi="Georgia"/>
+          <w:sz w:val="26"/>
+          <w:szCs w:val="26"/>
+        </w:rPr>
+      </w:pPr>
+      <w:r>
+        <w:rPr>
+          <w:rFonts w:ascii="Georgia" w:hAnsi="Georgia"/>
+          <w:b/>
+          <w:bCs/>
+          <w:sz w:val="26"/>
+          <w:szCs w:val="26"/>
+        </w:rPr>
+        <w:t>Stage 1: Initial Region Classification</w:t>
+      </w:r>
+    </w:p>
+    <w:p>
+      <w:pPr>
+        <w:rPr>
+          <w:rFonts w:ascii="Georgia" w:hAnsi="Georgia"/>
+        </w:rPr>
+      </w:pPr>
+      <w:r>
+        <w:rPr>
+          <w:rFonts w:ascii="Georgia" w:hAnsi="Georgia"/>
+          <w:b/>
+          <w:bCs/>
+        </w:rPr>
+        <w:t>Region Mask Creation</w:t>
+      </w:r>
+    </w:p>
+    <w:p>
+      <w:pPr>
+        <w:rPr>
+          <w:rFonts w:ascii="Georgia" w:hAnsi="Georgia"/>
+        </w:rPr>
+      </w:pPr>
+      <w:r>
+        <w:rPr>
+          <w:rFonts w:ascii="Georgia" w:hAnsi="Georgia"/>
+        </w:rPr>
+        <w:t>We create initial foreground and background regions directly from the binary mask values:</w:t>
+      </w:r>
+    </w:p>
+    <w:p>
+      <w:pPr>
+        <w:rPr>
+          <w:rFonts w:ascii="Georgia" w:hAnsi="Georgia"/>
+          <w:highlight w:val="yellow"/>
+        </w:rPr>
+      </w:pPr>
+      <w:proofErr w:type="spellStart"/>
+      <w:r>
+        <w:rPr>
+          <w:rFonts w:ascii="Georgia" w:hAnsi="Georgia"/>
+          <w:highlight w:val="yellow"/>
+        </w:rPr>
+        <w:t>foreground_</w:t>
+      </w:r>
+      <w:proofErr w:type="gramStart"/>
+      <w:r>
+        <w:rPr>
+          <w:rFonts w:ascii="Georgia" w:hAnsi="Georgia"/>
+          <w:highlight w:val="yellow"/>
+        </w:rPr>
+        <w:t>region</w:t>
+      </w:r>
+      <w:proofErr w:type="spellEnd"/>
+      <w:r>
+        <w:rPr>
+          <w:rFonts w:ascii="Georgia" w:hAnsi="Georgia"/>
+          <w:highlight w:val="yellow"/>
+        </w:rPr>
+        <w:t>[</w:t>
+      </w:r>
+      <w:proofErr w:type="spellStart"/>
+      <w:proofErr w:type="gramEnd"/>
+      <w:r>
+        <w:rPr>
+          <w:rFonts w:ascii="Georgia" w:hAnsi="Georgia"/>
+          <w:highlight w:val="yellow"/>
+        </w:rPr>
+        <w:t>mask_grayscale</w:t>
+      </w:r>
+      <w:proofErr w:type="spellEnd"/>
+      <w:r>
+        <w:rPr>
+          <w:rFonts w:ascii="Georgia" w:hAnsi="Georgia"/>
+          <w:highlight w:val="yellow"/>
+        </w:rPr>
+        <w:t xml:space="preserve"> &gt;= 240] = </w:t>
+      </w:r>
+      <w:proofErr w:type="gramStart"/>
+      <w:r>
+        <w:rPr>
+          <w:rFonts w:ascii="Georgia" w:hAnsi="Georgia"/>
+          <w:highlight w:val="yellow"/>
+        </w:rPr>
+        <w:t xml:space="preserve">255  </w:t>
+      </w:r>
+      <w:r>
+        <w:rPr>
+          <w:rFonts w:ascii="Georgia" w:hAnsi="Georgia"/>
+          <w:i/>
+          <w:iCs/>
+          <w:highlight w:val="yellow"/>
+        </w:rPr>
+        <w:t>#</w:t>
+      </w:r>
+      <w:proofErr w:type="gramEnd"/>
+      <w:r>
+        <w:rPr>
+          <w:rFonts w:ascii="Georgia" w:hAnsi="Georgia"/>
+          <w:i/>
+          <w:iCs/>
+          <w:highlight w:val="yellow"/>
+        </w:rPr>
+        <w:t xml:space="preserve"> Near-white pixels = person</w:t>
+      </w:r>
+    </w:p>
+    <w:p>
+      <w:pPr>
+        <w:rPr>
+          <w:rFonts w:ascii="Georgia" w:hAnsi="Georgia"/>
+        </w:rPr>
+      </w:pPr>
+      <w:proofErr w:type="spellStart"/>
+      <w:r>
+        <w:rPr>
+          <w:rFonts w:ascii="Georgia" w:hAnsi="Georgia"/>
+          <w:highlight w:val="yellow"/>
+        </w:rPr>
+        <w:t>background_</w:t>
+      </w:r>
+      <w:proofErr w:type="gramStart"/>
+      <w:r>
+        <w:rPr>
+          <w:rFonts w:ascii="Georgia" w:hAnsi="Georgia"/>
+          <w:highlight w:val="yellow"/>
+        </w:rPr>
+        <w:t>region</w:t>
+      </w:r>
+      <w:proofErr w:type="spellEnd"/>
+      <w:r>
+        <w:rPr>
+          <w:rFonts w:ascii="Georgia" w:hAnsi="Georgia"/>
+          <w:highlight w:val="yellow"/>
+        </w:rPr>
+        <w:t>[</w:t>
+      </w:r>
+      <w:proofErr w:type="spellStart"/>
+      <w:proofErr w:type="gramEnd"/>
+      <w:r>
+        <w:rPr>
+          <w:rFonts w:ascii="Georgia" w:hAnsi="Georgia"/>
+          <w:highlight w:val="yellow"/>
+        </w:rPr>
+        <w:t>mask_grayscale</w:t>
+      </w:r>
+      <w:proofErr w:type="spellEnd"/>
+      <w:r>
+        <w:rPr>
+          <w:rFonts w:ascii="Georgia" w:hAnsi="Georgia"/>
+          <w:highlight w:val="yellow"/>
+        </w:rPr>
+        <w:t xml:space="preserve"> &lt;= 10] = 255   </w:t>
+      </w:r>
+      <w:r>
+        <w:rPr>
+          <w:rFonts w:ascii="Georgia" w:hAnsi="Georgia"/>
+          <w:i/>
+          <w:iCs/>
+          <w:highlight w:val="yellow"/>
+        </w:rPr>
+        <w:t># Near-black pixels = background</w:t>
+      </w:r>
+    </w:p>
+    <w:p>
+      <w:pPr>
+        <w:rPr>
+          <w:rFonts w:ascii="Georgia" w:hAnsi="Georgia"/>
+        </w:rPr>
+      </w:pPr>
+      <w:r>
+        <w:rPr>
+          <w:rFonts w:ascii="Georgia" w:hAnsi="Georgia"/>
+        </w:rPr>
+        <w:t>This gives us the pixels we're confident about, leaving the intermediate values as unknown regions where we need to compute alpha values.</w:t>
+      </w:r>
+    </w:p>
+    <w:p>
+      <w:pPr>
+        <w:rPr>
+          <w:rFonts w:ascii="Georgia" w:hAnsi="Georgia"/>
+        </w:rPr>
+      </w:pPr>
+    </w:p>
+    <w:p>
+      <w:pPr>
+        <w:rPr>
+          <w:rFonts w:ascii="Georgia" w:hAnsi="Georgia"/>
+          <w:sz w:val="26"/>
+          <w:szCs w:val="26"/>
+        </w:rPr>
+      </w:pPr>
+      <w:r>
+        <w:rPr>
+          <w:rFonts w:ascii="Georgia" w:hAnsi="Georgia"/>
+          <w:b/>
+          <w:bCs/>
+          <w:sz w:val="26"/>
+          <w:szCs w:val="26"/>
+        </w:rPr>
+        <w:t>Stage 2: Statistical Color Modeling</w:t>
+      </w:r>
+    </w:p>
+    <w:p>
+      <w:pPr>
+        <w:rPr>
+          <w:rFonts w:ascii="Georgia" w:hAnsi="Georgia"/>
+        </w:rPr>
+      </w:pPr>
+      <w:r>
+        <w:rPr>
+          <w:rFonts w:ascii="Georgia" w:hAnsi="Georgia"/>
+          <w:b/>
+          <w:bCs/>
+        </w:rPr>
+        <w:t>Color Probability Computation</w:t>
+      </w:r>
+    </w:p>
+    <w:p>
+      <w:pPr>
+        <w:rPr>
+          <w:rFonts w:ascii="Georgia" w:hAnsi="Georgia"/>
+        </w:rPr>
+      </w:pPr>
+      <w:r>
+        <w:rPr>
+          <w:rFonts w:ascii="Georgia" w:hAnsi="Georgia"/>
+        </w:rPr>
+        <w:t>We implemented the compute_region_probabilities</w:t>
+      </w:r>
+      <w:r>
+        <w:rPr>
+          <w:rFonts w:ascii="Georgia" w:hAnsi="Georgia"/>
+          <w:b/>
+          <w:bCs/>
+          <w:i/>
+          <w:iCs/>
+        </w:rPr>
+        <w:t xml:space="preserve"> </w:t>
+      </w:r>
+      <w:r>
+        <w:rPr>
+          <w:rFonts w:ascii="Georgia" w:hAnsi="Georgia"/>
+        </w:rPr>
+        <w:t>function which converts the input frame to HSV using cv2.cvtColor</w:t>
+      </w:r>
+      <w:r>
+        <w:rPr>
+          <w:rFonts w:ascii="Georgia" w:hAnsi="Georgia"/>
+        </w:rPr>
+        <w:t xml:space="preserve">, </w:t>
+      </w:r>
+      <w:r>
+        <w:rPr>
+          <w:rFonts w:ascii="Georgia" w:hAnsi="Georgia"/>
+        </w:rPr>
+        <w:t xml:space="preserve">then calls our </w:t>
+      </w:r>
+      <w:proofErr w:type="spellStart"/>
+      <w:r>
+        <w:rPr>
+          <w:rFonts w:ascii="Georgia" w:hAnsi="Georgia"/>
+        </w:rPr>
+        <w:t>estimate_color_densities</w:t>
+      </w:r>
+      <w:proofErr w:type="spellEnd"/>
+      <w:r>
+        <w:rPr>
+          <w:rFonts w:ascii="Georgia" w:hAnsi="Georgia"/>
+        </w:rPr>
+        <w:t xml:space="preserve"> function to build statistical models. The function returns probability </w:t>
+      </w:r>
+      <w:proofErr w:type="gramStart"/>
+      <w:r>
+        <w:rPr>
+          <w:rFonts w:ascii="Georgia" w:hAnsi="Georgia"/>
+        </w:rPr>
+        <w:t>maps</w:t>
+      </w:r>
+      <w:proofErr w:type="gramEnd"/>
+      <w:r>
+        <w:rPr>
+          <w:rFonts w:ascii="Georgia" w:hAnsi="Georgia"/>
+        </w:rPr>
+        <w:t xml:space="preserve"> and their </w:t>
+      </w:r>
+      <w:r>
+        <w:rPr>
+          <w:rFonts w:ascii="Georgia" w:hAnsi="Georgia"/>
+        </w:rPr>
+        <w:lastRenderedPageBreak/>
+        <w:t>gradients computed using cv2</w:t>
+      </w:r>
+      <w:proofErr w:type="gramStart"/>
+      <w:r>
+        <w:rPr>
+          <w:rFonts w:ascii="Georgia" w:hAnsi="Georgia"/>
+        </w:rPr>
+        <w:t>.Sobel</w:t>
+      </w:r>
+      <w:proofErr w:type="gramEnd"/>
+      <w:r>
+        <w:rPr>
+          <w:rFonts w:ascii="Georgia" w:hAnsi="Georgia"/>
+        </w:rPr>
+        <w:t xml:space="preserve"> with a 5x5 kernel for both foreground and background probabilities.</w:t>
+      </w:r>
+    </w:p>
+    <w:p>
+      <w:pPr>
+        <w:rPr>
+          <w:rFonts w:ascii="Georgia" w:hAnsi="Georgia"/>
+        </w:rPr>
+      </w:pPr>
+    </w:p>
+    <w:p>
+      <w:pPr>
+        <w:rPr>
+          <w:rFonts w:ascii="Georgia" w:hAnsi="Georgia"/>
+        </w:rPr>
+      </w:pPr>
+      <w:r>
+        <w:rPr>
+          <w:rFonts w:ascii="Georgia" w:hAnsi="Georgia"/>
+          <w:b/>
+          <w:bCs/>
+          <w:highlight w:val="yellow"/>
+        </w:rPr>
+        <w:t>Kernel Density Estimation</w:t>
+      </w:r>
+    </w:p>
+    <w:p>
+      <w:pPr>
+        <w:rPr>
+          <w:rFonts w:ascii="Georgia" w:hAnsi="Georgia"/>
+        </w:rPr>
+      </w:pPr>
+      <w:r>
+        <w:rPr>
+          <w:rFonts w:ascii="Georgia" w:hAnsi="Georgia"/>
+        </w:rPr>
+        <w:t xml:space="preserve">Our </w:t>
+      </w:r>
+      <w:proofErr w:type="spellStart"/>
+      <w:r>
+        <w:rPr>
+          <w:rFonts w:ascii="Georgia" w:hAnsi="Georgia"/>
+        </w:rPr>
+        <w:t>estimate_color_densities</w:t>
+      </w:r>
+      <w:proofErr w:type="spellEnd"/>
+      <w:r>
+        <w:rPr>
+          <w:rFonts w:ascii="Georgia" w:hAnsi="Georgia"/>
+        </w:rPr>
+        <w:t xml:space="preserve"> function uses cv2.resize to </w:t>
+      </w:r>
+      <w:proofErr w:type="spellStart"/>
+      <w:r>
+        <w:rPr>
+          <w:rFonts w:ascii="Georgia" w:hAnsi="Georgia"/>
+        </w:rPr>
+        <w:t>downsample</w:t>
+      </w:r>
+      <w:proofErr w:type="spellEnd"/>
+      <w:r>
+        <w:rPr>
+          <w:rFonts w:ascii="Georgia" w:hAnsi="Georgia"/>
+        </w:rPr>
+        <w:t xml:space="preserve"> the image by a factor of 4 for computational efficiency. It finds the center of the foreground object by computing the </w:t>
+      </w:r>
+      <w:proofErr w:type="gramStart"/>
+      <w:r>
+        <w:rPr>
+          <w:rFonts w:ascii="Georgia" w:hAnsi="Georgia"/>
+        </w:rPr>
+        <w:t>mean</w:t>
+      </w:r>
+      <w:proofErr w:type="gramEnd"/>
+      <w:r>
+        <w:rPr>
+          <w:rFonts w:ascii="Georgia" w:hAnsi="Georgia"/>
+        </w:rPr>
+        <w:t xml:space="preserve"> of pixel coordinates where the foreground mask equals 255, </w:t>
+      </w:r>
+      <w:r>
+        <w:rPr>
+          <w:rFonts w:ascii="Georgia" w:hAnsi="Georgia"/>
+        </w:rPr>
+        <w:t>takes a window</w:t>
+      </w:r>
+      <w:r>
+        <w:rPr>
+          <w:rFonts w:ascii="Georgia" w:hAnsi="Georgia"/>
+        </w:rPr>
+        <w:t xml:space="preserve"> around this center. We use cv2.split to extract the HSV channels, focusing on the saturation channel for color modeling.</w:t>
+      </w:r>
+    </w:p>
+    <w:p>
+      <w:pPr>
+        <w:rPr>
+          <w:rFonts w:ascii="Georgia" w:hAnsi="Georgia"/>
+        </w:rPr>
+      </w:pPr>
+      <w:r>
+        <w:rPr>
+          <w:rFonts w:ascii="Georgia" w:hAnsi="Georgia"/>
+        </w:rPr>
+        <w:t xml:space="preserve">The function calls our custom </w:t>
+      </w:r>
+      <w:proofErr w:type="spellStart"/>
+      <w:r>
+        <w:rPr>
+          <w:rFonts w:ascii="Georgia" w:hAnsi="Georgia"/>
+        </w:rPr>
+        <w:t>calculate_kde</w:t>
+      </w:r>
+      <w:proofErr w:type="spellEnd"/>
+      <w:r>
+        <w:rPr>
+          <w:rFonts w:ascii="Georgia" w:hAnsi="Georgia"/>
+        </w:rPr>
+        <w:t xml:space="preserve"> function which wraps </w:t>
+      </w:r>
+      <w:proofErr w:type="spellStart"/>
+      <w:proofErr w:type="gramStart"/>
+      <w:r>
+        <w:rPr>
+          <w:rFonts w:ascii="Georgia" w:hAnsi="Georgia"/>
+        </w:rPr>
+        <w:t>scipy.stats</w:t>
+      </w:r>
+      <w:proofErr w:type="gramEnd"/>
+      <w:r>
+        <w:rPr>
+          <w:rFonts w:ascii="Georgia" w:hAnsi="Georgia"/>
+        </w:rPr>
+        <w:t>.gaussian_kde</w:t>
+      </w:r>
+      <w:proofErr w:type="spellEnd"/>
+      <w:r>
+        <w:rPr>
+          <w:rFonts w:ascii="Georgia" w:hAnsi="Georgia"/>
+        </w:rPr>
+        <w:t xml:space="preserve"> with adaptive bandwidth:</w:t>
+      </w:r>
+    </w:p>
+    <w:p>
+      <w:pPr>
+        <w:rPr>
+          <w:rFonts w:ascii="Georgia" w:hAnsi="Georgia"/>
+        </w:rPr>
+      </w:pPr>
+      <w:r>
+        <w:rPr>
+          <w:rFonts w:ascii="Georgia" w:hAnsi="Georgia"/>
+        </w:rPr>
+        <w:t>python</w:t>
+      </w:r>
+    </w:p>
+    <w:p>
+      <w:pPr>
+        <w:rPr>
+          <w:rFonts w:ascii="Georgia" w:hAnsi="Georgia"/>
+        </w:rPr>
+      </w:pPr>
+      <w:proofErr w:type="spellStart"/>
+      <w:r>
+        <w:rPr>
+          <w:rFonts w:ascii="Georgia" w:hAnsi="Georgia"/>
+        </w:rPr>
+        <w:t>density_estimator</w:t>
+      </w:r>
+      <w:proofErr w:type="spellEnd"/>
+      <w:r>
+        <w:rPr>
+          <w:rFonts w:ascii="Georgia" w:hAnsi="Georgia"/>
+        </w:rPr>
+        <w:t xml:space="preserve"> = </w:t>
+      </w:r>
+      <w:proofErr w:type="spellStart"/>
+      <w:r>
+        <w:rPr>
+          <w:rFonts w:ascii="Georgia" w:hAnsi="Georgia"/>
+        </w:rPr>
+        <w:t>gaussian_</w:t>
+      </w:r>
+      <w:proofErr w:type="gramStart"/>
+      <w:r>
+        <w:rPr>
+          <w:rFonts w:ascii="Georgia" w:hAnsi="Georgia"/>
+        </w:rPr>
+        <w:t>kde</w:t>
+      </w:r>
+      <w:proofErr w:type="spellEnd"/>
+      <w:r>
+        <w:rPr>
+          <w:rFonts w:ascii="Georgia" w:hAnsi="Georgia"/>
+        </w:rPr>
+        <w:t>(</w:t>
+      </w:r>
+      <w:proofErr w:type="spellStart"/>
+      <w:proofErr w:type="gramEnd"/>
+      <w:r>
+        <w:rPr>
+          <w:rFonts w:ascii="Georgia" w:hAnsi="Georgia"/>
+        </w:rPr>
+        <w:t>data_values</w:t>
+      </w:r>
+      <w:proofErr w:type="spellEnd"/>
+      <w:r>
+        <w:rPr>
+          <w:rFonts w:ascii="Georgia" w:hAnsi="Georgia"/>
+        </w:rPr>
+        <w:t xml:space="preserve">, </w:t>
+      </w:r>
+      <w:proofErr w:type="spellStart"/>
+      <w:r>
+        <w:rPr>
+          <w:rFonts w:ascii="Georgia" w:hAnsi="Georgia"/>
+        </w:rPr>
+        <w:t>bw_method</w:t>
+      </w:r>
+      <w:proofErr w:type="spellEnd"/>
+      <w:r>
+        <w:rPr>
+          <w:rFonts w:ascii="Georgia" w:hAnsi="Georgia"/>
+        </w:rPr>
+        <w:t>=bandwidth / (</w:t>
+      </w:r>
+      <w:proofErr w:type="spellStart"/>
+      <w:r>
+        <w:rPr>
+          <w:rFonts w:ascii="Georgia" w:hAnsi="Georgia"/>
+        </w:rPr>
+        <w:t>data_values.std</w:t>
+      </w:r>
+      <w:proofErr w:type="spellEnd"/>
+      <w:r>
+        <w:rPr>
+          <w:rFonts w:ascii="Georgia" w:hAnsi="Georgia"/>
+        </w:rPr>
+        <w:t>(</w:t>
+      </w:r>
+      <w:proofErr w:type="spellStart"/>
+      <w:r>
+        <w:rPr>
+          <w:rFonts w:ascii="Georgia" w:hAnsi="Georgia"/>
+        </w:rPr>
+        <w:t>ddof</w:t>
+      </w:r>
+      <w:proofErr w:type="spellEnd"/>
+      <w:r>
+        <w:rPr>
+          <w:rFonts w:ascii="Georgia" w:hAnsi="Georgia"/>
+        </w:rPr>
+        <w:t>=1) + 1e-10))</w:t>
+      </w:r>
+    </w:p>
+    <w:p>
+      <w:pPr>
+        <w:rPr>
+          <w:rFonts w:ascii="Georgia" w:hAnsi="Georgia"/>
+        </w:rPr>
+      </w:pPr>
+      <w:r>
+        <w:rPr>
+          <w:rFonts w:ascii="Georgia" w:hAnsi="Georgia"/>
+          <w:b/>
+          <w:bCs/>
+        </w:rPr>
+        <w:t>Algorithm Parameters</w:t>
+      </w:r>
+    </w:p>
+    <w:p>
+      <w:pPr>
+        <w:numPr>
+          <w:ilvl w:val="0"/>
+          <w:numId w:val="23"/>
+        </w:numPr>
+        <w:rPr>
+          <w:rFonts w:ascii="Georgia" w:hAnsi="Georgia"/>
+        </w:rPr>
+      </w:pPr>
+      <w:proofErr w:type="spellStart"/>
+      <w:r>
+        <w:rPr>
+          <w:rFonts w:ascii="Georgia" w:hAnsi="Georgia"/>
+        </w:rPr>
+        <w:t>crop_vertical_radius</w:t>
+      </w:r>
+      <w:proofErr w:type="spellEnd"/>
+      <w:r>
+        <w:rPr>
+          <w:rFonts w:ascii="Georgia" w:hAnsi="Georgia"/>
+        </w:rPr>
+        <w:t xml:space="preserve"> = 600: Vertical extent of color sampling region</w:t>
+      </w:r>
+    </w:p>
+    <w:p>
+      <w:pPr>
+        <w:numPr>
+          <w:ilvl w:val="0"/>
+          <w:numId w:val="23"/>
+        </w:numPr>
+        <w:rPr>
+          <w:rFonts w:ascii="Georgia" w:hAnsi="Georgia"/>
+        </w:rPr>
+      </w:pPr>
+      <w:proofErr w:type="spellStart"/>
+      <w:r>
+        <w:rPr>
+          <w:rFonts w:ascii="Georgia" w:hAnsi="Georgia"/>
+        </w:rPr>
+        <w:t>crop_horizontal_radius</w:t>
+      </w:r>
+      <w:proofErr w:type="spellEnd"/>
+      <w:r>
+        <w:rPr>
+          <w:rFonts w:ascii="Georgia" w:hAnsi="Georgia"/>
+        </w:rPr>
+        <w:t xml:space="preserve"> = 200: Horizontal extent of color sampling region</w:t>
+      </w:r>
+    </w:p>
+    <w:p>
+      <w:pPr>
+        <w:numPr>
+          <w:ilvl w:val="0"/>
+          <w:numId w:val="23"/>
+        </w:numPr>
+        <w:rPr>
+          <w:rFonts w:ascii="Georgia" w:hAnsi="Georgia"/>
+        </w:rPr>
+      </w:pPr>
+      <w:r>
+        <w:rPr>
+          <w:rFonts w:ascii="Georgia" w:hAnsi="Georgia"/>
+        </w:rPr>
+        <w:t>bandwidth = 0.2: Base bandwidth parameter for KDE</w:t>
+      </w:r>
+    </w:p>
+    <w:p>
+      <w:pPr>
+        <w:rPr>
+          <w:rFonts w:ascii="Georgia" w:hAnsi="Georgia"/>
+        </w:rPr>
+      </w:pPr>
+      <w:r>
+        <w:rPr>
+          <w:rFonts w:ascii="Georgia" w:hAnsi="Georgia"/>
+          <w:b/>
+          <w:bCs/>
+        </w:rPr>
+        <w:t>Stage 3: Geodesic Distance Calculation</w:t>
+      </w:r>
+    </w:p>
+    <w:p>
+      <w:pPr>
+        <w:rPr>
+          <w:rFonts w:ascii="Georgia" w:hAnsi="Georgia"/>
+        </w:rPr>
+      </w:pPr>
+      <w:r>
+        <w:rPr>
+          <w:rFonts w:ascii="Georgia" w:hAnsi="Georgia"/>
+          <w:b/>
+          <w:bCs/>
+        </w:rPr>
+        <w:t>Distance Transform Implementation</w:t>
+      </w:r>
+    </w:p>
+    <w:p>
+      <w:pPr>
+        <w:rPr>
+          <w:rFonts w:ascii="Georgia" w:hAnsi="Georgia"/>
+        </w:rPr>
+      </w:pPr>
+      <w:r>
+        <w:rPr>
+          <w:rFonts w:ascii="Georgia" w:hAnsi="Georgia"/>
+        </w:rPr>
+        <w:t xml:space="preserve">We implemented the </w:t>
+      </w:r>
+      <w:proofErr w:type="spellStart"/>
+      <w:r>
+        <w:rPr>
+          <w:rFonts w:ascii="Georgia" w:hAnsi="Georgia"/>
+        </w:rPr>
+        <w:t>calculate_geodesic_distance</w:t>
+      </w:r>
+      <w:proofErr w:type="spellEnd"/>
+      <w:r>
+        <w:rPr>
+          <w:rFonts w:ascii="Georgia" w:hAnsi="Georgia"/>
+        </w:rPr>
+        <w:t xml:space="preserve"> function which handles two cases. For simple scenes with no invalid regions (detected by </w:t>
+      </w:r>
+      <w:proofErr w:type="gramStart"/>
+      <w:r>
+        <w:rPr>
+          <w:rFonts w:ascii="Georgia" w:hAnsi="Georgia"/>
+        </w:rPr>
+        <w:t>our</w:t>
+      </w:r>
+      <w:proofErr w:type="gramEnd"/>
+      <w:r>
+        <w:rPr>
+          <w:rFonts w:ascii="Georgia" w:hAnsi="Georgia"/>
+        </w:rPr>
+        <w:t xml:space="preserve"> </w:t>
+      </w:r>
+      <w:proofErr w:type="spellStart"/>
+      <w:r>
+        <w:rPr>
+          <w:rFonts w:ascii="Georgia" w:hAnsi="Georgia"/>
+        </w:rPr>
+        <w:t>detect_missing_mask</w:t>
+      </w:r>
+      <w:proofErr w:type="spellEnd"/>
+      <w:r>
+        <w:rPr>
+          <w:rFonts w:ascii="Georgia" w:hAnsi="Georgia"/>
+        </w:rPr>
+        <w:t xml:space="preserve"> function), we use </w:t>
+      </w:r>
+      <w:proofErr w:type="spellStart"/>
+      <w:proofErr w:type="gramStart"/>
+      <w:r>
+        <w:rPr>
+          <w:rFonts w:ascii="Georgia" w:hAnsi="Georgia"/>
+        </w:rPr>
+        <w:t>scipy.ndimage</w:t>
+      </w:r>
+      <w:proofErr w:type="gramEnd"/>
+      <w:r>
+        <w:rPr>
+          <w:rFonts w:ascii="Georgia" w:hAnsi="Georgia"/>
+        </w:rPr>
+        <w:t>.distance_transform_edt</w:t>
+      </w:r>
+      <w:proofErr w:type="spellEnd"/>
+      <w:r>
+        <w:rPr>
+          <w:rFonts w:ascii="Georgia" w:hAnsi="Georgia"/>
+        </w:rPr>
+        <w:t xml:space="preserve"> which efficiently computes Euclidean distance transforms. For complex scenes, we use our custom iterative propagation algorithm.</w:t>
+      </w:r>
+    </w:p>
+    <w:p>
+      <w:pPr>
+        <w:rPr>
+          <w:rFonts w:ascii="Georgia" w:hAnsi="Georgia"/>
+        </w:rPr>
+      </w:pPr>
+      <w:r>
+        <w:rPr>
+          <w:rFonts w:ascii="Georgia" w:hAnsi="Georgia"/>
+          <w:b/>
+          <w:bCs/>
+        </w:rPr>
+        <w:t>Custom Distance Propagation</w:t>
+      </w:r>
+    </w:p>
+    <w:p>
+      <w:pPr>
+        <w:rPr>
+          <w:rFonts w:ascii="Georgia" w:hAnsi="Georgia"/>
+        </w:rPr>
+      </w:pPr>
+      <w:r>
+        <w:rPr>
+          <w:rFonts w:ascii="Georgia" w:hAnsi="Georgia"/>
+        </w:rPr>
+        <w:t>For complex cases, we implemented two nested helper functions:</w:t>
+      </w:r>
+    </w:p>
+    <w:p>
+      <w:pPr>
+        <w:rPr>
+          <w:rFonts w:ascii="Georgia" w:hAnsi="Georgia"/>
+        </w:rPr>
+      </w:pPr>
+      <w:proofErr w:type="spellStart"/>
+      <w:r>
+        <w:rPr>
+          <w:rFonts w:ascii="Georgia" w:hAnsi="Georgia"/>
+          <w:b/>
+          <w:bCs/>
+        </w:rPr>
+        <w:t>shift_image_direction</w:t>
+      </w:r>
+      <w:proofErr w:type="spellEnd"/>
+      <w:r>
+        <w:rPr>
+          <w:rFonts w:ascii="Georgia" w:hAnsi="Georgia"/>
+          <w:b/>
+          <w:bCs/>
+        </w:rPr>
+        <w:t xml:space="preserve"> Function</w:t>
+      </w:r>
+      <w:r>
+        <w:rPr>
+          <w:rFonts w:ascii="Georgia" w:hAnsi="Georgia"/>
+        </w:rPr>
+        <w:t xml:space="preserve">: This function shifts the distance map in 8 directions (north, south, east, west, northeast, northwest, southeast, southwest) using </w:t>
+      </w:r>
+      <w:proofErr w:type="spellStart"/>
+      <w:proofErr w:type="gramStart"/>
+      <w:r>
+        <w:rPr>
+          <w:rFonts w:ascii="Georgia" w:hAnsi="Georgia"/>
+        </w:rPr>
+        <w:t>np.roll</w:t>
+      </w:r>
+      <w:proofErr w:type="spellEnd"/>
+      <w:proofErr w:type="gramEnd"/>
+      <w:r>
+        <w:rPr>
+          <w:rFonts w:ascii="Georgia" w:hAnsi="Georgia"/>
+        </w:rPr>
+        <w:t xml:space="preserve"> operations. For diagonal directions, it applies two sequential shifts.</w:t>
+      </w:r>
+    </w:p>
+    <w:p>
+      <w:pPr>
+        <w:rPr>
+          <w:rFonts w:ascii="Georgia" w:hAnsi="Georgia"/>
+        </w:rPr>
+      </w:pPr>
+      <w:proofErr w:type="spellStart"/>
+      <w:r>
+        <w:rPr>
+          <w:rFonts w:ascii="Georgia" w:hAnsi="Georgia"/>
+          <w:b/>
+          <w:bCs/>
+        </w:rPr>
+        <w:t>perform_expansion_iteration</w:t>
+      </w:r>
+      <w:proofErr w:type="spellEnd"/>
+      <w:r>
+        <w:rPr>
+          <w:rFonts w:ascii="Georgia" w:hAnsi="Georgia"/>
+          <w:b/>
+          <w:bCs/>
+        </w:rPr>
+        <w:t xml:space="preserve"> Function</w:t>
+      </w:r>
+      <w:r>
+        <w:rPr>
+          <w:rFonts w:ascii="Georgia" w:hAnsi="Georgia"/>
+        </w:rPr>
+        <w:t xml:space="preserve">: This implements the core distance propagation by calling </w:t>
+      </w:r>
+      <w:proofErr w:type="spellStart"/>
+      <w:r>
+        <w:rPr>
+          <w:rFonts w:ascii="Georgia" w:hAnsi="Georgia"/>
+        </w:rPr>
+        <w:t>shift_image_direction</w:t>
+      </w:r>
+      <w:proofErr w:type="spellEnd"/>
+      <w:r>
+        <w:rPr>
+          <w:rFonts w:ascii="Georgia" w:hAnsi="Georgia"/>
+        </w:rPr>
+        <w:t xml:space="preserve"> for all 8 directions with costs of 1 for cardinal directions and √2 for diagonal directions, then taking the minimum result across all directions using </w:t>
+      </w:r>
+      <w:proofErr w:type="spellStart"/>
+      <w:proofErr w:type="gramStart"/>
+      <w:r>
+        <w:rPr>
+          <w:rFonts w:ascii="Georgia" w:hAnsi="Georgia"/>
+        </w:rPr>
+        <w:t>np.minimum</w:t>
+      </w:r>
+      <w:proofErr w:type="spellEnd"/>
+      <w:proofErr w:type="gramEnd"/>
+      <w:r>
+        <w:rPr>
+          <w:rFonts w:ascii="Georgia" w:hAnsi="Georgia"/>
+        </w:rPr>
+        <w:t>.</w:t>
+      </w:r>
+    </w:p>
+    <w:p>
+      <w:pPr>
+        <w:rPr>
+          <w:rFonts w:ascii="Georgia" w:hAnsi="Georgia"/>
+        </w:rPr>
+      </w:pPr>
+      <w:r>
+        <w:rPr>
+          <w:rFonts w:ascii="Georgia" w:hAnsi="Georgia"/>
+          <w:b/>
+          <w:bCs/>
+        </w:rPr>
+        <w:t>Iterative Distance Propagation</w:t>
+      </w:r>
+    </w:p>
+    <w:p>
+      <w:pPr>
+        <w:rPr>
+          <w:rFonts w:ascii="Georgia" w:hAnsi="Georgia"/>
+        </w:rPr>
+      </w:pPr>
+      <w:r>
+        <w:rPr>
+          <w:rFonts w:ascii="Georgia" w:hAnsi="Georgia"/>
+        </w:rPr>
+        <w:lastRenderedPageBreak/>
+        <w:t xml:space="preserve">The main algorithm runs up to 1000 iterations, updating the distance map and checking for convergence using </w:t>
+      </w:r>
+      <w:proofErr w:type="spellStart"/>
+      <w:proofErr w:type="gramStart"/>
+      <w:r>
+        <w:rPr>
+          <w:rFonts w:ascii="Georgia" w:hAnsi="Georgia"/>
+        </w:rPr>
+        <w:t>np.allclose</w:t>
+      </w:r>
+      <w:proofErr w:type="spellEnd"/>
+      <w:proofErr w:type="gramEnd"/>
+      <w:r>
+        <w:rPr>
+          <w:rFonts w:ascii="Georgia" w:hAnsi="Georgia"/>
+        </w:rPr>
+        <w:t>. This iterative approach propagates distances from seed points following the image structure.</w:t>
+      </w:r>
+    </w:p>
+    <w:p>
+      <w:pPr>
+        <w:rPr>
+          <w:rFonts w:ascii="Georgia" w:hAnsi="Georgia"/>
+        </w:rPr>
+      </w:pPr>
+      <w:r>
+        <w:rPr>
+          <w:rFonts w:ascii="Georgia" w:hAnsi="Georgia"/>
+          <w:b/>
+          <w:bCs/>
+        </w:rPr>
+        <w:t>Two-Phase Refinement</w:t>
+      </w:r>
+    </w:p>
+    <w:p>
+      <w:pPr>
+        <w:rPr>
+          <w:rFonts w:ascii="Georgia" w:hAnsi="Georgia"/>
+        </w:rPr>
+      </w:pPr>
+      <w:r>
+        <w:rPr>
+          <w:rFonts w:ascii="Georgia" w:hAnsi="Georgia"/>
+        </w:rPr>
+        <w:t>The algorithm runs distance calculation twice:</w:t>
+      </w:r>
+    </w:p>
+    <w:p>
+      <w:pPr>
+        <w:numPr>
+          <w:ilvl w:val="0"/>
+          <w:numId w:val="24"/>
+        </w:numPr>
+        <w:rPr>
+          <w:rFonts w:ascii="Georgia" w:hAnsi="Georgia"/>
+        </w:rPr>
+      </w:pPr>
+      <w:r>
+        <w:rPr>
+          <w:rFonts w:ascii="Georgia" w:hAnsi="Georgia"/>
+          <w:b/>
+          <w:bCs/>
+        </w:rPr>
+        <w:t>Phase 1</w:t>
+      </w:r>
+      <w:r>
+        <w:rPr>
+          <w:rFonts w:ascii="Georgia" w:hAnsi="Georgia"/>
+        </w:rPr>
+        <w:t xml:space="preserve">: Initial computation generates a </w:t>
+      </w:r>
+      <w:proofErr w:type="spellStart"/>
+      <w:r>
+        <w:rPr>
+          <w:rFonts w:ascii="Georgia" w:hAnsi="Georgia"/>
+        </w:rPr>
+        <w:t>trimap</w:t>
+      </w:r>
+      <w:proofErr w:type="spellEnd"/>
+      <w:r>
+        <w:rPr>
+          <w:rFonts w:ascii="Georgia" w:hAnsi="Georgia"/>
+        </w:rPr>
+        <w:t xml:space="preserve"> using distance differences</w:t>
+      </w:r>
+    </w:p>
+    <w:p>
+      <w:pPr>
+        <w:numPr>
+          <w:ilvl w:val="0"/>
+          <w:numId w:val="24"/>
+        </w:numPr>
+        <w:rPr>
+          <w:rFonts w:ascii="Georgia" w:hAnsi="Georgia"/>
+        </w:rPr>
+      </w:pPr>
+      <w:r>
+        <w:rPr>
+          <w:rFonts w:ascii="Georgia" w:hAnsi="Georgia"/>
+          <w:b/>
+          <w:bCs/>
+        </w:rPr>
+        <w:t>Phase 2</w:t>
+      </w:r>
+      <w:r>
+        <w:rPr>
+          <w:rFonts w:ascii="Georgia" w:hAnsi="Georgia"/>
+        </w:rPr>
+        <w:t>: Refined computation on updated regions for better accuracy</w:t>
+      </w:r>
+    </w:p>
+    <w:p>
+      <w:pPr>
+        <w:rPr>
+          <w:rFonts w:ascii="Georgia" w:hAnsi="Georgia"/>
+        </w:rPr>
+      </w:pPr>
+      <w:proofErr w:type="spellStart"/>
+      <w:r>
+        <w:rPr>
+          <w:rFonts w:ascii="Georgia" w:hAnsi="Georgia"/>
+          <w:b/>
+          <w:bCs/>
+        </w:rPr>
+        <w:t>Trimap</w:t>
+      </w:r>
+      <w:proofErr w:type="spellEnd"/>
+      <w:r>
+        <w:rPr>
+          <w:rFonts w:ascii="Georgia" w:hAnsi="Georgia"/>
+          <w:b/>
+          <w:bCs/>
+        </w:rPr>
+        <w:t xml:space="preserve"> Generation from Distance Differences</w:t>
+      </w:r>
+    </w:p>
+    <w:p>
+      <w:pPr>
+        <w:rPr>
+          <w:rFonts w:ascii="Georgia" w:hAnsi="Georgia"/>
+        </w:rPr>
+      </w:pPr>
+      <w:r>
+        <w:rPr>
+          <w:rFonts w:ascii="Georgia" w:hAnsi="Georgia"/>
+        </w:rPr>
+        <w:t xml:space="preserve">Between phases, we generate a </w:t>
+      </w:r>
+      <w:proofErr w:type="spellStart"/>
+      <w:r>
+        <w:rPr>
+          <w:rFonts w:ascii="Georgia" w:hAnsi="Georgia"/>
+        </w:rPr>
+        <w:t>trimap</w:t>
+      </w:r>
+      <w:proofErr w:type="spellEnd"/>
+      <w:r>
+        <w:rPr>
+          <w:rFonts w:ascii="Georgia" w:hAnsi="Georgia"/>
+        </w:rPr>
+        <w:t xml:space="preserve"> by comparing foreground and background distances:</w:t>
+      </w:r>
+    </w:p>
+    <w:p>
+      <w:pPr>
+        <w:rPr>
+          <w:rFonts w:ascii="Georgia" w:hAnsi="Georgia"/>
+        </w:rPr>
+      </w:pPr>
+      <w:r>
+        <w:rPr>
+          <w:rFonts w:ascii="Georgia" w:hAnsi="Georgia"/>
+        </w:rPr>
+        <w:t>python</w:t>
+      </w:r>
+    </w:p>
+    <w:p>
+      <w:pPr>
+        <w:rPr>
+          <w:rFonts w:ascii="Georgia" w:hAnsi="Georgia"/>
+        </w:rPr>
+      </w:pPr>
+      <w:proofErr w:type="spellStart"/>
+      <w:r>
+        <w:rPr>
+          <w:rFonts w:ascii="Georgia" w:hAnsi="Georgia"/>
+        </w:rPr>
+        <w:t>trimap_</w:t>
+      </w:r>
+      <w:proofErr w:type="gramStart"/>
+      <w:r>
+        <w:rPr>
+          <w:rFonts w:ascii="Georgia" w:hAnsi="Georgia"/>
+        </w:rPr>
+        <w:t>output</w:t>
+      </w:r>
+      <w:proofErr w:type="spellEnd"/>
+      <w:r>
+        <w:rPr>
+          <w:rFonts w:ascii="Georgia" w:hAnsi="Georgia"/>
+        </w:rPr>
+        <w:t>[</w:t>
+      </w:r>
+      <w:proofErr w:type="gramEnd"/>
+      <w:r>
+        <w:rPr>
+          <w:rFonts w:ascii="Georgia" w:hAnsi="Georgia"/>
+        </w:rPr>
+        <w:t>(</w:t>
+      </w:r>
+      <w:proofErr w:type="spellStart"/>
+      <w:r>
+        <w:rPr>
+          <w:rFonts w:ascii="Georgia" w:hAnsi="Georgia"/>
+        </w:rPr>
+        <w:t>fg_distance_map</w:t>
+      </w:r>
+      <w:proofErr w:type="spellEnd"/>
+      <w:r>
+        <w:rPr>
+          <w:rFonts w:ascii="Georgia" w:hAnsi="Georgia"/>
+        </w:rPr>
+        <w:t xml:space="preserve"> - </w:t>
+      </w:r>
+      <w:proofErr w:type="spellStart"/>
+      <w:r>
+        <w:rPr>
+          <w:rFonts w:ascii="Georgia" w:hAnsi="Georgia"/>
+        </w:rPr>
+        <w:t>bg_distance_map</w:t>
+      </w:r>
+      <w:proofErr w:type="spellEnd"/>
+      <w:r>
+        <w:rPr>
+          <w:rFonts w:ascii="Georgia" w:hAnsi="Georgia"/>
+        </w:rPr>
+        <w:t xml:space="preserve">) &gt; </w:t>
+      </w:r>
+      <w:proofErr w:type="spellStart"/>
+      <w:r>
+        <w:rPr>
+          <w:rFonts w:ascii="Georgia" w:hAnsi="Georgia"/>
+        </w:rPr>
+        <w:t>separation_threshold</w:t>
+      </w:r>
+      <w:proofErr w:type="spellEnd"/>
+      <w:r>
+        <w:rPr>
+          <w:rFonts w:ascii="Georgia" w:hAnsi="Georgia"/>
+        </w:rPr>
+        <w:t xml:space="preserve">] = 0        </w:t>
+      </w:r>
+      <w:r>
+        <w:rPr>
+          <w:rFonts w:ascii="Georgia" w:hAnsi="Georgia"/>
+          <w:i/>
+          <w:iCs/>
+        </w:rPr>
+        <w:t># Background</w:t>
+      </w:r>
+    </w:p>
+    <w:p>
+      <w:pPr>
+        <w:rPr>
+          <w:rFonts w:ascii="Georgia" w:hAnsi="Georgia"/>
+        </w:rPr>
+      </w:pPr>
+      <w:proofErr w:type="spellStart"/>
+      <w:r>
+        <w:rPr>
+          <w:rFonts w:ascii="Georgia" w:hAnsi="Georgia"/>
+        </w:rPr>
+        <w:t>trimap_</w:t>
+      </w:r>
+      <w:proofErr w:type="gramStart"/>
+      <w:r>
+        <w:rPr>
+          <w:rFonts w:ascii="Georgia" w:hAnsi="Georgia"/>
+        </w:rPr>
+        <w:t>output</w:t>
+      </w:r>
+      <w:proofErr w:type="spellEnd"/>
+      <w:r>
+        <w:rPr>
+          <w:rFonts w:ascii="Georgia" w:hAnsi="Georgia"/>
+        </w:rPr>
+        <w:t>[</w:t>
+      </w:r>
+      <w:proofErr w:type="gramEnd"/>
+      <w:r>
+        <w:rPr>
+          <w:rFonts w:ascii="Georgia" w:hAnsi="Georgia"/>
+        </w:rPr>
+        <w:t>(</w:t>
+      </w:r>
+      <w:proofErr w:type="spellStart"/>
+      <w:r>
+        <w:rPr>
+          <w:rFonts w:ascii="Georgia" w:hAnsi="Georgia"/>
+        </w:rPr>
+        <w:t>bg_distance_map</w:t>
+      </w:r>
+      <w:proofErr w:type="spellEnd"/>
+      <w:r>
+        <w:rPr>
+          <w:rFonts w:ascii="Georgia" w:hAnsi="Georgia"/>
+        </w:rPr>
+        <w:t xml:space="preserve"> - </w:t>
+      </w:r>
+      <w:proofErr w:type="spellStart"/>
+      <w:r>
+        <w:rPr>
+          <w:rFonts w:ascii="Georgia" w:hAnsi="Georgia"/>
+        </w:rPr>
+        <w:t>fg_distance_map</w:t>
+      </w:r>
+      <w:proofErr w:type="spellEnd"/>
+      <w:r>
+        <w:rPr>
+          <w:rFonts w:ascii="Georgia" w:hAnsi="Georgia"/>
+        </w:rPr>
+        <w:t xml:space="preserve">) &gt; </w:t>
+      </w:r>
+      <w:proofErr w:type="spellStart"/>
+      <w:r>
+        <w:rPr>
+          <w:rFonts w:ascii="Georgia" w:hAnsi="Georgia"/>
+        </w:rPr>
+        <w:t>separation_threshold</w:t>
+      </w:r>
+      <w:proofErr w:type="spellEnd"/>
+      <w:r>
+        <w:rPr>
+          <w:rFonts w:ascii="Georgia" w:hAnsi="Georgia"/>
+        </w:rPr>
+        <w:t xml:space="preserve">] = 255      </w:t>
+      </w:r>
+      <w:r>
+        <w:rPr>
+          <w:rFonts w:ascii="Georgia" w:hAnsi="Georgia"/>
+          <w:i/>
+          <w:iCs/>
+        </w:rPr>
+        <w:t xml:space="preserve"># Foreground  </w:t>
+      </w:r>
+    </w:p>
+    <w:p>
+      <w:pPr>
+        <w:rPr>
+          <w:rFonts w:ascii="Georgia" w:hAnsi="Georgia"/>
+        </w:rPr>
+      </w:pPr>
+      <w:proofErr w:type="spellStart"/>
+      <w:r>
+        <w:rPr>
+          <w:rFonts w:ascii="Georgia" w:hAnsi="Georgia"/>
+        </w:rPr>
+        <w:t>trimap_</w:t>
+      </w:r>
+      <w:proofErr w:type="gramStart"/>
+      <w:r>
+        <w:rPr>
+          <w:rFonts w:ascii="Georgia" w:hAnsi="Georgia"/>
+        </w:rPr>
+        <w:t>output</w:t>
+      </w:r>
+      <w:proofErr w:type="spellEnd"/>
+      <w:r>
+        <w:rPr>
+          <w:rFonts w:ascii="Georgia" w:hAnsi="Georgia"/>
+        </w:rPr>
+        <w:t>[abs(</w:t>
+      </w:r>
+      <w:proofErr w:type="spellStart"/>
+      <w:proofErr w:type="gramEnd"/>
+      <w:r>
+        <w:rPr>
+          <w:rFonts w:ascii="Georgia" w:hAnsi="Georgia"/>
+        </w:rPr>
+        <w:t>bg_distance_map</w:t>
+      </w:r>
+      <w:proofErr w:type="spellEnd"/>
+      <w:r>
+        <w:rPr>
+          <w:rFonts w:ascii="Georgia" w:hAnsi="Georgia"/>
+        </w:rPr>
+        <w:t xml:space="preserve"> - </w:t>
+      </w:r>
+      <w:proofErr w:type="spellStart"/>
+      <w:r>
+        <w:rPr>
+          <w:rFonts w:ascii="Georgia" w:hAnsi="Georgia"/>
+        </w:rPr>
+        <w:t>fg_distance_map</w:t>
+      </w:r>
+      <w:proofErr w:type="spellEnd"/>
+      <w:r>
+        <w:rPr>
+          <w:rFonts w:ascii="Georgia" w:hAnsi="Georgia"/>
+        </w:rPr>
+        <w:t xml:space="preserve">) &lt;= </w:t>
+      </w:r>
+      <w:proofErr w:type="spellStart"/>
+      <w:r>
+        <w:rPr>
+          <w:rFonts w:ascii="Georgia" w:hAnsi="Georgia"/>
+        </w:rPr>
+        <w:t>separation_threshold</w:t>
+      </w:r>
+      <w:proofErr w:type="spellEnd"/>
+      <w:r>
+        <w:rPr>
+          <w:rFonts w:ascii="Georgia" w:hAnsi="Georgia"/>
+        </w:rPr>
+        <w:t xml:space="preserve">] = </w:t>
+      </w:r>
+      <w:proofErr w:type="gramStart"/>
+      <w:r>
+        <w:rPr>
+          <w:rFonts w:ascii="Georgia" w:hAnsi="Georgia"/>
+        </w:rPr>
+        <w:t xml:space="preserve">128  </w:t>
+      </w:r>
+      <w:r>
+        <w:rPr>
+          <w:rFonts w:ascii="Georgia" w:hAnsi="Georgia"/>
+          <w:i/>
+          <w:iCs/>
+        </w:rPr>
+        <w:t>#</w:t>
+      </w:r>
+      <w:proofErr w:type="gramEnd"/>
+      <w:r>
+        <w:rPr>
+          <w:rFonts w:ascii="Georgia" w:hAnsi="Georgia"/>
+          <w:i/>
+          <w:iCs/>
+        </w:rPr>
+        <w:t xml:space="preserve"> Unknown</w:t>
+      </w:r>
+    </w:p>
+    <w:p>
+      <w:pPr>
+        <w:rPr>
+          <w:rFonts w:ascii="Georgia" w:hAnsi="Georgia"/>
+        </w:rPr>
+      </w:pPr>
+      <w:r>
+        <w:rPr>
+          <w:rFonts w:ascii="Georgia" w:hAnsi="Georgia"/>
+          <w:b/>
+          <w:bCs/>
+        </w:rPr>
+        <w:t>Algorithm Parameters</w:t>
+      </w:r>
+    </w:p>
+    <w:p>
+      <w:pPr>
+        <w:numPr>
+          <w:ilvl w:val="0"/>
+          <w:numId w:val="25"/>
+        </w:numPr>
+        <w:rPr>
+          <w:rFonts w:ascii="Georgia" w:hAnsi="Georgia"/>
+        </w:rPr>
+      </w:pPr>
+      <w:proofErr w:type="spellStart"/>
+      <w:r>
+        <w:rPr>
+          <w:rFonts w:ascii="Georgia" w:hAnsi="Georgia"/>
+        </w:rPr>
+        <w:t>distance_exponent</w:t>
+      </w:r>
+      <w:proofErr w:type="spellEnd"/>
+      <w:r>
+        <w:rPr>
+          <w:rFonts w:ascii="Georgia" w:hAnsi="Georgia"/>
+        </w:rPr>
+        <w:t xml:space="preserve"> = 1.2: Controls how quickly </w:t>
+      </w:r>
+      <w:proofErr w:type="gramStart"/>
+      <w:r>
+        <w:rPr>
+          <w:rFonts w:ascii="Georgia" w:hAnsi="Georgia"/>
+        </w:rPr>
+        <w:t>weights</w:t>
+      </w:r>
+      <w:proofErr w:type="gramEnd"/>
+      <w:r>
+        <w:rPr>
+          <w:rFonts w:ascii="Georgia" w:hAnsi="Georgia"/>
+        </w:rPr>
+        <w:t xml:space="preserve"> decrease with distance</w:t>
+      </w:r>
+    </w:p>
+    <w:p>
+      <w:pPr>
+        <w:numPr>
+          <w:ilvl w:val="0"/>
+          <w:numId w:val="25"/>
+        </w:numPr>
+        <w:rPr>
+          <w:rFonts w:ascii="Georgia" w:hAnsi="Georgia"/>
+        </w:rPr>
+      </w:pPr>
+      <w:proofErr w:type="spellStart"/>
+      <w:r>
+        <w:rPr>
+          <w:rFonts w:ascii="Georgia" w:hAnsi="Georgia"/>
+        </w:rPr>
+        <w:t>separation_threshold</w:t>
+      </w:r>
+      <w:proofErr w:type="spellEnd"/>
+      <w:r>
+        <w:rPr>
+          <w:rFonts w:ascii="Georgia" w:hAnsi="Georgia"/>
+        </w:rPr>
+        <w:t xml:space="preserve"> = 10: Threshold for </w:t>
+      </w:r>
+      <w:proofErr w:type="spellStart"/>
+      <w:r>
+        <w:rPr>
+          <w:rFonts w:ascii="Georgia" w:hAnsi="Georgia"/>
+        </w:rPr>
+        <w:t>trimap</w:t>
+      </w:r>
+      <w:proofErr w:type="spellEnd"/>
+      <w:r>
+        <w:rPr>
+          <w:rFonts w:ascii="Georgia" w:hAnsi="Georgia"/>
+        </w:rPr>
+        <w:t xml:space="preserve"> generation</w:t>
+      </w:r>
+    </w:p>
+    <w:p>
+      <w:pPr>
+        <w:numPr>
+          <w:ilvl w:val="0"/>
+          <w:numId w:val="25"/>
+        </w:numPr>
+        <w:rPr>
+          <w:rFonts w:ascii="Georgia" w:hAnsi="Georgia"/>
+        </w:rPr>
+      </w:pPr>
+      <w:proofErr w:type="spellStart"/>
+      <w:r>
+        <w:rPr>
+          <w:rFonts w:ascii="Georgia" w:hAnsi="Georgia"/>
+        </w:rPr>
+        <w:t>iteration_limit</w:t>
+      </w:r>
+      <w:proofErr w:type="spellEnd"/>
+      <w:r>
+        <w:rPr>
+          <w:rFonts w:ascii="Georgia" w:hAnsi="Georgia"/>
+        </w:rPr>
+        <w:t xml:space="preserve"> = 1000: Maximum iterations for distance propagation</w:t>
+      </w:r>
+    </w:p>
+    <w:p>
+      <w:pPr>
+        <w:rPr>
+          <w:rFonts w:ascii="Georgia" w:hAnsi="Georgia"/>
+        </w:rPr>
+      </w:pPr>
+      <w:r>
+        <w:rPr>
+          <w:rFonts w:ascii="Georgia" w:hAnsi="Georgia"/>
+          <w:b/>
+          <w:bCs/>
+        </w:rPr>
+        <w:t>Stage 4: Alpha Compositing</w:t>
+      </w:r>
+    </w:p>
+    <w:p>
+      <w:pPr>
+        <w:rPr>
+          <w:rFonts w:ascii="Georgia" w:hAnsi="Georgia"/>
+        </w:rPr>
+      </w:pPr>
+      <w:r>
+        <w:rPr>
+          <w:rFonts w:ascii="Georgia" w:hAnsi="Georgia"/>
+          <w:b/>
+          <w:bCs/>
+        </w:rPr>
+        <w:t>Weighted Alpha Calculation</w:t>
+      </w:r>
+    </w:p>
+    <w:p>
+      <w:pPr>
+        <w:rPr>
+          <w:rFonts w:ascii="Georgia" w:hAnsi="Georgia"/>
+        </w:rPr>
+      </w:pPr>
+      <w:r>
+        <w:rPr>
+          <w:rFonts w:ascii="Georgia" w:hAnsi="Georgia"/>
+        </w:rPr>
+        <w:t>The final alpha values combine both spatial (distance) and color (probability) information:</w:t>
+      </w:r>
+    </w:p>
+    <w:p>
+      <w:pPr>
+        <w:rPr>
+          <w:rFonts w:ascii="Georgia" w:hAnsi="Georgia"/>
+        </w:rPr>
+      </w:pPr>
+      <w:r>
+        <w:rPr>
+          <w:rFonts w:ascii="Georgia" w:hAnsi="Georgia"/>
+        </w:rPr>
+        <w:t>α=</w:t>
+      </w:r>
+      <w:proofErr w:type="spellStart"/>
+      <w:r>
+        <w:rPr>
+          <w:rFonts w:ascii="Georgia" w:hAnsi="Georgia"/>
+        </w:rPr>
+        <w:t>wfgwfg+wbg</w:t>
+      </w:r>
+      <w:proofErr w:type="spellEnd"/>
+      <w:r>
+        <w:rPr>
+          <w:rFonts w:ascii="Georgia" w:hAnsi="Georgia"/>
+        </w:rPr>
+        <w:t>+</w:t>
+      </w:r>
+      <w:r>
+        <w:rPr>
+          <w:rFonts w:ascii="Cambria" w:hAnsi="Cambria" w:cs="Cambria"/>
+        </w:rPr>
+        <w:t>ϵ</w:t>
+      </w:r>
+      <w:r>
+        <w:rPr>
+          <w:rFonts w:ascii="Georgia" w:hAnsi="Georgia"/>
+        </w:rPr>
+        <w:t>\alpha = \frac{w_{</w:t>
+      </w:r>
+      <w:proofErr w:type="spellStart"/>
+      <w:r>
+        <w:rPr>
+          <w:rFonts w:ascii="Georgia" w:hAnsi="Georgia"/>
+        </w:rPr>
+        <w:t>fg</w:t>
+      </w:r>
+      <w:proofErr w:type="spellEnd"/>
+      <w:proofErr w:type="gramStart"/>
+      <w:r>
+        <w:rPr>
+          <w:rFonts w:ascii="Georgia" w:hAnsi="Georgia"/>
+        </w:rPr>
+        <w:t>}}{</w:t>
+      </w:r>
+      <w:proofErr w:type="gramEnd"/>
+      <w:r>
+        <w:rPr>
+          <w:rFonts w:ascii="Georgia" w:hAnsi="Georgia"/>
+        </w:rPr>
+        <w:t>w_{</w:t>
+      </w:r>
+      <w:proofErr w:type="spellStart"/>
+      <w:r>
+        <w:rPr>
+          <w:rFonts w:ascii="Georgia" w:hAnsi="Georgia"/>
+        </w:rPr>
+        <w:t>fg</w:t>
+      </w:r>
+      <w:proofErr w:type="spellEnd"/>
+      <w:r>
+        <w:rPr>
+          <w:rFonts w:ascii="Georgia" w:hAnsi="Georgia"/>
+        </w:rPr>
+        <w:t>} + w_{</w:t>
+      </w:r>
+      <w:proofErr w:type="spellStart"/>
+      <w:r>
+        <w:rPr>
+          <w:rFonts w:ascii="Georgia" w:hAnsi="Georgia"/>
+        </w:rPr>
+        <w:t>bg</w:t>
+      </w:r>
+      <w:proofErr w:type="spellEnd"/>
+      <w:r>
+        <w:rPr>
+          <w:rFonts w:ascii="Georgia" w:hAnsi="Georgia"/>
+        </w:rPr>
+        <w:t>} + \</w:t>
+      </w:r>
+      <w:proofErr w:type="gramStart"/>
+      <w:r>
+        <w:rPr>
+          <w:rFonts w:ascii="Georgia" w:hAnsi="Georgia"/>
+        </w:rPr>
+        <w:t>epsilon}α</w:t>
+      </w:r>
+      <w:proofErr w:type="gramEnd"/>
+      <w:r>
+        <w:rPr>
+          <w:rFonts w:ascii="Georgia" w:hAnsi="Georgia"/>
+        </w:rPr>
+        <w:t>=</w:t>
+      </w:r>
+      <w:proofErr w:type="spellStart"/>
+      <w:r>
+        <w:rPr>
+          <w:rFonts w:ascii="Georgia" w:hAnsi="Georgia"/>
+        </w:rPr>
+        <w:t>wfg</w:t>
+      </w:r>
+      <w:proofErr w:type="spellEnd"/>
+      <w:r>
+        <w:rPr>
+          <w:rFonts w:ascii="Times New Roman" w:hAnsi="Times New Roman" w:cs="Times New Roman"/>
+        </w:rPr>
+        <w:t>​</w:t>
+      </w:r>
+      <w:r>
+        <w:rPr>
+          <w:rFonts w:ascii="Georgia" w:hAnsi="Georgia"/>
+        </w:rPr>
+        <w:t>+</w:t>
+      </w:r>
+      <w:proofErr w:type="spellStart"/>
+      <w:r>
+        <w:rPr>
+          <w:rFonts w:ascii="Georgia" w:hAnsi="Georgia"/>
+        </w:rPr>
+        <w:t>wbg</w:t>
+      </w:r>
+      <w:proofErr w:type="spellEnd"/>
+      <w:r>
+        <w:rPr>
+          <w:rFonts w:ascii="Times New Roman" w:hAnsi="Times New Roman" w:cs="Times New Roman"/>
+        </w:rPr>
+        <w:t>​</w:t>
+      </w:r>
+      <w:r>
+        <w:rPr>
+          <w:rFonts w:ascii="Georgia" w:hAnsi="Georgia"/>
+        </w:rPr>
+        <w:t>+</w:t>
+      </w:r>
+      <w:r>
+        <w:rPr>
+          <w:rFonts w:ascii="Cambria" w:hAnsi="Cambria" w:cs="Cambria"/>
+        </w:rPr>
+        <w:t>ϵ</w:t>
+      </w:r>
+      <w:proofErr w:type="spellStart"/>
+      <w:r>
+        <w:rPr>
+          <w:rFonts w:ascii="Georgia" w:hAnsi="Georgia"/>
+        </w:rPr>
+        <w:t>wfg</w:t>
+      </w:r>
+      <w:proofErr w:type="spellEnd"/>
+      <w:r>
+        <w:rPr>
+          <w:rFonts w:ascii="Times New Roman" w:hAnsi="Times New Roman" w:cs="Times New Roman"/>
+        </w:rPr>
+        <w:t>​​</w:t>
+      </w:r>
+    </w:p>
+    <w:p>
+      <w:pPr>
+        <w:rPr>
+          <w:rFonts w:ascii="Georgia" w:hAnsi="Georgia"/>
+        </w:rPr>
+      </w:pPr>
+      <w:r>
+        <w:rPr>
+          <w:rFonts w:ascii="Georgia" w:hAnsi="Georgia"/>
+        </w:rPr>
+        <w:t>Where:</w:t>
+      </w:r>
+    </w:p>
+    <w:p>
+      <w:pPr>
+        <w:rPr>
+          <w:rFonts w:ascii="Georgia" w:hAnsi="Georgia"/>
+        </w:rPr>
+      </w:pPr>
+      <w:r>
+        <w:rPr>
+          <w:rFonts w:ascii="Georgia" w:hAnsi="Georgia"/>
+        </w:rPr>
+        <w:t>python</w:t>
+      </w:r>
+    </w:p>
+    <w:p>
+      <w:pPr>
+        <w:rPr>
+          <w:rFonts w:ascii="Georgia" w:hAnsi="Georgia"/>
+        </w:rPr>
+      </w:pPr>
+      <w:proofErr w:type="spellStart"/>
+      <w:r>
+        <w:rPr>
+          <w:rFonts w:ascii="Georgia" w:hAnsi="Georgia"/>
+        </w:rPr>
+        <w:t>foreground_weights</w:t>
+      </w:r>
+      <w:proofErr w:type="spellEnd"/>
+      <w:r>
+        <w:rPr>
+          <w:rFonts w:ascii="Georgia" w:hAnsi="Georgia"/>
+        </w:rPr>
+        <w:t xml:space="preserve"> = (</w:t>
+      </w:r>
+      <w:proofErr w:type="spellStart"/>
+      <w:r>
+        <w:rPr>
+          <w:rFonts w:ascii="Georgia" w:hAnsi="Georgia"/>
+        </w:rPr>
+        <w:t>fg_distance_map</w:t>
+      </w:r>
+      <w:proofErr w:type="spellEnd"/>
+      <w:r>
+        <w:rPr>
+          <w:rFonts w:ascii="Georgia" w:hAnsi="Georgia"/>
+        </w:rPr>
+        <w:t xml:space="preserve"> + epsilon) ** (-</w:t>
+      </w:r>
+      <w:proofErr w:type="spellStart"/>
+      <w:r>
+        <w:rPr>
+          <w:rFonts w:ascii="Georgia" w:hAnsi="Georgia"/>
+        </w:rPr>
+        <w:t>distance_exponent</w:t>
+      </w:r>
+      <w:proofErr w:type="spellEnd"/>
+      <w:r>
+        <w:rPr>
+          <w:rFonts w:ascii="Georgia" w:hAnsi="Georgia"/>
+        </w:rPr>
+        <w:t xml:space="preserve">) * </w:t>
+      </w:r>
+      <w:proofErr w:type="spellStart"/>
+      <w:r>
+        <w:rPr>
+          <w:rFonts w:ascii="Georgia" w:hAnsi="Georgia"/>
+        </w:rPr>
+        <w:t>fg_prob</w:t>
+      </w:r>
+      <w:proofErr w:type="spellEnd"/>
+    </w:p>
+    <w:p>
+      <w:pPr>
+        <w:rPr>
+          <w:rFonts w:ascii="Georgia" w:hAnsi="Georgia"/>
+        </w:rPr>
+      </w:pPr>
+      <w:proofErr w:type="spellStart"/>
+      <w:r>
+        <w:rPr>
+          <w:rFonts w:ascii="Georgia" w:hAnsi="Georgia"/>
+        </w:rPr>
+        <w:t>background_weights</w:t>
+      </w:r>
+      <w:proofErr w:type="spellEnd"/>
+      <w:r>
+        <w:rPr>
+          <w:rFonts w:ascii="Georgia" w:hAnsi="Georgia"/>
+        </w:rPr>
+        <w:t xml:space="preserve"> = (</w:t>
+      </w:r>
+      <w:proofErr w:type="spellStart"/>
+      <w:r>
+        <w:rPr>
+          <w:rFonts w:ascii="Georgia" w:hAnsi="Georgia"/>
+        </w:rPr>
+        <w:t>bg_distance_map</w:t>
+      </w:r>
+      <w:proofErr w:type="spellEnd"/>
+      <w:r>
+        <w:rPr>
+          <w:rFonts w:ascii="Georgia" w:hAnsi="Georgia"/>
+        </w:rPr>
+        <w:t xml:space="preserve"> + epsilon) ** (-</w:t>
+      </w:r>
+      <w:proofErr w:type="spellStart"/>
+      <w:r>
+        <w:rPr>
+          <w:rFonts w:ascii="Georgia" w:hAnsi="Georgia"/>
+        </w:rPr>
+        <w:t>distance_exponent</w:t>
+      </w:r>
+      <w:proofErr w:type="spellEnd"/>
+      <w:r>
+        <w:rPr>
+          <w:rFonts w:ascii="Georgia" w:hAnsi="Georgia"/>
+        </w:rPr>
+        <w:t xml:space="preserve">) * </w:t>
+      </w:r>
+      <w:proofErr w:type="spellStart"/>
+      <w:r>
+        <w:rPr>
+          <w:rFonts w:ascii="Georgia" w:hAnsi="Georgia"/>
+        </w:rPr>
+        <w:t>bg_prob</w:t>
+      </w:r>
+      <w:proofErr w:type="spellEnd"/>
+    </w:p>
+    <w:p>
+      <w:pPr>
+        <w:rPr>
+          <w:rFonts w:ascii="Georgia" w:hAnsi="Georgia"/>
+        </w:rPr>
+      </w:pPr>
+      <w:r>
+        <w:rPr>
+          <w:rFonts w:ascii="Georgia" w:hAnsi="Georgia"/>
+        </w:rPr>
+        <w:lastRenderedPageBreak/>
+        <w:t xml:space="preserve">We set definite regions directly: </w:t>
+      </w:r>
+      <w:proofErr w:type="spellStart"/>
+      <w:r>
+        <w:rPr>
+          <w:rFonts w:ascii="Georgia" w:hAnsi="Georgia"/>
+        </w:rPr>
+        <w:t>alpha_</w:t>
+      </w:r>
+      <w:proofErr w:type="gramStart"/>
+      <w:r>
+        <w:rPr>
+          <w:rFonts w:ascii="Georgia" w:hAnsi="Georgia"/>
+        </w:rPr>
+        <w:t>channel</w:t>
+      </w:r>
+      <w:proofErr w:type="spellEnd"/>
+      <w:r>
+        <w:rPr>
+          <w:rFonts w:ascii="Georgia" w:hAnsi="Georgia"/>
+        </w:rPr>
+        <w:t>[</w:t>
+      </w:r>
+      <w:proofErr w:type="spellStart"/>
+      <w:proofErr w:type="gramEnd"/>
+      <w:r>
+        <w:rPr>
+          <w:rFonts w:ascii="Georgia" w:hAnsi="Georgia"/>
+        </w:rPr>
+        <w:t>trimap_output</w:t>
+      </w:r>
+      <w:proofErr w:type="spellEnd"/>
+      <w:r>
+        <w:rPr>
+          <w:rFonts w:ascii="Georgia" w:hAnsi="Georgia"/>
+        </w:rPr>
+        <w:t xml:space="preserve"> == 255] = 1 for foreground and </w:t>
+      </w:r>
+      <w:proofErr w:type="spellStart"/>
+      <w:r>
+        <w:rPr>
+          <w:rFonts w:ascii="Georgia" w:hAnsi="Georgia"/>
+        </w:rPr>
+        <w:t>alpha_</w:t>
+      </w:r>
+      <w:proofErr w:type="gramStart"/>
+      <w:r>
+        <w:rPr>
+          <w:rFonts w:ascii="Georgia" w:hAnsi="Georgia"/>
+        </w:rPr>
+        <w:t>channel</w:t>
+      </w:r>
+      <w:proofErr w:type="spellEnd"/>
+      <w:r>
+        <w:rPr>
+          <w:rFonts w:ascii="Georgia" w:hAnsi="Georgia"/>
+        </w:rPr>
+        <w:t>[</w:t>
+      </w:r>
+      <w:proofErr w:type="spellStart"/>
+      <w:proofErr w:type="gramEnd"/>
+      <w:r>
+        <w:rPr>
+          <w:rFonts w:ascii="Georgia" w:hAnsi="Georgia"/>
+        </w:rPr>
+        <w:t>trimap_output</w:t>
+      </w:r>
+      <w:proofErr w:type="spellEnd"/>
+      <w:r>
+        <w:rPr>
+          <w:rFonts w:ascii="Georgia" w:hAnsi="Georgia"/>
+        </w:rPr>
+        <w:t xml:space="preserve"> == 0] = 0 for background.</w:t>
+      </w:r>
+    </w:p>
+    <w:p>
+      <w:pPr>
+        <w:rPr>
+          <w:rFonts w:ascii="Georgia" w:hAnsi="Georgia"/>
+        </w:rPr>
+      </w:pPr>
+      <w:r>
+        <w:rPr>
+          <w:rFonts w:ascii="Georgia" w:hAnsi="Georgia"/>
+          <w:b/>
+          <w:bCs/>
+        </w:rPr>
+        <w:t>HSV Color Space Blending</w:t>
+      </w:r>
+    </w:p>
+    <w:p>
+      <w:pPr>
+        <w:rPr>
+          <w:rFonts w:ascii="Georgia" w:hAnsi="Georgia"/>
+        </w:rPr>
+      </w:pPr>
+      <w:r>
+        <w:rPr>
+          <w:rFonts w:ascii="Georgia" w:hAnsi="Georgia"/>
+        </w:rPr>
+        <w:t>We perform compositing in HSV space by converting both the source frame and background using cv2.cvtColor to HSV, then applying standard alpha blending to each channel:</w:t>
+      </w:r>
+    </w:p>
+    <w:p>
+      <w:pPr>
+        <w:rPr>
+          <w:rFonts w:ascii="Georgia" w:hAnsi="Georgia"/>
+        </w:rPr>
+      </w:pPr>
+      <w:r>
+        <w:rPr>
+          <w:rFonts w:ascii="Georgia" w:hAnsi="Georgia"/>
+        </w:rPr>
+        <w:t>python</w:t>
+      </w:r>
+    </w:p>
+    <w:p>
+      <w:pPr>
+        <w:rPr>
+          <w:rFonts w:ascii="Georgia" w:hAnsi="Georgia"/>
+        </w:rPr>
+      </w:pPr>
+      <w:proofErr w:type="spellStart"/>
+      <w:r>
+        <w:rPr>
+          <w:rFonts w:ascii="Georgia" w:hAnsi="Georgia"/>
+        </w:rPr>
+        <w:t>composite_hsv</w:t>
+      </w:r>
+      <w:proofErr w:type="spellEnd"/>
+      <w:proofErr w:type="gramStart"/>
+      <w:r>
+        <w:rPr>
+          <w:rFonts w:ascii="Georgia" w:hAnsi="Georgia"/>
+        </w:rPr>
+        <w:t>[:,</w:t>
+      </w:r>
+      <w:proofErr w:type="gramEnd"/>
+      <w:r>
+        <w:rPr>
+          <w:rFonts w:ascii="Georgia" w:hAnsi="Georgia"/>
+        </w:rPr>
+        <w:t xml:space="preserve"> :, 0] = </w:t>
+      </w:r>
+      <w:proofErr w:type="spellStart"/>
+      <w:r>
+        <w:rPr>
+          <w:rFonts w:ascii="Georgia" w:hAnsi="Georgia"/>
+        </w:rPr>
+        <w:t>alpha_channel</w:t>
+      </w:r>
+      <w:proofErr w:type="spellEnd"/>
+      <w:r>
+        <w:rPr>
+          <w:rFonts w:ascii="Georgia" w:hAnsi="Georgia"/>
+        </w:rPr>
+        <w:t xml:space="preserve"> * </w:t>
+      </w:r>
+      <w:proofErr w:type="spellStart"/>
+      <w:r>
+        <w:rPr>
+          <w:rFonts w:ascii="Georgia" w:hAnsi="Georgia"/>
+        </w:rPr>
+        <w:t>source_hsv</w:t>
+      </w:r>
+      <w:proofErr w:type="spellEnd"/>
+      <w:proofErr w:type="gramStart"/>
+      <w:r>
+        <w:rPr>
+          <w:rFonts w:ascii="Georgia" w:hAnsi="Georgia"/>
+        </w:rPr>
+        <w:t>[:,</w:t>
+      </w:r>
+      <w:proofErr w:type="gramEnd"/>
+      <w:r>
+        <w:rPr>
+          <w:rFonts w:ascii="Georgia" w:hAnsi="Georgia"/>
+        </w:rPr>
+        <w:t xml:space="preserve"> :, 0] + (1 - </w:t>
+      </w:r>
+      <w:proofErr w:type="spellStart"/>
+      <w:r>
+        <w:rPr>
+          <w:rFonts w:ascii="Georgia" w:hAnsi="Georgia"/>
+        </w:rPr>
+        <w:t>alpha_channel</w:t>
+      </w:r>
+      <w:proofErr w:type="spellEnd"/>
+      <w:r>
+        <w:rPr>
+          <w:rFonts w:ascii="Georgia" w:hAnsi="Georgia"/>
+        </w:rPr>
+        <w:t xml:space="preserve">) * </w:t>
+      </w:r>
+      <w:proofErr w:type="spellStart"/>
+      <w:r>
+        <w:rPr>
+          <w:rFonts w:ascii="Georgia" w:hAnsi="Georgia"/>
+        </w:rPr>
+        <w:t>background_hsv</w:t>
+      </w:r>
+      <w:proofErr w:type="spellEnd"/>
+      <w:proofErr w:type="gramStart"/>
+      <w:r>
+        <w:rPr>
+          <w:rFonts w:ascii="Georgia" w:hAnsi="Georgia"/>
+        </w:rPr>
+        <w:t>[:,</w:t>
+      </w:r>
+      <w:proofErr w:type="gramEnd"/>
+      <w:r>
+        <w:rPr>
+          <w:rFonts w:ascii="Georgia" w:hAnsi="Georgia"/>
+        </w:rPr>
+        <w:t xml:space="preserve"> :, 0]</w:t>
+      </w:r>
+    </w:p>
+    <w:p>
+      <w:pPr>
+        <w:rPr>
+          <w:rFonts w:ascii="Georgia" w:hAnsi="Georgia"/>
+        </w:rPr>
+      </w:pPr>
+      <w:proofErr w:type="spellStart"/>
+      <w:r>
+        <w:rPr>
+          <w:rFonts w:ascii="Georgia" w:hAnsi="Georgia"/>
+        </w:rPr>
+        <w:t>composite_hsv</w:t>
+      </w:r>
+      <w:proofErr w:type="spellEnd"/>
+      <w:proofErr w:type="gramStart"/>
+      <w:r>
+        <w:rPr>
+          <w:rFonts w:ascii="Georgia" w:hAnsi="Georgia"/>
+        </w:rPr>
+        <w:t>[:,</w:t>
+      </w:r>
+      <w:proofErr w:type="gramEnd"/>
+      <w:r>
+        <w:rPr>
+          <w:rFonts w:ascii="Georgia" w:hAnsi="Georgia"/>
+        </w:rPr>
+        <w:t xml:space="preserve"> :, 1] = </w:t>
+      </w:r>
+      <w:proofErr w:type="spellStart"/>
+      <w:r>
+        <w:rPr>
+          <w:rFonts w:ascii="Georgia" w:hAnsi="Georgia"/>
+        </w:rPr>
+        <w:t>alpha_channel</w:t>
+      </w:r>
+      <w:proofErr w:type="spellEnd"/>
+      <w:r>
+        <w:rPr>
+          <w:rFonts w:ascii="Georgia" w:hAnsi="Georgia"/>
+        </w:rPr>
+        <w:t xml:space="preserve"> * </w:t>
+      </w:r>
+      <w:proofErr w:type="spellStart"/>
+      <w:r>
+        <w:rPr>
+          <w:rFonts w:ascii="Georgia" w:hAnsi="Georgia"/>
+        </w:rPr>
+        <w:t>source_hsv</w:t>
+      </w:r>
+      <w:proofErr w:type="spellEnd"/>
+      <w:proofErr w:type="gramStart"/>
+      <w:r>
+        <w:rPr>
+          <w:rFonts w:ascii="Georgia" w:hAnsi="Georgia"/>
+        </w:rPr>
+        <w:t>[:,</w:t>
+      </w:r>
+      <w:proofErr w:type="gramEnd"/>
+      <w:r>
+        <w:rPr>
+          <w:rFonts w:ascii="Georgia" w:hAnsi="Georgia"/>
+        </w:rPr>
+        <w:t xml:space="preserve"> :, 1] + (1 - </w:t>
+      </w:r>
+      <w:proofErr w:type="spellStart"/>
+      <w:r>
+        <w:rPr>
+          <w:rFonts w:ascii="Georgia" w:hAnsi="Georgia"/>
+        </w:rPr>
+        <w:t>alpha_channel</w:t>
+      </w:r>
+      <w:proofErr w:type="spellEnd"/>
+      <w:r>
+        <w:rPr>
+          <w:rFonts w:ascii="Georgia" w:hAnsi="Georgia"/>
+        </w:rPr>
+        <w:t xml:space="preserve">) * </w:t>
+      </w:r>
+      <w:proofErr w:type="spellStart"/>
+      <w:r>
+        <w:rPr>
+          <w:rFonts w:ascii="Georgia" w:hAnsi="Georgia"/>
+        </w:rPr>
+        <w:t>background_hsv</w:t>
+      </w:r>
+      <w:proofErr w:type="spellEnd"/>
+      <w:proofErr w:type="gramStart"/>
+      <w:r>
+        <w:rPr>
+          <w:rFonts w:ascii="Georgia" w:hAnsi="Georgia"/>
+        </w:rPr>
+        <w:t>[:,</w:t>
+      </w:r>
+      <w:proofErr w:type="gramEnd"/>
+      <w:r>
+        <w:rPr>
+          <w:rFonts w:ascii="Georgia" w:hAnsi="Georgia"/>
+        </w:rPr>
+        <w:t xml:space="preserve"> :, 1]</w:t>
+      </w:r>
+    </w:p>
+    <w:p>
+      <w:pPr>
+        <w:rPr>
+          <w:rFonts w:ascii="Georgia" w:hAnsi="Georgia"/>
+        </w:rPr>
+      </w:pPr>
+      <w:proofErr w:type="spellStart"/>
+      <w:r>
+        <w:rPr>
+          <w:rFonts w:ascii="Georgia" w:hAnsi="Georgia"/>
+        </w:rPr>
+        <w:t>composite_hsv</w:t>
+      </w:r>
+      <w:proofErr w:type="spellEnd"/>
+      <w:proofErr w:type="gramStart"/>
+      <w:r>
+        <w:rPr>
+          <w:rFonts w:ascii="Georgia" w:hAnsi="Georgia"/>
+        </w:rPr>
+        <w:t>[:,</w:t>
+      </w:r>
+      <w:proofErr w:type="gramEnd"/>
+      <w:r>
+        <w:rPr>
+          <w:rFonts w:ascii="Georgia" w:hAnsi="Georgia"/>
+        </w:rPr>
+        <w:t xml:space="preserve"> :, 2] = </w:t>
+      </w:r>
+      <w:proofErr w:type="spellStart"/>
+      <w:r>
+        <w:rPr>
+          <w:rFonts w:ascii="Georgia" w:hAnsi="Georgia"/>
+        </w:rPr>
+        <w:t>alpha_channel</w:t>
+      </w:r>
+      <w:proofErr w:type="spellEnd"/>
+      <w:r>
+        <w:rPr>
+          <w:rFonts w:ascii="Georgia" w:hAnsi="Georgia"/>
+        </w:rPr>
+        <w:t xml:space="preserve"> * </w:t>
+      </w:r>
+      <w:proofErr w:type="spellStart"/>
+      <w:r>
+        <w:rPr>
+          <w:rFonts w:ascii="Georgia" w:hAnsi="Georgia"/>
+        </w:rPr>
+        <w:t>source_hsv</w:t>
+      </w:r>
+      <w:proofErr w:type="spellEnd"/>
+      <w:proofErr w:type="gramStart"/>
+      <w:r>
+        <w:rPr>
+          <w:rFonts w:ascii="Georgia" w:hAnsi="Georgia"/>
+        </w:rPr>
+        <w:t>[:,</w:t>
+      </w:r>
+      <w:proofErr w:type="gramEnd"/>
+      <w:r>
+        <w:rPr>
+          <w:rFonts w:ascii="Georgia" w:hAnsi="Georgia"/>
+        </w:rPr>
+        <w:t xml:space="preserve"> :, 2] + (1 - </w:t>
+      </w:r>
+      <w:proofErr w:type="spellStart"/>
+      <w:r>
+        <w:rPr>
+          <w:rFonts w:ascii="Georgia" w:hAnsi="Georgia"/>
+        </w:rPr>
+        <w:t>alpha_channel</w:t>
+      </w:r>
+      <w:proofErr w:type="spellEnd"/>
+      <w:r>
+        <w:rPr>
+          <w:rFonts w:ascii="Georgia" w:hAnsi="Georgia"/>
+        </w:rPr>
+        <w:t xml:space="preserve">) * </w:t>
+      </w:r>
+      <w:proofErr w:type="spellStart"/>
+      <w:r>
+        <w:rPr>
+          <w:rFonts w:ascii="Georgia" w:hAnsi="Georgia"/>
+        </w:rPr>
+        <w:t>background_hsv</w:t>
+      </w:r>
+      <w:proofErr w:type="spellEnd"/>
+      <w:proofErr w:type="gramStart"/>
+      <w:r>
+        <w:rPr>
+          <w:rFonts w:ascii="Georgia" w:hAnsi="Georgia"/>
+        </w:rPr>
+        <w:t>[:,</w:t>
+      </w:r>
+      <w:proofErr w:type="gramEnd"/>
+      <w:r>
+        <w:rPr>
+          <w:rFonts w:ascii="Georgia" w:hAnsi="Georgia"/>
+        </w:rPr>
+        <w:t xml:space="preserve"> :, 2]</w:t>
+      </w:r>
+    </w:p>
+    <w:p>
+      <w:pPr>
+        <w:rPr>
+          <w:rFonts w:ascii="Georgia" w:hAnsi="Georgia"/>
+        </w:rPr>
+      </w:pPr>
+      <w:r>
+        <w:rPr>
+          <w:rFonts w:ascii="Georgia" w:hAnsi="Georgia"/>
+          <w:b/>
+          <w:bCs/>
+        </w:rPr>
+        <w:t>Output Generation</w:t>
+      </w:r>
+    </w:p>
+    <w:p>
+      <w:pPr>
+        <w:rPr>
+          <w:rFonts w:ascii="Georgia" w:hAnsi="Georgia"/>
+        </w:rPr>
+      </w:pPr>
+      <w:r>
+        <w:rPr>
+          <w:rFonts w:ascii="Georgia" w:hAnsi="Georgia"/>
+        </w:rPr>
+        <w:t>We generate two outputs:</w:t>
+      </w:r>
+    </w:p>
+    <w:p>
+      <w:pPr>
+        <w:numPr>
+          <w:ilvl w:val="0"/>
+          <w:numId w:val="26"/>
+        </w:numPr>
+        <w:rPr>
+          <w:rFonts w:ascii="Georgia" w:hAnsi="Georgia"/>
+        </w:rPr>
+      </w:pPr>
+      <w:r>
+        <w:rPr>
+          <w:rFonts w:ascii="Georgia" w:hAnsi="Georgia"/>
+          <w:b/>
+          <w:bCs/>
+        </w:rPr>
+        <w:t>Alpha frames</w:t>
+      </w:r>
+      <w:r>
+        <w:rPr>
+          <w:rFonts w:ascii="Georgia" w:hAnsi="Georgia"/>
+        </w:rPr>
+        <w:t>: Alpha values scaled to [0,255] using (</w:t>
+      </w:r>
+      <w:proofErr w:type="spellStart"/>
+      <w:r>
+        <w:rPr>
+          <w:rFonts w:ascii="Georgia" w:hAnsi="Georgia"/>
+        </w:rPr>
+        <w:t>alpha_channel</w:t>
+      </w:r>
+      <w:proofErr w:type="spellEnd"/>
+      <w:r>
+        <w:rPr>
+          <w:rFonts w:ascii="Georgia" w:hAnsi="Georgia"/>
+        </w:rPr>
+        <w:t xml:space="preserve"> * 255</w:t>
+      </w:r>
+      <w:proofErr w:type="gramStart"/>
+      <w:r>
+        <w:rPr>
+          <w:rFonts w:ascii="Georgia" w:hAnsi="Georgia"/>
+        </w:rPr>
+        <w:t>).</w:t>
+      </w:r>
+      <w:proofErr w:type="spellStart"/>
+      <w:r>
+        <w:rPr>
+          <w:rFonts w:ascii="Georgia" w:hAnsi="Georgia"/>
+        </w:rPr>
+        <w:t>astype</w:t>
+      </w:r>
+      <w:proofErr w:type="spellEnd"/>
+      <w:proofErr w:type="gramEnd"/>
+      <w:r>
+        <w:rPr>
+          <w:rFonts w:ascii="Georgia" w:hAnsi="Georgia"/>
+        </w:rPr>
+        <w:t>(</w:t>
+      </w:r>
+      <w:proofErr w:type="gramStart"/>
+      <w:r>
+        <w:rPr>
+          <w:rFonts w:ascii="Georgia" w:hAnsi="Georgia"/>
+        </w:rPr>
+        <w:t>np.uint</w:t>
+      </w:r>
+      <w:proofErr w:type="gramEnd"/>
+      <w:r>
+        <w:rPr>
+          <w:rFonts w:ascii="Georgia" w:hAnsi="Georgia"/>
+        </w:rPr>
+        <w:t>8) and converted to BGR using cv2.cvtColor(</w:t>
+      </w:r>
+      <w:proofErr w:type="spellStart"/>
+      <w:r>
+        <w:rPr>
+          <w:rFonts w:ascii="Georgia" w:hAnsi="Georgia"/>
+        </w:rPr>
+        <w:t>alpha_output</w:t>
+      </w:r>
+      <w:proofErr w:type="spellEnd"/>
+      <w:r>
+        <w:rPr>
+          <w:rFonts w:ascii="Georgia" w:hAnsi="Georgia"/>
+        </w:rPr>
+        <w:t>, cv2.COLOR_GRAY2BGR)</w:t>
+      </w:r>
+    </w:p>
+    <w:p>
+      <w:pPr>
+        <w:numPr>
+          <w:ilvl w:val="0"/>
+          <w:numId w:val="26"/>
+        </w:numPr>
+        <w:rPr>
+          <w:rFonts w:ascii="Georgia" w:hAnsi="Georgia"/>
+        </w:rPr>
+      </w:pPr>
+      <w:r>
+        <w:rPr>
+          <w:rFonts w:ascii="Georgia" w:hAnsi="Georgia"/>
+          <w:b/>
+          <w:bCs/>
+        </w:rPr>
+        <w:t>Matted frames</w:t>
+      </w:r>
+      <w:r>
+        <w:rPr>
+          <w:rFonts w:ascii="Georgia" w:hAnsi="Georgia"/>
+        </w:rPr>
+        <w:t>: Final composite converted back to BGR using cv2.cvtColor(</w:t>
+      </w:r>
+      <w:proofErr w:type="spellStart"/>
+      <w:r>
+        <w:rPr>
+          <w:rFonts w:ascii="Georgia" w:hAnsi="Georgia"/>
+        </w:rPr>
+        <w:t>composite_hsv</w:t>
+      </w:r>
+      <w:proofErr w:type="spellEnd"/>
+      <w:r>
+        <w:rPr>
+          <w:rFonts w:ascii="Georgia" w:hAnsi="Georgia"/>
+        </w:rPr>
+        <w:t>, cv2.COLOR_HSV2BGR)</w:t>
+      </w:r>
+    </w:p>
+    <w:p>
+      <w:pPr>
+        <w:rPr>
+          <w:rFonts w:ascii="Georgia" w:hAnsi="Georgia"/>
+        </w:rPr>
+      </w:pPr>
+      <w:r>
+        <w:rPr>
+          <w:rFonts w:ascii="Georgia" w:hAnsi="Georgia"/>
+        </w:rPr>
+        <w:t xml:space="preserve">Both are saved using our </w:t>
+      </w:r>
+      <w:proofErr w:type="spellStart"/>
+      <w:r>
+        <w:rPr>
+          <w:rFonts w:ascii="Georgia" w:hAnsi="Georgia"/>
+        </w:rPr>
+        <w:t>VideoProcessor</w:t>
+      </w:r>
+      <w:proofErr w:type="spellEnd"/>
+      <w:r>
+        <w:rPr>
+          <w:rFonts w:ascii="Georgia" w:hAnsi="Georgia"/>
+        </w:rPr>
+        <w:t xml:space="preserve"> </w:t>
+      </w:r>
+      <w:proofErr w:type="spellStart"/>
+      <w:r>
+        <w:rPr>
+          <w:rFonts w:ascii="Georgia" w:hAnsi="Georgia"/>
+        </w:rPr>
+        <w:t>write_video</w:t>
+      </w:r>
+      <w:proofErr w:type="spellEnd"/>
+      <w:r>
+        <w:rPr>
+          <w:rFonts w:ascii="Georgia" w:hAnsi="Georgia"/>
+        </w:rPr>
+        <w:t xml:space="preserve"> function.</w:t>
+      </w:r>
+    </w:p>
+    <w:p>
+      <w:pPr>
+        <w:rPr>
+          <w:rFonts w:ascii="Georgia" w:hAnsi="Georgia"/>
+        </w:rPr>
+      </w:pPr>
+      <w:r>
+        <w:rPr>
+          <w:rFonts w:ascii="Georgia" w:hAnsi="Georgia"/>
+          <w:b/>
+          <w:bCs/>
+        </w:rPr>
+        <w:t>Helper Functions</w:t>
+      </w:r>
+    </w:p>
+    <w:p>
+      <w:pPr>
+        <w:rPr>
+          <w:rFonts w:ascii="Georgia" w:hAnsi="Georgia"/>
+        </w:rPr>
+      </w:pPr>
+      <w:proofErr w:type="spellStart"/>
+      <w:r>
+        <w:rPr>
+          <w:rFonts w:ascii="Georgia" w:hAnsi="Georgia"/>
+          <w:b/>
+          <w:bCs/>
+        </w:rPr>
+        <w:t>detect_missing_mask</w:t>
+      </w:r>
+      <w:proofErr w:type="spellEnd"/>
+      <w:r>
+        <w:rPr>
+          <w:rFonts w:ascii="Georgia" w:hAnsi="Georgia"/>
+          <w:b/>
+          <w:bCs/>
+        </w:rPr>
+        <w:t xml:space="preserve"> Function</w:t>
+      </w:r>
+    </w:p>
+    <w:p>
+      <w:pPr>
+        <w:rPr>
+          <w:rFonts w:ascii="Georgia" w:hAnsi="Georgia"/>
+        </w:rPr>
+      </w:pPr>
+      <w:r>
+        <w:rPr>
+          <w:rFonts w:ascii="Georgia" w:hAnsi="Georgia"/>
+        </w:rPr>
+        <w:t xml:space="preserve">This function handles </w:t>
+      </w:r>
+      <w:proofErr w:type="spellStart"/>
+      <w:r>
+        <w:rPr>
+          <w:rFonts w:ascii="Georgia" w:hAnsi="Georgia"/>
+        </w:rPr>
+        <w:t>NaN</w:t>
+      </w:r>
+      <w:proofErr w:type="spellEnd"/>
+      <w:r>
+        <w:rPr>
+          <w:rFonts w:ascii="Georgia" w:hAnsi="Georgia"/>
+        </w:rPr>
+        <w:t xml:space="preserve"> values and masked arrays by checking for both </w:t>
+      </w:r>
+      <w:proofErr w:type="spellStart"/>
+      <w:proofErr w:type="gramStart"/>
+      <w:r>
+        <w:rPr>
+          <w:rFonts w:ascii="Georgia" w:hAnsi="Georgia"/>
+        </w:rPr>
+        <w:t>np.isnan</w:t>
+      </w:r>
+      <w:proofErr w:type="spellEnd"/>
+      <w:proofErr w:type="gramEnd"/>
+      <w:r>
+        <w:rPr>
+          <w:rFonts w:ascii="Georgia" w:hAnsi="Georgia"/>
+        </w:rPr>
+        <w:t xml:space="preserve"> locations and masked array properties, ensuring robust operation with irregular input data.</w:t>
+      </w:r>
+    </w:p>
+    <w:p>
+      <w:pPr>
+        <w:rPr>
+          <w:rFonts w:ascii="Georgia" w:hAnsi="Georgia"/>
+        </w:rPr>
+      </w:pPr>
+      <w:r>
+        <w:rPr>
+          <w:rFonts w:ascii="Georgia" w:hAnsi="Georgia"/>
+          <w:b/>
+          <w:bCs/>
+        </w:rPr>
+        <w:t>Fallback Mechanisms</w:t>
+      </w:r>
+    </w:p>
+    <w:p>
+      <w:pPr>
+        <w:rPr>
+          <w:rFonts w:ascii="Georgia" w:hAnsi="Georgia"/>
+        </w:rPr>
+      </w:pPr>
+      <w:r>
+        <w:rPr>
+          <w:rFonts w:ascii="Georgia" w:hAnsi="Georgia"/>
+        </w:rPr>
+        <w:t>We implemented several fallback mechanisms:</w:t>
+      </w:r>
+    </w:p>
+    <w:p>
+      <w:pPr>
+        <w:numPr>
+          <w:ilvl w:val="0"/>
+          <w:numId w:val="27"/>
+        </w:numPr>
+        <w:rPr>
+          <w:rFonts w:ascii="Georgia" w:hAnsi="Georgia"/>
+        </w:rPr>
+      </w:pPr>
+      <w:r>
+        <w:rPr>
+          <w:rFonts w:ascii="Georgia" w:hAnsi="Georgia"/>
+        </w:rPr>
+        <w:t>If no foreground or background seeds are found, use the original binary mask as alpha</w:t>
+      </w:r>
+    </w:p>
+    <w:p>
+      <w:pPr>
+        <w:numPr>
+          <w:ilvl w:val="0"/>
+          <w:numId w:val="27"/>
+        </w:numPr>
+        <w:rPr>
+          <w:rFonts w:ascii="Georgia" w:hAnsi="Georgia"/>
+        </w:rPr>
+      </w:pPr>
+      <w:r>
+        <w:rPr>
+          <w:rFonts w:ascii="Georgia" w:hAnsi="Georgia"/>
+        </w:rPr>
+        <w:t>If KDE calculation fails, return uniform distributions (</w:t>
+      </w:r>
+      <w:proofErr w:type="spellStart"/>
+      <w:proofErr w:type="gramStart"/>
+      <w:r>
+        <w:rPr>
+          <w:rFonts w:ascii="Georgia" w:hAnsi="Georgia"/>
+        </w:rPr>
+        <w:t>np.ones</w:t>
+      </w:r>
+      <w:proofErr w:type="spellEnd"/>
+      <w:proofErr w:type="gramEnd"/>
+      <w:r>
+        <w:rPr>
+          <w:rFonts w:ascii="Georgia" w:hAnsi="Georgia"/>
+        </w:rPr>
+        <w:t>(256))</w:t>
+      </w:r>
+    </w:p>
+    <w:p>
+      <w:pPr>
+        <w:numPr>
+          <w:ilvl w:val="0"/>
+          <w:numId w:val="27"/>
+        </w:numPr>
+        <w:rPr>
+          <w:rFonts w:ascii="Georgia" w:hAnsi="Georgia"/>
+        </w:rPr>
+      </w:pPr>
+      <w:r>
+        <w:rPr>
+          <w:rFonts w:ascii="Georgia" w:hAnsi="Georgia"/>
+        </w:rPr>
+        <w:t>If no samples are available for color modeling, use default uniform densities</w:t>
+      </w:r>
+    </w:p>
+    <w:p>
+      <w:pPr>
+        <w:rPr>
+          <w:rFonts w:ascii="Georgia" w:hAnsi="Georgia"/>
+        </w:rPr>
+      </w:pPr>
+      <w:r>
+        <w:rPr>
+          <w:rFonts w:ascii="Georgia" w:hAnsi="Georgia"/>
+          <w:b/>
+          <w:bCs/>
+        </w:rPr>
+        <w:t>Parameter Trade-offs</w:t>
+      </w:r>
+    </w:p>
+    <w:p>
+      <w:pPr>
+        <w:numPr>
+          <w:ilvl w:val="0"/>
+          <w:numId w:val="28"/>
+        </w:numPr>
+        <w:rPr>
+          <w:rFonts w:ascii="Georgia" w:hAnsi="Georgia"/>
+        </w:rPr>
+      </w:pPr>
+      <w:r>
+        <w:rPr>
+          <w:rFonts w:ascii="Georgia" w:hAnsi="Georgia"/>
+          <w:b/>
+          <w:bCs/>
+        </w:rPr>
+        <w:lastRenderedPageBreak/>
+        <w:t>Distance Exponent (1.2)</w:t>
       </w:r>
       <w:r>
         <w:rPr>
@@ -1843,7 +4750,7 @@
       <w:pPr>
         <w:numPr>
           <w:ilvl w:val="1"/>
-          <w:numId w:val="19"/>
+          <w:numId w:val="28"/>
         </w:numPr>
         <w:rPr>
           <w:rFonts w:ascii="Georgia" w:hAnsi="Georgia"/>
@@ -1853,7 +4760,7 @@
         <w:rPr>
           <w:rFonts w:ascii="Georgia" w:hAnsi="Georgia"/>
         </w:rPr>
-        <w:t xml:space="preserve">Too small </w:t>
+        <w:t xml:space="preserve">Higher values </w:t>
       </w:r>
       <w:r>
         <w:rPr>
@@ -1865,14 +4772,14 @@
         <w:rPr>
           <w:rFonts w:ascii="Georgia" w:hAnsi="Georgia"/>
         </w:rPr>
-        <w:t xml:space="preserve"> residual jitter remains</w:t>
+        <w:t xml:space="preserve"> sharper alpha transitions</w:t>
       </w:r>
     </w:p>
     <w:p>
       <w:pPr>
         <w:numPr>
           <w:ilvl w:val="1"/>
-          <w:numId w:val="19"/>
+          <w:numId w:val="28"/>
         </w:numPr>
         <w:rPr>
           <w:rFonts w:ascii="Georgia" w:hAnsi="Georgia"/>
@@ -1882,7 +4789,7 @@
         <w:rPr>
           <w:rFonts w:ascii="Georgia" w:hAnsi="Georgia"/>
         </w:rPr>
-        <w:t xml:space="preserve">Too large </w:t>
+        <w:t xml:space="preserve">Lower values </w:t>
       </w:r>
       <w:r>
         <w:rPr>
@@ -1894,14 +4801,14 @@
         <w:rPr>
           <w:rFonts w:ascii="Georgia" w:hAnsi="Georgia"/>
         </w:rPr>
-        <w:t xml:space="preserve"> delayed response to intentional motion</w:t>
+        <w:t xml:space="preserve"> softer, more gradual blending</w:t>
       </w:r>
     </w:p>
     <w:p>
       <w:pPr>
         <w:numPr>
           <w:ilvl w:val="0"/>
-          <w:numId w:val="19"/>
+          <w:numId w:val="28"/>
         </w:numPr>
         <w:rPr>
           <w:rFonts w:ascii="Georgia" w:hAnsi="Georgia"/>
@@ -1913,7 +4820,7 @@
           <w:b/>
           <w:bCs/>
         </w:rPr>
-        <w:t>Feature Count</w:t>
+        <w:t>Separation Threshold (10)</w:t>
       </w:r>
       <w:r>
         <w:rPr>
@@ -1926,7 +4833,7 @@
       <w:pPr>
         <w:numPr>
           <w:ilvl w:val="1"/>
-          <w:numId w:val="19"/>
+          <w:numId w:val="28"/>
         </w:numPr>
         <w:rPr>
           <w:rFonts w:ascii="Georgia" w:hAnsi="Georgia"/>
@@ -1936,7 +4843,7 @@
         <w:rPr>
           <w:rFonts w:ascii="Georgia" w:hAnsi="Georgia"/>
         </w:rPr>
-        <w:t xml:space="preserve">More features </w:t>
+        <w:t xml:space="preserve">Higher values </w:t>
       </w:r>
       <w:r>
         <w:rPr>
@@ -1948,14 +4855,14 @@
         <w:rPr>
           <w:rFonts w:ascii="Georgia" w:hAnsi="Georgia"/>
         </w:rPr>
-        <w:t xml:space="preserve"> robust estimation but slower processing</w:t>
+        <w:t xml:space="preserve"> larger unknown regions, more sophisticated blending</w:t>
       </w:r>
     </w:p>
     <w:p>
       <w:pPr>
         <w:numPr>
           <w:ilvl w:val="1"/>
-          <w:numId w:val="19"/>
+          <w:numId w:val="28"/>
         </w:numPr>
         <w:rPr>
           <w:rFonts w:ascii="Georgia" w:hAnsi="Georgia"/>
@@ -1965,7 +4872,7 @@
         <w:rPr>
           <w:rFonts w:ascii="Georgia" w:hAnsi="Georgia"/>
         </w:rPr>
-        <w:t xml:space="preserve">Fewer features </w:t>
+        <w:t xml:space="preserve">Lower values </w:t>
       </w:r>
       <w:r>
         <w:rPr>
@@ -1977,14 +4884,14 @@
         <w:rPr>
           <w:rFonts w:ascii="Georgia" w:hAnsi="Georgia"/>
         </w:rPr>
-        <w:t xml:space="preserve"> faster but potentially less reliable</w:t>
+        <w:t xml:space="preserve"> smaller unknown regions, closer to binary mask</w:t>
       </w:r>
     </w:p>
     <w:p>
       <w:pPr>
         <w:numPr>
           <w:ilvl w:val="0"/>
-          <w:numId w:val="19"/>
+          <w:numId w:val="28"/>
         </w:numPr>
         <w:rPr>
           <w:rFonts w:ascii="Georgia" w:hAnsi="Georgia"/>
@@ -1996,7 +4903,7 @@
           <w:b/>
           <w:bCs/>
         </w:rPr>
-        <w:t>RANSAC Threshold</w:t>
+        <w:t>Crop Radii (600, 200)</w:t>
       </w:r>
       <w:r>
         <w:rPr>
@@ -2009,7 +4916,7 @@
       <w:pPr>
         <w:numPr>
           <w:ilvl w:val="1"/>
-          <w:numId w:val="19"/>
+          <w:numId w:val="28"/>
         </w:numPr>
         <w:rPr>
           <w:rFonts w:ascii="Georgia" w:hAnsi="Georgia"/>
@@ -2019,7 +4926,7 @@
         <w:rPr>
           <w:rFonts w:ascii="Georgia" w:hAnsi="Georgia"/>
         </w:rPr>
-        <w:t xml:space="preserve">Strict </w:t>
+        <w:t xml:space="preserve">Larger values </w:t>
       </w:r>
       <w:r>
         <w:rPr>
@@ -2031,14 +4938,14 @@
         <w:rPr>
           <w:rFonts w:ascii="Georgia" w:hAnsi="Georgia"/>
         </w:rPr>
-        <w:t xml:space="preserve"> fewer outliers but may reject valid features</w:t>
+        <w:t xml:space="preserve"> more color samples, better statistical models</w:t>
       </w:r>
     </w:p>
     <w:p>
       <w:pPr>
         <w:numPr>
           <w:ilvl w:val="1"/>
-          <w:numId w:val="19"/>
+          <w:numId w:val="28"/>
         </w:numPr>
         <w:rPr>
           <w:rFonts w:ascii="Georgia" w:hAnsi="Georgia"/>
@@ -2048,7 +4955,7 @@
         <w:rPr>
           <w:rFonts w:ascii="Georgia" w:hAnsi="Georgia"/>
         </w:rPr>
-        <w:t xml:space="preserve">Lenient </w:t>
+        <w:t xml:space="preserve">Smaller values </w:t>
       </w:r>
       <w:r>
         <w:rPr>
@@ -2060,23 +4967,21 @@
         <w:rPr>
           <w:rFonts w:ascii="Georgia" w:hAnsi="Georgia"/>
         </w:rPr>
-        <w:t xml:space="preserve"> includes more features but tolerates more noise</w:t>
-      </w:r>
-    </w:p>
-    <w:p>
-      <w:pPr>
+        <w:t xml:space="preserve"> faster processing, potentially less representative samples</w:t>
+      </w:r>
+    </w:p>
+    <w:p>
+      <w:pPr>
+        <w:rPr>
+          <w:rFonts w:ascii="Georgia" w:hAnsi="Georgia"/>
+        </w:rPr>
+      </w:pPr>
+      <w:r>
         <w:rPr>
           <w:rFonts w:ascii="Georgia" w:hAnsi="Georgia"/>
           <w:b/>
           <w:bCs/>
         </w:rPr>
-      </w:pPr>
-      <w:r>
-        <w:rPr>
-          <w:rFonts w:ascii="Georgia" w:hAnsi="Georgia"/>
-          <w:b/>
-          <w:bCs/>
-        </w:rPr>
         <w:t>Conclusion</w:t>
       </w:r>
     </w:p>
@@ -2090,13 +4995,28 @@
         <w:rPr>
           <w:rFonts w:ascii="Georgia" w:hAnsi="Georgia"/>
         </w:rPr>
-        <w:t>This feature-based stabilization approach represents a classical computer vision solution that achieves effective jitter reduction while maintaining computational efficiency. The combination of robust feature tracking, RANSAC-based motion estimation, and temporal smoothing provides a practical solution for typical handheld camera shake scenarios encountered in video processing applications.</w:t>
-      </w:r>
-    </w:p>
-    <w:p>
-      <w:pPr>
-        <w:rPr>
-          <w:rFonts w:ascii="Georgia" w:hAnsi="Georgia"/>
+        <w:t xml:space="preserve">This implementation combines classical computer vision techniques with statistical methods to achieve natural alpha matting. The two-phase approach with iterative distance propagation ensures accurate boundary detection, while KDE-based color modeling provides robust probability estimates without parametric assumptions. </w:t>
+      </w:r>
+      <w:proofErr w:type="gramStart"/>
+      <w:r>
+        <w:rPr>
+          <w:rFonts w:ascii="Georgia" w:hAnsi="Georgia"/>
+        </w:rPr>
+        <w:t>The HSV</w:t>
+      </w:r>
+      <w:proofErr w:type="gramEnd"/>
+      <w:r>
+        <w:rPr>
+          <w:rFonts w:ascii="Georgia" w:hAnsi="Georgia"/>
+        </w:rPr>
+        <w:t xml:space="preserve"> compositing preserves color relationships and creates realistic integration of the person into new background scenes, with multiple fallback mechanisms ensuring robust operation across different input scenarios.</w:t>
+      </w:r>
+    </w:p>
+    <w:p>
+      <w:pPr>
+        <w:rPr>
+          <w:rFonts w:ascii="Georgia" w:hAnsi="Georgia"/>
+          <w:lang w:val="en-IL"/>
         </w:rPr>
       </w:pPr>
     </w:p>
@@ -3269,6 +6189,119 @@
     </w:lvl>
   </w:abstractNum>
   <w:abstractNum w:abstractNumId="8" w15:restartNumberingAfterBreak="0">
+    <w:nsid w:val="2D695FB8"/>
+    <w:multiLevelType w:val="multilevel"/>
+    <w:tmpl w:val="86E22F20"/>
+    <w:lvl w:ilvl="0">
+      <w:start w:val="1"/>
+      <w:numFmt w:val="decimal"/>
+      <w:lvlText w:val="%1."/>
+      <w:lvlJc w:val="left"/>
+      <w:pPr>
+        <w:tabs>
+          <w:tab w:val="num" w:pos="720"/>
+        </w:tabs>
+        <w:ind w:left="720" w:hanging="360"/>
+      </w:pPr>
+    </w:lvl>
+    <w:lvl w:ilvl="1" w:tentative="1">
+      <w:start w:val="1"/>
+      <w:numFmt w:val="decimal"/>
+      <w:lvlText w:val="%2."/>
+      <w:lvlJc w:val="left"/>
+      <w:pPr>
+        <w:tabs>
+          <w:tab w:val="num" w:pos="1440"/>
+        </w:tabs>
+        <w:ind w:left="1440" w:hanging="360"/>
+      </w:pPr>
+    </w:lvl>
+    <w:lvl w:ilvl="2" w:tentative="1">
+      <w:start w:val="1"/>
+      <w:numFmt w:val="decimal"/>
+      <w:lvlText w:val="%3."/>
+      <w:lvlJc w:val="left"/>
+      <w:pPr>
+        <w:tabs>
+          <w:tab w:val="num" w:pos="2160"/>
+        </w:tabs>
+        <w:ind w:left="2160" w:hanging="360"/>
+      </w:pPr>
+    </w:lvl>
+    <w:lvl w:ilvl="3" w:tentative="1">
+      <w:start w:val="1"/>
+      <w:numFmt w:val="decimal"/>
+      <w:lvlText w:val="%4."/>
+      <w:lvlJc w:val="left"/>
+      <w:pPr>
+        <w:tabs>
+          <w:tab w:val="num" w:pos="2880"/>
+        </w:tabs>
+        <w:ind w:left="2880" w:hanging="360"/>
+      </w:pPr>
+    </w:lvl>
+    <w:lvl w:ilvl="4" w:tentative="1">
+      <w:start w:val="1"/>
+      <w:numFmt w:val="decimal"/>
+      <w:lvlText w:val="%5."/>
+      <w:lvlJc w:val="left"/>
+      <w:pPr>
+        <w:tabs>
+          <w:tab w:val="num" w:pos="3600"/>
+        </w:tabs>
+        <w:ind w:left="3600" w:hanging="360"/>
+      </w:pPr>
+    </w:lvl>
+    <w:lvl w:ilvl="5" w:tentative="1">
+      <w:start w:val="1"/>
+      <w:numFmt w:val="decimal"/>
+      <w:lvlText w:val="%6."/>
+      <w:lvlJc w:val="left"/>
+      <w:pPr>
+        <w:tabs>
+          <w:tab w:val="num" w:pos="4320"/>
+        </w:tabs>
+        <w:ind w:left="4320" w:hanging="360"/>
+      </w:pPr>
+    </w:lvl>
+    <w:lvl w:ilvl="6" w:tentative="1">
+      <w:start w:val="1"/>
+      <w:numFmt w:val="decimal"/>
+      <w:lvlText w:val="%7."/>
+      <w:lvlJc w:val="left"/>
+      <w:pPr>
+        <w:tabs>
+          <w:tab w:val="num" w:pos="5040"/>
+        </w:tabs>
+        <w:ind w:left="5040" w:hanging="360"/>
+      </w:pPr>
+    </w:lvl>
+    <w:lvl w:ilvl="7" w:tentative="1">
+      <w:start w:val="1"/>
+      <w:numFmt w:val="decimal"/>
+      <w:lvlText w:val="%8."/>
+      <w:lvlJc w:val="left"/>
+      <w:pPr>
+        <w:tabs>
+          <w:tab w:val="num" w:pos="5760"/>
+        </w:tabs>
+        <w:ind w:left="5760" w:hanging="360"/>
+      </w:pPr>
+    </w:lvl>
+    <w:lvl w:ilvl="8" w:tentative="1">
+      <w:start w:val="1"/>
+      <w:numFmt w:val="decimal"/>
+      <w:lvlText w:val="%9."/>
+      <w:lvlJc w:val="left"/>
+      <w:pPr>
+        <w:tabs>
+          <w:tab w:val="num" w:pos="6480"/>
+        </w:tabs>
+        <w:ind w:left="6480" w:hanging="360"/>
+      </w:pPr>
+    </w:lvl>
+  </w:abstractNum>
+  <w:abstractNum w:abstractNumId="9" w15:restartNumberingAfterBreak="0">
     <w:nsid w:val="2F10390E"/>
     <w:multiLevelType w:val="multilevel"/>
     <w:tmpl w:val="FFB68034"/>
@@ -3417,7 +6450,156 @@
       </w:rPr>
     </w:lvl>
   </w:abstractNum>
-  <w:abstractNum w:abstractNumId="9" w15:restartNumberingAfterBreak="0">
+  <w:abstractNum w:abstractNumId="10" w15:restartNumberingAfterBreak="0">
+    <w:nsid w:val="30A02CCB"/>
+    <w:multiLevelType w:val="multilevel"/>
+    <w:tmpl w:val="26D2CE8A"/>
+    <w:lvl w:ilvl="0">
+      <w:start w:val="1"/>
+      <w:numFmt w:val="bullet"/>
+      <w:lvlText w:val=""/>
+      <w:lvlJc w:val="left"/>
+      <w:pPr>
+        <w:tabs>
+          <w:tab w:val="num" w:pos="720"/>
+        </w:tabs>
+        <w:ind w:left="720" w:hanging="360"/>
+      </w:pPr>
+      <w:rPr>
+        <w:rFonts w:ascii="Symbol" w:hAnsi="Symbol" w:hint="default"/>
+        <w:sz w:val="20"/>
+      </w:rPr>
+    </w:lvl>
+    <w:lvl w:ilvl="1" w:tentative="1">
+      <w:start w:val="1"/>
+      <w:numFmt w:val="bullet"/>
+      <w:lvlText w:val="o"/>
+      <w:lvlJc w:val="left"/>
+      <w:pPr>
+        <w:tabs>
+          <w:tab w:val="num" w:pos="1440"/>
+        </w:tabs>
+        <w:ind w:left="1440" w:hanging="360"/>
+      </w:pPr>
+      <w:rPr>
+        <w:rFonts w:ascii="Courier New" w:hAnsi="Courier New" w:hint="default"/>
+        <w:sz w:val="20"/>
+      </w:rPr>
+    </w:lvl>
+    <w:lvl w:ilvl="2" w:tentative="1">
+      <w:start w:val="1"/>
+      <w:numFmt w:val="bullet"/>
+      <w:lvlText w:val=""/>
+      <w:lvlJc w:val="left"/>
+      <w:pPr>
+        <w:tabs>
+          <w:tab w:val="num" w:pos="2160"/>
+        </w:tabs>
+        <w:ind w:left="2160" w:hanging="360"/>
+      </w:pPr>
+      <w:rPr>
+        <w:rFonts w:ascii="Wingdings" w:hAnsi="Wingdings" w:hint="default"/>
+        <w:sz w:val="20"/>
+      </w:rPr>
+    </w:lvl>
+    <w:lvl w:ilvl="3" w:tentative="1">
+      <w:start w:val="1"/>
+      <w:numFmt w:val="bullet"/>
+      <w:lvlText w:val=""/>
+      <w:lvlJc w:val="left"/>
+      <w:pPr>
+        <w:tabs>
+          <w:tab w:val="num" w:pos="2880"/>
+        </w:tabs>
+        <w:ind w:left="2880" w:hanging="360"/>
+      </w:pPr>
+      <w:rPr>
+        <w:rFonts w:ascii="Wingdings" w:hAnsi="Wingdings" w:hint="default"/>
+        <w:sz w:val="20"/>
+      </w:rPr>
+    </w:lvl>
+    <w:lvl w:ilvl="4" w:tentative="1">
+      <w:start w:val="1"/>
+      <w:numFmt w:val="bullet"/>
+      <w:lvlText w:val=""/>
+      <w:lvlJc w:val="left"/>
+      <w:pPr>
+        <w:tabs>
+          <w:tab w:val="num" w:pos="3600"/>
+        </w:tabs>
+        <w:ind w:left="3600" w:hanging="360"/>
+      </w:pPr>
+      <w:rPr>
+        <w:rFonts w:ascii="Wingdings" w:hAnsi="Wingdings" w:hint="default"/>
+        <w:sz w:val="20"/>
+      </w:rPr>
+    </w:lvl>
+    <w:lvl w:ilvl="5" w:tentative="1">
+      <w:start w:val="1"/>
+      <w:numFmt w:val="bullet"/>
+      <w:lvlText w:val=""/>
+      <w:lvlJc w:val="left"/>
+      <w:pPr>
+        <w:tabs>
+          <w:tab w:val="num" w:pos="4320"/>
+        </w:tabs>
+        <w:ind w:left="4320" w:hanging="360"/>
+      </w:pPr>
+      <w:rPr>
+        <w:rFonts w:ascii="Wingdings" w:hAnsi="Wingdings" w:hint="default"/>
+        <w:sz w:val="20"/>
+      </w:rPr>
+    </w:lvl>
+    <w:lvl w:ilvl="6" w:tentative="1">
+      <w:start w:val="1"/>
+      <w:numFmt w:val="bullet"/>
+      <w:lvlText w:val=""/>
+      <w:lvlJc w:val="left"/>
+      <w:pPr>
+        <w:tabs>
+          <w:tab w:val="num" w:pos="5040"/>
+        </w:tabs>
+        <w:ind w:left="5040" w:hanging="360"/>
+      </w:pPr>
+      <w:rPr>
+        <w:rFonts w:ascii="Wingdings" w:hAnsi="Wingdings" w:hint="default"/>
+        <w:sz w:val="20"/>
+      </w:rPr>
+    </w:lvl>
+    <w:lvl w:ilvl="7" w:tentative="1">
+      <w:start w:val="1"/>
+      <w:numFmt w:val="bullet"/>
+      <w:lvlText w:val=""/>
+      <w:lvlJc w:val="left"/>
+      <w:pPr>
+        <w:tabs>
+          <w:tab w:val="num" w:pos="5760"/>
+        </w:tabs>
+        <w:ind w:left="5760" w:hanging="360"/>
+      </w:pPr>
+      <w:rPr>
+        <w:rFonts w:ascii="Wingdings" w:hAnsi="Wingdings" w:hint="default"/>
+        <w:sz w:val="20"/>
+      </w:rPr>
+    </w:lvl>
+    <w:lvl w:ilvl="8" w:tentative="1">
+      <w:start w:val="1"/>
+      <w:numFmt w:val="bullet"/>
+      <w:lvlText w:val=""/>
+      <w:lvlJc w:val="left"/>
+      <w:pPr>
+        <w:tabs>
+          <w:tab w:val="num" w:pos="6480"/>
+        </w:tabs>
+        <w:ind w:left="6480" w:hanging="360"/>
+      </w:pPr>
+      <w:rPr>
+        <w:rFonts w:ascii="Wingdings" w:hAnsi="Wingdings" w:hint="default"/>
+        <w:sz w:val="20"/>
+      </w:rPr>
+    </w:lvl>
+  </w:abstractNum>
+  <w:abstractNum w:abstractNumId="11" w15:restartNumberingAfterBreak="0">
     <w:nsid w:val="36BE5101"/>
     <w:multiLevelType w:val="multilevel"/>
     <w:tmpl w:val="D21282C4"/>
@@ -3566,7 +6748,269 @@
       </w:rPr>
     </w:lvl>
   </w:abstractNum>
-  <w:abstractNum w:abstractNumId="10" w15:restartNumberingAfterBreak="0">
+  <w:abstractNum w:abstractNumId="12" w15:restartNumberingAfterBreak="0">
+    <w:nsid w:val="37753A6C"/>
+    <w:multiLevelType w:val="multilevel"/>
+    <w:tmpl w:val="1DE2F04A"/>
+    <w:lvl w:ilvl="0">
+      <w:start w:val="1"/>
+      <w:numFmt w:val="bullet"/>
+      <w:lvlText w:val=""/>
+      <w:lvlJc w:val="left"/>
+      <w:pPr>
+        <w:tabs>
+          <w:tab w:val="num" w:pos="720"/>
+        </w:tabs>
+        <w:ind w:left="720" w:hanging="360"/>
+      </w:pPr>
+      <w:rPr>
+        <w:rFonts w:ascii="Symbol" w:hAnsi="Symbol" w:hint="default"/>
+        <w:sz w:val="20"/>
+      </w:rPr>
+    </w:lvl>
+    <w:lvl w:ilvl="1">
+      <w:start w:val="1"/>
+      <w:numFmt w:val="bullet"/>
+      <w:lvlText w:val="o"/>
+      <w:lvlJc w:val="left"/>
+      <w:pPr>
+        <w:tabs>
+          <w:tab w:val="num" w:pos="1440"/>
+        </w:tabs>
+        <w:ind w:left="1440" w:hanging="360"/>
+      </w:pPr>
+      <w:rPr>
+        <w:rFonts w:ascii="Courier New" w:hAnsi="Courier New" w:hint="default"/>
+        <w:sz w:val="20"/>
+      </w:rPr>
+    </w:lvl>
+    <w:lvl w:ilvl="2" w:tentative="1">
+      <w:start w:val="1"/>
+      <w:numFmt w:val="bullet"/>
+      <w:lvlText w:val=""/>
+      <w:lvlJc w:val="left"/>
+      <w:pPr>
+        <w:tabs>
+          <w:tab w:val="num" w:pos="2160"/>
+        </w:tabs>
+        <w:ind w:left="2160" w:hanging="360"/>
+      </w:pPr>
+      <w:rPr>
+        <w:rFonts w:ascii="Wingdings" w:hAnsi="Wingdings" w:hint="default"/>
+        <w:sz w:val="20"/>
+      </w:rPr>
+    </w:lvl>
+    <w:lvl w:ilvl="3" w:tentative="1">
+      <w:start w:val="1"/>
+      <w:numFmt w:val="bullet"/>
+      <w:lvlText w:val=""/>
+      <w:lvlJc w:val="left"/>
+      <w:pPr>
+        <w:tabs>
+          <w:tab w:val="num" w:pos="2880"/>
+        </w:tabs>
+        <w:ind w:left="2880" w:hanging="360"/>
+      </w:pPr>
+      <w:rPr>
+        <w:rFonts w:ascii="Wingdings" w:hAnsi="Wingdings" w:hint="default"/>
+        <w:sz w:val="20"/>
+      </w:rPr>
+    </w:lvl>
+    <w:lvl w:ilvl="4" w:tentative="1">
+      <w:start w:val="1"/>
+      <w:numFmt w:val="bullet"/>
+      <w:lvlText w:val=""/>
+      <w:lvlJc w:val="left"/>
+      <w:pPr>
+        <w:tabs>
+          <w:tab w:val="num" w:pos="3600"/>
+        </w:tabs>
+        <w:ind w:left="3600" w:hanging="360"/>
+      </w:pPr>
+      <w:rPr>
+        <w:rFonts w:ascii="Wingdings" w:hAnsi="Wingdings" w:hint="default"/>
+        <w:sz w:val="20"/>
+      </w:rPr>
+    </w:lvl>
+    <w:lvl w:ilvl="5" w:tentative="1">
+      <w:start w:val="1"/>
+      <w:numFmt w:val="bullet"/>
+      <w:lvlText w:val=""/>
+      <w:lvlJc w:val="left"/>
+      <w:pPr>
+        <w:tabs>
+          <w:tab w:val="num" w:pos="4320"/>
+        </w:tabs>
+        <w:ind w:left="4320" w:hanging="360"/>
+      </w:pPr>
+      <w:rPr>
+        <w:rFonts w:ascii="Wingdings" w:hAnsi="Wingdings" w:hint="default"/>
+        <w:sz w:val="20"/>
+      </w:rPr>
+    </w:lvl>
+    <w:lvl w:ilvl="6" w:tentative="1">
+      <w:start w:val="1"/>
+      <w:numFmt w:val="bullet"/>
+      <w:lvlText w:val=""/>
+      <w:lvlJc w:val="left"/>
+      <w:pPr>
+        <w:tabs>
+          <w:tab w:val="num" w:pos="5040"/>
+        </w:tabs>
+        <w:ind w:left="5040" w:hanging="360"/>
+      </w:pPr>
+      <w:rPr>
+        <w:rFonts w:ascii="Wingdings" w:hAnsi="Wingdings" w:hint="default"/>
+        <w:sz w:val="20"/>
+      </w:rPr>
+    </w:lvl>
+    <w:lvl w:ilvl="7" w:tentative="1">
+      <w:start w:val="1"/>
+      <w:numFmt w:val="bullet"/>
+      <w:lvlText w:val=""/>
+      <w:lvlJc w:val="left"/>
+      <w:pPr>
+        <w:tabs>
+          <w:tab w:val="num" w:pos="5760"/>
+        </w:tabs>
+        <w:ind w:left="5760" w:hanging="360"/>
+      </w:pPr>
+      <w:rPr>
+        <w:rFonts w:ascii="Wingdings" w:hAnsi="Wingdings" w:hint="default"/>
+        <w:sz w:val="20"/>
+      </w:rPr>
+    </w:lvl>
+    <w:lvl w:ilvl="8" w:tentative="1">
+      <w:start w:val="1"/>
+      <w:numFmt w:val="bullet"/>
+      <w:lvlText w:val=""/>
+      <w:lvlJc w:val="left"/>
+      <w:pPr>
+        <w:tabs>
+          <w:tab w:val="num" w:pos="6480"/>
+        </w:tabs>
+        <w:ind w:left="6480" w:hanging="360"/>
+      </w:pPr>
+      <w:rPr>
+        <w:rFonts w:ascii="Wingdings" w:hAnsi="Wingdings" w:hint="default"/>
+        <w:sz w:val="20"/>
+      </w:rPr>
+    </w:lvl>
+  </w:abstractNum>
+  <w:abstractNum w:abstractNumId="13" w15:restartNumberingAfterBreak="0">
+    <w:nsid w:val="3BE90EBB"/>
+    <w:multiLevelType w:val="multilevel"/>
+    <w:tmpl w:val="86E22F20"/>
+    <w:lvl w:ilvl="0">
+      <w:start w:val="1"/>
+      <w:numFmt w:val="decimal"/>
+      <w:lvlText w:val="%1."/>
+      <w:lvlJc w:val="left"/>
+      <w:pPr>
+        <w:tabs>
+          <w:tab w:val="num" w:pos="720"/>
+        </w:tabs>
+        <w:ind w:left="720" w:hanging="360"/>
+      </w:pPr>
+    </w:lvl>
+    <w:lvl w:ilvl="1" w:tentative="1">
+      <w:start w:val="1"/>
+      <w:numFmt w:val="decimal"/>
+      <w:lvlText w:val="%2."/>
+      <w:lvlJc w:val="left"/>
+      <w:pPr>
+        <w:tabs>
+          <w:tab w:val="num" w:pos="1440"/>
+        </w:tabs>
+        <w:ind w:left="1440" w:hanging="360"/>
+      </w:pPr>
+    </w:lvl>
+    <w:lvl w:ilvl="2" w:tentative="1">
+      <w:start w:val="1"/>
+      <w:numFmt w:val="decimal"/>
+      <w:lvlText w:val="%3."/>
+      <w:lvlJc w:val="left"/>
+      <w:pPr>
+        <w:tabs>
+          <w:tab w:val="num" w:pos="2160"/>
+        </w:tabs>
+        <w:ind w:left="2160" w:hanging="360"/>
+      </w:pPr>
+    </w:lvl>
+    <w:lvl w:ilvl="3" w:tentative="1">
+      <w:start w:val="1"/>
+      <w:numFmt w:val="decimal"/>
+      <w:lvlText w:val="%4."/>
+      <w:lvlJc w:val="left"/>
+      <w:pPr>
+        <w:tabs>
+          <w:tab w:val="num" w:pos="2880"/>
+        </w:tabs>
+        <w:ind w:left="2880" w:hanging="360"/>
+      </w:pPr>
+    </w:lvl>
+    <w:lvl w:ilvl="4" w:tentative="1">
+      <w:start w:val="1"/>
+      <w:numFmt w:val="decimal"/>
+      <w:lvlText w:val="%5."/>
+      <w:lvlJc w:val="left"/>
+      <w:pPr>
+        <w:tabs>
+          <w:tab w:val="num" w:pos="3600"/>
+        </w:tabs>
+        <w:ind w:left="3600" w:hanging="360"/>
+      </w:pPr>
+    </w:lvl>
+    <w:lvl w:ilvl="5" w:tentative="1">
+      <w:start w:val="1"/>
+      <w:numFmt w:val="decimal"/>
+      <w:lvlText w:val="%6."/>
+      <w:lvlJc w:val="left"/>
+      <w:pPr>
+        <w:tabs>
+          <w:tab w:val="num" w:pos="4320"/>
+        </w:tabs>
+        <w:ind w:left="4320" w:hanging="360"/>
+      </w:pPr>
+    </w:lvl>
+    <w:lvl w:ilvl="6" w:tentative="1">
+      <w:start w:val="1"/>
+      <w:numFmt w:val="decimal"/>
+      <w:lvlText w:val="%7."/>
+      <w:lvlJc w:val="left"/>
+      <w:pPr>
+        <w:tabs>
+          <w:tab w:val="num" w:pos="5040"/>
+        </w:tabs>
+        <w:ind w:left="5040" w:hanging="360"/>
+      </w:pPr>
+    </w:lvl>
+    <w:lvl w:ilvl="7" w:tentative="1">
+      <w:start w:val="1"/>
+      <w:numFmt w:val="decimal"/>
+      <w:lvlText w:val="%8."/>
+      <w:lvlJc w:val="left"/>
+      <w:pPr>
+        <w:tabs>
+          <w:tab w:val="num" w:pos="5760"/>
+        </w:tabs>
+        <w:ind w:left="5760" w:hanging="360"/>
+      </w:pPr>
+    </w:lvl>
+    <w:lvl w:ilvl="8" w:tentative="1">
+      <w:start w:val="1"/>
+      <w:numFmt w:val="decimal"/>
+      <w:lvlText w:val="%9."/>
+      <w:lvlJc w:val="left"/>
+      <w:pPr>
+        <w:tabs>
+          <w:tab w:val="num" w:pos="6480"/>
+        </w:tabs>
+        <w:ind w:left="6480" w:hanging="360"/>
+      </w:pPr>
+    </w:lvl>
+  </w:abstractNum>
+  <w:abstractNum w:abstractNumId="14" w15:restartNumberingAfterBreak="0">
     <w:nsid w:val="3C4328C8"/>
     <w:multiLevelType w:val="multilevel"/>
     <w:tmpl w:val="97CE5FA0"/>
@@ -3679,7 +7123,269 @@
       </w:pPr>
     </w:lvl>
   </w:abstractNum>
-  <w:abstractNum w:abstractNumId="11" w15:restartNumberingAfterBreak="0">
+  <w:abstractNum w:abstractNumId="15" w15:restartNumberingAfterBreak="0">
+    <w:nsid w:val="42E63D7D"/>
+    <w:multiLevelType w:val="multilevel"/>
+    <w:tmpl w:val="86E22F20"/>
+    <w:lvl w:ilvl="0">
+      <w:start w:val="1"/>
+      <w:numFmt w:val="decimal"/>
+      <w:lvlText w:val="%1."/>
+      <w:lvlJc w:val="left"/>
+      <w:pPr>
+        <w:tabs>
+          <w:tab w:val="num" w:pos="720"/>
+        </w:tabs>
+        <w:ind w:left="720" w:hanging="360"/>
+      </w:pPr>
+    </w:lvl>
+    <w:lvl w:ilvl="1" w:tentative="1">
+      <w:start w:val="1"/>
+      <w:numFmt w:val="decimal"/>
+      <w:lvlText w:val="%2."/>
+      <w:lvlJc w:val="left"/>
+      <w:pPr>
+        <w:tabs>
+          <w:tab w:val="num" w:pos="1440"/>
+        </w:tabs>
+        <w:ind w:left="1440" w:hanging="360"/>
+      </w:pPr>
+    </w:lvl>
+    <w:lvl w:ilvl="2" w:tentative="1">
+      <w:start w:val="1"/>
+      <w:numFmt w:val="decimal"/>
+      <w:lvlText w:val="%3."/>
+      <w:lvlJc w:val="left"/>
+      <w:pPr>
+        <w:tabs>
+          <w:tab w:val="num" w:pos="2160"/>
+        </w:tabs>
+        <w:ind w:left="2160" w:hanging="360"/>
+      </w:pPr>
+    </w:lvl>
+    <w:lvl w:ilvl="3" w:tentative="1">
+      <w:start w:val="1"/>
+      <w:numFmt w:val="decimal"/>
+      <w:lvlText w:val="%4."/>
+      <w:lvlJc w:val="left"/>
+      <w:pPr>
+        <w:tabs>
+          <w:tab w:val="num" w:pos="2880"/>
+        </w:tabs>
+        <w:ind w:left="2880" w:hanging="360"/>
+      </w:pPr>
+    </w:lvl>
+    <w:lvl w:ilvl="4" w:tentative="1">
+      <w:start w:val="1"/>
+      <w:numFmt w:val="decimal"/>
+      <w:lvlText w:val="%5."/>
+      <w:lvlJc w:val="left"/>
+      <w:pPr>
+        <w:tabs>
+          <w:tab w:val="num" w:pos="3600"/>
+        </w:tabs>
+        <w:ind w:left="3600" w:hanging="360"/>
+      </w:pPr>
+    </w:lvl>
+    <w:lvl w:ilvl="5" w:tentative="1">
+      <w:start w:val="1"/>
+      <w:numFmt w:val="decimal"/>
+      <w:lvlText w:val="%6."/>
+      <w:lvlJc w:val="left"/>
+      <w:pPr>
+        <w:tabs>
+          <w:tab w:val="num" w:pos="4320"/>
+        </w:tabs>
+        <w:ind w:left="4320" w:hanging="360"/>
+      </w:pPr>
+    </w:lvl>
+    <w:lvl w:ilvl="6" w:tentative="1">
+      <w:start w:val="1"/>
+      <w:numFmt w:val="decimal"/>
+      <w:lvlText w:val="%7."/>
+      <w:lvlJc w:val="left"/>
+      <w:pPr>
+        <w:tabs>
+          <w:tab w:val="num" w:pos="5040"/>
+        </w:tabs>
+        <w:ind w:left="5040" w:hanging="360"/>
+      </w:pPr>
+    </w:lvl>
+    <w:lvl w:ilvl="7" w:tentative="1">
+      <w:start w:val="1"/>
+      <w:numFmt w:val="decimal"/>
+      <w:lvlText w:val="%8."/>
+      <w:lvlJc w:val="left"/>
+      <w:pPr>
+        <w:tabs>
+          <w:tab w:val="num" w:pos="5760"/>
+        </w:tabs>
+        <w:ind w:left="5760" w:hanging="360"/>
+      </w:pPr>
+    </w:lvl>
+    <w:lvl w:ilvl="8" w:tentative="1">
+      <w:start w:val="1"/>
+      <w:numFmt w:val="decimal"/>
+      <w:lvlText w:val="%9."/>
+      <w:lvlJc w:val="left"/>
+      <w:pPr>
+        <w:tabs>
+          <w:tab w:val="num" w:pos="6480"/>
+        </w:tabs>
+        <w:ind w:left="6480" w:hanging="360"/>
+      </w:pPr>
+    </w:lvl>
+  </w:abstractNum>
+  <w:abstractNum w:abstractNumId="16" w15:restartNumberingAfterBreak="0">
+    <w:nsid w:val="440A7152"/>
+    <w:multiLevelType w:val="multilevel"/>
+    <w:tmpl w:val="56DED538"/>
+    <w:lvl w:ilvl="0">
+      <w:start w:val="1"/>
+      <w:numFmt w:val="bullet"/>
+      <w:lvlText w:val=""/>
+      <w:lvlJc w:val="left"/>
+      <w:pPr>
+        <w:tabs>
+          <w:tab w:val="num" w:pos="720"/>
+        </w:tabs>
+        <w:ind w:left="720" w:hanging="360"/>
+      </w:pPr>
+      <w:rPr>
+        <w:rFonts w:ascii="Symbol" w:hAnsi="Symbol" w:hint="default"/>
+        <w:sz w:val="20"/>
+      </w:rPr>
+    </w:lvl>
+    <w:lvl w:ilvl="1" w:tentative="1">
+      <w:start w:val="1"/>
+      <w:numFmt w:val="bullet"/>
+      <w:lvlText w:val="o"/>
+      <w:lvlJc w:val="left"/>
+      <w:pPr>
+        <w:tabs>
+          <w:tab w:val="num" w:pos="1440"/>
+        </w:tabs>
+        <w:ind w:left="1440" w:hanging="360"/>
+      </w:pPr>
+      <w:rPr>
+        <w:rFonts w:ascii="Courier New" w:hAnsi="Courier New" w:hint="default"/>
+        <w:sz w:val="20"/>
+      </w:rPr>
+    </w:lvl>
+    <w:lvl w:ilvl="2" w:tentative="1">
+      <w:start w:val="1"/>
+      <w:numFmt w:val="bullet"/>
+      <w:lvlText w:val=""/>
+      <w:lvlJc w:val="left"/>
+      <w:pPr>
+        <w:tabs>
+          <w:tab w:val="num" w:pos="2160"/>
+        </w:tabs>
+        <w:ind w:left="2160" w:hanging="360"/>
+      </w:pPr>
+      <w:rPr>
+        <w:rFonts w:ascii="Wingdings" w:hAnsi="Wingdings" w:hint="default"/>
+        <w:sz w:val="20"/>
+      </w:rPr>
+    </w:lvl>
+    <w:lvl w:ilvl="3" w:tentative="1">
+      <w:start w:val="1"/>
+      <w:numFmt w:val="bullet"/>
+      <w:lvlText w:val=""/>
+      <w:lvlJc w:val="left"/>
+      <w:pPr>
+        <w:tabs>
+          <w:tab w:val="num" w:pos="2880"/>
+        </w:tabs>
+        <w:ind w:left="2880" w:hanging="360"/>
+      </w:pPr>
+      <w:rPr>
+        <w:rFonts w:ascii="Wingdings" w:hAnsi="Wingdings" w:hint="default"/>
+        <w:sz w:val="20"/>
+      </w:rPr>
+    </w:lvl>
+    <w:lvl w:ilvl="4" w:tentative="1">
+      <w:start w:val="1"/>
+      <w:numFmt w:val="bullet"/>
+      <w:lvlText w:val=""/>
+      <w:lvlJc w:val="left"/>
+      <w:pPr>
+        <w:tabs>
+          <w:tab w:val="num" w:pos="3600"/>
+        </w:tabs>
+        <w:ind w:left="3600" w:hanging="360"/>
+      </w:pPr>
+      <w:rPr>
+        <w:rFonts w:ascii="Wingdings" w:hAnsi="Wingdings" w:hint="default"/>
+        <w:sz w:val="20"/>
+      </w:rPr>
+    </w:lvl>
+    <w:lvl w:ilvl="5" w:tentative="1">
+      <w:start w:val="1"/>
+      <w:numFmt w:val="bullet"/>
+      <w:lvlText w:val=""/>
+      <w:lvlJc w:val="left"/>
+      <w:pPr>
+        <w:tabs>
+          <w:tab w:val="num" w:pos="4320"/>
+        </w:tabs>
+        <w:ind w:left="4320" w:hanging="360"/>
+      </w:pPr>
+      <w:rPr>
+        <w:rFonts w:ascii="Wingdings" w:hAnsi="Wingdings" w:hint="default"/>
+        <w:sz w:val="20"/>
+      </w:rPr>
+    </w:lvl>
+    <w:lvl w:ilvl="6" w:tentative="1">
+      <w:start w:val="1"/>
+      <w:numFmt w:val="bullet"/>
+      <w:lvlText w:val=""/>
+      <w:lvlJc w:val="left"/>
+      <w:pPr>
+        <w:tabs>
+          <w:tab w:val="num" w:pos="5040"/>
+        </w:tabs>
+        <w:ind w:left="5040" w:hanging="360"/>
+      </w:pPr>
+      <w:rPr>
+        <w:rFonts w:ascii="Wingdings" w:hAnsi="Wingdings" w:hint="default"/>
+        <w:sz w:val="20"/>
+      </w:rPr>
+    </w:lvl>
+    <w:lvl w:ilvl="7" w:tentative="1">
+      <w:start w:val="1"/>
+      <w:numFmt w:val="bullet"/>
+      <w:lvlText w:val=""/>
+      <w:lvlJc w:val="left"/>
+      <w:pPr>
+        <w:tabs>
+          <w:tab w:val="num" w:pos="5760"/>
+        </w:tabs>
+        <w:ind w:left="5760" w:hanging="360"/>
+      </w:pPr>
+      <w:rPr>
+        <w:rFonts w:ascii="Wingdings" w:hAnsi="Wingdings" w:hint="default"/>
+        <w:sz w:val="20"/>
+      </w:rPr>
+    </w:lvl>
+    <w:lvl w:ilvl="8" w:tentative="1">
+      <w:start w:val="1"/>
+      <w:numFmt w:val="bullet"/>
+      <w:lvlText w:val=""/>
+      <w:lvlJc w:val="left"/>
+      <w:pPr>
+        <w:tabs>
+          <w:tab w:val="num" w:pos="6480"/>
+        </w:tabs>
+        <w:ind w:left="6480" w:hanging="360"/>
+      </w:pPr>
+      <w:rPr>
+        <w:rFonts w:ascii="Wingdings" w:hAnsi="Wingdings" w:hint="default"/>
+        <w:sz w:val="20"/>
+      </w:rPr>
+    </w:lvl>
+  </w:abstractNum>
+  <w:abstractNum w:abstractNumId="17" w15:restartNumberingAfterBreak="0">
     <w:nsid w:val="47280A2A"/>
     <w:multiLevelType w:val="multilevel"/>
     <w:tmpl w:val="221A95A8"/>
@@ -3828,7 +7534,7 @@
       </w:rPr>
     </w:lvl>
   </w:abstractNum>
-  <w:abstractNum w:abstractNumId="12" w15:restartNumberingAfterBreak="0">
+  <w:abstractNum w:abstractNumId="18" w15:restartNumberingAfterBreak="0">
     <w:nsid w:val="4E350504"/>
     <w:multiLevelType w:val="multilevel"/>
     <w:tmpl w:val="39AABAB0"/>
@@ -3977,7 +7683,7 @@
       </w:rPr>
     </w:lvl>
   </w:abstractNum>
-  <w:abstractNum w:abstractNumId="13" w15:restartNumberingAfterBreak="0">
+  <w:abstractNum w:abstractNumId="19" w15:restartNumberingAfterBreak="0">
     <w:nsid w:val="609049EB"/>
     <w:multiLevelType w:val="multilevel"/>
     <w:tmpl w:val="E6C83DFE"/>
@@ -4126,7 +7832,7 @@
       </w:rPr>
     </w:lvl>
   </w:abstractNum>
-  <w:abstractNum w:abstractNumId="14" w15:restartNumberingAfterBreak="0">
+  <w:abstractNum w:abstractNumId="20" w15:restartNumberingAfterBreak="0">
     <w:nsid w:val="60B13F9B"/>
     <w:multiLevelType w:val="multilevel"/>
     <w:tmpl w:val="E2F2FC06"/>
@@ -4275,7 +7981,269 @@
       </w:rPr>
     </w:lvl>
   </w:abstractNum>
-  <w:abstractNum w:abstractNumId="15" w15:restartNumberingAfterBreak="0">
+  <w:abstractNum w:abstractNumId="21" w15:restartNumberingAfterBreak="0">
+    <w:nsid w:val="63613C02"/>
+    <w:multiLevelType w:val="multilevel"/>
+    <w:tmpl w:val="86E22F20"/>
+    <w:lvl w:ilvl="0">
+      <w:start w:val="1"/>
+      <w:numFmt w:val="decimal"/>
+      <w:lvlText w:val="%1."/>
+      <w:lvlJc w:val="left"/>
+      <w:pPr>
+        <w:tabs>
+          <w:tab w:val="num" w:pos="720"/>
+        </w:tabs>
+        <w:ind w:left="720" w:hanging="360"/>
+      </w:pPr>
+    </w:lvl>
+    <w:lvl w:ilvl="1" w:tentative="1">
+      <w:start w:val="1"/>
+      <w:numFmt w:val="decimal"/>
+      <w:lvlText w:val="%2."/>
+      <w:lvlJc w:val="left"/>
+      <w:pPr>
+        <w:tabs>
+          <w:tab w:val="num" w:pos="1440"/>
+        </w:tabs>
+        <w:ind w:left="1440" w:hanging="360"/>
+      </w:pPr>
+    </w:lvl>
+    <w:lvl w:ilvl="2" w:tentative="1">
+      <w:start w:val="1"/>
+      <w:numFmt w:val="decimal"/>
+      <w:lvlText w:val="%3."/>
+      <w:lvlJc w:val="left"/>
+      <w:pPr>
+        <w:tabs>
+          <w:tab w:val="num" w:pos="2160"/>
+        </w:tabs>
+        <w:ind w:left="2160" w:hanging="360"/>
+      </w:pPr>
+    </w:lvl>
+    <w:lvl w:ilvl="3" w:tentative="1">
+      <w:start w:val="1"/>
+      <w:numFmt w:val="decimal"/>
+      <w:lvlText w:val="%4."/>
+      <w:lvlJc w:val="left"/>
+      <w:pPr>
+        <w:tabs>
+          <w:tab w:val="num" w:pos="2880"/>
+        </w:tabs>
+        <w:ind w:left="2880" w:hanging="360"/>
+      </w:pPr>
+    </w:lvl>
+    <w:lvl w:ilvl="4" w:tentative="1">
+      <w:start w:val="1"/>
+      <w:numFmt w:val="decimal"/>
+      <w:lvlText w:val="%5."/>
+      <w:lvlJc w:val="left"/>
+      <w:pPr>
+        <w:tabs>
+          <w:tab w:val="num" w:pos="3600"/>
+        </w:tabs>
+        <w:ind w:left="3600" w:hanging="360"/>
+      </w:pPr>
+    </w:lvl>
+    <w:lvl w:ilvl="5" w:tentative="1">
+      <w:start w:val="1"/>
+      <w:numFmt w:val="decimal"/>
+      <w:lvlText w:val="%6."/>
+      <w:lvlJc w:val="left"/>
+      <w:pPr>
+        <w:tabs>
+          <w:tab w:val="num" w:pos="4320"/>
+        </w:tabs>
+        <w:ind w:left="4320" w:hanging="360"/>
+      </w:pPr>
+    </w:lvl>
+    <w:lvl w:ilvl="6" w:tentative="1">
+      <w:start w:val="1"/>
+      <w:numFmt w:val="decimal"/>
+      <w:lvlText w:val="%7."/>
+      <w:lvlJc w:val="left"/>
+      <w:pPr>
+        <w:tabs>
+          <w:tab w:val="num" w:pos="5040"/>
+        </w:tabs>
+        <w:ind w:left="5040" w:hanging="360"/>
+      </w:pPr>
+    </w:lvl>
+    <w:lvl w:ilvl="7" w:tentative="1">
+      <w:start w:val="1"/>
+      <w:numFmt w:val="decimal"/>
+      <w:lvlText w:val="%8."/>
+      <w:lvlJc w:val="left"/>
+      <w:pPr>
+        <w:tabs>
+          <w:tab w:val="num" w:pos="5760"/>
+        </w:tabs>
+        <w:ind w:left="5760" w:hanging="360"/>
+      </w:pPr>
+    </w:lvl>
+    <w:lvl w:ilvl="8" w:tentative="1">
+      <w:start w:val="1"/>
+      <w:numFmt w:val="decimal"/>
+      <w:lvlText w:val="%9."/>
+      <w:lvlJc w:val="left"/>
+      <w:pPr>
+        <w:tabs>
+          <w:tab w:val="num" w:pos="6480"/>
+        </w:tabs>
+        <w:ind w:left="6480" w:hanging="360"/>
+      </w:pPr>
+    </w:lvl>
+  </w:abstractNum>
+  <w:abstractNum w:abstractNumId="22" w15:restartNumberingAfterBreak="0">
+    <w:nsid w:val="65066B29"/>
+    <w:multiLevelType w:val="multilevel"/>
+    <w:tmpl w:val="B93833C4"/>
+    <w:lvl w:ilvl="0">
+      <w:start w:val="1"/>
+      <w:numFmt w:val="bullet"/>
+      <w:lvlText w:val=""/>
+      <w:lvlJc w:val="left"/>
+      <w:pPr>
+        <w:tabs>
+          <w:tab w:val="num" w:pos="720"/>
+        </w:tabs>
+        <w:ind w:left="720" w:hanging="360"/>
+      </w:pPr>
+      <w:rPr>
+        <w:rFonts w:ascii="Symbol" w:hAnsi="Symbol" w:hint="default"/>
+        <w:sz w:val="20"/>
+      </w:rPr>
+    </w:lvl>
+    <w:lvl w:ilvl="1" w:tentative="1">
+      <w:start w:val="1"/>
+      <w:numFmt w:val="bullet"/>
+      <w:lvlText w:val="o"/>
+      <w:lvlJc w:val="left"/>
+      <w:pPr>
+        <w:tabs>
+          <w:tab w:val="num" w:pos="1440"/>
+        </w:tabs>
+        <w:ind w:left="1440" w:hanging="360"/>
+      </w:pPr>
+      <w:rPr>
+        <w:rFonts w:ascii="Courier New" w:hAnsi="Courier New" w:hint="default"/>
+        <w:sz w:val="20"/>
+      </w:rPr>
+    </w:lvl>
+    <w:lvl w:ilvl="2" w:tentative="1">
+      <w:start w:val="1"/>
+      <w:numFmt w:val="bullet"/>
+      <w:lvlText w:val=""/>
+      <w:lvlJc w:val="left"/>
+      <w:pPr>
+        <w:tabs>
+          <w:tab w:val="num" w:pos="2160"/>
+        </w:tabs>
+        <w:ind w:left="2160" w:hanging="360"/>
+      </w:pPr>
+      <w:rPr>
+        <w:rFonts w:ascii="Wingdings" w:hAnsi="Wingdings" w:hint="default"/>
+        <w:sz w:val="20"/>
+      </w:rPr>
+    </w:lvl>
+    <w:lvl w:ilvl="3" w:tentative="1">
+      <w:start w:val="1"/>
+      <w:numFmt w:val="bullet"/>
+      <w:lvlText w:val=""/>
+      <w:lvlJc w:val="left"/>
+      <w:pPr>
+        <w:tabs>
+          <w:tab w:val="num" w:pos="2880"/>
+        </w:tabs>
+        <w:ind w:left="2880" w:hanging="360"/>
+      </w:pPr>
+      <w:rPr>
+        <w:rFonts w:ascii="Wingdings" w:hAnsi="Wingdings" w:hint="default"/>
+        <w:sz w:val="20"/>
+      </w:rPr>
+    </w:lvl>
+    <w:lvl w:ilvl="4" w:tentative="1">
+      <w:start w:val="1"/>
+      <w:numFmt w:val="bullet"/>
+      <w:lvlText w:val=""/>
+      <w:lvlJc w:val="left"/>
+      <w:pPr>
+        <w:tabs>
+          <w:tab w:val="num" w:pos="3600"/>
+        </w:tabs>
+        <w:ind w:left="3600" w:hanging="360"/>
+      </w:pPr>
+      <w:rPr>
+        <w:rFonts w:ascii="Wingdings" w:hAnsi="Wingdings" w:hint="default"/>
+        <w:sz w:val="20"/>
+      </w:rPr>
+    </w:lvl>
+    <w:lvl w:ilvl="5" w:tentative="1">
+      <w:start w:val="1"/>
+      <w:numFmt w:val="bullet"/>
+      <w:lvlText w:val=""/>
+      <w:lvlJc w:val="left"/>
+      <w:pPr>
+        <w:tabs>
+          <w:tab w:val="num" w:pos="4320"/>
+        </w:tabs>
+        <w:ind w:left="4320" w:hanging="360"/>
+      </w:pPr>
+      <w:rPr>
+        <w:rFonts w:ascii="Wingdings" w:hAnsi="Wingdings" w:hint="default"/>
+        <w:sz w:val="20"/>
+      </w:rPr>
+    </w:lvl>
+    <w:lvl w:ilvl="6" w:tentative="1">
+      <w:start w:val="1"/>
+      <w:numFmt w:val="bullet"/>
+      <w:lvlText w:val=""/>
+      <w:lvlJc w:val="left"/>
+      <w:pPr>
+        <w:tabs>
+          <w:tab w:val="num" w:pos="5040"/>
+        </w:tabs>
+        <w:ind w:left="5040" w:hanging="360"/>
+      </w:pPr>
+      <w:rPr>
+        <w:rFonts w:ascii="Wingdings" w:hAnsi="Wingdings" w:hint="default"/>
+        <w:sz w:val="20"/>
+      </w:rPr>
+    </w:lvl>
+    <w:lvl w:ilvl="7" w:tentative="1">
+      <w:start w:val="1"/>
+      <w:numFmt w:val="bullet"/>
+      <w:lvlText w:val=""/>
+      <w:lvlJc w:val="left"/>
+      <w:pPr>
+        <w:tabs>
+          <w:tab w:val="num" w:pos="5760"/>
+        </w:tabs>
+        <w:ind w:left="5760" w:hanging="360"/>
+      </w:pPr>
+      <w:rPr>
+        <w:rFonts w:ascii="Wingdings" w:hAnsi="Wingdings" w:hint="default"/>
+        <w:sz w:val="20"/>
+      </w:rPr>
+    </w:lvl>
+    <w:lvl w:ilvl="8" w:tentative="1">
+      <w:start w:val="1"/>
+      <w:numFmt w:val="bullet"/>
+      <w:lvlText w:val=""/>
+      <w:lvlJc w:val="left"/>
+      <w:pPr>
+        <w:tabs>
+          <w:tab w:val="num" w:pos="6480"/>
+        </w:tabs>
+        <w:ind w:left="6480" w:hanging="360"/>
+      </w:pPr>
+      <w:rPr>
+        <w:rFonts w:ascii="Wingdings" w:hAnsi="Wingdings" w:hint="default"/>
+        <w:sz w:val="20"/>
+      </w:rPr>
+    </w:lvl>
+  </w:abstractNum>
+  <w:abstractNum w:abstractNumId="23" w15:restartNumberingAfterBreak="0">
     <w:nsid w:val="65D43E6C"/>
     <w:multiLevelType w:val="multilevel"/>
     <w:tmpl w:val="C6B21B74"/>
@@ -4388,7 +8356,7 @@
       </w:pPr>
     </w:lvl>
   </w:abstractNum>
-  <w:abstractNum w:abstractNumId="16" w15:restartNumberingAfterBreak="0">
+  <w:abstractNum w:abstractNumId="24" w15:restartNumberingAfterBreak="0">
     <w:nsid w:val="6DC02377"/>
     <w:multiLevelType w:val="multilevel"/>
     <w:tmpl w:val="8020D0E6"/>
@@ -4537,7 +8505,7 @@
       </w:rPr>
     </w:lvl>
   </w:abstractNum>
-  <w:abstractNum w:abstractNumId="17" w15:restartNumberingAfterBreak="0">
+  <w:abstractNum w:abstractNumId="25" w15:restartNumberingAfterBreak="0">
     <w:nsid w:val="6EA154AA"/>
     <w:multiLevelType w:val="multilevel"/>
     <w:tmpl w:val="86E22F20"/>
@@ -4650,7 +8618,120 @@
       </w:pPr>
     </w:lvl>
   </w:abstractNum>
-  <w:abstractNum w:abstractNumId="18" w15:restartNumberingAfterBreak="0">
+  <w:abstractNum w:abstractNumId="26" w15:restartNumberingAfterBreak="0">
+    <w:nsid w:val="752C63C9"/>
+    <w:multiLevelType w:val="multilevel"/>
+    <w:tmpl w:val="86E22F20"/>
+    <w:lvl w:ilvl="0">
+      <w:start w:val="1"/>
+      <w:numFmt w:val="decimal"/>
+      <w:lvlText w:val="%1."/>
+      <w:lvlJc w:val="left"/>
+      <w:pPr>
+        <w:tabs>
+          <w:tab w:val="num" w:pos="720"/>
+        </w:tabs>
+        <w:ind w:left="720" w:hanging="360"/>
+      </w:pPr>
+    </w:lvl>
+    <w:lvl w:ilvl="1" w:tentative="1">
+      <w:start w:val="1"/>
+      <w:numFmt w:val="decimal"/>
+      <w:lvlText w:val="%2."/>
+      <w:lvlJc w:val="left"/>
+      <w:pPr>
+        <w:tabs>
+          <w:tab w:val="num" w:pos="1440"/>
+        </w:tabs>
+        <w:ind w:left="1440" w:hanging="360"/>
+      </w:pPr>
+    </w:lvl>
+    <w:lvl w:ilvl="2" w:tentative="1">
+      <w:start w:val="1"/>
+      <w:numFmt w:val="decimal"/>
+      <w:lvlText w:val="%3."/>
+      <w:lvlJc w:val="left"/>
+      <w:pPr>
+        <w:tabs>
+          <w:tab w:val="num" w:pos="2160"/>
+        </w:tabs>
+        <w:ind w:left="2160" w:hanging="360"/>
+      </w:pPr>
+    </w:lvl>
+    <w:lvl w:ilvl="3" w:tentative="1">
+      <w:start w:val="1"/>
+      <w:numFmt w:val="decimal"/>
+      <w:lvlText w:val="%4."/>
+      <w:lvlJc w:val="left"/>
+      <w:pPr>
+        <w:tabs>
+          <w:tab w:val="num" w:pos="2880"/>
+        </w:tabs>
+        <w:ind w:left="2880" w:hanging="360"/>
+      </w:pPr>
+    </w:lvl>
+    <w:lvl w:ilvl="4" w:tentative="1">
+      <w:start w:val="1"/>
+      <w:numFmt w:val="decimal"/>
+      <w:lvlText w:val="%5."/>
+      <w:lvlJc w:val="left"/>
+      <w:pPr>
+        <w:tabs>
+          <w:tab w:val="num" w:pos="3600"/>
+        </w:tabs>
+        <w:ind w:left="3600" w:hanging="360"/>
+      </w:pPr>
+    </w:lvl>
+    <w:lvl w:ilvl="5" w:tentative="1">
+      <w:start w:val="1"/>
+      <w:numFmt w:val="decimal"/>
+      <w:lvlText w:val="%6."/>
+      <w:lvlJc w:val="left"/>
+      <w:pPr>
+        <w:tabs>
+          <w:tab w:val="num" w:pos="4320"/>
+        </w:tabs>
+        <w:ind w:left="4320" w:hanging="360"/>
+      </w:pPr>
+    </w:lvl>
+    <w:lvl w:ilvl="6" w:tentative="1">
+      <w:start w:val="1"/>
+      <w:numFmt w:val="decimal"/>
+      <w:lvlText w:val="%7."/>
+      <w:lvlJc w:val="left"/>
+      <w:pPr>
+        <w:tabs>
+          <w:tab w:val="num" w:pos="5040"/>
+        </w:tabs>
+        <w:ind w:left="5040" w:hanging="360"/>
+      </w:pPr>
+    </w:lvl>
+    <w:lvl w:ilvl="7" w:tentative="1">
+      <w:start w:val="1"/>
+      <w:numFmt w:val="decimal"/>
+      <w:lvlText w:val="%8."/>
+      <w:lvlJc w:val="left"/>
+      <w:pPr>
+        <w:tabs>
+          <w:tab w:val="num" w:pos="5760"/>
+        </w:tabs>
+        <w:ind w:left="5760" w:hanging="360"/>
+      </w:pPr>
+    </w:lvl>
+    <w:lvl w:ilvl="8" w:tentative="1">
+      <w:start w:val="1"/>
+      <w:numFmt w:val="decimal"/>
+      <w:lvlText w:val="%9."/>
+      <w:lvlJc w:val="left"/>
+      <w:pPr>
+        <w:tabs>
+          <w:tab w:val="num" w:pos="6480"/>
+        </w:tabs>
+        <w:ind w:left="6480" w:hanging="360"/>
+      </w:pPr>
+    </w:lvl>
+  </w:abstractNum>
+  <w:abstractNum w:abstractNumId="27" w15:restartNumberingAfterBreak="0">
     <w:nsid w:val="79337168"/>
     <w:multiLevelType w:val="multilevel"/>
     <w:tmpl w:val="F4F28296"/>
@@ -4800,7 +8881,7 @@
     </w:lvl>
   </w:abstractNum>
   <w:num w:numId="1" w16cid:durableId="592006576">
-    <w:abstractNumId w:val="17"/>
+    <w:abstractNumId w:val="25"/>
   </w:num>
   <w:num w:numId="2" w16cid:durableId="978536529">
     <w:abstractNumId w:val="5"/>
@@ -4812,13 +8893,13 @@
     <w:abstractNumId w:val="3"/>
   </w:num>
   <w:num w:numId="5" w16cid:durableId="1155992685">
-    <w:abstractNumId w:val="15"/>
+    <w:abstractNumId w:val="23"/>
   </w:num>
   <w:num w:numId="6" w16cid:durableId="1709211345">
-    <w:abstractNumId w:val="13"/>
+    <w:abstractNumId w:val="19"/>
   </w:num>
   <w:num w:numId="7" w16cid:durableId="307056945">
-    <w:abstractNumId w:val="14"/>
+    <w:abstractNumId w:val="20"/>
   </w:num>
   <w:num w:numId="8" w16cid:durableId="370113688">
     <w:abstractNumId w:val="2"/>
@@ -4827,34 +8908,61 @@
     <w:abstractNumId w:val="4"/>
   </w:num>
   <w:num w:numId="10" w16cid:durableId="1838184637">
-    <w:abstractNumId w:val="10"/>
+    <w:abstractNumId w:val="14"/>
   </w:num>
   <w:num w:numId="11" w16cid:durableId="185946459">
-    <w:abstractNumId w:val="9"/>
+    <w:abstractNumId w:val="11"/>
   </w:num>
   <w:num w:numId="12" w16cid:durableId="1245184902">
-    <w:abstractNumId w:val="12"/>
+    <w:abstractNumId w:val="18"/>
   </w:num>
   <w:num w:numId="13" w16cid:durableId="1558056267">
-    <w:abstractNumId w:val="16"/>
+    <w:abstractNumId w:val="24"/>
   </w:num>
   <w:num w:numId="14" w16cid:durableId="1854997483">
     <w:abstractNumId w:val="7"/>
   </w:num>
   <w:num w:numId="15" w16cid:durableId="785319847">
-    <w:abstractNumId w:val="18"/>
+    <w:abstractNumId w:val="27"/>
   </w:num>
   <w:num w:numId="16" w16cid:durableId="1752846128">
-    <w:abstractNumId w:val="8"/>
+    <w:abstractNumId w:val="9"/>
   </w:num>
   <w:num w:numId="17" w16cid:durableId="902907569">
     <w:abstractNumId w:val="6"/>
   </w:num>
   <w:num w:numId="18" w16cid:durableId="1583295860">
-    <w:abstractNumId w:val="11"/>
+    <w:abstractNumId w:val="17"/>
   </w:num>
   <w:num w:numId="19" w16cid:durableId="989938795">
     <w:abstractNumId w:val="0"/>
+  </w:num>
+  <w:num w:numId="20" w16cid:durableId="1370647168">
+    <w:abstractNumId w:val="13"/>
+  </w:num>
+  <w:num w:numId="21" w16cid:durableId="732965132">
+    <w:abstractNumId w:val="15"/>
+  </w:num>
+  <w:num w:numId="22" w16cid:durableId="1860971936">
+    <w:abstractNumId w:val="26"/>
+  </w:num>
+  <w:num w:numId="23" w16cid:durableId="909464260">
+    <w:abstractNumId w:val="22"/>
+  </w:num>
+  <w:num w:numId="24" w16cid:durableId="1213035387">
+    <w:abstractNumId w:val="21"/>
+  </w:num>
+  <w:num w:numId="25" w16cid:durableId="46606931">
+    <w:abstractNumId w:val="10"/>
+  </w:num>
+  <w:num w:numId="26" w16cid:durableId="1598056413">
+    <w:abstractNumId w:val="8"/>
+  </w:num>
+  <w:num w:numId="27" w16cid:durableId="780681578">
+    <w:abstractNumId w:val="16"/>
+  </w:num>
+  <w:num w:numId="28" w16cid:durableId="2117599307">
+    <w:abstractNumId w:val="12"/>
   </w:num>
 </w:numbering>
 </file>
@@ -5259,6 +9367,10 @@
   <w:style w:type="paragraph" w:default="1" w:styleId="Normal">
     <w:name w:val="Normal"/>
     <w:qFormat/>
+    <w:rsid w:val="00705D3B"/>
+    <w:rPr>
+      <w:lang w:val="en-US"/>
+    </w:rPr>
   </w:style>
   <w:style w:type="paragraph" w:styleId="Heading1">
     <w:name w:val="heading 1"/>
@@ -5462,6 +9574,7 @@
   <w:style w:type="character" w:default="1" w:styleId="DefaultParagraphFont">
     <w:name w:val="Default Paragraph Font"/>
     <w:uiPriority w:val="1"/>
+    <w:semiHidden/>
     <w:unhideWhenUsed/>
   </w:style>
   <w:style w:type="table" w:default="1" w:styleId="TableNormal">

--- a/Document/vp_project.docx
+++ b/Document/vp_project.docx
@@ -4,6 +4,100 @@
   <w:body>
     <w:p>
       <w:pPr>
+        <w:jc w:val="center"/>
+        <w:rPr>
+          <w:rFonts w:ascii="Georgia" w:hAnsi="Georgia"/>
+          <w:sz w:val="120"/>
+          <w:szCs w:val="120"/>
+        </w:rPr>
+      </w:pPr>
+      <w:r>
+        <w:rPr>
+          <w:rFonts w:ascii="Georgia" w:hAnsi="Georgia"/>
+          <w:b/>
+          <w:bCs/>
+          <w:sz w:val="120"/>
+          <w:szCs w:val="120"/>
+        </w:rPr>
+        <w:t xml:space="preserve">Video Processing: </w:t>
+      </w:r>
+      <w:r>
+        <w:rPr>
+          <w:rFonts w:ascii="Georgia" w:hAnsi="Georgia"/>
+          <w:sz w:val="96"/>
+          <w:szCs w:val="96"/>
+        </w:rPr>
+        <w:t>Final Project</w:t>
+      </w:r>
+    </w:p>
+    <w:p>
+      <w:pPr>
+        <w:jc w:val="center"/>
+        <w:rPr>
+          <w:rFonts w:ascii="Georgia" w:hAnsi="Georgia"/>
+          <w:sz w:val="30"/>
+          <w:szCs w:val="30"/>
+        </w:rPr>
+      </w:pPr>
+      <w:r>
+        <w:rPr>
+          <w:rFonts w:ascii="Georgia" w:hAnsi="Georgia"/>
+          <w:sz w:val="30"/>
+          <w:szCs w:val="30"/>
+        </w:rPr>
+        <w:t>Roi Guri:</w:t>
+      </w:r>
+    </w:p>
+    <w:p>
+      <w:pPr>
+        <w:jc w:val="center"/>
+        <w:rPr>
+          <w:rFonts w:ascii="Georgia" w:hAnsi="Georgia"/>
+          <w:sz w:val="30"/>
+          <w:szCs w:val="30"/>
+        </w:rPr>
+      </w:pPr>
+      <w:r>
+        <w:rPr>
+          <w:rFonts w:ascii="Georgia" w:hAnsi="Georgia"/>
+          <w:sz w:val="30"/>
+          <w:szCs w:val="30"/>
+        </w:rPr>
+        <w:t>Ron Amrani: 211360136</w:t>
+      </w:r>
+    </w:p>
+    <w:p>
+      <w:pPr>
+        <w:jc w:val="center"/>
+        <w:rPr>
+          <w:rFonts w:ascii="Georgia" w:hAnsi="Georgia"/>
+          <w:sz w:val="30"/>
+          <w:szCs w:val="30"/>
+        </w:rPr>
+      </w:pPr>
+      <w:r>
+        <w:rPr>
+          <w:rFonts w:ascii="Georgia" w:hAnsi="Georgia"/>
+          <w:sz w:val="30"/>
+          <w:szCs w:val="30"/>
+        </w:rPr>
+        <w:t>Itai Paperno: 211314471</w:t>
+      </w:r>
+    </w:p>
+    <w:p>
+      <w:pPr>
+        <w:jc w:val="center"/>
+        <w:rPr>
+          <w:rFonts w:ascii="Georgia" w:hAnsi="Georgia"/>
+          <w:b/>
+          <w:bCs/>
+          <w:sz w:val="96"/>
+          <w:szCs w:val="96"/>
+        </w:rPr>
+      </w:pPr>
+    </w:p>
+    <w:p>
+      <w:pPr>
         <w:rPr>
           <w:rFonts w:ascii="Georgia" w:hAnsi="Georgia"/>
           <w:b/>
@@ -20,6 +114,28 @@
           <w:sz w:val="32"/>
           <w:szCs w:val="32"/>
         </w:rPr>
+        <w:br w:type="page"/>
+      </w:r>
+    </w:p>
+    <w:p>
+      <w:pPr>
+        <w:rPr>
+          <w:rFonts w:ascii="Georgia" w:hAnsi="Georgia"/>
+          <w:b/>
+          <w:bCs/>
+          <w:sz w:val="32"/>
+          <w:szCs w:val="32"/>
+        </w:rPr>
+      </w:pPr>
+      <w:r>
+        <w:rPr>
+          <w:rFonts w:ascii="Georgia" w:hAnsi="Georgia"/>
+          <w:b/>
+          <w:bCs/>
+          <w:sz w:val="32"/>
+          <w:szCs w:val="32"/>
+        </w:rPr>
+        <w:lastRenderedPageBreak/>
         <w:t xml:space="preserve">Stabilization </w:t>
       </w:r>
     </w:p>
@@ -651,101 +767,6 @@
       <w:pPr>
         <w:rPr>
           <w:rFonts w:ascii="Georgia" w:hAnsi="Georgia"/>
-        </w:rPr>
-      </w:pPr>
-    </w:p>
-    <w:p>
-      <w:pPr>
-        <w:rPr>
-          <w:rFonts w:ascii="Georgia" w:hAnsi="Georgia"/>
-          <w:b/>
-          <w:bCs/>
-        </w:rPr>
-      </w:pPr>
-      <w:r>
-        <w:rPr>
-          <w:rFonts w:ascii="Georgia" w:hAnsi="Georgia"/>
-          <w:b/>
-          <w:bCs/>
-        </w:rPr>
-        <w:t>Algorithm Parameters</w:t>
-      </w:r>
-    </w:p>
-    <w:p>
-      <w:pPr>
-        <w:numPr>
-          <w:ilvl w:val="0"/>
-          <w:numId w:val="3"/>
-        </w:numPr>
-        <w:rPr>
-          <w:rFonts w:ascii="Georgia" w:hAnsi="Georgia"/>
-          <w:highlight w:val="yellow"/>
-        </w:rPr>
-      </w:pPr>
-      <w:r>
-        <w:rPr>
-          <w:rFonts w:ascii="Georgia" w:hAnsi="Georgia"/>
-          <w:highlight w:val="yellow"/>
-        </w:rPr>
-        <w:t>FEATURES_COUNT = 1000: Maximum number of corners to detect</w:t>
-      </w:r>
-    </w:p>
-    <w:p>
-      <w:pPr>
-        <w:numPr>
-          <w:ilvl w:val="0"/>
-          <w:numId w:val="3"/>
-        </w:numPr>
-        <w:rPr>
-          <w:rFonts w:ascii="Georgia" w:hAnsi="Georgia"/>
-          <w:highlight w:val="yellow"/>
-        </w:rPr>
-      </w:pPr>
-      <w:r>
-        <w:rPr>
-          <w:rFonts w:ascii="Georgia" w:hAnsi="Georgia"/>
-          <w:highlight w:val="yellow"/>
-        </w:rPr>
-        <w:t xml:space="preserve">FEATURES_QUALITY = 0.01: </w:t>
-      </w:r>
-      <w:r>
-        <w:rPr>
-          <w:rFonts w:ascii="Georgia" w:hAnsi="Georgia"/>
-          <w:highlight w:val="yellow"/>
-        </w:rPr>
-        <w:t>Corner q</w:t>
-      </w:r>
-      <w:r>
-        <w:rPr>
-          <w:rFonts w:ascii="Georgia" w:hAnsi="Georgia"/>
-          <w:highlight w:val="yellow"/>
-        </w:rPr>
-        <w:t xml:space="preserve">uality threshold </w:t>
-      </w:r>
-    </w:p>
-    <w:p>
-      <w:pPr>
-        <w:numPr>
-          <w:ilvl w:val="0"/>
-          <w:numId w:val="3"/>
-        </w:numPr>
-        <w:rPr>
-          <w:rFonts w:ascii="Georgia" w:hAnsi="Georgia"/>
-          <w:highlight w:val="yellow"/>
-        </w:rPr>
-      </w:pPr>
-      <w:r>
-        <w:rPr>
-          <w:rFonts w:ascii="Georgia" w:hAnsi="Georgia"/>
-          <w:highlight w:val="yellow"/>
-        </w:rPr>
-        <w:t xml:space="preserve">FEATURES_MIN_DISTANCE = 20: Minimum distance between corners </w:t>
-      </w:r>
-    </w:p>
-    <w:p>
-      <w:pPr>
-        <w:rPr>
-          <w:rFonts w:ascii="Georgia" w:hAnsi="Georgia"/>
           <w:b/>
           <w:bCs/>
         </w:rPr>
@@ -769,7 +790,6 @@
           <w:sz w:val="26"/>
           <w:szCs w:val="26"/>
         </w:rPr>
-        <w:lastRenderedPageBreak/>
         <w:t>Stage 2: Feature Tracking</w:t>
       </w:r>
     </w:p>
@@ -831,7 +851,21 @@
         <w:rPr>
           <w:rFonts w:ascii="Georgia" w:hAnsi="Georgia"/>
         </w:rPr>
-        <w:t xml:space="preserve"> similar to the one we implemented in </w:t>
+        <w:t xml:space="preserve"> </w:t>
+      </w:r>
+      <w:proofErr w:type="gramStart"/>
+      <w:r>
+        <w:rPr>
+          <w:rFonts w:ascii="Georgia" w:hAnsi="Georgia"/>
+        </w:rPr>
+        <w:t>similar to</w:t>
+      </w:r>
+      <w:proofErr w:type="gramEnd"/>
+      <w:r>
+        <w:rPr>
+          <w:rFonts w:ascii="Georgia" w:hAnsi="Georgia"/>
+        </w:rPr>
+        <w:t xml:space="preserve"> the one we implemented in </w:t>
       </w:r>
       <w:r>
         <w:rPr>
@@ -881,6 +915,7 @@
           <w:sz w:val="26"/>
           <w:szCs w:val="26"/>
         </w:rPr>
+        <w:lastRenderedPageBreak/>
         <w:t>Stage 3: Motion Estimation</w:t>
       </w:r>
     </w:p>
@@ -1015,65 +1050,6 @@
     </w:p>
     <w:p>
       <w:pPr>
-        <w:rPr>
-          <w:rFonts w:ascii="Georgia" w:hAnsi="Georgia"/>
-        </w:rPr>
-      </w:pPr>
-    </w:p>
-    <w:p>
-      <w:pPr>
-        <w:rPr>
-          <w:rFonts w:ascii="Georgia" w:hAnsi="Georgia"/>
-          <w:b/>
-          <w:bCs/>
-        </w:rPr>
-      </w:pPr>
-      <w:r>
-        <w:rPr>
-          <w:rFonts w:ascii="Georgia" w:hAnsi="Georgia"/>
-          <w:b/>
-          <w:bCs/>
-        </w:rPr>
-        <w:t>Algorithm Parameters</w:t>
-      </w:r>
-    </w:p>
-    <w:p>
-      <w:pPr>
-        <w:numPr>
-          <w:ilvl w:val="0"/>
-          <w:numId w:val="11"/>
-        </w:numPr>
-        <w:rPr>
-          <w:rFonts w:ascii="Georgia" w:hAnsi="Georgia"/>
-        </w:rPr>
-      </w:pPr>
-      <w:r>
-        <w:rPr>
-          <w:rFonts w:ascii="Georgia" w:hAnsi="Georgia"/>
-        </w:rPr>
-        <w:t>HOMOGRAPHY_RANSAC_THRESHOLD = 5.0: Maximum pixel error for inliers</w:t>
-      </w:r>
-    </w:p>
-    <w:p>
-      <w:pPr>
-        <w:numPr>
-          <w:ilvl w:val="0"/>
-          <w:numId w:val="11"/>
-        </w:numPr>
-        <w:rPr>
-          <w:rFonts w:ascii="Georgia" w:hAnsi="Georgia"/>
-        </w:rPr>
-      </w:pPr>
-      <w:r>
-        <w:rPr>
-          <w:rFonts w:ascii="Georgia" w:hAnsi="Georgia"/>
-        </w:rPr>
-        <w:t>HOMOGRAPHY_MIN_FEATURES = 10: Minimum features for reliable estimation</w:t>
-      </w:r>
-    </w:p>
-    <w:p>
-      <w:pPr>
-        <w:ind w:left="720"/>
         <w:rPr>
           <w:rFonts w:ascii="Georgia" w:hAnsi="Georgia"/>
         </w:rPr>
@@ -1173,7 +1149,6 @@
           <w:sz w:val="26"/>
           <w:szCs w:val="26"/>
         </w:rPr>
-        <w:lastRenderedPageBreak/>
         <w:t>Stage 4: Trajectory Smoothing</w:t>
       </w:r>
     </w:p>
@@ -1204,7 +1179,21 @@
         <w:rPr>
           <w:rFonts w:ascii="Georgia" w:hAnsi="Georgia"/>
         </w:rPr>
-        <w:t>Raw homography estimates contain high-frequency noise causing visible jitter in stabilized video.</w:t>
+        <w:t xml:space="preserve">Raw homography estimates contain high-frequency noise causing visible </w:t>
+      </w:r>
+      <w:proofErr w:type="gramStart"/>
+      <w:r>
+        <w:rPr>
+          <w:rFonts w:ascii="Georgia" w:hAnsi="Georgia"/>
+        </w:rPr>
+        <w:t>jitter</w:t>
+      </w:r>
+      <w:proofErr w:type="gramEnd"/>
+      <w:r>
+        <w:rPr>
+          <w:rFonts w:ascii="Georgia" w:hAnsi="Georgia"/>
+        </w:rPr>
+        <w:t xml:space="preserve"> in stabilized video.</w:t>
       </w:r>
     </w:p>
     <w:p>
@@ -1281,7 +1270,14 @@
         <w:rPr>
           <w:rFonts w:ascii="Georgia" w:hAnsi="Georgia"/>
         </w:rPr>
-        <w:t xml:space="preserve"> is that camera shake happens in quick bursts, while intentional movements happen at a slower rate, so by averaging over a time window, we filter out the high-frequency noise while preserving the low-frequency signal we want. We tried several different and found that a </w:t>
+        <w:t xml:space="preserve"> is that camera shake happens in quick bursts, while </w:t>
+      </w:r>
+      <w:r>
+        <w:rPr>
+          <w:rFonts w:ascii="Georgia" w:hAnsi="Georgia"/>
+        </w:rPr>
+        <w:lastRenderedPageBreak/>
+        <w:t xml:space="preserve">intentional movements happen at a slower rate, so by averaging over a time window, we filter out the high-frequency noise while preserving the low-frequency signal we want. We tried several different and found that a </w:t>
       </w:r>
       <w:r>
         <w:rPr>
@@ -1362,6 +1358,7 @@
         </w:rPr>
         <w:t xml:space="preserve"> function: </w:t>
       </w:r>
+      <w:proofErr w:type="spellStart"/>
       <w:r>
         <w:rPr>
           <w:rFonts w:ascii="Bahnschrift" w:hAnsi="Bahnschrift"/>
@@ -1370,6 +1367,7 @@
         </w:rPr>
         <w:t>smooth_homographies</w:t>
       </w:r>
+      <w:proofErr w:type="spellEnd"/>
       <w:r>
         <w:rPr>
           <w:rFonts w:ascii="Georgia" w:hAnsi="Georgia"/>
@@ -1404,7 +1402,21 @@
         <w:rPr>
           <w:rFonts w:ascii="Georgia" w:hAnsi="Georgia"/>
         </w:rPr>
-        <w:t>. Finally, for each frame, we compute a correction transformation by finding the difference between where the camera actually was and where it should have been, mathematically expressed as:</w:t>
+        <w:t xml:space="preserve">. Finally, for each frame, we compute a correction transformation by finding the difference between where the camera </w:t>
+      </w:r>
+      <w:proofErr w:type="gramStart"/>
+      <w:r>
+        <w:rPr>
+          <w:rFonts w:ascii="Georgia" w:hAnsi="Georgia"/>
+        </w:rPr>
+        <w:t>actually was</w:t>
+      </w:r>
+      <w:proofErr w:type="gramEnd"/>
+      <w:r>
+        <w:rPr>
+          <w:rFonts w:ascii="Georgia" w:hAnsi="Georgia"/>
+        </w:rPr>
+        <w:t xml:space="preserve"> and where it should have been, mathematically expressed as:</w:t>
       </w:r>
     </w:p>
     <w:p>
@@ -1593,14 +1605,7 @@
         <w:rPr>
           <w:rFonts w:ascii="Georgia" w:hAnsi="Georgia"/>
         </w:rPr>
-        <w:t xml:space="preserve"> to geometrically transform the image by mapping each pixel from its original location to </w:t>
-      </w:r>
-      <w:r>
-        <w:rPr>
-          <w:rFonts w:ascii="Georgia" w:hAnsi="Georgia"/>
-        </w:rPr>
-        <w:lastRenderedPageBreak/>
-        <w:t>a new corrected location according to the homography matrix. Since the homography represents a perspective transformation, pixels don't map to exact integer coordinates in the output image, so we need interpolation to determine what color values to assign to the output pixels. We used bilinear interpolation which takes a weighted average of the four nearest neighboring pixels. The warping process inevitably creates situations where the transformed image doesn't completely fill the output frame boundaries, leaving empty regions at the edges, so we handle this using border replication which extends the nearest edge pixels to fill these gaps.</w:t>
+        <w:t xml:space="preserve"> to geometrically transform the image by mapping each pixel from its original location to a new corrected location according to the homography matrix. Since the homography represents a perspective transformation, pixels don't map to exact integer coordinates in the output image, so we need interpolation to determine what color values to assign to the output pixels. We used bilinear interpolation which takes a weighted average of the four nearest neighboring pixels. The warping process inevitably creates situations where the transformed image doesn't completely fill the output frame boundaries, leaving empty regions at the edges, so we handle this using border replication which extends the nearest edge pixels to fill these gaps.</w:t>
       </w:r>
       <w:r>
         <w:rPr>
@@ -1624,84 +1629,182 @@
       <w:pPr>
         <w:rPr>
           <w:rFonts w:ascii="Georgia" w:hAnsi="Georgia"/>
+          <w:lang w:val="en-IL"/>
+        </w:rPr>
+      </w:pPr>
+      <w:r>
+        <w:rPr>
+          <w:rFonts w:ascii="Georgia" w:hAnsi="Georgia"/>
           <w:b/>
           <w:bCs/>
-        </w:rPr>
-      </w:pPr>
+          <w:sz w:val="26"/>
+          <w:szCs w:val="26"/>
+          <w:lang w:val="en-IL"/>
+        </w:rPr>
+        <w:t>Algorithm</w:t>
+      </w:r>
       <w:r>
         <w:rPr>
           <w:rFonts w:ascii="Georgia" w:hAnsi="Georgia"/>
           <w:b/>
           <w:bCs/>
-        </w:rPr>
-        <w:t>Interpolation</w:t>
-      </w:r>
-      <w:r>
-        <w:rPr>
-          <w:rFonts w:ascii="Georgia" w:hAnsi="Georgia"/>
-          <w:b/>
-          <w:bCs/>
-        </w:rPr>
-        <w:t xml:space="preserve"> and Border Handling</w:t>
-      </w:r>
-      <w:r>
-        <w:rPr>
-          <w:rFonts w:ascii="Georgia" w:hAnsi="Georgia"/>
-          <w:b/>
-          <w:bCs/>
-        </w:rPr>
-        <w:t xml:space="preserve"> Method</w:t>
-      </w:r>
-      <w:r>
-        <w:rPr>
-          <w:rFonts w:ascii="Georgia" w:hAnsi="Georgia"/>
-          <w:b/>
-          <w:bCs/>
-        </w:rPr>
-        <w:t>s</w:t>
+          <w:lang w:val="en-IL"/>
+        </w:rPr>
+        <w:t xml:space="preserve"> Parameters</w:t>
       </w:r>
     </w:p>
     <w:p>
       <w:pPr>
         <w:numPr>
           <w:ilvl w:val="0"/>
-          <w:numId w:val="15"/>
+          <w:numId w:val="46"/>
         </w:numPr>
         <w:rPr>
           <w:rFonts w:ascii="Georgia" w:hAnsi="Georgia"/>
-        </w:rPr>
-      </w:pPr>
-      <w:r>
-        <w:rPr>
-          <w:rFonts w:ascii="Georgia" w:hAnsi="Georgia"/>
-        </w:rPr>
-        <w:t>INTER_LINEAR: Bilinear interpolation (good speed/quality balance)</w:t>
+          <w:lang w:val="en-IL"/>
+        </w:rPr>
+      </w:pPr>
+      <w:r>
+        <w:rPr>
+          <w:rFonts w:ascii="Georgia" w:hAnsi="Georgia"/>
+          <w:lang w:val="en-IL"/>
+        </w:rPr>
+        <w:t>FEATURES_COUNT = 1000: Maximum number of corners to detect</w:t>
       </w:r>
     </w:p>
     <w:p>
       <w:pPr>
         <w:numPr>
           <w:ilvl w:val="0"/>
-          <w:numId w:val="16"/>
+          <w:numId w:val="46"/>
         </w:numPr>
         <w:rPr>
           <w:rFonts w:ascii="Georgia" w:hAnsi="Georgia"/>
-        </w:rPr>
-      </w:pPr>
-      <w:r>
-        <w:rPr>
-          <w:rFonts w:ascii="Georgia" w:hAnsi="Georgia"/>
-        </w:rPr>
-        <w:t>BORDER_REPLICATE: Extends border pixels outward</w:t>
-      </w:r>
-    </w:p>
-    <w:p>
-      <w:pPr>
-        <w:ind w:left="1440"/>
-        <w:rPr>
-          <w:rFonts w:ascii="Georgia" w:hAnsi="Georgia"/>
-        </w:rPr>
-      </w:pPr>
+          <w:lang w:val="en-IL"/>
+        </w:rPr>
+      </w:pPr>
+      <w:r>
+        <w:rPr>
+          <w:rFonts w:ascii="Georgia" w:hAnsi="Georgia"/>
+          <w:lang w:val="en-IL"/>
+        </w:rPr>
+        <w:t>FEATURES_QUALITY = 0.01: Corner quality threshold</w:t>
+      </w:r>
+    </w:p>
+    <w:p>
+      <w:pPr>
+        <w:numPr>
+          <w:ilvl w:val="0"/>
+          <w:numId w:val="46"/>
+        </w:numPr>
+        <w:rPr>
+          <w:rFonts w:ascii="Georgia" w:hAnsi="Georgia"/>
+          <w:lang w:val="en-IL"/>
+        </w:rPr>
+      </w:pPr>
+      <w:r>
+        <w:rPr>
+          <w:rFonts w:ascii="Georgia" w:hAnsi="Georgia"/>
+          <w:lang w:val="en-IL"/>
+        </w:rPr>
+        <w:t>FEATURES_MIN_DISTANCE = 20: Minimum distance between corners</w:t>
+      </w:r>
+    </w:p>
+    <w:p>
+      <w:pPr>
+        <w:numPr>
+          <w:ilvl w:val="0"/>
+          <w:numId w:val="46"/>
+        </w:numPr>
+        <w:rPr>
+          <w:rFonts w:ascii="Georgia" w:hAnsi="Georgia"/>
+          <w:lang w:val="en-IL"/>
+        </w:rPr>
+      </w:pPr>
+      <w:r>
+        <w:rPr>
+          <w:rFonts w:ascii="Georgia" w:hAnsi="Georgia"/>
+          <w:lang w:val="en-IL"/>
+        </w:rPr>
+        <w:lastRenderedPageBreak/>
+        <w:t>HOMOGRAPHY_RANSAC_THRESHOLD = 5.0: Maximum pixel error for inliers</w:t>
+      </w:r>
+    </w:p>
+    <w:p>
+      <w:pPr>
+        <w:numPr>
+          <w:ilvl w:val="0"/>
+          <w:numId w:val="46"/>
+        </w:numPr>
+        <w:rPr>
+          <w:rFonts w:ascii="Georgia" w:hAnsi="Georgia"/>
+          <w:lang w:val="en-IL"/>
+        </w:rPr>
+      </w:pPr>
+      <w:r>
+        <w:rPr>
+          <w:rFonts w:ascii="Georgia" w:hAnsi="Georgia"/>
+          <w:lang w:val="en-IL"/>
+        </w:rPr>
+        <w:t>HOMOGRAPHY_MIN_FEATURES = 10: Minimum features for reliable estimation</w:t>
+      </w:r>
+    </w:p>
+    <w:p>
+      <w:pPr>
+        <w:numPr>
+          <w:ilvl w:val="0"/>
+          <w:numId w:val="46"/>
+        </w:numPr>
+        <w:rPr>
+          <w:rFonts w:ascii="Georgia" w:hAnsi="Georgia"/>
+          <w:lang w:val="en-IL"/>
+        </w:rPr>
+      </w:pPr>
+      <w:r>
+        <w:rPr>
+          <w:rFonts w:ascii="Georgia" w:hAnsi="Georgia"/>
+          <w:lang w:val="en-IL"/>
+        </w:rPr>
+        <w:t>SMOOTHING_RADIUS = 50: Number of frames for moving average smoothing (50 frames before and after)</w:t>
+      </w:r>
+    </w:p>
+    <w:p>
+      <w:pPr>
+        <w:numPr>
+          <w:ilvl w:val="0"/>
+          <w:numId w:val="46"/>
+        </w:numPr>
+        <w:rPr>
+          <w:rFonts w:ascii="Georgia" w:hAnsi="Georgia"/>
+          <w:lang w:val="en-IL"/>
+        </w:rPr>
+      </w:pPr>
+      <w:r>
+        <w:rPr>
+          <w:rFonts w:ascii="Georgia" w:hAnsi="Georgia"/>
+          <w:lang w:val="en-IL"/>
+        </w:rPr>
+        <w:t>VIDEO_INTERPOLATION_METHOD = cv2.INTER_LINEAR: Bilinear interpolation for frame warping</w:t>
+      </w:r>
+    </w:p>
+    <w:p>
+      <w:pPr>
+        <w:numPr>
+          <w:ilvl w:val="0"/>
+          <w:numId w:val="46"/>
+        </w:numPr>
+        <w:rPr>
+          <w:rFonts w:ascii="Georgia" w:hAnsi="Georgia"/>
+          <w:lang w:val="en-IL"/>
+        </w:rPr>
+      </w:pPr>
+      <w:r>
+        <w:rPr>
+          <w:rFonts w:ascii="Georgia" w:hAnsi="Georgia"/>
+          <w:lang w:val="en-IL"/>
+        </w:rPr>
+        <w:t>VIDEO_BORDER_MODE = cv2.BORDER_REPLICATE: Border handling method that extends edge pixels outward</w:t>
+      </w:r>
     </w:p>
     <w:p>
       <w:pPr>
@@ -1799,7 +1902,23 @@
           <w:rFonts w:ascii="Georgia" w:hAnsi="Georgia"/>
           <w:lang w:val="en-IL"/>
         </w:rPr>
-        <w:t>course demonstrated using Gaussian Mixture Models (GMM) to analyse pixel intensity over time, our implementation combines adaptive background modeling with Kernel Density Estimation (KDE</w:t>
+        <w:t xml:space="preserve">course demonstrated using Gaussian Mixture Models (GMM) to analyse pixel intensity over time, our implementation combines adaptive background </w:t>
+      </w:r>
+      <w:proofErr w:type="spellStart"/>
+      <w:r>
+        <w:rPr>
+          <w:rFonts w:ascii="Georgia" w:hAnsi="Georgia"/>
+          <w:lang w:val="en-IL"/>
+        </w:rPr>
+        <w:t>modeling</w:t>
+      </w:r>
+      <w:proofErr w:type="spellEnd"/>
+      <w:r>
+        <w:rPr>
+          <w:rFonts w:ascii="Georgia" w:hAnsi="Georgia"/>
+          <w:lang w:val="en-IL"/>
+        </w:rPr>
+        <w:t xml:space="preserve"> with Kernel Density Estimation (KDE</w:t>
       </w:r>
       <w:r>
         <w:rPr>
@@ -1878,7 +1997,23 @@
           <w:rFonts w:ascii="Georgia" w:hAnsi="Georgia"/>
           <w:lang w:val="en-IL"/>
         </w:rPr>
-        <w:t xml:space="preserve"> - Adaptive background modeling using KNN</w:t>
+        <w:t xml:space="preserve"> - Adaptive background </w:t>
+      </w:r>
+      <w:proofErr w:type="spellStart"/>
+      <w:r>
+        <w:rPr>
+          <w:rFonts w:ascii="Georgia" w:hAnsi="Georgia"/>
+          <w:lang w:val="en-IL"/>
+        </w:rPr>
+        <w:t>modeling</w:t>
+      </w:r>
+      <w:proofErr w:type="spellEnd"/>
+      <w:r>
+        <w:rPr>
+          <w:rFonts w:ascii="Georgia" w:hAnsi="Georgia"/>
+          <w:lang w:val="en-IL"/>
+        </w:rPr>
+        <w:t xml:space="preserve"> using KNN</w:t>
       </w:r>
     </w:p>
     <w:p>
@@ -1934,7 +2069,23 @@
           <w:rFonts w:ascii="Georgia" w:hAnsi="Georgia"/>
           <w:lang w:val="en-IL"/>
         </w:rPr>
-        <w:t xml:space="preserve"> - KDE-based probability modeling for final segmentation</w:t>
+        <w:t xml:space="preserve"> - KDE-based probability </w:t>
+      </w:r>
+      <w:proofErr w:type="spellStart"/>
+      <w:r>
+        <w:rPr>
+          <w:rFonts w:ascii="Georgia" w:hAnsi="Georgia"/>
+          <w:lang w:val="en-IL"/>
+        </w:rPr>
+        <w:t>modeling</w:t>
+      </w:r>
+      <w:proofErr w:type="spellEnd"/>
+      <w:r>
+        <w:rPr>
+          <w:rFonts w:ascii="Georgia" w:hAnsi="Georgia"/>
+          <w:lang w:val="en-IL"/>
+        </w:rPr>
+        <w:t xml:space="preserve"> for final segmentation</w:t>
       </w:r>
     </w:p>
     <w:p>
@@ -2019,7 +2170,23 @@
           <w:rFonts w:ascii="Georgia" w:hAnsi="Georgia"/>
           <w:lang w:val="en-IL"/>
         </w:rPr>
-        <w:t xml:space="preserve">function which implements the K-Nearest Neighbors background subtraction algorithm. </w:t>
+        <w:t xml:space="preserve">function which implements the K-Nearest </w:t>
+      </w:r>
+      <w:proofErr w:type="spellStart"/>
+      <w:r>
+        <w:rPr>
+          <w:rFonts w:ascii="Georgia" w:hAnsi="Georgia"/>
+          <w:lang w:val="en-IL"/>
+        </w:rPr>
+        <w:t>Neighbors</w:t>
+      </w:r>
+      <w:proofErr w:type="spellEnd"/>
+      <w:r>
+        <w:rPr>
+          <w:rFonts w:ascii="Georgia" w:hAnsi="Georgia"/>
+          <w:lang w:val="en-IL"/>
+        </w:rPr>
+        <w:t xml:space="preserve"> background subtraction algorithm. </w:t>
       </w:r>
       <w:r>
         <w:rPr>
@@ -2124,71 +2291,6 @@
     <w:p>
       <w:pPr>
         <w:spacing w:line="276" w:lineRule="auto"/>
-        <w:rPr>
-          <w:rFonts w:ascii="Georgia" w:hAnsi="Georgia"/>
-          <w:lang w:val="en-IL"/>
-        </w:rPr>
-      </w:pPr>
-    </w:p>
-    <w:p>
-      <w:pPr>
-        <w:rPr>
-          <w:rFonts w:ascii="Georgia" w:hAnsi="Georgia"/>
-          <w:lang w:val="en-IL"/>
-        </w:rPr>
-      </w:pPr>
-      <w:r>
-        <w:rPr>
-          <w:rFonts w:ascii="Georgia" w:hAnsi="Georgia"/>
-          <w:b/>
-          <w:bCs/>
-          <w:lang w:val="en-IL"/>
-        </w:rPr>
-        <w:lastRenderedPageBreak/>
-        <w:t>Algorithm Parameters</w:t>
-      </w:r>
-    </w:p>
-    <w:p>
-      <w:pPr>
-        <w:numPr>
-          <w:ilvl w:val="0"/>
-          <w:numId w:val="43"/>
-        </w:numPr>
-        <w:rPr>
-          <w:rFonts w:ascii="Georgia" w:hAnsi="Georgia"/>
-          <w:lang w:val="en-IL"/>
-        </w:rPr>
-      </w:pPr>
-      <w:r>
-        <w:rPr>
-          <w:rFonts w:ascii="Georgia" w:hAnsi="Georgia"/>
-          <w:lang w:val="en-IL"/>
-        </w:rPr>
-        <w:t>iteration_limit = 5: Number of KNN iterations for background model refinement</w:t>
-      </w:r>
-    </w:p>
-    <w:p>
-      <w:pPr>
-        <w:numPr>
-          <w:ilvl w:val="0"/>
-          <w:numId w:val="43"/>
-        </w:numPr>
-        <w:rPr>
-          <w:rFonts w:ascii="Georgia" w:hAnsi="Georgia"/>
-          <w:lang w:val="en-IL"/>
-        </w:rPr>
-      </w:pPr>
-      <w:r>
-        <w:rPr>
-          <w:rFonts w:ascii="Georgia" w:hAnsi="Georgia"/>
-          <w:lang w:val="en-IL"/>
-        </w:rPr>
-        <w:t>threshold = 130: Foreground detection threshold applied to KNN output</w:t>
-      </w:r>
-    </w:p>
-    <w:p>
-      <w:pPr>
-        <w:ind w:left="720"/>
         <w:rPr>
           <w:rFonts w:ascii="Georgia" w:hAnsi="Georgia"/>
           <w:lang w:val="en-IL"/>
@@ -2213,6 +2315,7 @@
           <w:szCs w:val="26"/>
           <w:lang w:val="en-IL"/>
         </w:rPr>
+        <w:lastRenderedPageBreak/>
         <w:t>Stage 2: Mask Refinement</w:t>
       </w:r>
     </w:p>
@@ -2395,11 +2498,19 @@
         </w:rPr>
         <w:t xml:space="preserve"> combines both </w:t>
       </w:r>
-      <w:r>
-        <w:rPr>
-          <w:rFonts w:ascii="Georgia" w:hAnsi="Georgia"/>
-        </w:rPr>
-        <w:t>dilation followed by erosion</w:t>
+      <w:proofErr w:type="gramStart"/>
+      <w:r>
+        <w:rPr>
+          <w:rFonts w:ascii="Georgia" w:hAnsi="Georgia"/>
+        </w:rPr>
+        <w:t>dilation</w:t>
+      </w:r>
+      <w:proofErr w:type="gramEnd"/>
+      <w:r>
+        <w:rPr>
+          <w:rFonts w:ascii="Georgia" w:hAnsi="Georgia"/>
+        </w:rPr>
+        <w:t xml:space="preserve"> followed by erosion</w:t>
       </w:r>
       <w:r>
         <w:rPr>
@@ -2648,14 +2759,7 @@
         <w:rPr>
           <w:rFonts w:ascii="Georgia" w:hAnsi="Georgia"/>
         </w:rPr>
-        <w:t xml:space="preserve">compresses the contour representation by storing only essential points - for example, a rectangular contour would be stored as just four corner points rather than all points </w:t>
-      </w:r>
-      <w:r>
-        <w:rPr>
-          <w:rFonts w:ascii="Georgia" w:hAnsi="Georgia"/>
-        </w:rPr>
-        <w:lastRenderedPageBreak/>
-        <w:t>along the perimeter, significantly reducing memory usage while preserving shape information.</w:t>
+        <w:t>compresses the contour representation by storing only essential points - for example, a rectangular contour would be stored as just four corner points rather than all points along the perimeter, significantly reducing memory usage while preserving shape information.</w:t>
       </w:r>
     </w:p>
     <w:p>
@@ -2694,7 +2798,14 @@
         <w:rPr>
           <w:rFonts w:ascii="Georgia" w:hAnsi="Georgia"/>
         </w:rPr>
-        <w:t xml:space="preserve"> moving object in the frame. The </w:t>
+        <w:t xml:space="preserve"> moving object </w:t>
+      </w:r>
+      <w:r>
+        <w:rPr>
+          <w:rFonts w:ascii="Georgia" w:hAnsi="Georgia"/>
+        </w:rPr>
+        <w:lastRenderedPageBreak/>
+        <w:t xml:space="preserve">in the frame. The </w:t>
       </w:r>
       <w:r>
         <w:rPr>
@@ -2760,6 +2871,7 @@
         </w:rPr>
         <w:t xml:space="preserve">Our implementation uses the </w:t>
       </w:r>
+      <w:proofErr w:type="spellStart"/>
       <w:r>
         <w:rPr>
           <w:rFonts w:ascii="Bahnschrift" w:hAnsi="Bahnschrift"/>
@@ -2768,6 +2880,7 @@
         </w:rPr>
         <w:t>sample_pixel_locations</w:t>
       </w:r>
+      <w:proofErr w:type="spellEnd"/>
       <w:r>
         <w:rPr>
           <w:rFonts w:ascii="Georgia" w:hAnsi="Georgia"/>
@@ -2787,7 +2900,23 @@
           <w:rFonts w:ascii="Georgia" w:hAnsi="Georgia"/>
           <w:lang w:val="en-IL"/>
         </w:rPr>
-        <w:t xml:space="preserve"> method of analyzing </w:t>
+        <w:t xml:space="preserve"> method of </w:t>
+      </w:r>
+      <w:proofErr w:type="spellStart"/>
+      <w:r>
+        <w:rPr>
+          <w:rFonts w:ascii="Georgia" w:hAnsi="Georgia"/>
+          <w:lang w:val="en-IL"/>
+        </w:rPr>
+        <w:t>analyzing</w:t>
+      </w:r>
+      <w:proofErr w:type="spellEnd"/>
+      <w:r>
+        <w:rPr>
+          <w:rFonts w:ascii="Georgia" w:hAnsi="Georgia"/>
+          <w:lang w:val="en-IL"/>
+        </w:rPr>
+        <w:t xml:space="preserve"> </w:t>
       </w:r>
       <w:r>
         <w:rPr>
@@ -2899,21 +3028,7 @@
         <w:rPr>
           <w:rFonts w:ascii="Georgia" w:hAnsi="Georgia"/>
         </w:rPr>
-        <w:t xml:space="preserve"> pre-</w:t>
-      </w:r>
-      <w:proofErr w:type="gramStart"/>
-      <w:r>
-        <w:rPr>
-          <w:rFonts w:ascii="Georgia" w:hAnsi="Georgia"/>
-        </w:rPr>
-        <w:t>allocates</w:t>
-      </w:r>
-      <w:proofErr w:type="gramEnd"/>
-      <w:r>
-        <w:rPr>
-          <w:rFonts w:ascii="Georgia" w:hAnsi="Georgia"/>
-        </w:rPr>
-        <w:t xml:space="preserve"> arrays assuming maximum possible samples (sample_count × total_frames), then use running indices (fg_index, bg_index) to track the next available position in these arrays</w:t>
+        <w:t xml:space="preserve"> pre-allocate arrays assuming maximum possible samples (sample_count × total_frames), then use running indices (fg_index, bg_index) to track the next available position in these arrays</w:t>
       </w:r>
       <w:r>
         <w:rPr>
@@ -2974,71 +3089,6 @@
     </w:p>
     <w:p>
       <w:pPr>
-        <w:spacing w:line="276" w:lineRule="auto"/>
-        <w:rPr>
-          <w:rFonts w:ascii="Georgia" w:hAnsi="Georgia"/>
-          <w:lang w:val="en-IL"/>
-        </w:rPr>
-      </w:pPr>
-    </w:p>
-    <w:p>
-      <w:pPr>
-        <w:rPr>
-          <w:rFonts w:ascii="Georgia" w:hAnsi="Georgia"/>
-          <w:lang w:val="en-IL"/>
-        </w:rPr>
-      </w:pPr>
-      <w:r>
-        <w:rPr>
-          <w:rFonts w:ascii="Georgia" w:hAnsi="Georgia"/>
-          <w:b/>
-          <w:bCs/>
-          <w:lang w:val="en-IL"/>
-        </w:rPr>
-        <w:t>Algorithm Parameters</w:t>
-      </w:r>
-    </w:p>
-    <w:p>
-      <w:pPr>
-        <w:numPr>
-          <w:ilvl w:val="0"/>
-          <w:numId w:val="44"/>
-        </w:numPr>
-        <w:rPr>
-          <w:rFonts w:ascii="Georgia" w:hAnsi="Georgia"/>
-          <w:lang w:val="en-IL"/>
-        </w:rPr>
-      </w:pPr>
-      <w:r>
-        <w:rPr>
-          <w:rFonts w:ascii="Georgia" w:hAnsi="Georgia"/>
-          <w:lang w:val="en-IL"/>
-        </w:rPr>
-        <w:t>bg_sample_count = 20: Background samples collected per frame</w:t>
-      </w:r>
-    </w:p>
-    <w:p>
-      <w:pPr>
-        <w:numPr>
-          <w:ilvl w:val="0"/>
-          <w:numId w:val="44"/>
-        </w:numPr>
-        <w:rPr>
-          <w:rFonts w:ascii="Georgia" w:hAnsi="Georgia"/>
-          <w:lang w:val="en-IL"/>
-        </w:rPr>
-      </w:pPr>
-      <w:r>
-        <w:rPr>
-          <w:rFonts w:ascii="Georgia" w:hAnsi="Georgia"/>
-          <w:lang w:val="en-IL"/>
-        </w:rPr>
-        <w:t>fg_sample_count = 30: Foreground samples collected per frame</w:t>
-      </w:r>
-    </w:p>
-    <w:p>
-      <w:pPr>
-        <w:ind w:left="720"/>
         <w:rPr>
           <w:rFonts w:ascii="Georgia" w:hAnsi="Georgia"/>
           <w:lang w:val="en-IL"/>
@@ -3080,68 +3130,196 @@
           <w:bCs/>
           <w:lang w:val="en-IL"/>
         </w:rPr>
+        <w:t>Kernel Density Estimation</w:t>
+      </w:r>
+    </w:p>
+    <w:p>
+      <w:pPr>
+        <w:spacing w:line="276" w:lineRule="auto"/>
+        <w:rPr>
+          <w:rFonts w:ascii="Georgia" w:hAnsi="Georgia"/>
+          <w:lang w:val="en-IL"/>
+        </w:rPr>
+      </w:pPr>
+      <w:r>
+        <w:rPr>
+          <w:rFonts w:ascii="Georgia" w:hAnsi="Georgia"/>
+          <w:lang w:val="en-IL"/>
+        </w:rPr>
+        <w:t xml:space="preserve">Our final classification stage uses </w:t>
+      </w:r>
+      <w:proofErr w:type="spellStart"/>
+      <w:proofErr w:type="gramStart"/>
+      <w:r>
+        <w:rPr>
+          <w:rFonts w:ascii="Bahnschrift" w:hAnsi="Bahnschrift"/>
+          <w:color w:val="215E99" w:themeColor="text2" w:themeTint="BF"/>
+          <w:lang w:val="en-IL"/>
+        </w:rPr>
+        <w:t>scipy.stats</w:t>
+      </w:r>
+      <w:proofErr w:type="gramEnd"/>
+      <w:r>
+        <w:rPr>
+          <w:rFonts w:ascii="Bahnschrift" w:hAnsi="Bahnschrift"/>
+          <w:color w:val="215E99" w:themeColor="text2" w:themeTint="BF"/>
+          <w:lang w:val="en-IL"/>
+        </w:rPr>
+        <w:t>.gaussian_kde</w:t>
+      </w:r>
+      <w:proofErr w:type="spellEnd"/>
+      <w:r>
+        <w:rPr>
+          <w:rFonts w:ascii="Georgia" w:hAnsi="Georgia"/>
+          <w:lang w:val="en-IL"/>
+        </w:rPr>
+        <w:t xml:space="preserve"> for probability density estimation, which </w:t>
+      </w:r>
+      <w:r>
+        <w:rPr>
+          <w:rFonts w:ascii="Georgia" w:hAnsi="Georgia"/>
+          <w:lang w:val="en-IL"/>
+        </w:rPr>
+        <w:t>is different</w:t>
+      </w:r>
+      <w:r>
+        <w:rPr>
+          <w:rFonts w:ascii="Georgia" w:hAnsi="Georgia"/>
+          <w:lang w:val="en-IL"/>
+        </w:rPr>
+        <w:t xml:space="preserve"> from the GMM approach demonstrated in the course. While the course showed how pixels can be classified using Gaussian distributions with parameters, our KDE approach provides non-parametric density estimation</w:t>
+      </w:r>
+      <w:r>
+        <w:rPr>
+          <w:rFonts w:ascii="Georgia" w:hAnsi="Georgia"/>
+          <w:lang w:val="en-IL"/>
+        </w:rPr>
+        <w:t xml:space="preserve">. </w:t>
+      </w:r>
+      <w:r>
+        <w:rPr>
+          <w:rFonts w:ascii="Georgia" w:hAnsi="Georgia"/>
+        </w:rPr>
+        <w:t xml:space="preserve">GMM maintains parameters </w:t>
+      </w:r>
+      <w:r>
+        <w:rPr>
+          <w:rFonts w:ascii="Georgia" w:hAnsi="Georgia"/>
+        </w:rPr>
+        <w:t xml:space="preserve">like </w:t>
+      </w:r>
+      <w:r>
+        <w:rPr>
+          <w:rFonts w:ascii="Georgia" w:hAnsi="Georgia"/>
+        </w:rPr>
+        <w:t>means</w:t>
+      </w:r>
+      <w:r>
+        <w:rPr>
+          <w:rFonts w:ascii="Georgia" w:hAnsi="Georgia"/>
+        </w:rPr>
+        <w:t xml:space="preserve"> and </w:t>
+      </w:r>
+      <w:r>
+        <w:rPr>
+          <w:rFonts w:ascii="Georgia" w:hAnsi="Georgia"/>
+        </w:rPr>
+        <w:t>variances</w:t>
+      </w:r>
+      <w:r>
+        <w:rPr>
+          <w:rFonts w:ascii="Georgia" w:hAnsi="Georgia"/>
+        </w:rPr>
+        <w:t xml:space="preserve"> </w:t>
+      </w:r>
+      <w:r>
+        <w:rPr>
+          <w:rFonts w:ascii="Georgia" w:hAnsi="Georgia"/>
+        </w:rPr>
+        <w:t>that must be estimated and updated over time, while KDE simply places identical Gaussian kernels at each data point without parameter estimation.</w:t>
+      </w:r>
+    </w:p>
+    <w:p>
+      <w:pPr>
+        <w:spacing w:line="276" w:lineRule="auto"/>
+        <w:rPr>
+          <w:rFonts w:ascii="Georgia" w:hAnsi="Georgia"/>
+          <w:lang w:val="en-IL"/>
+        </w:rPr>
+      </w:pPr>
+      <w:r>
+        <w:rPr>
+          <w:rFonts w:ascii="Georgia" w:hAnsi="Georgia"/>
+          <w:lang w:val="en-IL"/>
+        </w:rPr>
+        <w:t xml:space="preserve">The </w:t>
+      </w:r>
+      <w:proofErr w:type="spellStart"/>
+      <w:r>
+        <w:rPr>
+          <w:rFonts w:ascii="Georgia" w:hAnsi="Georgia"/>
+          <w:lang w:val="en-IL"/>
+        </w:rPr>
+        <w:t>kde</w:t>
+      </w:r>
+      <w:proofErr w:type="spellEnd"/>
+      <w:r>
+        <w:rPr>
+          <w:rFonts w:ascii="Georgia" w:hAnsi="Georgia"/>
+          <w:lang w:val="en-IL"/>
+        </w:rPr>
+        <w:t xml:space="preserve"> function creates a probability density function by placing a Gaussian kernel at each data point, with bandwidth determined by </w:t>
+      </w:r>
+      <w:r>
+        <w:rPr>
+          <w:rFonts w:ascii="Georgia" w:hAnsi="Georgia"/>
+          <w:lang w:val="en-IL"/>
+        </w:rPr>
+        <w:t>a</w:t>
+      </w:r>
+      <w:r>
+        <w:rPr>
+          <w:rFonts w:ascii="Georgia" w:hAnsi="Georgia"/>
+          <w:lang w:val="en-IL"/>
+        </w:rPr>
+        <w:t xml:space="preserve"> parameter</w:t>
+      </w:r>
+      <w:r>
+        <w:rPr>
+          <w:rFonts w:ascii="Georgia" w:eastAsia="Times New Roman" w:hAnsi="Georgia" w:cs="Courier New"/>
+          <w:kern w:val="0"/>
+          <w:lang w:eastAsia="en-IL"/>
+          <w14:ligatures w14:val="none"/>
+        </w:rPr>
+        <w:t xml:space="preserve">. </w:t>
+      </w:r>
+      <w:r>
+        <w:rPr>
+          <w:rFonts w:ascii="Georgia" w:eastAsia="Times New Roman" w:hAnsi="Georgia" w:cs="Courier New"/>
+          <w:kern w:val="0"/>
+          <w:lang w:eastAsia="en-IL"/>
+          <w14:ligatures w14:val="none"/>
+        </w:rPr>
+        <w:t>T</w:t>
+      </w:r>
+      <w:r>
+        <w:rPr>
+          <w:rFonts w:ascii="Georgia" w:eastAsia="Times New Roman" w:hAnsi="Georgia" w:cs="Courier New"/>
+          <w:kern w:val="0"/>
+          <w:lang w:eastAsia="en-IL"/>
+          <w14:ligatures w14:val="none"/>
+        </w:rPr>
+        <w:t xml:space="preserve">he bandwidth </w:t>
+      </w:r>
+      <w:r>
+        <w:rPr>
+          <w:rFonts w:ascii="Georgia" w:eastAsia="Times New Roman" w:hAnsi="Georgia" w:cs="Courier New"/>
+          <w:kern w:val="0"/>
+          <w:lang w:eastAsia="en-IL"/>
+          <w14:ligatures w14:val="none"/>
+        </w:rPr>
         <w:lastRenderedPageBreak/>
-        <w:t>Kernel Density Estimation</w:t>
-      </w:r>
-    </w:p>
-    <w:p>
-      <w:pPr>
-        <w:rPr>
-          <w:rFonts w:ascii="Georgia" w:hAnsi="Georgia"/>
-          <w:lang w:val="en-IL"/>
-        </w:rPr>
-      </w:pPr>
-      <w:r>
-        <w:rPr>
-          <w:rFonts w:ascii="Georgia" w:hAnsi="Georgia"/>
-          <w:lang w:val="en-IL"/>
-        </w:rPr>
-        <w:t>Our final classification stage uses scipy.stats.gaussian_kde for probability density estimation, which represents a significant departure from the GMM approach demonstrated in the course lectures. While the course showed how pixels can be classified using Gaussian distributions with parameters estimated via Expectation-Maximization, our KDE approach provides non-parametric density estimation:</w:t>
-      </w:r>
-    </w:p>
-    <w:p>
-      <w:pPr>
-        <w:rPr>
-          <w:rFonts w:ascii="Georgia" w:hAnsi="Georgia"/>
-          <w:lang w:val="en-IL"/>
-        </w:rPr>
-      </w:pPr>
-      <w:r>
-        <w:rPr>
-          <w:rFonts w:ascii="Georgia" w:hAnsi="Georgia"/>
-          <w:lang w:val="en-IL"/>
-        </w:rPr>
-        <w:t>fg_probability_model = gaussian_kde(np.asarray(fg_samples).T, bw_method=0.95)</w:t>
-      </w:r>
-    </w:p>
-    <w:p>
-      <w:pPr>
-        <w:rPr>
-          <w:rFonts w:ascii="Georgia" w:hAnsi="Georgia"/>
-          <w:lang w:val="en-IL"/>
-        </w:rPr>
-      </w:pPr>
-      <w:r>
-        <w:rPr>
-          <w:rFonts w:ascii="Georgia" w:hAnsi="Georgia"/>
-          <w:lang w:val="en-IL"/>
-        </w:rPr>
-        <w:t>bg_probability_model = gaussian_kde(np.asarray(bg_samples).T, bw_method=0.95)</w:t>
-      </w:r>
-    </w:p>
-    <w:p>
-      <w:pPr>
-        <w:rPr>
-          <w:rFonts w:ascii="Georgia" w:hAnsi="Georgia"/>
-          <w:lang w:val="en-IL"/>
-        </w:rPr>
-      </w:pPr>
-      <w:r>
-        <w:rPr>
-          <w:rFonts w:ascii="Georgia" w:hAnsi="Georgia"/>
-          <w:lang w:val="en-IL"/>
-        </w:rPr>
-        <w:t>The gaussian_kde function creates a probability density function by placing a Gaussian kernel at each data point, with bandwidth determined by the bw_method parameter. This allows capturing complex, non-Gaussian color distributions that the course's parametric GMM approach might miss.</w:t>
+        <w:t>determines how much each data point influences the surrounding area in the final density estimate.</w:t>
       </w:r>
     </w:p>
     <w:p>
@@ -3171,190 +3349,260 @@
     </w:p>
     <w:p>
       <w:pPr>
-        <w:rPr>
-          <w:rFonts w:ascii="Georgia" w:hAnsi="Georgia"/>
-          <w:lang w:val="en-IL"/>
-        </w:rPr>
-      </w:pPr>
-      <w:r>
-        <w:rPr>
-          <w:rFonts w:ascii="Georgia" w:hAnsi="Georgia"/>
-          <w:lang w:val="en-IL"/>
-        </w:rPr>
-        <w:t>Similar to the Maximum A Posteriori (MAP) decision rule shown in the course, we classify pixels based on probability comparison, but we add optimization through memoization to avoid redundant KDE evaluations:</w:t>
-      </w:r>
-    </w:p>
-    <w:p>
-      <w:pPr>
-        <w:rPr>
-          <w:rFonts w:ascii="Georgia" w:hAnsi="Georgia"/>
-          <w:lang w:val="en-IL"/>
-        </w:rPr>
-      </w:pPr>
-      <w:r>
-        <w:rPr>
-          <w:rFonts w:ascii="Georgia" w:hAnsi="Georgia"/>
-          <w:lang w:val="en-IL"/>
-        </w:rPr>
-        <w:t>fg_probabilities = np.array([</w:t>
-      </w:r>
-    </w:p>
-    <w:p>
-      <w:pPr>
-        <w:rPr>
-          <w:rFonts w:ascii="Georgia" w:hAnsi="Georgia"/>
-          <w:lang w:val="en-IL"/>
-        </w:rPr>
-      </w:pPr>
-      <w:r>
-        <w:rPr>
-          <w:rFonts w:ascii="Georgia" w:hAnsi="Georgia"/>
-          <w:lang w:val="en-IL"/>
-        </w:rPr>
-        <w:t xml:space="preserve">    self.check_probability(fg_prob_cache, tuple(color), fg_probability_model) </w:t>
-      </w:r>
-    </w:p>
-    <w:p>
-      <w:pPr>
-        <w:rPr>
-          <w:rFonts w:ascii="Georgia" w:hAnsi="Georgia"/>
-          <w:lang w:val="en-IL"/>
-        </w:rPr>
-      </w:pPr>
-      <w:r>
-        <w:rPr>
-          <w:rFonts w:ascii="Georgia" w:hAnsi="Georgia"/>
-          <w:lang w:val="en-IL"/>
-        </w:rPr>
-        <w:t xml:space="preserve">    for color in pixel_colors</w:t>
-      </w:r>
-    </w:p>
-    <w:p>
-      <w:pPr>
-        <w:rPr>
-          <w:rFonts w:ascii="Georgia" w:hAnsi="Georgia"/>
-          <w:lang w:val="en-IL"/>
-        </w:rPr>
-      </w:pPr>
-      <w:r>
-        <w:rPr>
-          <w:rFonts w:ascii="Georgia" w:hAnsi="Georgia"/>
-          <w:lang w:val="en-IL"/>
-        </w:rPr>
-        <w:t>])</w:t>
-      </w:r>
-    </w:p>
-    <w:p>
-      <w:pPr>
-        <w:rPr>
-          <w:rFonts w:ascii="Georgia" w:hAnsi="Georgia"/>
-          <w:lang w:val="en-IL"/>
-        </w:rPr>
-      </w:pPr>
-      <w:r>
-        <w:rPr>
-          <w:rFonts w:ascii="Georgia" w:hAnsi="Georgia"/>
-          <w:lang w:val="en-IL"/>
-        </w:rPr>
-        <w:t>bg_probabilities = np.array([</w:t>
-      </w:r>
-    </w:p>
-    <w:p>
-      <w:pPr>
-        <w:rPr>
-          <w:rFonts w:ascii="Georgia" w:hAnsi="Georgia"/>
-          <w:lang w:val="en-IL"/>
-        </w:rPr>
-      </w:pPr>
-      <w:r>
-        <w:rPr>
-          <w:rFonts w:ascii="Georgia" w:hAnsi="Georgia"/>
-          <w:lang w:val="en-IL"/>
-        </w:rPr>
-        <w:t xml:space="preserve">    self.check_probability(bg_prob_cache, tuple(color), bg_probability_model) </w:t>
-      </w:r>
-    </w:p>
-    <w:p>
-      <w:pPr>
-        <w:rPr>
-          <w:rFonts w:ascii="Georgia" w:hAnsi="Georgia"/>
-          <w:lang w:val="en-IL"/>
-        </w:rPr>
-      </w:pPr>
-      <w:r>
-        <w:rPr>
-          <w:rFonts w:ascii="Georgia" w:hAnsi="Georgia"/>
-          <w:lang w:val="en-IL"/>
-        </w:rPr>
-        <w:t xml:space="preserve">    for color in pixel_colors</w:t>
-      </w:r>
-    </w:p>
-    <w:p>
-      <w:pPr>
-        <w:rPr>
-          <w:rFonts w:ascii="Georgia" w:hAnsi="Georgia"/>
-          <w:lang w:val="en-IL"/>
-        </w:rPr>
-      </w:pPr>
-      <w:r>
-        <w:rPr>
-          <w:rFonts w:ascii="Georgia" w:hAnsi="Georgia"/>
-          <w:lang w:val="en-IL"/>
-        </w:rPr>
-        <w:t>])</w:t>
-      </w:r>
-    </w:p>
-    <w:p>
-      <w:pPr>
-        <w:rPr>
-          <w:rFonts w:ascii="Georgia" w:hAnsi="Georgia"/>
-          <w:lang w:val="en-IL"/>
-        </w:rPr>
-      </w:pPr>
-      <w:r>
-        <w:rPr>
-          <w:rFonts w:ascii="Georgia" w:hAnsi="Georgia"/>
-          <w:lang w:val="en-IL"/>
-        </w:rPr>
-        <w:t>refined_mask[pixel_positions] = (fg_probabilities &gt; bg_probabilities).astype(np.uint8)</w:t>
-      </w:r>
-    </w:p>
-    <w:p>
-      <w:pPr>
-        <w:rPr>
-          <w:rFonts w:ascii="Georgia" w:hAnsi="Georgia"/>
-          <w:lang w:val="en-IL"/>
-        </w:rPr>
-      </w:pPr>
-      <w:r>
-        <w:rPr>
-          <w:rFonts w:ascii="Georgia" w:hAnsi="Georgia"/>
-          <w:lang w:val="en-IL"/>
-        </w:rPr>
-        <w:t>This implements the same probabilistic classification principle as the course material: assign each pixel to the class with higher probability P(foreground|color) vs P(background|color</w:t>
-      </w:r>
+        <w:spacing w:line="276" w:lineRule="auto"/>
+        <w:rPr>
+          <w:rFonts w:ascii="Georgia" w:hAnsi="Georgia"/>
+        </w:rPr>
+      </w:pPr>
+      <w:r>
+        <w:rPr>
+          <w:rFonts w:ascii="Georgia" w:hAnsi="Georgia"/>
+        </w:rPr>
+        <w:t xml:space="preserve">We classify pixels by comparing their probabilities under the foreground and background KDE models. For each pixel in the mask regions, we evaluate its color against both probability density functions and assign it to the </w:t>
+      </w:r>
+      <w:r>
+        <w:rPr>
+          <w:rFonts w:ascii="Georgia" w:hAnsi="Georgia"/>
+        </w:rPr>
+        <w:t>one</w:t>
+      </w:r>
+      <w:r>
+        <w:rPr>
+          <w:rFonts w:ascii="Georgia" w:hAnsi="Georgia"/>
+        </w:rPr>
+        <w:t xml:space="preserve"> with higher likelihood:</w:t>
+      </w:r>
+    </w:p>
+    <w:p>
+      <w:pPr>
+        <w:spacing w:line="276" w:lineRule="auto"/>
+        <w:rPr>
+          <w:rFonts w:ascii="Georgia" w:hAnsi="Georgia"/>
+        </w:rPr>
+      </w:pPr>
+      <w:r>
+        <w:rPr>
+          <w:rFonts w:ascii="Georgia" w:hAnsi="Georgia"/>
+          <w:noProof/>
+          <w:lang w:val="en-IL"/>
+        </w:rPr>
+        <w:drawing>
+          <wp:inline distT="0" distB="0" distL="0" distR="0" wp14:anchorId="021DDFC7" wp14:editId="435A56E0">
+            <wp:extent cx="5731510" cy="1712595"/>
+            <wp:effectExtent l="0" t="0" r="2540" b="1905"/>
+            <wp:docPr id="236538595" name="Picture 1"/>
+            <wp:cNvGraphicFramePr>
+              <a:graphicFrameLocks xmlns:a="http://schemas.openxmlformats.org/drawingml/2006/main" noChangeAspect="1"/>
+            </wp:cNvGraphicFramePr>
+            <a:graphic xmlns:a="http://schemas.openxmlformats.org/drawingml/2006/main">
+              <a:graphicData uri="http://schemas.openxmlformats.org/drawingml/2006/picture">
+                <pic:pic xmlns:pic="http://schemas.openxmlformats.org/drawingml/2006/picture">
+                  <pic:nvPicPr>
+                    <pic:cNvPr id="236538595" name=""/>
+                    <pic:cNvPicPr/>
+                  </pic:nvPicPr>
+                  <pic:blipFill>
+                    <a:blip r:embed="rId5"/>
+                    <a:stretch>
+                      <a:fillRect/>
+                    </a:stretch>
+                  </pic:blipFill>
+                  <pic:spPr>
+                    <a:xfrm>
+                      <a:off x="0" y="0"/>
+                      <a:ext cx="5731510" cy="1712595"/>
+                    </a:xfrm>
+                    <a:prstGeom prst="rect">
+                      <a:avLst/>
+                    </a:prstGeom>
+                  </pic:spPr>
+                </pic:pic>
+              </a:graphicData>
+            </a:graphic>
+          </wp:inline>
+        </w:drawing>
+      </w:r>
+    </w:p>
+    <w:p>
+      <w:pPr>
+        <w:spacing w:line="276" w:lineRule="auto"/>
+        <w:rPr>
+          <w:rFonts w:ascii="Georgia" w:hAnsi="Georgia"/>
+        </w:rPr>
+      </w:pPr>
       <w:proofErr w:type="gramStart"/>
       <w:r>
         <w:rPr>
           <w:rFonts w:ascii="Georgia" w:hAnsi="Georgia"/>
-          <w:lang w:val="en-IL"/>
-        </w:rPr>
-        <w:t>), but</w:t>
+        </w:rPr>
+        <w:t>This decision</w:t>
       </w:r>
       <w:proofErr w:type="gramEnd"/>
       <w:r>
         <w:rPr>
           <w:rFonts w:ascii="Georgia" w:hAnsi="Georgia"/>
-          <w:lang w:val="en-IL"/>
-        </w:rPr>
-        <w:t xml:space="preserve"> using KDE instead of GMM for probability estimation.</w:t>
-      </w:r>
-    </w:p>
-    <w:p>
-      <w:pPr>
-        <w:rPr>
-          <w:rFonts w:ascii="Georgia" w:hAnsi="Georgia"/>
-          <w:lang w:val="en-IL"/>
+        </w:rPr>
+        <w:t xml:space="preserve"> rule assigns pixels to </w:t>
+      </w:r>
+      <w:proofErr w:type="gramStart"/>
+      <w:r>
+        <w:rPr>
+          <w:rFonts w:ascii="Georgia" w:hAnsi="Georgia"/>
+        </w:rPr>
+        <w:t>foreground</w:t>
+      </w:r>
+      <w:proofErr w:type="gramEnd"/>
+      <w:r>
+        <w:rPr>
+          <w:rFonts w:ascii="Georgia" w:hAnsi="Georgia"/>
+        </w:rPr>
+        <w:t xml:space="preserve"> when</w:t>
+      </w:r>
+      <w:r>
+        <w:rPr>
+          <w:rFonts w:ascii="Georgia" w:hAnsi="Georgia"/>
+        </w:rPr>
+        <w:t>:</w:t>
+      </w:r>
+    </w:p>
+    <w:p>
+      <w:pPr>
+        <w:spacing w:line="276" w:lineRule="auto"/>
+        <w:rPr>
+          <w:rFonts w:ascii="Georgia" w:hAnsi="Georgia"/>
+        </w:rPr>
+      </w:pPr>
+      <m:oMathPara>
+        <m:oMath>
+          <m:r>
+            <w:rPr>
+              <w:rFonts w:ascii="Cambria Math" w:hAnsi="Cambria Math"/>
+            </w:rPr>
+            <m:t>P</m:t>
+          </m:r>
+          <m:d>
+            <m:dPr>
+              <m:ctrlPr>
+                <w:rPr>
+                  <w:rFonts w:ascii="Cambria Math" w:hAnsi="Cambria Math"/>
+                  <w:i/>
+                </w:rPr>
+              </m:ctrlPr>
+            </m:dPr>
+            <m:e>
+              <m:r>
+                <w:rPr>
+                  <w:rFonts w:ascii="Cambria Math" w:hAnsi="Cambria Math"/>
+                </w:rPr>
+                <m:t xml:space="preserve">color </m:t>
+              </m:r>
+            </m:e>
+            <m:e>
+              <m:r>
+                <w:rPr>
+                  <w:rFonts w:ascii="Cambria Math" w:hAnsi="Cambria Math"/>
+                </w:rPr>
+                <m:t xml:space="preserve"> foreground</m:t>
+              </m:r>
+            </m:e>
+          </m:d>
+          <m:r>
+            <w:rPr>
+              <w:rFonts w:ascii="Cambria Math" w:eastAsiaTheme="minorEastAsia" w:hAnsi="Cambria Math"/>
+            </w:rPr>
+            <m:t>&gt;</m:t>
+          </m:r>
+          <m:r>
+            <w:rPr>
+              <w:rFonts w:ascii="Cambria Math" w:hAnsi="Cambria Math"/>
+            </w:rPr>
+            <m:t>P</m:t>
+          </m:r>
+          <m:d>
+            <m:dPr>
+              <m:ctrlPr>
+                <w:rPr>
+                  <w:rFonts w:ascii="Cambria Math" w:hAnsi="Cambria Math"/>
+                  <w:i/>
+                </w:rPr>
+              </m:ctrlPr>
+            </m:dPr>
+            <m:e>
+              <m:r>
+                <w:rPr>
+                  <w:rFonts w:ascii="Cambria Math" w:hAnsi="Cambria Math"/>
+                </w:rPr>
+                <m:t xml:space="preserve">color </m:t>
+              </m:r>
+            </m:e>
+            <m:e>
+              <m:r>
+                <w:rPr>
+                  <w:rFonts w:ascii="Cambria Math" w:hAnsi="Cambria Math"/>
+                </w:rPr>
+                <m:t xml:space="preserve"> background</m:t>
+              </m:r>
+            </m:e>
+          </m:d>
+        </m:oMath>
+      </m:oMathPara>
+    </w:p>
+    <w:p>
+      <w:pPr>
+        <w:spacing w:line="276" w:lineRule="auto"/>
+        <w:rPr>
+          <w:rFonts w:ascii="Georgia" w:hAnsi="Georgia"/>
+        </w:rPr>
+      </w:pPr>
+      <w:r>
+        <w:rPr>
+          <w:rFonts w:ascii="Georgia" w:hAnsi="Georgia"/>
+        </w:rPr>
+        <w:t>E</w:t>
+      </w:r>
+      <w:r>
+        <w:rPr>
+          <w:rFonts w:ascii="Georgia" w:hAnsi="Georgia"/>
+        </w:rPr>
+        <w:t xml:space="preserve">ffectively implementing a likelihood-based classification. We add optimization through memoization using the </w:t>
+      </w:r>
+      <w:r>
+        <w:rPr>
+          <w:rFonts w:ascii="Bahnschrift" w:hAnsi="Bahnschrift"/>
+          <w:color w:val="215E99" w:themeColor="text2" w:themeTint="BF"/>
+        </w:rPr>
+        <w:t>check_probability</w:t>
+      </w:r>
+      <w:r>
+        <w:rPr>
+          <w:rFonts w:ascii="Georgia" w:hAnsi="Georgia"/>
+          <w:color w:val="215E99" w:themeColor="text2" w:themeTint="BF"/>
+        </w:rPr>
+        <w:t xml:space="preserve"> </w:t>
+      </w:r>
+      <w:r>
+        <w:rPr>
+          <w:rFonts w:ascii="Georgia" w:hAnsi="Georgia"/>
+        </w:rPr>
+        <w:t>function, which caches previously computed KDE values to avoid redundant evaluations for identical color values. This significantly speeds up processing since many pixels in a video frame often share</w:t>
+      </w:r>
+      <w:r>
+        <w:rPr>
+          <w:rFonts w:ascii="Georgia" w:hAnsi="Georgia"/>
+        </w:rPr>
+        <w:t xml:space="preserve"> </w:t>
+      </w:r>
+      <w:r>
+        <w:rPr>
+          <w:rFonts w:ascii="Georgia" w:hAnsi="Georgia"/>
+        </w:rPr>
+        <w:t>similar color values.</w:t>
+      </w:r>
+    </w:p>
+    <w:p>
+      <w:pPr>
+        <w:rPr>
+          <w:rFonts w:ascii="Georgia" w:hAnsi="Georgia"/>
         </w:rPr>
       </w:pPr>
     </w:p>
@@ -3377,100 +3625,309 @@
     </w:p>
     <w:p>
       <w:pPr>
-        <w:rPr>
-          <w:rFonts w:ascii="Georgia" w:hAnsi="Georgia"/>
-          <w:lang w:val="en-IL"/>
-        </w:rPr>
-      </w:pPr>
-      <w:r>
-        <w:rPr>
-          <w:rFonts w:ascii="Georgia" w:hAnsi="Georgia"/>
-          <w:lang w:val="en-IL"/>
+        <w:spacing w:line="276" w:lineRule="auto"/>
+        <w:rPr>
+          <w:rFonts w:ascii="Georgia" w:hAnsi="Georgia"/>
+          <w:lang w:val="en-IL"/>
+        </w:rPr>
+      </w:pPr>
+      <w:r>
+        <w:rPr>
+          <w:rFonts w:ascii="Georgia" w:hAnsi="Georgia"/>
+          <w:lang w:val="en-IL"/>
+        </w:rPr>
+        <w:t xml:space="preserve">After statistical classification, we apply a multi-step refinement process to produce </w:t>
+      </w:r>
+      <w:r>
+        <w:rPr>
+          <w:rFonts w:ascii="Georgia" w:hAnsi="Georgia"/>
+          <w:lang w:val="en-IL"/>
+        </w:rPr>
+        <w:t>the</w:t>
+      </w:r>
+      <w:r>
+        <w:rPr>
+          <w:rFonts w:ascii="Georgia" w:hAnsi="Georgia"/>
+          <w:lang w:val="en-IL"/>
+        </w:rPr>
+        <w:t xml:space="preserve"> final masks. This second round of morphological operations addresses different noise sources than Stage 2 - while Stage 2 cleaned up KNN background subtraction noise, this stage cleans up artifacts from KDE statistical classification.</w:t>
+      </w:r>
+    </w:p>
+    <w:p>
+      <w:pPr>
+        <w:spacing w:line="276" w:lineRule="auto"/>
+        <w:rPr>
+          <w:rFonts w:ascii="Georgia" w:hAnsi="Georgia"/>
+          <w:lang w:val="en-IL"/>
+        </w:rPr>
+      </w:pPr>
+      <w:r>
+        <w:rPr>
+          <w:rFonts w:ascii="Georgia" w:hAnsi="Georgia"/>
+          <w:lang w:val="en-IL"/>
+        </w:rPr>
+        <w:t>We first apply erosion</w:t>
+      </w:r>
+      <w:r>
+        <w:rPr>
+          <w:rFonts w:ascii="Georgia" w:hAnsi="Georgia"/>
+          <w:lang w:val="en-IL"/>
+        </w:rPr>
+        <w:t xml:space="preserve"> using </w:t>
+      </w:r>
+      <w:r>
+        <w:rPr>
+          <w:rFonts w:ascii="Bahnschrift" w:hAnsi="Bahnschrift"/>
+          <w:color w:val="215E99" w:themeColor="text2" w:themeTint="BF"/>
+          <w:lang w:val="en-IL"/>
+        </w:rPr>
+        <w:t>cv2.erode</w:t>
+      </w:r>
+      <w:r>
+        <w:rPr>
+          <w:rFonts w:ascii="Georgia" w:hAnsi="Georgia"/>
+          <w:color w:val="215E99" w:themeColor="text2" w:themeTint="BF"/>
+          <w:lang w:val="en-IL"/>
+        </w:rPr>
+        <w:t xml:space="preserve"> </w:t>
+      </w:r>
+      <w:r>
+        <w:rPr>
+          <w:rFonts w:ascii="Georgia" w:hAnsi="Georgia"/>
+          <w:lang w:val="en-IL"/>
+        </w:rPr>
+        <w:t>with</w:t>
+      </w:r>
+      <w:r>
+        <w:rPr>
+          <w:rFonts w:ascii="Georgia" w:hAnsi="Georgia"/>
+          <w:lang w:val="en-IL"/>
+        </w:rPr>
+        <w:t xml:space="preserve"> a 3×3 elliptical kernel</w:t>
+      </w:r>
+      <w:r>
+        <w:rPr>
+          <w:rFonts w:ascii="Georgia" w:hAnsi="Georgia"/>
+          <w:lang w:val="en-IL"/>
+        </w:rPr>
+        <w:t xml:space="preserve"> obtained with </w:t>
+      </w:r>
+      <w:r>
+        <w:rPr>
+          <w:rFonts w:ascii="Bahnschrift" w:hAnsi="Bahnschrift"/>
+          <w:color w:val="215E99" w:themeColor="text2" w:themeTint="BF"/>
+          <w:lang w:val="en-IL"/>
+        </w:rPr>
+        <w:t>cv2.getStructuringElement</w:t>
+      </w:r>
+      <w:r>
+        <w:rPr>
+          <w:rFonts w:ascii="Georgia" w:hAnsi="Georgia"/>
+          <w:lang w:val="en-IL"/>
+        </w:rPr>
+        <w:t xml:space="preserve">, which is smaller </w:t>
+      </w:r>
+      <w:r>
+        <w:rPr>
+          <w:rFonts w:ascii="Georgia" w:hAnsi="Georgia"/>
+          <w:lang w:val="en-IL"/>
+        </w:rPr>
+        <w:t>compared to the 6×6 kernel used earlier</w:t>
+      </w:r>
+      <w:r>
+        <w:rPr>
+          <w:rFonts w:ascii="Georgia" w:hAnsi="Georgia"/>
+          <w:lang w:val="en-IL"/>
+        </w:rPr>
+        <w:t xml:space="preserve">. </w:t>
+      </w:r>
+      <w:r>
+        <w:rPr>
+          <w:rFonts w:ascii="Georgia" w:hAnsi="Georgia"/>
+        </w:rPr>
+        <w:t>The smaller kernel size is deliberate - we want to remove small noise artifacts from the KDE classification without significantly shrinking the person's boundaries, since the statistical classification should have already provided reasonably accurate object boundaries.</w:t>
+      </w:r>
+    </w:p>
+    <w:p>
+      <w:pPr>
+        <w:spacing w:line="276" w:lineRule="auto"/>
+        <w:rPr>
+          <w:rFonts w:ascii="Georgia" w:hAnsi="Georgia"/>
+        </w:rPr>
+      </w:pPr>
+      <w:r>
+        <w:rPr>
+          <w:rFonts w:ascii="Georgia" w:hAnsi="Georgia"/>
+        </w:rPr>
+        <w:t>Next, we perform contour detection and selection</w:t>
+      </w:r>
+      <w:r>
+        <w:rPr>
+          <w:rFonts w:ascii="Georgia" w:hAnsi="Georgia"/>
+        </w:rPr>
+        <w:t xml:space="preserve"> like we did in the previous stage</w:t>
+      </w:r>
+      <w:r>
+        <w:rPr>
+          <w:rFonts w:ascii="Georgia" w:hAnsi="Georgia"/>
+        </w:rPr>
+        <w:t xml:space="preserve"> to ensure we work with a single, coherent </w:t>
+      </w:r>
+      <w:r>
+        <w:rPr>
+          <w:rFonts w:ascii="Georgia" w:hAnsi="Georgia"/>
+        </w:rPr>
+        <w:t>object.</w:t>
+      </w:r>
+    </w:p>
+    <w:p>
+      <w:pPr>
+        <w:spacing w:line="276" w:lineRule="auto"/>
+        <w:rPr>
+          <w:rFonts w:ascii="Georgia" w:hAnsi="Georgia"/>
+          <w:lang w:val="en-IL"/>
+        </w:rPr>
+      </w:pPr>
+      <w:r>
+        <w:rPr>
+          <w:rFonts w:ascii="Georgia" w:hAnsi="Georgia"/>
         </w:rPr>
         <w:lastRenderedPageBreak/>
-        <w:t>After statistical classification, we apply additional morphological operations using cv2.erode with a 3×3 elliptical kernel to remove small noise artifacts, followed by cv2.morphologyEx with cv2.MORPH_CLOSE using a 15×15 rectangular kernel to fill remaining gaps:</w:t>
-      </w:r>
-    </w:p>
-    <w:p>
-      <w:pPr>
-        <w:rPr>
-          <w:rFonts w:ascii="Georgia" w:hAnsi="Georgia"/>
-          <w:lang w:val="en-IL"/>
-        </w:rPr>
-      </w:pPr>
-      <w:r>
-        <w:rPr>
-          <w:rFonts w:ascii="Georgia" w:hAnsi="Georgia"/>
-          <w:lang w:val="en-IL"/>
-        </w:rPr>
-        <w:t>erosion_kernel = cv2.getStructuringElement(cv2.MORPH_ELLIPSE, (3, 3))</w:t>
-      </w:r>
-    </w:p>
-    <w:p>
-      <w:pPr>
-        <w:rPr>
-          <w:rFonts w:ascii="Georgia" w:hAnsi="Georgia"/>
-          <w:lang w:val="en-IL"/>
-        </w:rPr>
-      </w:pPr>
-      <w:r>
-        <w:rPr>
-          <w:rFonts w:ascii="Georgia" w:hAnsi="Georgia"/>
-          <w:lang w:val="en-IL"/>
-        </w:rPr>
-        <w:t>refined_mask = cv2.erode(refined_mask, erosion_kernel).astype(np.uint8)</w:t>
-      </w:r>
-    </w:p>
-    <w:p>
-      <w:pPr>
-        <w:rPr>
-          <w:rFonts w:ascii="Georgia" w:hAnsi="Georgia"/>
-          <w:lang w:val="en-IL"/>
-        </w:rPr>
-      </w:pPr>
-      <w:r>
-        <w:rPr>
-          <w:rFonts w:ascii="Georgia" w:hAnsi="Georgia"/>
-          <w:lang w:val="en-IL"/>
-        </w:rPr>
-        <w:t>object_mask = cv2.morphologyEx(object_mask, cv2.MORPH_CLOSE, np.ones((15, 15))).astype(np.uint8)</w:t>
-      </w:r>
-    </w:p>
-    <w:p>
-      <w:pPr>
-        <w:rPr>
-          <w:rFonts w:ascii="Georgia" w:hAnsi="Georgia"/>
-          <w:lang w:val="en-IL"/>
-        </w:rPr>
-      </w:pPr>
-      <w:r>
-        <w:rPr>
-          <w:rFonts w:ascii="Georgia" w:hAnsi="Georgia"/>
-          <w:lang w:val="en-IL"/>
-        </w:rPr>
-        <w:t>The final step uses cv2.bitwise_and to extract the person from the original frame using the refined mask, producing both binary masks (with values 0 and 255) and extracted frames (person pixels with original colors, background pixels as black).</w:t>
-      </w:r>
-    </w:p>
-    <w:p>
-      <w:pPr>
-        <w:rPr>
-          <w:rFonts w:ascii="Georgia" w:hAnsi="Georgia"/>
-          <w:lang w:val="en-IL"/>
-        </w:rPr>
-      </w:pPr>
-    </w:p>
-    <w:p>
-      <w:pPr>
-        <w:rPr>
-          <w:rFonts w:ascii="Georgia" w:hAnsi="Georgia"/>
-          <w:lang w:val="en-IL"/>
-        </w:rPr>
-      </w:pPr>
-      <w:r>
+        <w:t xml:space="preserve">Finally, </w:t>
+      </w:r>
+      <w:r>
+        <w:rPr>
+          <w:rFonts w:ascii="Georgia" w:hAnsi="Georgia"/>
+        </w:rPr>
+        <w:t>we apply closing</w:t>
+      </w:r>
+      <w:r>
+        <w:rPr>
+          <w:rFonts w:ascii="Georgia" w:hAnsi="Georgia"/>
+        </w:rPr>
+        <w:t xml:space="preserve"> like we did before but</w:t>
+      </w:r>
+      <w:r>
+        <w:rPr>
+          <w:rFonts w:ascii="Georgia" w:hAnsi="Georgia"/>
+        </w:rPr>
+        <w:t xml:space="preserve"> with a much larger 15×15 rectangular kernel</w:t>
+      </w:r>
+      <w:r>
+        <w:rPr>
+          <w:rFonts w:ascii="Georgia" w:hAnsi="Georgia"/>
+        </w:rPr>
+        <w:t xml:space="preserve">. </w:t>
+      </w:r>
+      <w:r>
+        <w:rPr>
+          <w:rFonts w:ascii="Georgia" w:hAnsi="Georgia"/>
+          <w:lang w:val="en-IL"/>
+        </w:rPr>
+        <w:t xml:space="preserve">This larger kernel (compared to the 6×6 elliptical kernel used in Stage 2) aggressively fills any remaining gaps within the person's </w:t>
+      </w:r>
+      <w:r>
+        <w:rPr>
+          <w:rFonts w:ascii="Georgia" w:hAnsi="Georgia"/>
+          <w:lang w:val="en-IL"/>
+        </w:rPr>
+        <w:t>shape</w:t>
+      </w:r>
+      <w:r>
+        <w:rPr>
+          <w:rFonts w:ascii="Georgia" w:hAnsi="Georgia"/>
+          <w:lang w:val="en-IL"/>
+        </w:rPr>
+        <w:t xml:space="preserve">. The larger size is justified because we're now confident about the overall object shape from the statistical classification and contour selection, so we can afford more aggressive gap-filling to create </w:t>
+      </w:r>
+      <w:r>
+        <w:rPr>
+          <w:rFonts w:ascii="Georgia" w:hAnsi="Georgia"/>
+          <w:lang w:val="en-IL"/>
+        </w:rPr>
+        <w:t>the final</w:t>
+      </w:r>
+      <w:r>
+        <w:rPr>
+          <w:rFonts w:ascii="Georgia" w:hAnsi="Georgia"/>
+          <w:lang w:val="en-IL"/>
+        </w:rPr>
+        <w:t xml:space="preserve"> mask.</w:t>
+      </w:r>
+    </w:p>
+    <w:p>
+      <w:pPr>
+        <w:spacing w:line="276" w:lineRule="auto"/>
+        <w:rPr>
+          <w:rFonts w:ascii="Georgia" w:hAnsi="Georgia"/>
+          <w:lang w:val="en-IL"/>
+        </w:rPr>
+      </w:pPr>
+      <w:r>
+        <w:rPr>
+          <w:rFonts w:ascii="Georgia" w:hAnsi="Georgia"/>
+          <w:lang w:val="en-IL"/>
+        </w:rPr>
+        <w:t xml:space="preserve">The final step uses </w:t>
+      </w:r>
+      <w:r>
+        <w:rPr>
+          <w:rFonts w:ascii="Bahnschrift" w:hAnsi="Bahnschrift"/>
+          <w:color w:val="215E99" w:themeColor="text2" w:themeTint="BF"/>
+          <w:lang w:val="en-IL"/>
+        </w:rPr>
+        <w:t>cv2.bitwise_and</w:t>
+      </w:r>
+      <w:r>
+        <w:rPr>
+          <w:rFonts w:ascii="Georgia" w:hAnsi="Georgia"/>
+          <w:lang w:val="en-IL"/>
+        </w:rPr>
+        <w:t xml:space="preserve"> to extract the person from the original frame using the refined mask, producing both binary masks (with values 0 and 255) and extracted frames (person pixels with original </w:t>
+      </w:r>
+      <w:proofErr w:type="spellStart"/>
+      <w:r>
+        <w:rPr>
+          <w:rFonts w:ascii="Georgia" w:hAnsi="Georgia"/>
+          <w:lang w:val="en-IL"/>
+        </w:rPr>
+        <w:t>colors</w:t>
+      </w:r>
+      <w:proofErr w:type="spellEnd"/>
+      <w:r>
+        <w:rPr>
+          <w:rFonts w:ascii="Georgia" w:hAnsi="Georgia"/>
+          <w:lang w:val="en-IL"/>
+        </w:rPr>
+        <w:t>, background pixels as black).</w:t>
+      </w:r>
+    </w:p>
+    <w:p>
+      <w:pPr>
+        <w:rPr>
+          <w:rFonts w:ascii="Georgia" w:hAnsi="Georgia"/>
+          <w:lang w:val="en-IL"/>
+        </w:rPr>
+      </w:pPr>
+    </w:p>
+    <w:p>
+      <w:pPr>
         <w:rPr>
           <w:rFonts w:ascii="Georgia" w:hAnsi="Georgia"/>
           <w:b/>
           <w:bCs/>
+          <w:sz w:val="26"/>
+          <w:szCs w:val="26"/>
+          <w:lang w:val="en-IL"/>
+        </w:rPr>
+      </w:pPr>
+      <w:r>
+        <w:rPr>
+          <w:rFonts w:ascii="Georgia" w:hAnsi="Georgia"/>
+          <w:b/>
+          <w:bCs/>
+          <w:sz w:val="26"/>
+          <w:szCs w:val="26"/>
           <w:lang w:val="en-IL"/>
         </w:rPr>
         <w:t>Algorithm Parameters</w:t>
@@ -3480,7 +3937,7 @@
       <w:pPr>
         <w:numPr>
           <w:ilvl w:val="0"/>
-          <w:numId w:val="45"/>
+          <w:numId w:val="47"/>
         </w:numPr>
         <w:rPr>
           <w:rFonts w:ascii="Georgia" w:hAnsi="Georgia"/>
@@ -3492,14 +3949,14 @@
           <w:rFonts w:ascii="Georgia" w:hAnsi="Georgia"/>
           <w:lang w:val="en-IL"/>
         </w:rPr>
-        <w:t>bw_method = 0.95: KDE bandwidth parameter controlling smoothness</w:t>
+        <w:t>ITERATION_LIMIT = 5: Number of KNN iterations for background model refinement</w:t>
       </w:r>
     </w:p>
     <w:p>
       <w:pPr>
         <w:numPr>
           <w:ilvl w:val="0"/>
-          <w:numId w:val="45"/>
+          <w:numId w:val="47"/>
         </w:numPr>
         <w:rPr>
           <w:rFonts w:ascii="Georgia" w:hAnsi="Georgia"/>
@@ -3511,14 +3968,14 @@
           <w:rFonts w:ascii="Georgia" w:hAnsi="Georgia"/>
           <w:lang w:val="en-IL"/>
         </w:rPr>
-        <w:t>Erosion kernel: 3×3 elliptical structuring element</w:t>
+        <w:t>threshold = 130: Foreground detection threshold applied to KNN output</w:t>
       </w:r>
     </w:p>
     <w:p>
       <w:pPr>
         <w:numPr>
           <w:ilvl w:val="0"/>
-          <w:numId w:val="45"/>
+          <w:numId w:val="47"/>
         </w:numPr>
         <w:rPr>
           <w:rFonts w:ascii="Georgia" w:hAnsi="Georgia"/>
@@ -3530,7 +3987,102 @@
           <w:rFonts w:ascii="Georgia" w:hAnsi="Georgia"/>
           <w:lang w:val="en-IL"/>
         </w:rPr>
-        <w:t>Closing kernel: 15×15 rectangular structuring element</w:t>
+        <w:t>BG_SAMPLE_COUNT = 20: Background samples collected per frame</w:t>
+      </w:r>
+    </w:p>
+    <w:p>
+      <w:pPr>
+        <w:numPr>
+          <w:ilvl w:val="0"/>
+          <w:numId w:val="47"/>
+        </w:numPr>
+        <w:rPr>
+          <w:rFonts w:ascii="Georgia" w:hAnsi="Georgia"/>
+          <w:lang w:val="en-IL"/>
+        </w:rPr>
+      </w:pPr>
+      <w:r>
+        <w:rPr>
+          <w:rFonts w:ascii="Georgia" w:hAnsi="Georgia"/>
+          <w:lang w:val="en-IL"/>
+        </w:rPr>
+        <w:t>FG_SAMPLE_COUNT = 30: Foreground samples collected per frame</w:t>
+      </w:r>
+    </w:p>
+    <w:p>
+      <w:pPr>
+        <w:numPr>
+          <w:ilvl w:val="0"/>
+          <w:numId w:val="47"/>
+        </w:numPr>
+        <w:rPr>
+          <w:rFonts w:ascii="Georgia" w:hAnsi="Georgia"/>
+          <w:lang w:val="en-IL"/>
+        </w:rPr>
+      </w:pPr>
+      <w:r>
+        <w:rPr>
+          <w:rFonts w:ascii="Georgia" w:hAnsi="Georgia"/>
+          <w:lang w:val="en-IL"/>
+        </w:rPr>
+        <w:t>KDE_BANDWIDTH = 0.95: KDE bandwidth parameter controlling smoothness</w:t>
+      </w:r>
+    </w:p>
+    <w:p>
+      <w:pPr>
+        <w:numPr>
+          <w:ilvl w:val="0"/>
+          <w:numId w:val="47"/>
+        </w:numPr>
+        <w:rPr>
+          <w:rFonts w:ascii="Georgia" w:hAnsi="Georgia"/>
+          <w:lang w:val="en-IL"/>
+        </w:rPr>
+      </w:pPr>
+      <w:r>
+        <w:rPr>
+          <w:rFonts w:ascii="Georgia" w:hAnsi="Georgia"/>
+          <w:lang w:val="en-IL"/>
+        </w:rPr>
+        <w:t>Morphological kernel (Stage 2): 6×6 elliptical structuring element for closing operation</w:t>
+      </w:r>
+    </w:p>
+    <w:p>
+      <w:pPr>
+        <w:numPr>
+          <w:ilvl w:val="0"/>
+          <w:numId w:val="47"/>
+        </w:numPr>
+        <w:rPr>
+          <w:rFonts w:ascii="Georgia" w:hAnsi="Georgia"/>
+          <w:lang w:val="en-IL"/>
+        </w:rPr>
+      </w:pPr>
+      <w:r>
+        <w:rPr>
+          <w:rFonts w:ascii="Georgia" w:hAnsi="Georgia"/>
+          <w:lang w:val="en-IL"/>
+        </w:rPr>
+        <w:t>Erosion kernel (Stage 3): 3×3 elliptical structuring element for noise removal</w:t>
+      </w:r>
+    </w:p>
+    <w:p>
+      <w:pPr>
+        <w:numPr>
+          <w:ilvl w:val="0"/>
+          <w:numId w:val="47"/>
+        </w:numPr>
+        <w:rPr>
+          <w:rFonts w:ascii="Georgia" w:hAnsi="Georgia"/>
+          <w:lang w:val="en-IL"/>
+        </w:rPr>
+      </w:pPr>
+      <w:r>
+        <w:rPr>
+          <w:rFonts w:ascii="Georgia" w:hAnsi="Georgia"/>
+          <w:lang w:val="en-IL"/>
+        </w:rPr>
+        <w:t>Closing kernel (Stage 3): 15×15 rectangular structuring element for final gap-filling</w:t>
       </w:r>
     </w:p>
     <w:p>
@@ -4038,6 +4590,7 @@
           <w14:ligatures w14:val="none"/>
         </w:rPr>
       </w:pPr>
+      <w:proofErr w:type="spellStart"/>
       <w:r>
         <w:rPr>
           <w:rFonts w:ascii="Georgia" w:eastAsia="Times New Roman" w:hAnsi="Georgia" w:cs="Courier New"/>
@@ -4046,7 +4599,74 @@
           <w:lang w:val="en-IL" w:eastAsia="en-IL"/>
           <w14:ligatures w14:val="none"/>
         </w:rPr>
-        <w:t>foreground_region[mask_grayscale &gt;= 240] = 255  # Near-white pixels = person</w:t>
+        <w:t>foreground_</w:t>
+      </w:r>
+      <w:proofErr w:type="gramStart"/>
+      <w:r>
+        <w:rPr>
+          <w:rFonts w:ascii="Georgia" w:eastAsia="Times New Roman" w:hAnsi="Georgia" w:cs="Courier New"/>
+          <w:kern w:val="0"/>
+          <w:highlight w:val="yellow"/>
+          <w:lang w:val="en-IL" w:eastAsia="en-IL"/>
+          <w14:ligatures w14:val="none"/>
+        </w:rPr>
+        <w:t>region</w:t>
+      </w:r>
+      <w:proofErr w:type="spellEnd"/>
+      <w:r>
+        <w:rPr>
+          <w:rFonts w:ascii="Georgia" w:eastAsia="Times New Roman" w:hAnsi="Georgia" w:cs="Courier New"/>
+          <w:kern w:val="0"/>
+          <w:highlight w:val="yellow"/>
+          <w:lang w:val="en-IL" w:eastAsia="en-IL"/>
+          <w14:ligatures w14:val="none"/>
+        </w:rPr>
+        <w:t>[</w:t>
+      </w:r>
+      <w:proofErr w:type="spellStart"/>
+      <w:proofErr w:type="gramEnd"/>
+      <w:r>
+        <w:rPr>
+          <w:rFonts w:ascii="Georgia" w:eastAsia="Times New Roman" w:hAnsi="Georgia" w:cs="Courier New"/>
+          <w:kern w:val="0"/>
+          <w:highlight w:val="yellow"/>
+          <w:lang w:val="en-IL" w:eastAsia="en-IL"/>
+          <w14:ligatures w14:val="none"/>
+        </w:rPr>
+        <w:t>mask_grayscale</w:t>
+      </w:r>
+      <w:proofErr w:type="spellEnd"/>
+      <w:r>
+        <w:rPr>
+          <w:rFonts w:ascii="Georgia" w:eastAsia="Times New Roman" w:hAnsi="Georgia" w:cs="Courier New"/>
+          <w:kern w:val="0"/>
+          <w:highlight w:val="yellow"/>
+          <w:lang w:val="en-IL" w:eastAsia="en-IL"/>
+          <w14:ligatures w14:val="none"/>
+        </w:rPr>
+        <w:t xml:space="preserve"> &gt;= 240] = </w:t>
+      </w:r>
+      <w:proofErr w:type="gramStart"/>
+      <w:r>
+        <w:rPr>
+          <w:rFonts w:ascii="Georgia" w:eastAsia="Times New Roman" w:hAnsi="Georgia" w:cs="Courier New"/>
+          <w:kern w:val="0"/>
+          <w:highlight w:val="yellow"/>
+          <w:lang w:val="en-IL" w:eastAsia="en-IL"/>
+          <w14:ligatures w14:val="none"/>
+        </w:rPr>
+        <w:t>255  #</w:t>
+      </w:r>
+      <w:proofErr w:type="gramEnd"/>
+      <w:r>
+        <w:rPr>
+          <w:rFonts w:ascii="Georgia" w:eastAsia="Times New Roman" w:hAnsi="Georgia" w:cs="Courier New"/>
+          <w:kern w:val="0"/>
+          <w:highlight w:val="yellow"/>
+          <w:lang w:val="en-IL" w:eastAsia="en-IL"/>
+          <w14:ligatures w14:val="none"/>
+        </w:rPr>
+        <w:t xml:space="preserve"> Near-white pixels = person</w:t>
       </w:r>
     </w:p>
     <w:p>
@@ -4077,6 +4697,7 @@
           <w14:ligatures w14:val="none"/>
         </w:rPr>
       </w:pPr>
+      <w:proofErr w:type="spellStart"/>
       <w:r>
         <w:rPr>
           <w:rFonts w:ascii="Georgia" w:eastAsia="Times New Roman" w:hAnsi="Georgia" w:cs="Courier New"/>
@@ -4085,7 +4706,52 @@
           <w:lang w:val="en-IL" w:eastAsia="en-IL"/>
           <w14:ligatures w14:val="none"/>
         </w:rPr>
-        <w:t>background_region[mask_grayscale &lt;= 10] = 255   # Near-black pixels = background</w:t>
+        <w:t>background_</w:t>
+      </w:r>
+      <w:proofErr w:type="gramStart"/>
+      <w:r>
+        <w:rPr>
+          <w:rFonts w:ascii="Georgia" w:eastAsia="Times New Roman" w:hAnsi="Georgia" w:cs="Courier New"/>
+          <w:kern w:val="0"/>
+          <w:highlight w:val="yellow"/>
+          <w:lang w:val="en-IL" w:eastAsia="en-IL"/>
+          <w14:ligatures w14:val="none"/>
+        </w:rPr>
+        <w:t>region</w:t>
+      </w:r>
+      <w:proofErr w:type="spellEnd"/>
+      <w:r>
+        <w:rPr>
+          <w:rFonts w:ascii="Georgia" w:eastAsia="Times New Roman" w:hAnsi="Georgia" w:cs="Courier New"/>
+          <w:kern w:val="0"/>
+          <w:highlight w:val="yellow"/>
+          <w:lang w:val="en-IL" w:eastAsia="en-IL"/>
+          <w14:ligatures w14:val="none"/>
+        </w:rPr>
+        <w:t>[</w:t>
+      </w:r>
+      <w:proofErr w:type="spellStart"/>
+      <w:proofErr w:type="gramEnd"/>
+      <w:r>
+        <w:rPr>
+          <w:rFonts w:ascii="Georgia" w:eastAsia="Times New Roman" w:hAnsi="Georgia" w:cs="Courier New"/>
+          <w:kern w:val="0"/>
+          <w:highlight w:val="yellow"/>
+          <w:lang w:val="en-IL" w:eastAsia="en-IL"/>
+          <w14:ligatures w14:val="none"/>
+        </w:rPr>
+        <w:t>mask_grayscale</w:t>
+      </w:r>
+      <w:proofErr w:type="spellEnd"/>
+      <w:r>
+        <w:rPr>
+          <w:rFonts w:ascii="Georgia" w:eastAsia="Times New Roman" w:hAnsi="Georgia" w:cs="Courier New"/>
+          <w:kern w:val="0"/>
+          <w:highlight w:val="yellow"/>
+          <w:lang w:val="en-IL" w:eastAsia="en-IL"/>
+          <w14:ligatures w14:val="none"/>
+        </w:rPr>
+        <w:t xml:space="preserve"> &lt;= 10] = 255   # Near-black pixels = background</w:t>
       </w:r>
     </w:p>
     <w:p>
@@ -4294,6 +4960,7 @@
         </w:rPr>
         <w:t xml:space="preserve">, then calls our </w:t>
       </w:r>
+      <w:proofErr w:type="spellStart"/>
       <w:r>
         <w:rPr>
           <w:rFonts w:ascii="Bahnschrift" w:eastAsia="Times New Roman" w:hAnsi="Bahnschrift" w:cs="Courier New"/>
@@ -4304,6 +4971,7 @@
         </w:rPr>
         <w:t>estimate_color_densities</w:t>
       </w:r>
+      <w:proofErr w:type="spellEnd"/>
       <w:r>
         <w:rPr>
           <w:rFonts w:ascii="Georgia" w:eastAsia="Times New Roman" w:hAnsi="Georgia" w:cs="Times New Roman"/>
@@ -4632,6 +5300,7 @@
         </w:rPr>
         <w:t xml:space="preserve"> - the probability that a pixel belongs to foreground given its color </w:t>
       </w:r>
+      <w:proofErr w:type="spellStart"/>
       <w:r>
         <w:rPr>
           <w:rFonts w:ascii="Georgia" w:eastAsia="Times New Roman" w:hAnsi="Georgia" w:cs="Times New Roman"/>
@@ -4648,7 +5317,17 @@
           <w:lang w:eastAsia="en-IL"/>
           <w14:ligatures w14:val="none"/>
         </w:rPr>
-        <w:t xml:space="preserve"> at location x, calculated as</w:t>
+        <w:t xml:space="preserve"> at</w:t>
+      </w:r>
+      <w:proofErr w:type="spellEnd"/>
+      <w:r>
+        <w:rPr>
+          <w:rFonts w:ascii="Georgia" w:eastAsia="Times New Roman" w:hAnsi="Georgia" w:cs="Times New Roman"/>
+          <w:kern w:val="0"/>
+          <w:lang w:eastAsia="en-IL"/>
+          <w14:ligatures w14:val="none"/>
+        </w:rPr>
+        <w:t xml:space="preserve"> location x, calculated as</w:t>
       </w:r>
       <w:r>
         <w:rPr>
@@ -4823,6 +5502,7 @@
         </w:rPr>
         <w:t xml:space="preserve">Our </w:t>
       </w:r>
+      <w:proofErr w:type="spellStart"/>
       <w:r>
         <w:rPr>
           <w:rFonts w:ascii="Bahnschrift" w:eastAsia="Times New Roman" w:hAnsi="Bahnschrift" w:cs="Courier New"/>
@@ -4833,6 +5513,7 @@
         </w:rPr>
         <w:t>estimate_color_densities</w:t>
       </w:r>
+      <w:proofErr w:type="spellEnd"/>
       <w:r>
         <w:rPr>
           <w:rFonts w:ascii="Georgia" w:eastAsia="Times New Roman" w:hAnsi="Georgia" w:cs="Times New Roman"/>
@@ -4859,7 +5540,67 @@
           <w:lang w:val="en-IL" w:eastAsia="en-IL"/>
           <w14:ligatures w14:val="none"/>
         </w:rPr>
-        <w:t xml:space="preserve"> to downsample the image by a factor of 4 for computational efficiency. It finds the center of the foreground object by computing the mean of pixel coordinates where the foreground mask equals 255, then takes a window around this center.</w:t>
+        <w:t xml:space="preserve"> to </w:t>
+      </w:r>
+      <w:proofErr w:type="spellStart"/>
+      <w:r>
+        <w:rPr>
+          <w:rFonts w:ascii="Georgia" w:eastAsia="Times New Roman" w:hAnsi="Georgia" w:cs="Times New Roman"/>
+          <w:kern w:val="0"/>
+          <w:lang w:val="en-IL" w:eastAsia="en-IL"/>
+          <w14:ligatures w14:val="none"/>
+        </w:rPr>
+        <w:t>downsample</w:t>
+      </w:r>
+      <w:proofErr w:type="spellEnd"/>
+      <w:r>
+        <w:rPr>
+          <w:rFonts w:ascii="Georgia" w:eastAsia="Times New Roman" w:hAnsi="Georgia" w:cs="Times New Roman"/>
+          <w:kern w:val="0"/>
+          <w:lang w:val="en-IL" w:eastAsia="en-IL"/>
+          <w14:ligatures w14:val="none"/>
+        </w:rPr>
+        <w:t xml:space="preserve"> the image by a factor of 4 for computational efficiency. It finds the </w:t>
+      </w:r>
+      <w:proofErr w:type="spellStart"/>
+      <w:r>
+        <w:rPr>
+          <w:rFonts w:ascii="Georgia" w:eastAsia="Times New Roman" w:hAnsi="Georgia" w:cs="Times New Roman"/>
+          <w:kern w:val="0"/>
+          <w:lang w:val="en-IL" w:eastAsia="en-IL"/>
+          <w14:ligatures w14:val="none"/>
+        </w:rPr>
+        <w:t>center</w:t>
+      </w:r>
+      <w:proofErr w:type="spellEnd"/>
+      <w:r>
+        <w:rPr>
+          <w:rFonts w:ascii="Georgia" w:eastAsia="Times New Roman" w:hAnsi="Georgia" w:cs="Times New Roman"/>
+          <w:kern w:val="0"/>
+          <w:lang w:val="en-IL" w:eastAsia="en-IL"/>
+          <w14:ligatures w14:val="none"/>
+        </w:rPr>
+        <w:t xml:space="preserve"> of the foreground object by computing the mean of pixel coordinates where the foreground mask equals 255, then takes a window around this </w:t>
+      </w:r>
+      <w:proofErr w:type="spellStart"/>
+      <w:r>
+        <w:rPr>
+          <w:rFonts w:ascii="Georgia" w:eastAsia="Times New Roman" w:hAnsi="Georgia" w:cs="Times New Roman"/>
+          <w:kern w:val="0"/>
+          <w:lang w:val="en-IL" w:eastAsia="en-IL"/>
+          <w14:ligatures w14:val="none"/>
+        </w:rPr>
+        <w:t>center</w:t>
+      </w:r>
+      <w:proofErr w:type="spellEnd"/>
+      <w:r>
+        <w:rPr>
+          <w:rFonts w:ascii="Georgia" w:eastAsia="Times New Roman" w:hAnsi="Georgia" w:cs="Times New Roman"/>
+          <w:kern w:val="0"/>
+          <w:lang w:val="en-IL" w:eastAsia="en-IL"/>
+          <w14:ligatures w14:val="none"/>
+        </w:rPr>
+        <w:t>.</w:t>
       </w:r>
       <w:r>
         <w:rPr>
@@ -5010,8 +5751,29 @@
           <w:lang w:eastAsia="en-IL"/>
           <w14:ligatures w14:val="none"/>
         </w:rPr>
-        <w:t xml:space="preserve">The function calls our </w:t>
-      </w:r>
+        <w:t xml:space="preserve">The function calls </w:t>
+      </w:r>
+      <w:proofErr w:type="gramStart"/>
+      <w:r>
+        <w:rPr>
+          <w:rFonts w:ascii="Georgia" w:eastAsia="Times New Roman" w:hAnsi="Georgia" w:cs="Courier New"/>
+          <w:kern w:val="0"/>
+          <w:lang w:eastAsia="en-IL"/>
+          <w14:ligatures w14:val="none"/>
+        </w:rPr>
+        <w:t>our</w:t>
+      </w:r>
+      <w:proofErr w:type="gramEnd"/>
+      <w:r>
+        <w:rPr>
+          <w:rFonts w:ascii="Georgia" w:eastAsia="Times New Roman" w:hAnsi="Georgia" w:cs="Courier New"/>
+          <w:kern w:val="0"/>
+          <w:lang w:eastAsia="en-IL"/>
+          <w14:ligatures w14:val="none"/>
+        </w:rPr>
+        <w:t xml:space="preserve"> </w:t>
+      </w:r>
+      <w:proofErr w:type="spellStart"/>
       <w:r>
         <w:rPr>
           <w:rFonts w:ascii="Bahnschrift" w:eastAsia="Times New Roman" w:hAnsi="Bahnschrift" w:cs="Courier New"/>
@@ -5020,7 +5782,18 @@
           <w:lang w:eastAsia="en-IL"/>
           <w14:ligatures w14:val="none"/>
         </w:rPr>
-        <w:t xml:space="preserve">calculate_kde </w:t>
+        <w:t>calculate_kde</w:t>
+      </w:r>
+      <w:proofErr w:type="spellEnd"/>
+      <w:r>
+        <w:rPr>
+          <w:rFonts w:ascii="Bahnschrift" w:eastAsia="Times New Roman" w:hAnsi="Bahnschrift" w:cs="Courier New"/>
+          <w:color w:val="215E99" w:themeColor="text2" w:themeTint="BF"/>
+          <w:kern w:val="0"/>
+          <w:lang w:eastAsia="en-IL"/>
+          <w14:ligatures w14:val="none"/>
+        </w:rPr>
+        <w:t xml:space="preserve"> </w:t>
       </w:r>
       <w:r>
         <w:rPr>
@@ -5041,6 +5814,8 @@
         </w:rPr>
         <w:t xml:space="preserve">which wraps </w:t>
       </w:r>
+      <w:proofErr w:type="spellStart"/>
+      <w:proofErr w:type="gramStart"/>
       <w:r>
         <w:rPr>
           <w:rFonts w:ascii="Bahnschrift" w:eastAsia="Times New Roman" w:hAnsi="Bahnschrift" w:cs="Courier New"/>
@@ -5049,8 +5824,20 @@
           <w:lang w:eastAsia="en-IL"/>
           <w14:ligatures w14:val="none"/>
         </w:rPr>
-        <w:t>scipy.stats.gaussian_kde</w:t>
-      </w:r>
+        <w:t>scipy.stats</w:t>
+      </w:r>
+      <w:proofErr w:type="gramEnd"/>
+      <w:r>
+        <w:rPr>
+          <w:rFonts w:ascii="Bahnschrift" w:eastAsia="Times New Roman" w:hAnsi="Bahnschrift" w:cs="Courier New"/>
+          <w:color w:val="215E99" w:themeColor="text2" w:themeTint="BF"/>
+          <w:kern w:val="0"/>
+          <w:lang w:eastAsia="en-IL"/>
+          <w14:ligatures w14:val="none"/>
+        </w:rPr>
+        <w:t>.gaussian_kde</w:t>
+      </w:r>
+      <w:proofErr w:type="spellEnd"/>
       <w:r>
         <w:rPr>
           <w:rFonts w:ascii="Georgia" w:eastAsia="Times New Roman" w:hAnsi="Georgia" w:cs="Courier New"/>
@@ -5078,6 +5865,7 @@
         </w:rPr>
         <w:t xml:space="preserve">making bandwidth inversely proportional to the standard deviation. </w:t>
       </w:r>
+      <w:proofErr w:type="gramStart"/>
       <w:r>
         <w:rPr>
           <w:rFonts w:ascii="Georgia" w:eastAsia="Times New Roman" w:hAnsi="Georgia" w:cs="Courier New"/>
@@ -5085,8 +5873,9 @@
           <w:lang w:eastAsia="en-IL"/>
           <w14:ligatures w14:val="none"/>
         </w:rPr>
-        <w:t>T</w:t>
-      </w:r>
+        <w:t>Like</w:t>
+      </w:r>
+      <w:proofErr w:type="gramEnd"/>
       <w:r>
         <w:rPr>
           <w:rFonts w:ascii="Georgia" w:eastAsia="Times New Roman" w:hAnsi="Georgia" w:cs="Courier New"/>
@@ -5094,7 +5883,34 @@
           <w:lang w:eastAsia="en-IL"/>
           <w14:ligatures w14:val="none"/>
         </w:rPr>
-        <w:t xml:space="preserve">he bandwidth determines how much each data point influences the surrounding area in the final density estimate. </w:t>
+        <w:t xml:space="preserve"> mentioned in the background subtraction section, t</w:t>
+      </w:r>
+      <w:r>
+        <w:rPr>
+          <w:rFonts w:ascii="Georgia" w:eastAsia="Times New Roman" w:hAnsi="Georgia" w:cs="Courier New"/>
+          <w:kern w:val="0"/>
+          <w:lang w:eastAsia="en-IL"/>
+          <w14:ligatures w14:val="none"/>
+        </w:rPr>
+        <w:t xml:space="preserve">he bandwidth determines how much each data point influences the surrounding </w:t>
+      </w:r>
+      <w:r>
+        <w:rPr>
+          <w:rFonts w:ascii="Georgia" w:eastAsia="Times New Roman" w:hAnsi="Georgia" w:cs="Courier New"/>
+          <w:kern w:val="0"/>
+          <w:lang w:eastAsia="en-IL"/>
+          <w14:ligatures w14:val="none"/>
+        </w:rPr>
+        <w:t>area</w:t>
+      </w:r>
+      <w:r>
+        <w:rPr>
+          <w:rFonts w:ascii="Georgia" w:eastAsia="Times New Roman" w:hAnsi="Georgia" w:cs="Courier New"/>
+          <w:kern w:val="0"/>
+          <w:lang w:eastAsia="en-IL"/>
+          <w14:ligatures w14:val="none"/>
+        </w:rPr>
+        <w:t xml:space="preserve">. </w:t>
       </w:r>
       <w:r>
         <w:rPr>
@@ -5170,12 +5986,14 @@
     <w:p>
       <w:pPr>
         <w:spacing w:before="100" w:beforeAutospacing="1" w:after="100" w:afterAutospacing="1" w:line="240" w:lineRule="auto"/>
-        <w:outlineLvl w:val="2"/>
+        <w:outlineLvl w:val="1"/>
         <w:rPr>
           <w:rFonts w:ascii="Georgia" w:eastAsia="Times New Roman" w:hAnsi="Georgia" w:cs="Times New Roman"/>
           <w:b/>
           <w:bCs/>
           <w:kern w:val="0"/>
+          <w:sz w:val="26"/>
+          <w:szCs w:val="26"/>
           <w:lang w:val="en-IL" w:eastAsia="en-IL"/>
           <w14:ligatures w14:val="none"/>
         </w:rPr>
@@ -5186,138 +6004,24 @@
           <w:b/>
           <w:bCs/>
           <w:kern w:val="0"/>
+          <w:sz w:val="26"/>
+          <w:szCs w:val="26"/>
           <w:lang w:val="en-IL" w:eastAsia="en-IL"/>
           <w14:ligatures w14:val="none"/>
         </w:rPr>
         <w:lastRenderedPageBreak/>
-        <w:t>Algorithm Parameters</w:t>
-      </w:r>
-    </w:p>
-    <w:p>
-      <w:pPr>
-        <w:numPr>
-          <w:ilvl w:val="0"/>
-          <w:numId w:val="30"/>
-        </w:numPr>
-        <w:spacing w:before="100" w:beforeAutospacing="1" w:after="100" w:afterAutospacing="1" w:line="480" w:lineRule="auto"/>
-        <w:rPr>
-          <w:rFonts w:ascii="Georgia" w:eastAsia="Times New Roman" w:hAnsi="Georgia" w:cs="Times New Roman"/>
-          <w:kern w:val="0"/>
-          <w:lang w:val="en-IL" w:eastAsia="en-IL"/>
-          <w14:ligatures w14:val="none"/>
-        </w:rPr>
-      </w:pPr>
-      <w:bookmarkStart w:id="0" w:name="_Hlk201940307"/>
-      <w:r>
-        <w:rPr>
-          <w:rFonts w:ascii="Georgia" w:eastAsia="Times New Roman" w:hAnsi="Georgia" w:cs="Courier New"/>
-          <w:kern w:val="0"/>
-          <w:lang w:val="en-IL" w:eastAsia="en-IL"/>
-          <w14:ligatures w14:val="none"/>
-        </w:rPr>
-        <w:t>crop_vertical_radius = 600</w:t>
-      </w:r>
-      <w:r>
-        <w:rPr>
-          <w:rFonts w:ascii="Georgia" w:eastAsia="Times New Roman" w:hAnsi="Georgia" w:cs="Times New Roman"/>
-          <w:kern w:val="0"/>
-          <w:lang w:val="en-IL" w:eastAsia="en-IL"/>
-          <w14:ligatures w14:val="none"/>
-        </w:rPr>
-        <w:t>: Vertical extent of color sampling region</w:t>
-      </w:r>
-      <w:bookmarkEnd w:id="0"/>
-    </w:p>
-    <w:p>
-      <w:pPr>
-        <w:numPr>
-          <w:ilvl w:val="0"/>
-          <w:numId w:val="30"/>
-        </w:numPr>
-        <w:spacing w:before="100" w:beforeAutospacing="1" w:after="100" w:afterAutospacing="1" w:line="480" w:lineRule="auto"/>
-        <w:rPr>
-          <w:rFonts w:ascii="Georgia" w:eastAsia="Times New Roman" w:hAnsi="Georgia" w:cs="Times New Roman"/>
-          <w:kern w:val="0"/>
-          <w:lang w:val="en-IL" w:eastAsia="en-IL"/>
-          <w14:ligatures w14:val="none"/>
-        </w:rPr>
-      </w:pPr>
-      <w:r>
-        <w:rPr>
-          <w:rFonts w:ascii="Georgia" w:eastAsia="Times New Roman" w:hAnsi="Georgia" w:cs="Courier New"/>
-          <w:kern w:val="0"/>
-          <w:lang w:val="en-IL" w:eastAsia="en-IL"/>
-          <w14:ligatures w14:val="none"/>
-        </w:rPr>
-        <w:t>crop_horizontal_radius = 200</w:t>
-      </w:r>
-      <w:r>
-        <w:rPr>
-          <w:rFonts w:ascii="Georgia" w:eastAsia="Times New Roman" w:hAnsi="Georgia" w:cs="Times New Roman"/>
-          <w:kern w:val="0"/>
-          <w:lang w:val="en-IL" w:eastAsia="en-IL"/>
-          <w14:ligatures w14:val="none"/>
-        </w:rPr>
-        <w:t>: Horizontal extent of color sampling region</w:t>
-      </w:r>
-    </w:p>
-    <w:p>
-      <w:pPr>
-        <w:numPr>
-          <w:ilvl w:val="0"/>
-          <w:numId w:val="30"/>
-        </w:numPr>
-        <w:spacing w:before="100" w:beforeAutospacing="1" w:after="100" w:afterAutospacing="1" w:line="480" w:lineRule="auto"/>
-        <w:rPr>
-          <w:rFonts w:ascii="Georgia" w:eastAsia="Times New Roman" w:hAnsi="Georgia" w:cs="Times New Roman"/>
-          <w:kern w:val="0"/>
-          <w:lang w:val="en-IL" w:eastAsia="en-IL"/>
-          <w14:ligatures w14:val="none"/>
-        </w:rPr>
-      </w:pPr>
-      <w:r>
-        <w:rPr>
-          <w:rFonts w:ascii="Georgia" w:eastAsia="Times New Roman" w:hAnsi="Georgia" w:cs="Courier New"/>
-          <w:kern w:val="0"/>
-          <w:lang w:val="en-IL" w:eastAsia="en-IL"/>
-          <w14:ligatures w14:val="none"/>
-        </w:rPr>
-        <w:t>bandwidth = 0.2</w:t>
-      </w:r>
-      <w:r>
-        <w:rPr>
-          <w:rFonts w:ascii="Georgia" w:eastAsia="Times New Roman" w:hAnsi="Georgia" w:cs="Times New Roman"/>
-          <w:kern w:val="0"/>
-          <w:lang w:val="en-IL" w:eastAsia="en-IL"/>
-          <w14:ligatures w14:val="none"/>
-        </w:rPr>
-        <w:t>: Base bandwidth parameter for KDE</w:t>
-      </w:r>
-    </w:p>
-    <w:p>
-      <w:pPr>
-        <w:spacing w:before="100" w:beforeAutospacing="1" w:after="100" w:afterAutospacing="1" w:line="240" w:lineRule="auto"/>
-        <w:ind w:left="720"/>
-        <w:rPr>
-          <w:rFonts w:ascii="Georgia" w:eastAsia="Times New Roman" w:hAnsi="Georgia" w:cs="Times New Roman"/>
-          <w:kern w:val="0"/>
-          <w:lang w:val="en-IL" w:eastAsia="en-IL"/>
-          <w14:ligatures w14:val="none"/>
-        </w:rPr>
-      </w:pPr>
-    </w:p>
-    <w:p>
-      <w:pPr>
-        <w:spacing w:before="100" w:beforeAutospacing="1" w:after="100" w:afterAutospacing="1" w:line="240" w:lineRule="auto"/>
-        <w:outlineLvl w:val="1"/>
+        <w:t>Stage 3: Geodesic Distance Calculation</w:t>
+      </w:r>
+    </w:p>
+    <w:p>
+      <w:pPr>
+        <w:spacing w:before="100" w:beforeAutospacing="1" w:after="100" w:afterAutospacing="1" w:line="276" w:lineRule="auto"/>
         <w:rPr>
           <w:rFonts w:ascii="Georgia" w:eastAsia="Times New Roman" w:hAnsi="Georgia" w:cs="Times New Roman"/>
           <w:b/>
           <w:bCs/>
           <w:kern w:val="0"/>
-          <w:sz w:val="26"/>
-          <w:szCs w:val="26"/>
-          <w:lang w:val="en-IL" w:eastAsia="en-IL"/>
+          <w:lang w:eastAsia="en-IL"/>
           <w14:ligatures w14:val="none"/>
         </w:rPr>
       </w:pPr>
@@ -5327,12 +6031,10 @@
           <w:b/>
           <w:bCs/>
           <w:kern w:val="0"/>
-          <w:sz w:val="26"/>
-          <w:szCs w:val="26"/>
-          <w:lang w:val="en-IL" w:eastAsia="en-IL"/>
-          <w14:ligatures w14:val="none"/>
-        </w:rPr>
-        <w:t>Stage 3: Geodesic Distance Calculation</w:t>
+          <w:lang w:eastAsia="en-IL"/>
+          <w14:ligatures w14:val="none"/>
+        </w:rPr>
+        <w:t>Distance Implementation</w:t>
       </w:r>
     </w:p>
     <w:p>
@@ -5340,8 +6042,6 @@
         <w:spacing w:before="100" w:beforeAutospacing="1" w:after="100" w:afterAutospacing="1" w:line="276" w:lineRule="auto"/>
         <w:rPr>
           <w:rFonts w:ascii="Georgia" w:eastAsia="Times New Roman" w:hAnsi="Georgia" w:cs="Times New Roman"/>
-          <w:b/>
-          <w:bCs/>
           <w:kern w:val="0"/>
           <w:lang w:eastAsia="en-IL"/>
           <w14:ligatures w14:val="none"/>
@@ -5350,34 +6050,13 @@
       <w:r>
         <w:rPr>
           <w:rFonts w:ascii="Georgia" w:eastAsia="Times New Roman" w:hAnsi="Georgia" w:cs="Times New Roman"/>
-          <w:b/>
-          <w:bCs/>
           <w:kern w:val="0"/>
           <w:lang w:eastAsia="en-IL"/>
           <w14:ligatures w14:val="none"/>
         </w:rPr>
-        <w:t>Distance Implementation</w:t>
-      </w:r>
-    </w:p>
-    <w:p>
-      <w:pPr>
-        <w:spacing w:before="100" w:beforeAutospacing="1" w:after="100" w:afterAutospacing="1" w:line="276" w:lineRule="auto"/>
-        <w:rPr>
-          <w:rFonts w:ascii="Georgia" w:eastAsia="Times New Roman" w:hAnsi="Georgia" w:cs="Times New Roman"/>
-          <w:kern w:val="0"/>
-          <w:lang w:eastAsia="en-IL"/>
-          <w14:ligatures w14:val="none"/>
-        </w:rPr>
-      </w:pPr>
-      <w:r>
-        <w:rPr>
-          <w:rFonts w:ascii="Georgia" w:eastAsia="Times New Roman" w:hAnsi="Georgia" w:cs="Times New Roman"/>
-          <w:kern w:val="0"/>
-          <w:lang w:eastAsia="en-IL"/>
-          <w14:ligatures w14:val="none"/>
-        </w:rPr>
         <w:t xml:space="preserve">We implemented </w:t>
       </w:r>
+      <w:proofErr w:type="spellStart"/>
       <w:r>
         <w:rPr>
           <w:rFonts w:ascii="Bahnschrift" w:eastAsia="Times New Roman" w:hAnsi="Bahnschrift" w:cs="Times New Roman"/>
@@ -5388,6 +6067,7 @@
         </w:rPr>
         <w:t>calculate_geodesic_distance</w:t>
       </w:r>
+      <w:proofErr w:type="spellEnd"/>
       <w:r>
         <w:rPr>
           <w:rFonts w:ascii="Georgia" w:eastAsia="Times New Roman" w:hAnsi="Georgia" w:cs="Times New Roman"/>
@@ -5587,6 +6267,8 @@
         </w:rPr>
         <w:t xml:space="preserve">boundary awareness, we use </w:t>
       </w:r>
+      <w:proofErr w:type="spellStart"/>
+      <w:proofErr w:type="gramStart"/>
       <w:r>
         <w:rPr>
           <w:rFonts w:ascii="Bahnschrift" w:eastAsia="Times New Roman" w:hAnsi="Bahnschrift" w:cs="Times New Roman"/>
@@ -5595,8 +6277,20 @@
           <w:lang w:eastAsia="en-IL"/>
           <w14:ligatures w14:val="none"/>
         </w:rPr>
-        <w:t>scipy.ndimage.distance_transform_edt</w:t>
-      </w:r>
+        <w:t>scipy.ndimage</w:t>
+      </w:r>
+      <w:proofErr w:type="gramEnd"/>
+      <w:r>
+        <w:rPr>
+          <w:rFonts w:ascii="Bahnschrift" w:eastAsia="Times New Roman" w:hAnsi="Bahnschrift" w:cs="Times New Roman"/>
+          <w:color w:val="215E99" w:themeColor="text2" w:themeTint="BF"/>
+          <w:kern w:val="0"/>
+          <w:lang w:eastAsia="en-IL"/>
+          <w14:ligatures w14:val="none"/>
+        </w:rPr>
+        <w:t>.distance_transform_edt</w:t>
+      </w:r>
+      <w:proofErr w:type="spellEnd"/>
       <w:r>
         <w:rPr>
           <w:rFonts w:ascii="Georgia" w:eastAsia="Times New Roman" w:hAnsi="Georgia" w:cs="Times New Roman"/>
@@ -5873,7 +6567,27 @@
           <w:lang w:val="en-IL" w:eastAsia="en-IL"/>
           <w14:ligatures w14:val="none"/>
         </w:rPr>
-        <w:t>: Initial computation generates a trimap using distance differences</w:t>
+        <w:t xml:space="preserve">: Initial computation generates a </w:t>
+      </w:r>
+      <w:proofErr w:type="spellStart"/>
+      <w:r>
+        <w:rPr>
+          <w:rFonts w:ascii="Georgia" w:eastAsia="Times New Roman" w:hAnsi="Georgia" w:cs="Times New Roman"/>
+          <w:kern w:val="0"/>
+          <w:lang w:val="en-IL" w:eastAsia="en-IL"/>
+          <w14:ligatures w14:val="none"/>
+        </w:rPr>
+        <w:t>trimap</w:t>
+      </w:r>
+      <w:proofErr w:type="spellEnd"/>
+      <w:r>
+        <w:rPr>
+          <w:rFonts w:ascii="Georgia" w:eastAsia="Times New Roman" w:hAnsi="Georgia" w:cs="Times New Roman"/>
+          <w:kern w:val="0"/>
+          <w:lang w:val="en-IL" w:eastAsia="en-IL"/>
+          <w14:ligatures w14:val="none"/>
+        </w:rPr>
+        <w:t xml:space="preserve"> using distance differences</w:t>
       </w:r>
     </w:p>
     <w:p>
@@ -5937,6 +6651,7 @@
           <w14:ligatures w14:val="none"/>
         </w:rPr>
       </w:pPr>
+      <w:proofErr w:type="spellStart"/>
       <w:r>
         <w:rPr>
           <w:rFonts w:ascii="Georgia" w:eastAsia="Times New Roman" w:hAnsi="Georgia" w:cs="Times New Roman"/>
@@ -5946,7 +6661,19 @@
           <w:lang w:val="en-IL" w:eastAsia="en-IL"/>
           <w14:ligatures w14:val="none"/>
         </w:rPr>
-        <w:t>Trimap Generation from Distance Differences</w:t>
+        <w:t>Trimap</w:t>
+      </w:r>
+      <w:proofErr w:type="spellEnd"/>
+      <w:r>
+        <w:rPr>
+          <w:rFonts w:ascii="Georgia" w:eastAsia="Times New Roman" w:hAnsi="Georgia" w:cs="Times New Roman"/>
+          <w:b/>
+          <w:bCs/>
+          <w:kern w:val="0"/>
+          <w:lang w:val="en-IL" w:eastAsia="en-IL"/>
+          <w14:ligatures w14:val="none"/>
+        </w:rPr>
+        <w:t xml:space="preserve"> Generation from Distance Differences</w:t>
       </w:r>
     </w:p>
     <w:p>
@@ -5966,7 +6693,27 @@
           <w:lang w:val="en-IL" w:eastAsia="en-IL"/>
           <w14:ligatures w14:val="none"/>
         </w:rPr>
-        <w:t>Between phases, we generate a trimap by comparing foreground and background distances:</w:t>
+        <w:t xml:space="preserve">Between phases, we generate a </w:t>
+      </w:r>
+      <w:proofErr w:type="spellStart"/>
+      <w:r>
+        <w:rPr>
+          <w:rFonts w:ascii="Georgia" w:eastAsia="Times New Roman" w:hAnsi="Georgia" w:cs="Times New Roman"/>
+          <w:kern w:val="0"/>
+          <w:lang w:val="en-IL" w:eastAsia="en-IL"/>
+          <w14:ligatures w14:val="none"/>
+        </w:rPr>
+        <w:t>trimap</w:t>
+      </w:r>
+      <w:proofErr w:type="spellEnd"/>
+      <w:r>
+        <w:rPr>
+          <w:rFonts w:ascii="Georgia" w:eastAsia="Times New Roman" w:hAnsi="Georgia" w:cs="Times New Roman"/>
+          <w:kern w:val="0"/>
+          <w:lang w:val="en-IL" w:eastAsia="en-IL"/>
+          <w14:ligatures w14:val="none"/>
+        </w:rPr>
+        <w:t xml:space="preserve"> by comparing foreground and background distances:</w:t>
       </w:r>
     </w:p>
     <w:p>
@@ -5998,6 +6745,7 @@
           <w14:ligatures w14:val="none"/>
         </w:rPr>
       </w:pPr>
+      <w:proofErr w:type="spellStart"/>
       <w:r>
         <w:rPr>
           <w:rFonts w:ascii="Georgia" w:eastAsia="Times New Roman" w:hAnsi="Georgia" w:cs="Courier New"/>
@@ -6006,7 +6754,106 @@
           <w:lang w:val="en-IL" w:eastAsia="en-IL"/>
           <w14:ligatures w14:val="none"/>
         </w:rPr>
-        <w:t>trimap_output[(fg_distance_map - bg_distance_map) &gt; separation_threshold] = 0      # Background</w:t>
+        <w:t>trimap_</w:t>
+      </w:r>
+      <w:proofErr w:type="gramStart"/>
+      <w:r>
+        <w:rPr>
+          <w:rFonts w:ascii="Georgia" w:eastAsia="Times New Roman" w:hAnsi="Georgia" w:cs="Courier New"/>
+          <w:kern w:val="0"/>
+          <w:highlight w:val="yellow"/>
+          <w:lang w:val="en-IL" w:eastAsia="en-IL"/>
+          <w14:ligatures w14:val="none"/>
+        </w:rPr>
+        <w:t>output</w:t>
+      </w:r>
+      <w:proofErr w:type="spellEnd"/>
+      <w:r>
+        <w:rPr>
+          <w:rFonts w:ascii="Georgia" w:eastAsia="Times New Roman" w:hAnsi="Georgia" w:cs="Courier New"/>
+          <w:kern w:val="0"/>
+          <w:highlight w:val="yellow"/>
+          <w:lang w:val="en-IL" w:eastAsia="en-IL"/>
+          <w14:ligatures w14:val="none"/>
+        </w:rPr>
+        <w:t>[</w:t>
+      </w:r>
+      <w:proofErr w:type="gramEnd"/>
+      <w:r>
+        <w:rPr>
+          <w:rFonts w:ascii="Georgia" w:eastAsia="Times New Roman" w:hAnsi="Georgia" w:cs="Courier New"/>
+          <w:kern w:val="0"/>
+          <w:highlight w:val="yellow"/>
+          <w:lang w:val="en-IL" w:eastAsia="en-IL"/>
+          <w14:ligatures w14:val="none"/>
+        </w:rPr>
+        <w:t>(</w:t>
+      </w:r>
+      <w:proofErr w:type="spellStart"/>
+      <w:r>
+        <w:rPr>
+          <w:rFonts w:ascii="Georgia" w:eastAsia="Times New Roman" w:hAnsi="Georgia" w:cs="Courier New"/>
+          <w:kern w:val="0"/>
+          <w:highlight w:val="yellow"/>
+          <w:lang w:val="en-IL" w:eastAsia="en-IL"/>
+          <w14:ligatures w14:val="none"/>
+        </w:rPr>
+        <w:t>fg_distance_map</w:t>
+      </w:r>
+      <w:proofErr w:type="spellEnd"/>
+      <w:r>
+        <w:rPr>
+          <w:rFonts w:ascii="Georgia" w:eastAsia="Times New Roman" w:hAnsi="Georgia" w:cs="Courier New"/>
+          <w:kern w:val="0"/>
+          <w:highlight w:val="yellow"/>
+          <w:lang w:val="en-IL" w:eastAsia="en-IL"/>
+          <w14:ligatures w14:val="none"/>
+        </w:rPr>
+        <w:t xml:space="preserve"> - </w:t>
+      </w:r>
+      <w:proofErr w:type="spellStart"/>
+      <w:r>
+        <w:rPr>
+          <w:rFonts w:ascii="Georgia" w:eastAsia="Times New Roman" w:hAnsi="Georgia" w:cs="Courier New"/>
+          <w:kern w:val="0"/>
+          <w:highlight w:val="yellow"/>
+          <w:lang w:val="en-IL" w:eastAsia="en-IL"/>
+          <w14:ligatures w14:val="none"/>
+        </w:rPr>
+        <w:t>bg_distance_map</w:t>
+      </w:r>
+      <w:proofErr w:type="spellEnd"/>
+      <w:r>
+        <w:rPr>
+          <w:rFonts w:ascii="Georgia" w:eastAsia="Times New Roman" w:hAnsi="Georgia" w:cs="Courier New"/>
+          <w:kern w:val="0"/>
+          <w:highlight w:val="yellow"/>
+          <w:lang w:val="en-IL" w:eastAsia="en-IL"/>
+          <w14:ligatures w14:val="none"/>
+        </w:rPr>
+        <w:t xml:space="preserve">) &gt; </w:t>
+      </w:r>
+      <w:proofErr w:type="spellStart"/>
+      <w:r>
+        <w:rPr>
+          <w:rFonts w:ascii="Georgia" w:eastAsia="Times New Roman" w:hAnsi="Georgia" w:cs="Courier New"/>
+          <w:kern w:val="0"/>
+          <w:highlight w:val="yellow"/>
+          <w:lang w:val="en-IL" w:eastAsia="en-IL"/>
+          <w14:ligatures w14:val="none"/>
+        </w:rPr>
+        <w:t>separation_threshold</w:t>
+      </w:r>
+      <w:proofErr w:type="spellEnd"/>
+      <w:r>
+        <w:rPr>
+          <w:rFonts w:ascii="Georgia" w:eastAsia="Times New Roman" w:hAnsi="Georgia" w:cs="Courier New"/>
+          <w:kern w:val="0"/>
+          <w:highlight w:val="yellow"/>
+          <w:lang w:val="en-IL" w:eastAsia="en-IL"/>
+          <w14:ligatures w14:val="none"/>
+        </w:rPr>
+        <w:t>] = 0      # Background</w:t>
       </w:r>
     </w:p>
     <w:p>
@@ -6038,6 +6885,7 @@
           <w14:ligatures w14:val="none"/>
         </w:rPr>
       </w:pPr>
+      <w:proofErr w:type="spellStart"/>
       <w:r>
         <w:rPr>
           <w:rFonts w:ascii="Georgia" w:eastAsia="Times New Roman" w:hAnsi="Georgia" w:cs="Courier New"/>
@@ -6046,8 +6894,106 @@
           <w:lang w:val="en-IL" w:eastAsia="en-IL"/>
           <w14:ligatures w14:val="none"/>
         </w:rPr>
-        <w:lastRenderedPageBreak/>
-        <w:t xml:space="preserve">trimap_output[(bg_distance_map - fg_distance_map) &gt; separation_threshold] = 255    # Foreground  </w:t>
+        <w:t>trimap_</w:t>
+      </w:r>
+      <w:proofErr w:type="gramStart"/>
+      <w:r>
+        <w:rPr>
+          <w:rFonts w:ascii="Georgia" w:eastAsia="Times New Roman" w:hAnsi="Georgia" w:cs="Courier New"/>
+          <w:kern w:val="0"/>
+          <w:highlight w:val="yellow"/>
+          <w:lang w:val="en-IL" w:eastAsia="en-IL"/>
+          <w14:ligatures w14:val="none"/>
+        </w:rPr>
+        <w:t>output</w:t>
+      </w:r>
+      <w:proofErr w:type="spellEnd"/>
+      <w:r>
+        <w:rPr>
+          <w:rFonts w:ascii="Georgia" w:eastAsia="Times New Roman" w:hAnsi="Georgia" w:cs="Courier New"/>
+          <w:kern w:val="0"/>
+          <w:highlight w:val="yellow"/>
+          <w:lang w:val="en-IL" w:eastAsia="en-IL"/>
+          <w14:ligatures w14:val="none"/>
+        </w:rPr>
+        <w:t>[</w:t>
+      </w:r>
+      <w:proofErr w:type="gramEnd"/>
+      <w:r>
+        <w:rPr>
+          <w:rFonts w:ascii="Georgia" w:eastAsia="Times New Roman" w:hAnsi="Georgia" w:cs="Courier New"/>
+          <w:kern w:val="0"/>
+          <w:highlight w:val="yellow"/>
+          <w:lang w:val="en-IL" w:eastAsia="en-IL"/>
+          <w14:ligatures w14:val="none"/>
+        </w:rPr>
+        <w:t>(</w:t>
+      </w:r>
+      <w:proofErr w:type="spellStart"/>
+      <w:r>
+        <w:rPr>
+          <w:rFonts w:ascii="Georgia" w:eastAsia="Times New Roman" w:hAnsi="Georgia" w:cs="Courier New"/>
+          <w:kern w:val="0"/>
+          <w:highlight w:val="yellow"/>
+          <w:lang w:val="en-IL" w:eastAsia="en-IL"/>
+          <w14:ligatures w14:val="none"/>
+        </w:rPr>
+        <w:t>bg_distance_map</w:t>
+      </w:r>
+      <w:proofErr w:type="spellEnd"/>
+      <w:r>
+        <w:rPr>
+          <w:rFonts w:ascii="Georgia" w:eastAsia="Times New Roman" w:hAnsi="Georgia" w:cs="Courier New"/>
+          <w:kern w:val="0"/>
+          <w:highlight w:val="yellow"/>
+          <w:lang w:val="en-IL" w:eastAsia="en-IL"/>
+          <w14:ligatures w14:val="none"/>
+        </w:rPr>
+        <w:t xml:space="preserve"> - </w:t>
+      </w:r>
+      <w:proofErr w:type="spellStart"/>
+      <w:r>
+        <w:rPr>
+          <w:rFonts w:ascii="Georgia" w:eastAsia="Times New Roman" w:hAnsi="Georgia" w:cs="Courier New"/>
+          <w:kern w:val="0"/>
+          <w:highlight w:val="yellow"/>
+          <w:lang w:val="en-IL" w:eastAsia="en-IL"/>
+          <w14:ligatures w14:val="none"/>
+        </w:rPr>
+        <w:t>fg_distance_map</w:t>
+      </w:r>
+      <w:proofErr w:type="spellEnd"/>
+      <w:r>
+        <w:rPr>
+          <w:rFonts w:ascii="Georgia" w:eastAsia="Times New Roman" w:hAnsi="Georgia" w:cs="Courier New"/>
+          <w:kern w:val="0"/>
+          <w:highlight w:val="yellow"/>
+          <w:lang w:val="en-IL" w:eastAsia="en-IL"/>
+          <w14:ligatures w14:val="none"/>
+        </w:rPr>
+        <w:t xml:space="preserve">) &gt; </w:t>
+      </w:r>
+      <w:proofErr w:type="spellStart"/>
+      <w:r>
+        <w:rPr>
+          <w:rFonts w:ascii="Georgia" w:eastAsia="Times New Roman" w:hAnsi="Georgia" w:cs="Courier New"/>
+          <w:kern w:val="0"/>
+          <w:highlight w:val="yellow"/>
+          <w:lang w:val="en-IL" w:eastAsia="en-IL"/>
+          <w14:ligatures w14:val="none"/>
+        </w:rPr>
+        <w:t>separation_threshold</w:t>
+      </w:r>
+      <w:proofErr w:type="spellEnd"/>
+      <w:r>
+        <w:rPr>
+          <w:rFonts w:ascii="Georgia" w:eastAsia="Times New Roman" w:hAnsi="Georgia" w:cs="Courier New"/>
+          <w:kern w:val="0"/>
+          <w:highlight w:val="yellow"/>
+          <w:lang w:val="en-IL" w:eastAsia="en-IL"/>
+          <w14:ligatures w14:val="none"/>
+        </w:rPr>
+        <w:t xml:space="preserve">] = 255    # Foreground  </w:t>
       </w:r>
     </w:p>
     <w:p>
@@ -6078,6 +7024,7 @@
           <w14:ligatures w14:val="none"/>
         </w:rPr>
       </w:pPr>
+      <w:proofErr w:type="spellStart"/>
       <w:r>
         <w:rPr>
           <w:rFonts w:ascii="Georgia" w:eastAsia="Times New Roman" w:hAnsi="Georgia" w:cs="Courier New"/>
@@ -6086,73 +7033,121 @@
           <w:lang w:val="en-IL" w:eastAsia="en-IL"/>
           <w14:ligatures w14:val="none"/>
         </w:rPr>
-        <w:t>trimap_output[abs(bg_distance_map - fg_distance_map) &lt;= separation_threshold] = 128 # Unknown</w:t>
-      </w:r>
-    </w:p>
-    <w:p>
-      <w:pPr>
-        <w:spacing w:before="100" w:beforeAutospacing="1" w:after="100" w:afterAutospacing="1" w:line="240" w:lineRule="auto"/>
-        <w:outlineLvl w:val="2"/>
-        <w:rPr>
-          <w:rFonts w:ascii="Georgia" w:eastAsia="Times New Roman" w:hAnsi="Georgia" w:cs="Times New Roman"/>
-          <w:b/>
-          <w:bCs/>
-          <w:kern w:val="0"/>
-          <w:lang w:val="en-IL" w:eastAsia="en-IL"/>
-          <w14:ligatures w14:val="none"/>
-        </w:rPr>
-      </w:pPr>
-      <w:r>
-        <w:rPr>
-          <w:rFonts w:ascii="Georgia" w:eastAsia="Times New Roman" w:hAnsi="Georgia" w:cs="Times New Roman"/>
-          <w:b/>
-          <w:bCs/>
-          <w:kern w:val="0"/>
-          <w:lang w:val="en-IL" w:eastAsia="en-IL"/>
-          <w14:ligatures w14:val="none"/>
-        </w:rPr>
-        <w:t>Algorithm Parameters</w:t>
-      </w:r>
-    </w:p>
-    <w:p>
-      <w:pPr>
-        <w:numPr>
-          <w:ilvl w:val="0"/>
-          <w:numId w:val="32"/>
-        </w:numPr>
-        <w:spacing w:before="100" w:beforeAutospacing="1" w:after="100" w:afterAutospacing="1" w:line="480" w:lineRule="auto"/>
-        <w:rPr>
-          <w:rFonts w:ascii="Georgia" w:eastAsia="Times New Roman" w:hAnsi="Georgia" w:cs="Times New Roman"/>
-          <w:kern w:val="0"/>
-          <w:lang w:val="en-IL" w:eastAsia="en-IL"/>
-          <w14:ligatures w14:val="none"/>
-        </w:rPr>
-      </w:pPr>
+        <w:t>trimap_</w:t>
+      </w:r>
+      <w:proofErr w:type="gramStart"/>
       <w:r>
         <w:rPr>
           <w:rFonts w:ascii="Georgia" w:eastAsia="Times New Roman" w:hAnsi="Georgia" w:cs="Courier New"/>
           <w:kern w:val="0"/>
-          <w:lang w:val="en-IL" w:eastAsia="en-IL"/>
-          <w14:ligatures w14:val="none"/>
-        </w:rPr>
-        <w:t>separation_threshold = 10</w:t>
-      </w:r>
-      <w:r>
-        <w:rPr>
-          <w:rFonts w:ascii="Georgia" w:eastAsia="Times New Roman" w:hAnsi="Georgia" w:cs="Times New Roman"/>
-          <w:kern w:val="0"/>
-          <w:lang w:val="en-IL" w:eastAsia="en-IL"/>
-          <w14:ligatures w14:val="none"/>
-        </w:rPr>
-        <w:t>: Threshold for trimap generation</w:t>
-      </w:r>
-    </w:p>
-    <w:p>
-      <w:pPr>
-        <w:spacing w:before="100" w:beforeAutospacing="1" w:after="100" w:afterAutospacing="1" w:line="480" w:lineRule="auto"/>
-        <w:ind w:left="720"/>
-        <w:rPr>
-          <w:rFonts w:ascii="Georgia" w:eastAsia="Times New Roman" w:hAnsi="Georgia" w:cs="Times New Roman"/>
+          <w:highlight w:val="yellow"/>
+          <w:lang w:val="en-IL" w:eastAsia="en-IL"/>
+          <w14:ligatures w14:val="none"/>
+        </w:rPr>
+        <w:t>output</w:t>
+      </w:r>
+      <w:proofErr w:type="spellEnd"/>
+      <w:r>
+        <w:rPr>
+          <w:rFonts w:ascii="Georgia" w:eastAsia="Times New Roman" w:hAnsi="Georgia" w:cs="Courier New"/>
+          <w:kern w:val="0"/>
+          <w:highlight w:val="yellow"/>
+          <w:lang w:val="en-IL" w:eastAsia="en-IL"/>
+          <w14:ligatures w14:val="none"/>
+        </w:rPr>
+        <w:t>[abs(</w:t>
+      </w:r>
+      <w:proofErr w:type="spellStart"/>
+      <w:proofErr w:type="gramEnd"/>
+      <w:r>
+        <w:rPr>
+          <w:rFonts w:ascii="Georgia" w:eastAsia="Times New Roman" w:hAnsi="Georgia" w:cs="Courier New"/>
+          <w:kern w:val="0"/>
+          <w:highlight w:val="yellow"/>
+          <w:lang w:val="en-IL" w:eastAsia="en-IL"/>
+          <w14:ligatures w14:val="none"/>
+        </w:rPr>
+        <w:t>bg_distance_map</w:t>
+      </w:r>
+      <w:proofErr w:type="spellEnd"/>
+      <w:r>
+        <w:rPr>
+          <w:rFonts w:ascii="Georgia" w:eastAsia="Times New Roman" w:hAnsi="Georgia" w:cs="Courier New"/>
+          <w:kern w:val="0"/>
+          <w:highlight w:val="yellow"/>
+          <w:lang w:val="en-IL" w:eastAsia="en-IL"/>
+          <w14:ligatures w14:val="none"/>
+        </w:rPr>
+        <w:t xml:space="preserve"> - </w:t>
+      </w:r>
+      <w:proofErr w:type="spellStart"/>
+      <w:r>
+        <w:rPr>
+          <w:rFonts w:ascii="Georgia" w:eastAsia="Times New Roman" w:hAnsi="Georgia" w:cs="Courier New"/>
+          <w:kern w:val="0"/>
+          <w:highlight w:val="yellow"/>
+          <w:lang w:val="en-IL" w:eastAsia="en-IL"/>
+          <w14:ligatures w14:val="none"/>
+        </w:rPr>
+        <w:t>fg_distance_map</w:t>
+      </w:r>
+      <w:proofErr w:type="spellEnd"/>
+      <w:r>
+        <w:rPr>
+          <w:rFonts w:ascii="Georgia" w:eastAsia="Times New Roman" w:hAnsi="Georgia" w:cs="Courier New"/>
+          <w:kern w:val="0"/>
+          <w:highlight w:val="yellow"/>
+          <w:lang w:val="en-IL" w:eastAsia="en-IL"/>
+          <w14:ligatures w14:val="none"/>
+        </w:rPr>
+        <w:t xml:space="preserve">) &lt;= </w:t>
+      </w:r>
+      <w:proofErr w:type="spellStart"/>
+      <w:r>
+        <w:rPr>
+          <w:rFonts w:ascii="Georgia" w:eastAsia="Times New Roman" w:hAnsi="Georgia" w:cs="Courier New"/>
+          <w:kern w:val="0"/>
+          <w:highlight w:val="yellow"/>
+          <w:lang w:val="en-IL" w:eastAsia="en-IL"/>
+          <w14:ligatures w14:val="none"/>
+        </w:rPr>
+        <w:t>separation_threshold</w:t>
+      </w:r>
+      <w:proofErr w:type="spellEnd"/>
+      <w:r>
+        <w:rPr>
+          <w:rFonts w:ascii="Georgia" w:eastAsia="Times New Roman" w:hAnsi="Georgia" w:cs="Courier New"/>
+          <w:kern w:val="0"/>
+          <w:highlight w:val="yellow"/>
+          <w:lang w:val="en-IL" w:eastAsia="en-IL"/>
+          <w14:ligatures w14:val="none"/>
+        </w:rPr>
+        <w:t>] = 128 # Unknown</w:t>
+      </w:r>
+    </w:p>
+    <w:p>
+      <w:pPr>
+        <w:tabs>
+          <w:tab w:val="left" w:pos="916"/>
+          <w:tab w:val="left" w:pos="1832"/>
+          <w:tab w:val="left" w:pos="2748"/>
+          <w:tab w:val="left" w:pos="3664"/>
+          <w:tab w:val="left" w:pos="4580"/>
+          <w:tab w:val="left" w:pos="5496"/>
+          <w:tab w:val="left" w:pos="6412"/>
+          <w:tab w:val="left" w:pos="7328"/>
+          <w:tab w:val="left" w:pos="8244"/>
+          <w:tab w:val="left" w:pos="9160"/>
+          <w:tab w:val="left" w:pos="10076"/>
+          <w:tab w:val="left" w:pos="10992"/>
+          <w:tab w:val="left" w:pos="11908"/>
+          <w:tab w:val="left" w:pos="12824"/>
+          <w:tab w:val="left" w:pos="13740"/>
+          <w:tab w:val="left" w:pos="14656"/>
+        </w:tabs>
+        <w:spacing w:after="0" w:line="240" w:lineRule="auto"/>
+        <w:rPr>
+          <w:rFonts w:ascii="Georgia" w:eastAsia="Times New Roman" w:hAnsi="Georgia" w:cs="Courier New"/>
           <w:kern w:val="0"/>
           <w:lang w:val="en-IL" w:eastAsia="en-IL"/>
           <w14:ligatures w14:val="none"/>
@@ -6252,6 +7247,7 @@
               <w:lang w:val="en-IL" w:eastAsia="en-IL"/>
               <w14:ligatures w14:val="none"/>
             </w:rPr>
+            <w:lastRenderedPageBreak/>
             <m:t>α=</m:t>
           </m:r>
           <m:f>
@@ -6527,6 +7523,7 @@
         </w:rPr>
         <w:t xml:space="preserve">are represented in our code as </w:t>
       </w:r>
+      <w:proofErr w:type="spellStart"/>
       <w:r>
         <w:rPr>
           <w:rFonts w:ascii="Georgia" w:eastAsia="Times New Roman" w:hAnsi="Georgia" w:cs="Times New Roman"/>
@@ -6536,6 +7533,7 @@
         </w:rPr>
         <w:t>foreground_weights</w:t>
       </w:r>
+      <w:proofErr w:type="spellEnd"/>
       <w:r>
         <w:rPr>
           <w:rFonts w:ascii="Georgia" w:eastAsia="Times New Roman" w:hAnsi="Georgia" w:cs="Times New Roman"/>
@@ -6545,6 +7543,7 @@
         </w:rPr>
         <w:t xml:space="preserve">, </w:t>
       </w:r>
+      <w:proofErr w:type="spellStart"/>
       <w:r>
         <w:rPr>
           <w:rFonts w:ascii="Georgia" w:eastAsia="Times New Roman" w:hAnsi="Georgia" w:cs="Times New Roman"/>
@@ -6561,7 +7560,17 @@
           <w:lang w:val="en-IL" w:eastAsia="en-IL"/>
           <w14:ligatures w14:val="none"/>
         </w:rPr>
-        <w:t>ts, and:</w:t>
+        <w:t>ts</w:t>
+      </w:r>
+      <w:proofErr w:type="spellEnd"/>
+      <w:r>
+        <w:rPr>
+          <w:rFonts w:ascii="Georgia" w:eastAsia="Times New Roman" w:hAnsi="Georgia" w:cs="Times New Roman"/>
+          <w:kern w:val="0"/>
+          <w:lang w:val="en-IL" w:eastAsia="en-IL"/>
+          <w14:ligatures w14:val="none"/>
+        </w:rPr>
+        <w:t>, and:</w:t>
       </w:r>
     </w:p>
     <w:p>
@@ -6595,6 +7604,7 @@
           <w14:ligatures w14:val="none"/>
         </w:rPr>
       </w:pPr>
+      <w:proofErr w:type="spellStart"/>
       <w:r>
         <w:rPr>
           <w:rFonts w:ascii="Georgia" w:eastAsia="Times New Roman" w:hAnsi="Georgia" w:cs="Courier New"/>
@@ -6605,8 +7615,87 @@
           <w:lang w:val="en-IL" w:eastAsia="en-IL"/>
           <w14:ligatures w14:val="none"/>
         </w:rPr>
-        <w:t>foreground_weights = (fg_distance_map + epsilon) ** (-distance_exponent) * fg_prob</w:t>
-      </w:r>
+        <w:t>foreground_weights</w:t>
+      </w:r>
+      <w:proofErr w:type="spellEnd"/>
+      <w:r>
+        <w:rPr>
+          <w:rFonts w:ascii="Georgia" w:eastAsia="Times New Roman" w:hAnsi="Georgia" w:cs="Courier New"/>
+          <w:kern w:val="0"/>
+          <w:sz w:val="22"/>
+          <w:szCs w:val="22"/>
+          <w:highlight w:val="yellow"/>
+          <w:lang w:val="en-IL" w:eastAsia="en-IL"/>
+          <w14:ligatures w14:val="none"/>
+        </w:rPr>
+        <w:t xml:space="preserve"> = (</w:t>
+      </w:r>
+      <w:proofErr w:type="spellStart"/>
+      <w:r>
+        <w:rPr>
+          <w:rFonts w:ascii="Georgia" w:eastAsia="Times New Roman" w:hAnsi="Georgia" w:cs="Courier New"/>
+          <w:kern w:val="0"/>
+          <w:sz w:val="22"/>
+          <w:szCs w:val="22"/>
+          <w:highlight w:val="yellow"/>
+          <w:lang w:val="en-IL" w:eastAsia="en-IL"/>
+          <w14:ligatures w14:val="none"/>
+        </w:rPr>
+        <w:t>fg_distance_map</w:t>
+      </w:r>
+      <w:proofErr w:type="spellEnd"/>
+      <w:r>
+        <w:rPr>
+          <w:rFonts w:ascii="Georgia" w:eastAsia="Times New Roman" w:hAnsi="Georgia" w:cs="Courier New"/>
+          <w:kern w:val="0"/>
+          <w:sz w:val="22"/>
+          <w:szCs w:val="22"/>
+          <w:highlight w:val="yellow"/>
+          <w:lang w:val="en-IL" w:eastAsia="en-IL"/>
+          <w14:ligatures w14:val="none"/>
+        </w:rPr>
+        <w:t xml:space="preserve"> + epsilon) ** (-</w:t>
+      </w:r>
+      <w:proofErr w:type="spellStart"/>
+      <w:r>
+        <w:rPr>
+          <w:rFonts w:ascii="Georgia" w:eastAsia="Times New Roman" w:hAnsi="Georgia" w:cs="Courier New"/>
+          <w:kern w:val="0"/>
+          <w:sz w:val="22"/>
+          <w:szCs w:val="22"/>
+          <w:highlight w:val="yellow"/>
+          <w:lang w:val="en-IL" w:eastAsia="en-IL"/>
+          <w14:ligatures w14:val="none"/>
+        </w:rPr>
+        <w:t>distance_exponent</w:t>
+      </w:r>
+      <w:proofErr w:type="spellEnd"/>
+      <w:r>
+        <w:rPr>
+          <w:rFonts w:ascii="Georgia" w:eastAsia="Times New Roman" w:hAnsi="Georgia" w:cs="Courier New"/>
+          <w:kern w:val="0"/>
+          <w:sz w:val="22"/>
+          <w:szCs w:val="22"/>
+          <w:highlight w:val="yellow"/>
+          <w:lang w:val="en-IL" w:eastAsia="en-IL"/>
+          <w14:ligatures w14:val="none"/>
+        </w:rPr>
+        <w:t xml:space="preserve">) * </w:t>
+      </w:r>
+      <w:proofErr w:type="spellStart"/>
+      <w:r>
+        <w:rPr>
+          <w:rFonts w:ascii="Georgia" w:eastAsia="Times New Roman" w:hAnsi="Georgia" w:cs="Courier New"/>
+          <w:kern w:val="0"/>
+          <w:sz w:val="22"/>
+          <w:szCs w:val="22"/>
+          <w:highlight w:val="yellow"/>
+          <w:lang w:val="en-IL" w:eastAsia="en-IL"/>
+          <w14:ligatures w14:val="none"/>
+        </w:rPr>
+        <w:t>fg_prob</w:t>
+      </w:r>
+      <w:proofErr w:type="spellEnd"/>
     </w:p>
     <w:p>
       <w:pPr>
@@ -6638,6 +7727,7 @@
           <w14:ligatures w14:val="none"/>
         </w:rPr>
       </w:pPr>
+      <w:proofErr w:type="spellStart"/>
       <w:r>
         <w:rPr>
           <w:rFonts w:ascii="Georgia" w:eastAsia="Times New Roman" w:hAnsi="Georgia" w:cs="Courier New"/>
@@ -6648,8 +7738,87 @@
           <w:lang w:val="en-IL" w:eastAsia="en-IL"/>
           <w14:ligatures w14:val="none"/>
         </w:rPr>
-        <w:t>background_weights = (bg_distance_map + epsilon) ** (-distance_exponent) * bg_prob</w:t>
-      </w:r>
+        <w:t>background_weights</w:t>
+      </w:r>
+      <w:proofErr w:type="spellEnd"/>
+      <w:r>
+        <w:rPr>
+          <w:rFonts w:ascii="Georgia" w:eastAsia="Times New Roman" w:hAnsi="Georgia" w:cs="Courier New"/>
+          <w:kern w:val="0"/>
+          <w:sz w:val="22"/>
+          <w:szCs w:val="22"/>
+          <w:highlight w:val="yellow"/>
+          <w:lang w:val="en-IL" w:eastAsia="en-IL"/>
+          <w14:ligatures w14:val="none"/>
+        </w:rPr>
+        <w:t xml:space="preserve"> = (</w:t>
+      </w:r>
+      <w:proofErr w:type="spellStart"/>
+      <w:r>
+        <w:rPr>
+          <w:rFonts w:ascii="Georgia" w:eastAsia="Times New Roman" w:hAnsi="Georgia" w:cs="Courier New"/>
+          <w:kern w:val="0"/>
+          <w:sz w:val="22"/>
+          <w:szCs w:val="22"/>
+          <w:highlight w:val="yellow"/>
+          <w:lang w:val="en-IL" w:eastAsia="en-IL"/>
+          <w14:ligatures w14:val="none"/>
+        </w:rPr>
+        <w:t>bg_distance_map</w:t>
+      </w:r>
+      <w:proofErr w:type="spellEnd"/>
+      <w:r>
+        <w:rPr>
+          <w:rFonts w:ascii="Georgia" w:eastAsia="Times New Roman" w:hAnsi="Georgia" w:cs="Courier New"/>
+          <w:kern w:val="0"/>
+          <w:sz w:val="22"/>
+          <w:szCs w:val="22"/>
+          <w:highlight w:val="yellow"/>
+          <w:lang w:val="en-IL" w:eastAsia="en-IL"/>
+          <w14:ligatures w14:val="none"/>
+        </w:rPr>
+        <w:t xml:space="preserve"> + epsilon) ** (-</w:t>
+      </w:r>
+      <w:proofErr w:type="spellStart"/>
+      <w:r>
+        <w:rPr>
+          <w:rFonts w:ascii="Georgia" w:eastAsia="Times New Roman" w:hAnsi="Georgia" w:cs="Courier New"/>
+          <w:kern w:val="0"/>
+          <w:sz w:val="22"/>
+          <w:szCs w:val="22"/>
+          <w:highlight w:val="yellow"/>
+          <w:lang w:val="en-IL" w:eastAsia="en-IL"/>
+          <w14:ligatures w14:val="none"/>
+        </w:rPr>
+        <w:t>distance_exponent</w:t>
+      </w:r>
+      <w:proofErr w:type="spellEnd"/>
+      <w:r>
+        <w:rPr>
+          <w:rFonts w:ascii="Georgia" w:eastAsia="Times New Roman" w:hAnsi="Georgia" w:cs="Courier New"/>
+          <w:kern w:val="0"/>
+          <w:sz w:val="22"/>
+          <w:szCs w:val="22"/>
+          <w:highlight w:val="yellow"/>
+          <w:lang w:val="en-IL" w:eastAsia="en-IL"/>
+          <w14:ligatures w14:val="none"/>
+        </w:rPr>
+        <w:t xml:space="preserve">) * </w:t>
+      </w:r>
+      <w:proofErr w:type="spellStart"/>
+      <w:r>
+        <w:rPr>
+          <w:rFonts w:ascii="Georgia" w:eastAsia="Times New Roman" w:hAnsi="Georgia" w:cs="Courier New"/>
+          <w:kern w:val="0"/>
+          <w:sz w:val="22"/>
+          <w:szCs w:val="22"/>
+          <w:highlight w:val="yellow"/>
+          <w:lang w:val="en-IL" w:eastAsia="en-IL"/>
+          <w14:ligatures w14:val="none"/>
+        </w:rPr>
+        <w:t>bg_prob</w:t>
+      </w:r>
+      <w:proofErr w:type="spellEnd"/>
     </w:p>
     <w:p>
       <w:pPr>
@@ -7494,7 +8663,6 @@
           <w:lang w:eastAsia="en-IL"/>
           <w14:ligatures w14:val="none"/>
         </w:rPr>
-        <w:lastRenderedPageBreak/>
         <w:t>W</w:t>
       </w:r>
       <w:r>
@@ -7565,6 +8733,7 @@
           <w14:ligatures w14:val="none"/>
         </w:rPr>
       </w:pPr>
+      <w:proofErr w:type="spellStart"/>
       <w:r>
         <w:rPr>
           <w:rFonts w:ascii="Georgia" w:eastAsia="Times New Roman" w:hAnsi="Georgia" w:cs="Courier New"/>
@@ -7575,7 +8744,166 @@
           <w:lang w:val="en-IL" w:eastAsia="en-IL"/>
           <w14:ligatures w14:val="none"/>
         </w:rPr>
-        <w:t>composite_hsv[:, :, 0] = alpha_channel * source_hsv[:, :, 0] + (1 - alpha_channel) * background_hsv[:, :, 0]</w:t>
+        <w:t>composite_hsv</w:t>
+      </w:r>
+      <w:proofErr w:type="spellEnd"/>
+      <w:proofErr w:type="gramStart"/>
+      <w:r>
+        <w:rPr>
+          <w:rFonts w:ascii="Georgia" w:eastAsia="Times New Roman" w:hAnsi="Georgia" w:cs="Courier New"/>
+          <w:kern w:val="0"/>
+          <w:sz w:val="22"/>
+          <w:szCs w:val="22"/>
+          <w:highlight w:val="yellow"/>
+          <w:lang w:val="en-IL" w:eastAsia="en-IL"/>
+          <w14:ligatures w14:val="none"/>
+        </w:rPr>
+        <w:t>[:,</w:t>
+      </w:r>
+      <w:proofErr w:type="gramEnd"/>
+      <w:r>
+        <w:rPr>
+          <w:rFonts w:ascii="Georgia" w:eastAsia="Times New Roman" w:hAnsi="Georgia" w:cs="Courier New"/>
+          <w:kern w:val="0"/>
+          <w:sz w:val="22"/>
+          <w:szCs w:val="22"/>
+          <w:highlight w:val="yellow"/>
+          <w:lang w:val="en-IL" w:eastAsia="en-IL"/>
+          <w14:ligatures w14:val="none"/>
+        </w:rPr>
+        <w:t xml:space="preserve"> :, 0] = </w:t>
+      </w:r>
+      <w:proofErr w:type="spellStart"/>
+      <w:r>
+        <w:rPr>
+          <w:rFonts w:ascii="Georgia" w:eastAsia="Times New Roman" w:hAnsi="Georgia" w:cs="Courier New"/>
+          <w:kern w:val="0"/>
+          <w:sz w:val="22"/>
+          <w:szCs w:val="22"/>
+          <w:highlight w:val="yellow"/>
+          <w:lang w:val="en-IL" w:eastAsia="en-IL"/>
+          <w14:ligatures w14:val="none"/>
+        </w:rPr>
+        <w:t>alpha_channel</w:t>
+      </w:r>
+      <w:proofErr w:type="spellEnd"/>
+      <w:r>
+        <w:rPr>
+          <w:rFonts w:ascii="Georgia" w:eastAsia="Times New Roman" w:hAnsi="Georgia" w:cs="Courier New"/>
+          <w:kern w:val="0"/>
+          <w:sz w:val="22"/>
+          <w:szCs w:val="22"/>
+          <w:highlight w:val="yellow"/>
+          <w:lang w:val="en-IL" w:eastAsia="en-IL"/>
+          <w14:ligatures w14:val="none"/>
+        </w:rPr>
+        <w:t xml:space="preserve"> * </w:t>
+      </w:r>
+      <w:proofErr w:type="spellStart"/>
+      <w:r>
+        <w:rPr>
+          <w:rFonts w:ascii="Georgia" w:eastAsia="Times New Roman" w:hAnsi="Georgia" w:cs="Courier New"/>
+          <w:kern w:val="0"/>
+          <w:sz w:val="22"/>
+          <w:szCs w:val="22"/>
+          <w:highlight w:val="yellow"/>
+          <w:lang w:val="en-IL" w:eastAsia="en-IL"/>
+          <w14:ligatures w14:val="none"/>
+        </w:rPr>
+        <w:t>source_hsv</w:t>
+      </w:r>
+      <w:proofErr w:type="spellEnd"/>
+      <w:proofErr w:type="gramStart"/>
+      <w:r>
+        <w:rPr>
+          <w:rFonts w:ascii="Georgia" w:eastAsia="Times New Roman" w:hAnsi="Georgia" w:cs="Courier New"/>
+          <w:kern w:val="0"/>
+          <w:sz w:val="22"/>
+          <w:szCs w:val="22"/>
+          <w:highlight w:val="yellow"/>
+          <w:lang w:val="en-IL" w:eastAsia="en-IL"/>
+          <w14:ligatures w14:val="none"/>
+        </w:rPr>
+        <w:t>[:,</w:t>
+      </w:r>
+      <w:proofErr w:type="gramEnd"/>
+      <w:r>
+        <w:rPr>
+          <w:rFonts w:ascii="Georgia" w:eastAsia="Times New Roman" w:hAnsi="Georgia" w:cs="Courier New"/>
+          <w:kern w:val="0"/>
+          <w:sz w:val="22"/>
+          <w:szCs w:val="22"/>
+          <w:highlight w:val="yellow"/>
+          <w:lang w:val="en-IL" w:eastAsia="en-IL"/>
+          <w14:ligatures w14:val="none"/>
+        </w:rPr>
+        <w:t xml:space="preserve"> :, 0] + (1 - </w:t>
+      </w:r>
+      <w:proofErr w:type="spellStart"/>
+      <w:r>
+        <w:rPr>
+          <w:rFonts w:ascii="Georgia" w:eastAsia="Times New Roman" w:hAnsi="Georgia" w:cs="Courier New"/>
+          <w:kern w:val="0"/>
+          <w:sz w:val="22"/>
+          <w:szCs w:val="22"/>
+          <w:highlight w:val="yellow"/>
+          <w:lang w:val="en-IL" w:eastAsia="en-IL"/>
+          <w14:ligatures w14:val="none"/>
+        </w:rPr>
+        <w:t>alpha_channel</w:t>
+      </w:r>
+      <w:proofErr w:type="spellEnd"/>
+      <w:r>
+        <w:rPr>
+          <w:rFonts w:ascii="Georgia" w:eastAsia="Times New Roman" w:hAnsi="Georgia" w:cs="Courier New"/>
+          <w:kern w:val="0"/>
+          <w:sz w:val="22"/>
+          <w:szCs w:val="22"/>
+          <w:highlight w:val="yellow"/>
+          <w:lang w:val="en-IL" w:eastAsia="en-IL"/>
+          <w14:ligatures w14:val="none"/>
+        </w:rPr>
+        <w:t xml:space="preserve">) * </w:t>
+      </w:r>
+      <w:proofErr w:type="spellStart"/>
+      <w:r>
+        <w:rPr>
+          <w:rFonts w:ascii="Georgia" w:eastAsia="Times New Roman" w:hAnsi="Georgia" w:cs="Courier New"/>
+          <w:kern w:val="0"/>
+          <w:sz w:val="22"/>
+          <w:szCs w:val="22"/>
+          <w:highlight w:val="yellow"/>
+          <w:lang w:val="en-IL" w:eastAsia="en-IL"/>
+          <w14:ligatures w14:val="none"/>
+        </w:rPr>
+        <w:t>background_hsv</w:t>
+      </w:r>
+      <w:proofErr w:type="spellEnd"/>
+      <w:proofErr w:type="gramStart"/>
+      <w:r>
+        <w:rPr>
+          <w:rFonts w:ascii="Georgia" w:eastAsia="Times New Roman" w:hAnsi="Georgia" w:cs="Courier New"/>
+          <w:kern w:val="0"/>
+          <w:sz w:val="22"/>
+          <w:szCs w:val="22"/>
+          <w:highlight w:val="yellow"/>
+          <w:lang w:val="en-IL" w:eastAsia="en-IL"/>
+          <w14:ligatures w14:val="none"/>
+        </w:rPr>
+        <w:t>[:,</w:t>
+      </w:r>
+      <w:proofErr w:type="gramEnd"/>
+      <w:r>
+        <w:rPr>
+          <w:rFonts w:ascii="Georgia" w:eastAsia="Times New Roman" w:hAnsi="Georgia" w:cs="Courier New"/>
+          <w:kern w:val="0"/>
+          <w:sz w:val="22"/>
+          <w:szCs w:val="22"/>
+          <w:highlight w:val="yellow"/>
+          <w:lang w:val="en-IL" w:eastAsia="en-IL"/>
+          <w14:ligatures w14:val="none"/>
+        </w:rPr>
+        <w:t xml:space="preserve"> :, 0]</w:t>
       </w:r>
     </w:p>
     <w:p>
@@ -7609,6 +8937,7 @@
           <w14:ligatures w14:val="none"/>
         </w:rPr>
       </w:pPr>
+      <w:proofErr w:type="spellStart"/>
       <w:r>
         <w:rPr>
           <w:rFonts w:ascii="Georgia" w:eastAsia="Times New Roman" w:hAnsi="Georgia" w:cs="Courier New"/>
@@ -7619,7 +8948,166 @@
           <w:lang w:val="en-IL" w:eastAsia="en-IL"/>
           <w14:ligatures w14:val="none"/>
         </w:rPr>
-        <w:t xml:space="preserve">composite_hsv[:, :, 1] = alpha_channel * source_hsv[:, :, 1] + (1 - alpha_channel) * background_hsv[:, :, 1]  </w:t>
+        <w:t>composite_hsv</w:t>
+      </w:r>
+      <w:proofErr w:type="spellEnd"/>
+      <w:proofErr w:type="gramStart"/>
+      <w:r>
+        <w:rPr>
+          <w:rFonts w:ascii="Georgia" w:eastAsia="Times New Roman" w:hAnsi="Georgia" w:cs="Courier New"/>
+          <w:kern w:val="0"/>
+          <w:sz w:val="22"/>
+          <w:szCs w:val="22"/>
+          <w:highlight w:val="yellow"/>
+          <w:lang w:val="en-IL" w:eastAsia="en-IL"/>
+          <w14:ligatures w14:val="none"/>
+        </w:rPr>
+        <w:t>[:,</w:t>
+      </w:r>
+      <w:proofErr w:type="gramEnd"/>
+      <w:r>
+        <w:rPr>
+          <w:rFonts w:ascii="Georgia" w:eastAsia="Times New Roman" w:hAnsi="Georgia" w:cs="Courier New"/>
+          <w:kern w:val="0"/>
+          <w:sz w:val="22"/>
+          <w:szCs w:val="22"/>
+          <w:highlight w:val="yellow"/>
+          <w:lang w:val="en-IL" w:eastAsia="en-IL"/>
+          <w14:ligatures w14:val="none"/>
+        </w:rPr>
+        <w:t xml:space="preserve"> :, 1] = </w:t>
+      </w:r>
+      <w:proofErr w:type="spellStart"/>
+      <w:r>
+        <w:rPr>
+          <w:rFonts w:ascii="Georgia" w:eastAsia="Times New Roman" w:hAnsi="Georgia" w:cs="Courier New"/>
+          <w:kern w:val="0"/>
+          <w:sz w:val="22"/>
+          <w:szCs w:val="22"/>
+          <w:highlight w:val="yellow"/>
+          <w:lang w:val="en-IL" w:eastAsia="en-IL"/>
+          <w14:ligatures w14:val="none"/>
+        </w:rPr>
+        <w:t>alpha_channel</w:t>
+      </w:r>
+      <w:proofErr w:type="spellEnd"/>
+      <w:r>
+        <w:rPr>
+          <w:rFonts w:ascii="Georgia" w:eastAsia="Times New Roman" w:hAnsi="Georgia" w:cs="Courier New"/>
+          <w:kern w:val="0"/>
+          <w:sz w:val="22"/>
+          <w:szCs w:val="22"/>
+          <w:highlight w:val="yellow"/>
+          <w:lang w:val="en-IL" w:eastAsia="en-IL"/>
+          <w14:ligatures w14:val="none"/>
+        </w:rPr>
+        <w:t xml:space="preserve"> * </w:t>
+      </w:r>
+      <w:proofErr w:type="spellStart"/>
+      <w:r>
+        <w:rPr>
+          <w:rFonts w:ascii="Georgia" w:eastAsia="Times New Roman" w:hAnsi="Georgia" w:cs="Courier New"/>
+          <w:kern w:val="0"/>
+          <w:sz w:val="22"/>
+          <w:szCs w:val="22"/>
+          <w:highlight w:val="yellow"/>
+          <w:lang w:val="en-IL" w:eastAsia="en-IL"/>
+          <w14:ligatures w14:val="none"/>
+        </w:rPr>
+        <w:t>source_hsv</w:t>
+      </w:r>
+      <w:proofErr w:type="spellEnd"/>
+      <w:proofErr w:type="gramStart"/>
+      <w:r>
+        <w:rPr>
+          <w:rFonts w:ascii="Georgia" w:eastAsia="Times New Roman" w:hAnsi="Georgia" w:cs="Courier New"/>
+          <w:kern w:val="0"/>
+          <w:sz w:val="22"/>
+          <w:szCs w:val="22"/>
+          <w:highlight w:val="yellow"/>
+          <w:lang w:val="en-IL" w:eastAsia="en-IL"/>
+          <w14:ligatures w14:val="none"/>
+        </w:rPr>
+        <w:t>[:,</w:t>
+      </w:r>
+      <w:proofErr w:type="gramEnd"/>
+      <w:r>
+        <w:rPr>
+          <w:rFonts w:ascii="Georgia" w:eastAsia="Times New Roman" w:hAnsi="Georgia" w:cs="Courier New"/>
+          <w:kern w:val="0"/>
+          <w:sz w:val="22"/>
+          <w:szCs w:val="22"/>
+          <w:highlight w:val="yellow"/>
+          <w:lang w:val="en-IL" w:eastAsia="en-IL"/>
+          <w14:ligatures w14:val="none"/>
+        </w:rPr>
+        <w:t xml:space="preserve"> :, 1] + (1 - </w:t>
+      </w:r>
+      <w:proofErr w:type="spellStart"/>
+      <w:r>
+        <w:rPr>
+          <w:rFonts w:ascii="Georgia" w:eastAsia="Times New Roman" w:hAnsi="Georgia" w:cs="Courier New"/>
+          <w:kern w:val="0"/>
+          <w:sz w:val="22"/>
+          <w:szCs w:val="22"/>
+          <w:highlight w:val="yellow"/>
+          <w:lang w:val="en-IL" w:eastAsia="en-IL"/>
+          <w14:ligatures w14:val="none"/>
+        </w:rPr>
+        <w:t>alpha_channel</w:t>
+      </w:r>
+      <w:proofErr w:type="spellEnd"/>
+      <w:r>
+        <w:rPr>
+          <w:rFonts w:ascii="Georgia" w:eastAsia="Times New Roman" w:hAnsi="Georgia" w:cs="Courier New"/>
+          <w:kern w:val="0"/>
+          <w:sz w:val="22"/>
+          <w:szCs w:val="22"/>
+          <w:highlight w:val="yellow"/>
+          <w:lang w:val="en-IL" w:eastAsia="en-IL"/>
+          <w14:ligatures w14:val="none"/>
+        </w:rPr>
+        <w:t xml:space="preserve">) * </w:t>
+      </w:r>
+      <w:proofErr w:type="spellStart"/>
+      <w:r>
+        <w:rPr>
+          <w:rFonts w:ascii="Georgia" w:eastAsia="Times New Roman" w:hAnsi="Georgia" w:cs="Courier New"/>
+          <w:kern w:val="0"/>
+          <w:sz w:val="22"/>
+          <w:szCs w:val="22"/>
+          <w:highlight w:val="yellow"/>
+          <w:lang w:val="en-IL" w:eastAsia="en-IL"/>
+          <w14:ligatures w14:val="none"/>
+        </w:rPr>
+        <w:t>background_hsv</w:t>
+      </w:r>
+      <w:proofErr w:type="spellEnd"/>
+      <w:proofErr w:type="gramStart"/>
+      <w:r>
+        <w:rPr>
+          <w:rFonts w:ascii="Georgia" w:eastAsia="Times New Roman" w:hAnsi="Georgia" w:cs="Courier New"/>
+          <w:kern w:val="0"/>
+          <w:sz w:val="22"/>
+          <w:szCs w:val="22"/>
+          <w:highlight w:val="yellow"/>
+          <w:lang w:val="en-IL" w:eastAsia="en-IL"/>
+          <w14:ligatures w14:val="none"/>
+        </w:rPr>
+        <w:t>[:,</w:t>
+      </w:r>
+      <w:proofErr w:type="gramEnd"/>
+      <w:r>
+        <w:rPr>
+          <w:rFonts w:ascii="Georgia" w:eastAsia="Times New Roman" w:hAnsi="Georgia" w:cs="Courier New"/>
+          <w:kern w:val="0"/>
+          <w:sz w:val="22"/>
+          <w:szCs w:val="22"/>
+          <w:highlight w:val="yellow"/>
+          <w:lang w:val="en-IL" w:eastAsia="en-IL"/>
+          <w14:ligatures w14:val="none"/>
+        </w:rPr>
+        <w:t xml:space="preserve"> :, 1]  </w:t>
       </w:r>
     </w:p>
     <w:p>
@@ -7652,6 +9140,7 @@
           <w14:ligatures w14:val="none"/>
         </w:rPr>
       </w:pPr>
+      <w:proofErr w:type="spellStart"/>
       <w:r>
         <w:rPr>
           <w:rFonts w:ascii="Georgia" w:eastAsia="Times New Roman" w:hAnsi="Georgia" w:cs="Courier New"/>
@@ -7662,7 +9151,166 @@
           <w:lang w:val="en-IL" w:eastAsia="en-IL"/>
           <w14:ligatures w14:val="none"/>
         </w:rPr>
-        <w:t>composite_hsv[:, :, 2] = alpha_channel * source_hsv[:, :, 2] + (1 - alpha_channel) * background_hsv[:, :, 2]</w:t>
+        <w:t>composite_hsv</w:t>
+      </w:r>
+      <w:proofErr w:type="spellEnd"/>
+      <w:proofErr w:type="gramStart"/>
+      <w:r>
+        <w:rPr>
+          <w:rFonts w:ascii="Georgia" w:eastAsia="Times New Roman" w:hAnsi="Georgia" w:cs="Courier New"/>
+          <w:kern w:val="0"/>
+          <w:sz w:val="22"/>
+          <w:szCs w:val="22"/>
+          <w:highlight w:val="yellow"/>
+          <w:lang w:val="en-IL" w:eastAsia="en-IL"/>
+          <w14:ligatures w14:val="none"/>
+        </w:rPr>
+        <w:t>[:,</w:t>
+      </w:r>
+      <w:proofErr w:type="gramEnd"/>
+      <w:r>
+        <w:rPr>
+          <w:rFonts w:ascii="Georgia" w:eastAsia="Times New Roman" w:hAnsi="Georgia" w:cs="Courier New"/>
+          <w:kern w:val="0"/>
+          <w:sz w:val="22"/>
+          <w:szCs w:val="22"/>
+          <w:highlight w:val="yellow"/>
+          <w:lang w:val="en-IL" w:eastAsia="en-IL"/>
+          <w14:ligatures w14:val="none"/>
+        </w:rPr>
+        <w:t xml:space="preserve"> :, 2] = </w:t>
+      </w:r>
+      <w:proofErr w:type="spellStart"/>
+      <w:r>
+        <w:rPr>
+          <w:rFonts w:ascii="Georgia" w:eastAsia="Times New Roman" w:hAnsi="Georgia" w:cs="Courier New"/>
+          <w:kern w:val="0"/>
+          <w:sz w:val="22"/>
+          <w:szCs w:val="22"/>
+          <w:highlight w:val="yellow"/>
+          <w:lang w:val="en-IL" w:eastAsia="en-IL"/>
+          <w14:ligatures w14:val="none"/>
+        </w:rPr>
+        <w:t>alpha_channel</w:t>
+      </w:r>
+      <w:proofErr w:type="spellEnd"/>
+      <w:r>
+        <w:rPr>
+          <w:rFonts w:ascii="Georgia" w:eastAsia="Times New Roman" w:hAnsi="Georgia" w:cs="Courier New"/>
+          <w:kern w:val="0"/>
+          <w:sz w:val="22"/>
+          <w:szCs w:val="22"/>
+          <w:highlight w:val="yellow"/>
+          <w:lang w:val="en-IL" w:eastAsia="en-IL"/>
+          <w14:ligatures w14:val="none"/>
+        </w:rPr>
+        <w:t xml:space="preserve"> * </w:t>
+      </w:r>
+      <w:proofErr w:type="spellStart"/>
+      <w:r>
+        <w:rPr>
+          <w:rFonts w:ascii="Georgia" w:eastAsia="Times New Roman" w:hAnsi="Georgia" w:cs="Courier New"/>
+          <w:kern w:val="0"/>
+          <w:sz w:val="22"/>
+          <w:szCs w:val="22"/>
+          <w:highlight w:val="yellow"/>
+          <w:lang w:val="en-IL" w:eastAsia="en-IL"/>
+          <w14:ligatures w14:val="none"/>
+        </w:rPr>
+        <w:t>source_hsv</w:t>
+      </w:r>
+      <w:proofErr w:type="spellEnd"/>
+      <w:proofErr w:type="gramStart"/>
+      <w:r>
+        <w:rPr>
+          <w:rFonts w:ascii="Georgia" w:eastAsia="Times New Roman" w:hAnsi="Georgia" w:cs="Courier New"/>
+          <w:kern w:val="0"/>
+          <w:sz w:val="22"/>
+          <w:szCs w:val="22"/>
+          <w:highlight w:val="yellow"/>
+          <w:lang w:val="en-IL" w:eastAsia="en-IL"/>
+          <w14:ligatures w14:val="none"/>
+        </w:rPr>
+        <w:t>[:,</w:t>
+      </w:r>
+      <w:proofErr w:type="gramEnd"/>
+      <w:r>
+        <w:rPr>
+          <w:rFonts w:ascii="Georgia" w:eastAsia="Times New Roman" w:hAnsi="Georgia" w:cs="Courier New"/>
+          <w:kern w:val="0"/>
+          <w:sz w:val="22"/>
+          <w:szCs w:val="22"/>
+          <w:highlight w:val="yellow"/>
+          <w:lang w:val="en-IL" w:eastAsia="en-IL"/>
+          <w14:ligatures w14:val="none"/>
+        </w:rPr>
+        <w:t xml:space="preserve"> :, 2] + (1 - </w:t>
+      </w:r>
+      <w:proofErr w:type="spellStart"/>
+      <w:r>
+        <w:rPr>
+          <w:rFonts w:ascii="Georgia" w:eastAsia="Times New Roman" w:hAnsi="Georgia" w:cs="Courier New"/>
+          <w:kern w:val="0"/>
+          <w:sz w:val="22"/>
+          <w:szCs w:val="22"/>
+          <w:highlight w:val="yellow"/>
+          <w:lang w:val="en-IL" w:eastAsia="en-IL"/>
+          <w14:ligatures w14:val="none"/>
+        </w:rPr>
+        <w:t>alpha_channel</w:t>
+      </w:r>
+      <w:proofErr w:type="spellEnd"/>
+      <w:r>
+        <w:rPr>
+          <w:rFonts w:ascii="Georgia" w:eastAsia="Times New Roman" w:hAnsi="Georgia" w:cs="Courier New"/>
+          <w:kern w:val="0"/>
+          <w:sz w:val="22"/>
+          <w:szCs w:val="22"/>
+          <w:highlight w:val="yellow"/>
+          <w:lang w:val="en-IL" w:eastAsia="en-IL"/>
+          <w14:ligatures w14:val="none"/>
+        </w:rPr>
+        <w:t xml:space="preserve">) * </w:t>
+      </w:r>
+      <w:proofErr w:type="spellStart"/>
+      <w:r>
+        <w:rPr>
+          <w:rFonts w:ascii="Georgia" w:eastAsia="Times New Roman" w:hAnsi="Georgia" w:cs="Courier New"/>
+          <w:kern w:val="0"/>
+          <w:sz w:val="22"/>
+          <w:szCs w:val="22"/>
+          <w:highlight w:val="yellow"/>
+          <w:lang w:val="en-IL" w:eastAsia="en-IL"/>
+          <w14:ligatures w14:val="none"/>
+        </w:rPr>
+        <w:t>background_hsv</w:t>
+      </w:r>
+      <w:proofErr w:type="spellEnd"/>
+      <w:proofErr w:type="gramStart"/>
+      <w:r>
+        <w:rPr>
+          <w:rFonts w:ascii="Georgia" w:eastAsia="Times New Roman" w:hAnsi="Georgia" w:cs="Courier New"/>
+          <w:kern w:val="0"/>
+          <w:sz w:val="22"/>
+          <w:szCs w:val="22"/>
+          <w:highlight w:val="yellow"/>
+          <w:lang w:val="en-IL" w:eastAsia="en-IL"/>
+          <w14:ligatures w14:val="none"/>
+        </w:rPr>
+        <w:t>[:,</w:t>
+      </w:r>
+      <w:proofErr w:type="gramEnd"/>
+      <w:r>
+        <w:rPr>
+          <w:rFonts w:ascii="Georgia" w:eastAsia="Times New Roman" w:hAnsi="Georgia" w:cs="Courier New"/>
+          <w:kern w:val="0"/>
+          <w:sz w:val="22"/>
+          <w:szCs w:val="22"/>
+          <w:highlight w:val="yellow"/>
+          <w:lang w:val="en-IL" w:eastAsia="en-IL"/>
+          <w14:ligatures w14:val="none"/>
+        </w:rPr>
+        <w:t xml:space="preserve"> :, 2]</w:t>
       </w:r>
     </w:p>
     <w:p>
@@ -7845,7 +9493,28 @@
           <w:lang w:val="en-IL" w:eastAsia="en-IL"/>
           <w14:ligatures w14:val="none"/>
         </w:rPr>
-        <w:t xml:space="preserve">If no samples are available for color modeling, </w:t>
+        <w:lastRenderedPageBreak/>
+        <w:t xml:space="preserve">If no samples are available for color </w:t>
+      </w:r>
+      <w:proofErr w:type="spellStart"/>
+      <w:r>
+        <w:rPr>
+          <w:rFonts w:ascii="Georgia" w:eastAsia="Times New Roman" w:hAnsi="Georgia" w:cs="Times New Roman"/>
+          <w:kern w:val="0"/>
+          <w:lang w:val="en-IL" w:eastAsia="en-IL"/>
+          <w14:ligatures w14:val="none"/>
+        </w:rPr>
+        <w:t>modeling</w:t>
+      </w:r>
+      <w:proofErr w:type="spellEnd"/>
+      <w:r>
+        <w:rPr>
+          <w:rFonts w:ascii="Georgia" w:eastAsia="Times New Roman" w:hAnsi="Georgia" w:cs="Times New Roman"/>
+          <w:kern w:val="0"/>
+          <w:lang w:val="en-IL" w:eastAsia="en-IL"/>
+          <w14:ligatures w14:val="none"/>
+        </w:rPr>
+        <w:t xml:space="preserve">, </w:t>
       </w:r>
       <w:r>
         <w:rPr>
@@ -7864,6 +9533,179 @@
           <w14:ligatures w14:val="none"/>
         </w:rPr>
         <w:t>use default uniform densities</w:t>
+      </w:r>
+    </w:p>
+    <w:p>
+      <w:pPr>
+        <w:rPr>
+          <w:rFonts w:ascii="Georgia" w:hAnsi="Georgia"/>
+          <w:lang w:val="en-IL"/>
+        </w:rPr>
+      </w:pPr>
+      <w:r>
+        <w:rPr>
+          <w:rFonts w:ascii="Georgia" w:hAnsi="Georgia"/>
+          <w:b/>
+          <w:bCs/>
+          <w:sz w:val="26"/>
+          <w:szCs w:val="26"/>
+          <w:lang w:val="en-IL"/>
+        </w:rPr>
+        <w:t>Algorithm</w:t>
+      </w:r>
+      <w:r>
+        <w:rPr>
+          <w:rFonts w:ascii="Georgia" w:hAnsi="Georgia"/>
+          <w:b/>
+          <w:bCs/>
+          <w:lang w:val="en-IL"/>
+        </w:rPr>
+        <w:t xml:space="preserve"> Parameters</w:t>
+      </w:r>
+    </w:p>
+    <w:p>
+      <w:pPr>
+        <w:numPr>
+          <w:ilvl w:val="0"/>
+          <w:numId w:val="48"/>
+        </w:numPr>
+        <w:rPr>
+          <w:rFonts w:ascii="Georgia" w:hAnsi="Georgia"/>
+          <w:lang w:val="en-IL"/>
+        </w:rPr>
+      </w:pPr>
+      <w:r>
+        <w:rPr>
+          <w:rFonts w:ascii="Georgia" w:hAnsi="Georgia"/>
+          <w:lang w:val="en-IL"/>
+        </w:rPr>
+        <w:t>CROP_VERTICAL_RADIUS = 600: Vertical extent of color sampling region</w:t>
+      </w:r>
+    </w:p>
+    <w:p>
+      <w:pPr>
+        <w:numPr>
+          <w:ilvl w:val="0"/>
+          <w:numId w:val="48"/>
+        </w:numPr>
+        <w:rPr>
+          <w:rFonts w:ascii="Georgia" w:hAnsi="Georgia"/>
+          <w:lang w:val="en-IL"/>
+        </w:rPr>
+      </w:pPr>
+      <w:r>
+        <w:rPr>
+          <w:rFonts w:ascii="Georgia" w:hAnsi="Georgia"/>
+          <w:lang w:val="en-IL"/>
+        </w:rPr>
+        <w:t>CROP_HORIZONTAL_RADIUS = 200: Horizontal extent of color sampling region</w:t>
+      </w:r>
+    </w:p>
+    <w:p>
+      <w:pPr>
+        <w:numPr>
+          <w:ilvl w:val="0"/>
+          <w:numId w:val="48"/>
+        </w:numPr>
+        <w:rPr>
+          <w:rFonts w:ascii="Georgia" w:hAnsi="Georgia"/>
+          <w:lang w:val="en-IL"/>
+        </w:rPr>
+      </w:pPr>
+      <w:r>
+        <w:rPr>
+          <w:rFonts w:ascii="Georgia" w:hAnsi="Georgia"/>
+          <w:lang w:val="en-IL"/>
+        </w:rPr>
+        <w:t>KDE_BANDWIDTH = 0.2: Base bandwidth parameter for KDE</w:t>
+      </w:r>
+    </w:p>
+    <w:p>
+      <w:pPr>
+        <w:numPr>
+          <w:ilvl w:val="0"/>
+          <w:numId w:val="48"/>
+        </w:numPr>
+        <w:rPr>
+          <w:rFonts w:ascii="Georgia" w:hAnsi="Georgia"/>
+          <w:lang w:val="en-IL"/>
+        </w:rPr>
+      </w:pPr>
+      <w:r>
+        <w:rPr>
+          <w:rFonts w:ascii="Georgia" w:hAnsi="Georgia"/>
+          <w:lang w:val="en-IL"/>
+        </w:rPr>
+        <w:t xml:space="preserve">SEPARATION_THRESHOLD = 10: Threshold for </w:t>
+      </w:r>
+      <w:proofErr w:type="spellStart"/>
+      <w:r>
+        <w:rPr>
+          <w:rFonts w:ascii="Georgia" w:hAnsi="Georgia"/>
+          <w:lang w:val="en-IL"/>
+        </w:rPr>
+        <w:t>trimap</w:t>
+      </w:r>
+      <w:proofErr w:type="spellEnd"/>
+      <w:r>
+        <w:rPr>
+          <w:rFonts w:ascii="Georgia" w:hAnsi="Georgia"/>
+          <w:lang w:val="en-IL"/>
+        </w:rPr>
+        <w:t xml:space="preserve"> generation</w:t>
+      </w:r>
+    </w:p>
+    <w:p>
+      <w:pPr>
+        <w:numPr>
+          <w:ilvl w:val="0"/>
+          <w:numId w:val="48"/>
+        </w:numPr>
+        <w:rPr>
+          <w:rFonts w:ascii="Georgia" w:hAnsi="Georgia"/>
+          <w:lang w:val="en-IL"/>
+        </w:rPr>
+      </w:pPr>
+      <w:r>
+        <w:rPr>
+          <w:rFonts w:ascii="Georgia" w:hAnsi="Georgia"/>
+          <w:lang w:val="en-IL"/>
+        </w:rPr>
+        <w:t>DISTANCE_EXPONENT = 1.2: Exponent for distance-based weight calculation</w:t>
+      </w:r>
+    </w:p>
+    <w:p>
+      <w:pPr>
+        <w:numPr>
+          <w:ilvl w:val="0"/>
+          <w:numId w:val="48"/>
+        </w:numPr>
+        <w:rPr>
+          <w:rFonts w:ascii="Georgia" w:hAnsi="Georgia"/>
+          <w:lang w:val="en-IL"/>
+        </w:rPr>
+      </w:pPr>
+      <w:r>
+        <w:rPr>
+          <w:rFonts w:ascii="Georgia" w:hAnsi="Georgia"/>
+          <w:lang w:val="en-IL"/>
+        </w:rPr>
+        <w:t>EPSILON = 1e-12: Mathematical epsilon constant to prevent division by zero</w:t>
+      </w:r>
+    </w:p>
+    <w:p>
+      <w:pPr>
+        <w:rPr>
+          <w:rFonts w:ascii="Georgia" w:hAnsi="Georgia"/>
+          <w:lang w:val="en-IL"/>
+        </w:rPr>
+      </w:pPr>
+      <w:r>
+        <w:rPr>
+          <w:rFonts w:ascii="Georgia" w:hAnsi="Georgia"/>
+          <w:lang w:val="en-IL"/>
+        </w:rPr>
+        <w:br w:type="page"/>
       </w:r>
     </w:p>
     <w:p>
@@ -8575,6 +10417,155 @@
     </w:lvl>
   </w:abstractNum>
   <w:abstractNum w:abstractNumId="5" w15:restartNumberingAfterBreak="0">
+    <w:nsid w:val="0899008E"/>
+    <w:multiLevelType w:val="multilevel"/>
+    <w:tmpl w:val="EC8E9F1E"/>
+    <w:lvl w:ilvl="0">
+      <w:start w:val="1"/>
+      <w:numFmt w:val="bullet"/>
+      <w:lvlText w:val=""/>
+      <w:lvlJc w:val="left"/>
+      <w:pPr>
+        <w:tabs>
+          <w:tab w:val="num" w:pos="720"/>
+        </w:tabs>
+        <w:ind w:left="720" w:hanging="360"/>
+      </w:pPr>
+      <w:rPr>
+        <w:rFonts w:ascii="Symbol" w:hAnsi="Symbol" w:hint="default"/>
+        <w:sz w:val="20"/>
+      </w:rPr>
+    </w:lvl>
+    <w:lvl w:ilvl="1" w:tentative="1">
+      <w:start w:val="1"/>
+      <w:numFmt w:val="bullet"/>
+      <w:lvlText w:val="o"/>
+      <w:lvlJc w:val="left"/>
+      <w:pPr>
+        <w:tabs>
+          <w:tab w:val="num" w:pos="1440"/>
+        </w:tabs>
+        <w:ind w:left="1440" w:hanging="360"/>
+      </w:pPr>
+      <w:rPr>
+        <w:rFonts w:ascii="Courier New" w:hAnsi="Courier New" w:hint="default"/>
+        <w:sz w:val="20"/>
+      </w:rPr>
+    </w:lvl>
+    <w:lvl w:ilvl="2" w:tentative="1">
+      <w:start w:val="1"/>
+      <w:numFmt w:val="bullet"/>
+      <w:lvlText w:val=""/>
+      <w:lvlJc w:val="left"/>
+      <w:pPr>
+        <w:tabs>
+          <w:tab w:val="num" w:pos="2160"/>
+        </w:tabs>
+        <w:ind w:left="2160" w:hanging="360"/>
+      </w:pPr>
+      <w:rPr>
+        <w:rFonts w:ascii="Wingdings" w:hAnsi="Wingdings" w:hint="default"/>
+        <w:sz w:val="20"/>
+      </w:rPr>
+    </w:lvl>
+    <w:lvl w:ilvl="3" w:tentative="1">
+      <w:start w:val="1"/>
+      <w:numFmt w:val="bullet"/>
+      <w:lvlText w:val=""/>
+      <w:lvlJc w:val="left"/>
+      <w:pPr>
+        <w:tabs>
+          <w:tab w:val="num" w:pos="2880"/>
+        </w:tabs>
+        <w:ind w:left="2880" w:hanging="360"/>
+      </w:pPr>
+      <w:rPr>
+        <w:rFonts w:ascii="Wingdings" w:hAnsi="Wingdings" w:hint="default"/>
+        <w:sz w:val="20"/>
+      </w:rPr>
+    </w:lvl>
+    <w:lvl w:ilvl="4" w:tentative="1">
+      <w:start w:val="1"/>
+      <w:numFmt w:val="bullet"/>
+      <w:lvlText w:val=""/>
+      <w:lvlJc w:val="left"/>
+      <w:pPr>
+        <w:tabs>
+          <w:tab w:val="num" w:pos="3600"/>
+        </w:tabs>
+        <w:ind w:left="3600" w:hanging="360"/>
+      </w:pPr>
+      <w:rPr>
+        <w:rFonts w:ascii="Wingdings" w:hAnsi="Wingdings" w:hint="default"/>
+        <w:sz w:val="20"/>
+      </w:rPr>
+    </w:lvl>
+    <w:lvl w:ilvl="5" w:tentative="1">
+      <w:start w:val="1"/>
+      <w:numFmt w:val="bullet"/>
+      <w:lvlText w:val=""/>
+      <w:lvlJc w:val="left"/>
+      <w:pPr>
+        <w:tabs>
+          <w:tab w:val="num" w:pos="4320"/>
+        </w:tabs>
+        <w:ind w:left="4320" w:hanging="360"/>
+      </w:pPr>
+      <w:rPr>
+        <w:rFonts w:ascii="Wingdings" w:hAnsi="Wingdings" w:hint="default"/>
+        <w:sz w:val="20"/>
+      </w:rPr>
+    </w:lvl>
+    <w:lvl w:ilvl="6" w:tentative="1">
+      <w:start w:val="1"/>
+      <w:numFmt w:val="bullet"/>
+      <w:lvlText w:val=""/>
+      <w:lvlJc w:val="left"/>
+      <w:pPr>
+        <w:tabs>
+          <w:tab w:val="num" w:pos="5040"/>
+        </w:tabs>
+        <w:ind w:left="5040" w:hanging="360"/>
+      </w:pPr>
+      <w:rPr>
+        <w:rFonts w:ascii="Wingdings" w:hAnsi="Wingdings" w:hint="default"/>
+        <w:sz w:val="20"/>
+      </w:rPr>
+    </w:lvl>
+    <w:lvl w:ilvl="7" w:tentative="1">
+      <w:start w:val="1"/>
+      <w:numFmt w:val="bullet"/>
+      <w:lvlText w:val=""/>
+      <w:lvlJc w:val="left"/>
+      <w:pPr>
+        <w:tabs>
+          <w:tab w:val="num" w:pos="5760"/>
+        </w:tabs>
+        <w:ind w:left="5760" w:hanging="360"/>
+      </w:pPr>
+      <w:rPr>
+        <w:rFonts w:ascii="Wingdings" w:hAnsi="Wingdings" w:hint="default"/>
+        <w:sz w:val="20"/>
+      </w:rPr>
+    </w:lvl>
+    <w:lvl w:ilvl="8" w:tentative="1">
+      <w:start w:val="1"/>
+      <w:numFmt w:val="bullet"/>
+      <w:lvlText w:val=""/>
+      <w:lvlJc w:val="left"/>
+      <w:pPr>
+        <w:tabs>
+          <w:tab w:val="num" w:pos="6480"/>
+        </w:tabs>
+        <w:ind w:left="6480" w:hanging="360"/>
+      </w:pPr>
+      <w:rPr>
+        <w:rFonts w:ascii="Wingdings" w:hAnsi="Wingdings" w:hint="default"/>
+        <w:sz w:val="20"/>
+      </w:rPr>
+    </w:lvl>
+  </w:abstractNum>
+  <w:abstractNum w:abstractNumId="6" w15:restartNumberingAfterBreak="0">
     <w:nsid w:val="089A33B4"/>
     <w:multiLevelType w:val="multilevel"/>
     <w:tmpl w:val="65EA5556"/>
@@ -8723,7 +10714,7 @@
       </w:rPr>
     </w:lvl>
   </w:abstractNum>
-  <w:abstractNum w:abstractNumId="6" w15:restartNumberingAfterBreak="0">
+  <w:abstractNum w:abstractNumId="7" w15:restartNumberingAfterBreak="0">
     <w:nsid w:val="11582041"/>
     <w:multiLevelType w:val="multilevel"/>
     <w:tmpl w:val="4F14486C"/>
@@ -8872,7 +10863,7 @@
       </w:rPr>
     </w:lvl>
   </w:abstractNum>
-  <w:abstractNum w:abstractNumId="7" w15:restartNumberingAfterBreak="0">
+  <w:abstractNum w:abstractNumId="8" w15:restartNumberingAfterBreak="0">
     <w:nsid w:val="132E0044"/>
     <w:multiLevelType w:val="hybridMultilevel"/>
     <w:tmpl w:val="841A5384"/>
@@ -8985,7 +10976,7 @@
       </w:rPr>
     </w:lvl>
   </w:abstractNum>
-  <w:abstractNum w:abstractNumId="8" w15:restartNumberingAfterBreak="0">
+  <w:abstractNum w:abstractNumId="9" w15:restartNumberingAfterBreak="0">
     <w:nsid w:val="15B4519F"/>
     <w:multiLevelType w:val="multilevel"/>
     <w:tmpl w:val="27CAC3F8"/>
@@ -9134,7 +11125,7 @@
       </w:rPr>
     </w:lvl>
   </w:abstractNum>
-  <w:abstractNum w:abstractNumId="9" w15:restartNumberingAfterBreak="0">
+  <w:abstractNum w:abstractNumId="10" w15:restartNumberingAfterBreak="0">
     <w:nsid w:val="16754C0E"/>
     <w:multiLevelType w:val="multilevel"/>
     <w:tmpl w:val="DC9AA37E"/>
@@ -9283,7 +11274,7 @@
       </w:rPr>
     </w:lvl>
   </w:abstractNum>
-  <w:abstractNum w:abstractNumId="10" w15:restartNumberingAfterBreak="0">
+  <w:abstractNum w:abstractNumId="11" w15:restartNumberingAfterBreak="0">
     <w:nsid w:val="16946ACF"/>
     <w:multiLevelType w:val="multilevel"/>
     <w:tmpl w:val="A2D66868"/>
@@ -9432,7 +11423,7 @@
       </w:rPr>
     </w:lvl>
   </w:abstractNum>
-  <w:abstractNum w:abstractNumId="11" w15:restartNumberingAfterBreak="0">
+  <w:abstractNum w:abstractNumId="12" w15:restartNumberingAfterBreak="0">
     <w:nsid w:val="1AD35447"/>
     <w:multiLevelType w:val="multilevel"/>
     <w:tmpl w:val="F44CA438"/>
@@ -9581,7 +11572,7 @@
       </w:rPr>
     </w:lvl>
   </w:abstractNum>
-  <w:abstractNum w:abstractNumId="12" w15:restartNumberingAfterBreak="0">
+  <w:abstractNum w:abstractNumId="13" w15:restartNumberingAfterBreak="0">
     <w:nsid w:val="2385523A"/>
     <w:multiLevelType w:val="multilevel"/>
     <w:tmpl w:val="9DAAED76"/>
@@ -9694,7 +11685,7 @@
       </w:pPr>
     </w:lvl>
   </w:abstractNum>
-  <w:abstractNum w:abstractNumId="13" w15:restartNumberingAfterBreak="0">
+  <w:abstractNum w:abstractNumId="14" w15:restartNumberingAfterBreak="0">
     <w:nsid w:val="2A63441C"/>
     <w:multiLevelType w:val="multilevel"/>
     <w:tmpl w:val="3DF684D8"/>
@@ -9843,7 +11834,7 @@
       </w:rPr>
     </w:lvl>
   </w:abstractNum>
-  <w:abstractNum w:abstractNumId="14" w15:restartNumberingAfterBreak="0">
+  <w:abstractNum w:abstractNumId="15" w15:restartNumberingAfterBreak="0">
     <w:nsid w:val="2C9C1A1A"/>
     <w:multiLevelType w:val="multilevel"/>
     <w:tmpl w:val="0B02A9F0"/>
@@ -9992,7 +11983,7 @@
       </w:rPr>
     </w:lvl>
   </w:abstractNum>
-  <w:abstractNum w:abstractNumId="15" w15:restartNumberingAfterBreak="0">
+  <w:abstractNum w:abstractNumId="16" w15:restartNumberingAfterBreak="0">
     <w:nsid w:val="2D695FB8"/>
     <w:multiLevelType w:val="multilevel"/>
     <w:tmpl w:val="86E22F20"/>
@@ -10105,7 +12096,7 @@
       </w:pPr>
     </w:lvl>
   </w:abstractNum>
-  <w:abstractNum w:abstractNumId="16" w15:restartNumberingAfterBreak="0">
+  <w:abstractNum w:abstractNumId="17" w15:restartNumberingAfterBreak="0">
     <w:nsid w:val="2F10390E"/>
     <w:multiLevelType w:val="multilevel"/>
     <w:tmpl w:val="FFB68034"/>
@@ -10254,7 +12245,7 @@
       </w:rPr>
     </w:lvl>
   </w:abstractNum>
-  <w:abstractNum w:abstractNumId="17" w15:restartNumberingAfterBreak="0">
+  <w:abstractNum w:abstractNumId="18" w15:restartNumberingAfterBreak="0">
     <w:nsid w:val="30432A45"/>
     <w:multiLevelType w:val="multilevel"/>
     <w:tmpl w:val="86E22F20"/>
@@ -10367,7 +12358,7 @@
       </w:pPr>
     </w:lvl>
   </w:abstractNum>
-  <w:abstractNum w:abstractNumId="18" w15:restartNumberingAfterBreak="0">
+  <w:abstractNum w:abstractNumId="19" w15:restartNumberingAfterBreak="0">
     <w:nsid w:val="30A02CCB"/>
     <w:multiLevelType w:val="multilevel"/>
     <w:tmpl w:val="26D2CE8A"/>
@@ -10516,7 +12507,7 @@
       </w:rPr>
     </w:lvl>
   </w:abstractNum>
-  <w:abstractNum w:abstractNumId="19" w15:restartNumberingAfterBreak="0">
+  <w:abstractNum w:abstractNumId="20" w15:restartNumberingAfterBreak="0">
     <w:nsid w:val="34E733DC"/>
     <w:multiLevelType w:val="multilevel"/>
     <w:tmpl w:val="85FCAF1E"/>
@@ -10665,7 +12656,7 @@
       </w:rPr>
     </w:lvl>
   </w:abstractNum>
-  <w:abstractNum w:abstractNumId="20" w15:restartNumberingAfterBreak="0">
+  <w:abstractNum w:abstractNumId="21" w15:restartNumberingAfterBreak="0">
     <w:nsid w:val="36BE5101"/>
     <w:multiLevelType w:val="multilevel"/>
     <w:tmpl w:val="D21282C4"/>
@@ -10814,7 +12805,7 @@
       </w:rPr>
     </w:lvl>
   </w:abstractNum>
-  <w:abstractNum w:abstractNumId="21" w15:restartNumberingAfterBreak="0">
+  <w:abstractNum w:abstractNumId="22" w15:restartNumberingAfterBreak="0">
     <w:nsid w:val="37753A6C"/>
     <w:multiLevelType w:val="multilevel"/>
     <w:tmpl w:val="1DE2F04A"/>
@@ -10963,7 +12954,7 @@
       </w:rPr>
     </w:lvl>
   </w:abstractNum>
-  <w:abstractNum w:abstractNumId="22" w15:restartNumberingAfterBreak="0">
+  <w:abstractNum w:abstractNumId="23" w15:restartNumberingAfterBreak="0">
     <w:nsid w:val="3B3A6A99"/>
     <w:multiLevelType w:val="multilevel"/>
     <w:tmpl w:val="21AE5AA0"/>
@@ -11076,7 +13067,7 @@
       </w:pPr>
     </w:lvl>
   </w:abstractNum>
-  <w:abstractNum w:abstractNumId="23" w15:restartNumberingAfterBreak="0">
+  <w:abstractNum w:abstractNumId="24" w15:restartNumberingAfterBreak="0">
     <w:nsid w:val="3BE90EBB"/>
     <w:multiLevelType w:val="multilevel"/>
     <w:tmpl w:val="86E22F20"/>
@@ -11189,7 +13180,7 @@
       </w:pPr>
     </w:lvl>
   </w:abstractNum>
-  <w:abstractNum w:abstractNumId="24" w15:restartNumberingAfterBreak="0">
+  <w:abstractNum w:abstractNumId="25" w15:restartNumberingAfterBreak="0">
     <w:nsid w:val="3C4328C8"/>
     <w:multiLevelType w:val="multilevel"/>
     <w:tmpl w:val="97CE5FA0"/>
@@ -11302,7 +13293,7 @@
       </w:pPr>
     </w:lvl>
   </w:abstractNum>
-  <w:abstractNum w:abstractNumId="25" w15:restartNumberingAfterBreak="0">
+  <w:abstractNum w:abstractNumId="26" w15:restartNumberingAfterBreak="0">
     <w:nsid w:val="40385C1F"/>
     <w:multiLevelType w:val="multilevel"/>
     <w:tmpl w:val="B55621E4"/>
@@ -11451,7 +13442,156 @@
       </w:rPr>
     </w:lvl>
   </w:abstractNum>
-  <w:abstractNum w:abstractNumId="26" w15:restartNumberingAfterBreak="0">
+  <w:abstractNum w:abstractNumId="27" w15:restartNumberingAfterBreak="0">
+    <w:nsid w:val="41227D16"/>
+    <w:multiLevelType w:val="multilevel"/>
+    <w:tmpl w:val="2D8C9EB0"/>
+    <w:lvl w:ilvl="0">
+      <w:start w:val="1"/>
+      <w:numFmt w:val="bullet"/>
+      <w:lvlText w:val=""/>
+      <w:lvlJc w:val="left"/>
+      <w:pPr>
+        <w:tabs>
+          <w:tab w:val="num" w:pos="720"/>
+        </w:tabs>
+        <w:ind w:left="720" w:hanging="360"/>
+      </w:pPr>
+      <w:rPr>
+        <w:rFonts w:ascii="Symbol" w:hAnsi="Symbol" w:hint="default"/>
+        <w:sz w:val="20"/>
+      </w:rPr>
+    </w:lvl>
+    <w:lvl w:ilvl="1" w:tentative="1">
+      <w:start w:val="1"/>
+      <w:numFmt w:val="bullet"/>
+      <w:lvlText w:val="o"/>
+      <w:lvlJc w:val="left"/>
+      <w:pPr>
+        <w:tabs>
+          <w:tab w:val="num" w:pos="1440"/>
+        </w:tabs>
+        <w:ind w:left="1440" w:hanging="360"/>
+      </w:pPr>
+      <w:rPr>
+        <w:rFonts w:ascii="Courier New" w:hAnsi="Courier New" w:hint="default"/>
+        <w:sz w:val="20"/>
+      </w:rPr>
+    </w:lvl>
+    <w:lvl w:ilvl="2" w:tentative="1">
+      <w:start w:val="1"/>
+      <w:numFmt w:val="bullet"/>
+      <w:lvlText w:val=""/>
+      <w:lvlJc w:val="left"/>
+      <w:pPr>
+        <w:tabs>
+          <w:tab w:val="num" w:pos="2160"/>
+        </w:tabs>
+        <w:ind w:left="2160" w:hanging="360"/>
+      </w:pPr>
+      <w:rPr>
+        <w:rFonts w:ascii="Wingdings" w:hAnsi="Wingdings" w:hint="default"/>
+        <w:sz w:val="20"/>
+      </w:rPr>
+    </w:lvl>
+    <w:lvl w:ilvl="3" w:tentative="1">
+      <w:start w:val="1"/>
+      <w:numFmt w:val="bullet"/>
+      <w:lvlText w:val=""/>
+      <w:lvlJc w:val="left"/>
+      <w:pPr>
+        <w:tabs>
+          <w:tab w:val="num" w:pos="2880"/>
+        </w:tabs>
+        <w:ind w:left="2880" w:hanging="360"/>
+      </w:pPr>
+      <w:rPr>
+        <w:rFonts w:ascii="Wingdings" w:hAnsi="Wingdings" w:hint="default"/>
+        <w:sz w:val="20"/>
+      </w:rPr>
+    </w:lvl>
+    <w:lvl w:ilvl="4" w:tentative="1">
+      <w:start w:val="1"/>
+      <w:numFmt w:val="bullet"/>
+      <w:lvlText w:val=""/>
+      <w:lvlJc w:val="left"/>
+      <w:pPr>
+        <w:tabs>
+          <w:tab w:val="num" w:pos="3600"/>
+        </w:tabs>
+        <w:ind w:left="3600" w:hanging="360"/>
+      </w:pPr>
+      <w:rPr>
+        <w:rFonts w:ascii="Wingdings" w:hAnsi="Wingdings" w:hint="default"/>
+        <w:sz w:val="20"/>
+      </w:rPr>
+    </w:lvl>
+    <w:lvl w:ilvl="5" w:tentative="1">
+      <w:start w:val="1"/>
+      <w:numFmt w:val="bullet"/>
+      <w:lvlText w:val=""/>
+      <w:lvlJc w:val="left"/>
+      <w:pPr>
+        <w:tabs>
+          <w:tab w:val="num" w:pos="4320"/>
+        </w:tabs>
+        <w:ind w:left="4320" w:hanging="360"/>
+      </w:pPr>
+      <w:rPr>
+        <w:rFonts w:ascii="Wingdings" w:hAnsi="Wingdings" w:hint="default"/>
+        <w:sz w:val="20"/>
+      </w:rPr>
+    </w:lvl>
+    <w:lvl w:ilvl="6" w:tentative="1">
+      <w:start w:val="1"/>
+      <w:numFmt w:val="bullet"/>
+      <w:lvlText w:val=""/>
+      <w:lvlJc w:val="left"/>
+      <w:pPr>
+        <w:tabs>
+          <w:tab w:val="num" w:pos="5040"/>
+        </w:tabs>
+        <w:ind w:left="5040" w:hanging="360"/>
+      </w:pPr>
+      <w:rPr>
+        <w:rFonts w:ascii="Wingdings" w:hAnsi="Wingdings" w:hint="default"/>
+        <w:sz w:val="20"/>
+      </w:rPr>
+    </w:lvl>
+    <w:lvl w:ilvl="7" w:tentative="1">
+      <w:start w:val="1"/>
+      <w:numFmt w:val="bullet"/>
+      <w:lvlText w:val=""/>
+      <w:lvlJc w:val="left"/>
+      <w:pPr>
+        <w:tabs>
+          <w:tab w:val="num" w:pos="5760"/>
+        </w:tabs>
+        <w:ind w:left="5760" w:hanging="360"/>
+      </w:pPr>
+      <w:rPr>
+        <w:rFonts w:ascii="Wingdings" w:hAnsi="Wingdings" w:hint="default"/>
+        <w:sz w:val="20"/>
+      </w:rPr>
+    </w:lvl>
+    <w:lvl w:ilvl="8" w:tentative="1">
+      <w:start w:val="1"/>
+      <w:numFmt w:val="bullet"/>
+      <w:lvlText w:val=""/>
+      <w:lvlJc w:val="left"/>
+      <w:pPr>
+        <w:tabs>
+          <w:tab w:val="num" w:pos="6480"/>
+        </w:tabs>
+        <w:ind w:left="6480" w:hanging="360"/>
+      </w:pPr>
+      <w:rPr>
+        <w:rFonts w:ascii="Wingdings" w:hAnsi="Wingdings" w:hint="default"/>
+        <w:sz w:val="20"/>
+      </w:rPr>
+    </w:lvl>
+  </w:abstractNum>
+  <w:abstractNum w:abstractNumId="28" w15:restartNumberingAfterBreak="0">
     <w:nsid w:val="42E63D7D"/>
     <w:multiLevelType w:val="multilevel"/>
     <w:tmpl w:val="86E22F20"/>
@@ -11564,7 +13704,7 @@
       </w:pPr>
     </w:lvl>
   </w:abstractNum>
-  <w:abstractNum w:abstractNumId="27" w15:restartNumberingAfterBreak="0">
+  <w:abstractNum w:abstractNumId="29" w15:restartNumberingAfterBreak="0">
     <w:nsid w:val="440A7152"/>
     <w:multiLevelType w:val="multilevel"/>
     <w:tmpl w:val="56DED538"/>
@@ -11713,7 +13853,7 @@
       </w:rPr>
     </w:lvl>
   </w:abstractNum>
-  <w:abstractNum w:abstractNumId="28" w15:restartNumberingAfterBreak="0">
+  <w:abstractNum w:abstractNumId="30" w15:restartNumberingAfterBreak="0">
     <w:nsid w:val="46EA4276"/>
     <w:multiLevelType w:val="multilevel"/>
     <w:tmpl w:val="88B043F6"/>
@@ -11853,7 +13993,7 @@
       </w:rPr>
     </w:lvl>
   </w:abstractNum>
-  <w:abstractNum w:abstractNumId="29" w15:restartNumberingAfterBreak="0">
+  <w:abstractNum w:abstractNumId="31" w15:restartNumberingAfterBreak="0">
     <w:nsid w:val="47280A2A"/>
     <w:multiLevelType w:val="multilevel"/>
     <w:tmpl w:val="221A95A8"/>
@@ -12002,7 +14142,7 @@
       </w:rPr>
     </w:lvl>
   </w:abstractNum>
-  <w:abstractNum w:abstractNumId="30" w15:restartNumberingAfterBreak="0">
+  <w:abstractNum w:abstractNumId="32" w15:restartNumberingAfterBreak="0">
     <w:nsid w:val="4A584E21"/>
     <w:multiLevelType w:val="multilevel"/>
     <w:tmpl w:val="1D3CCF60"/>
@@ -12151,7 +14291,7 @@
       </w:rPr>
     </w:lvl>
   </w:abstractNum>
-  <w:abstractNum w:abstractNumId="31" w15:restartNumberingAfterBreak="0">
+  <w:abstractNum w:abstractNumId="33" w15:restartNumberingAfterBreak="0">
     <w:nsid w:val="4CE10AB8"/>
     <w:multiLevelType w:val="multilevel"/>
     <w:tmpl w:val="BB7E8364"/>
@@ -12264,7 +14404,7 @@
       </w:pPr>
     </w:lvl>
   </w:abstractNum>
-  <w:abstractNum w:abstractNumId="32" w15:restartNumberingAfterBreak="0">
+  <w:abstractNum w:abstractNumId="34" w15:restartNumberingAfterBreak="0">
     <w:nsid w:val="4E350504"/>
     <w:multiLevelType w:val="multilevel"/>
     <w:tmpl w:val="39AABAB0"/>
@@ -12413,7 +14553,156 @@
       </w:rPr>
     </w:lvl>
   </w:abstractNum>
-  <w:abstractNum w:abstractNumId="33" w15:restartNumberingAfterBreak="0">
+  <w:abstractNum w:abstractNumId="35" w15:restartNumberingAfterBreak="0">
+    <w:nsid w:val="4FCA39AB"/>
+    <w:multiLevelType w:val="multilevel"/>
+    <w:tmpl w:val="33D850AE"/>
+    <w:lvl w:ilvl="0">
+      <w:start w:val="1"/>
+      <w:numFmt w:val="bullet"/>
+      <w:lvlText w:val=""/>
+      <w:lvlJc w:val="left"/>
+      <w:pPr>
+        <w:tabs>
+          <w:tab w:val="num" w:pos="720"/>
+        </w:tabs>
+        <w:ind w:left="720" w:hanging="360"/>
+      </w:pPr>
+      <w:rPr>
+        <w:rFonts w:ascii="Symbol" w:hAnsi="Symbol" w:hint="default"/>
+        <w:sz w:val="20"/>
+      </w:rPr>
+    </w:lvl>
+    <w:lvl w:ilvl="1" w:tentative="1">
+      <w:start w:val="1"/>
+      <w:numFmt w:val="bullet"/>
+      <w:lvlText w:val="o"/>
+      <w:lvlJc w:val="left"/>
+      <w:pPr>
+        <w:tabs>
+          <w:tab w:val="num" w:pos="1440"/>
+        </w:tabs>
+        <w:ind w:left="1440" w:hanging="360"/>
+      </w:pPr>
+      <w:rPr>
+        <w:rFonts w:ascii="Courier New" w:hAnsi="Courier New" w:hint="default"/>
+        <w:sz w:val="20"/>
+      </w:rPr>
+    </w:lvl>
+    <w:lvl w:ilvl="2" w:tentative="1">
+      <w:start w:val="1"/>
+      <w:numFmt w:val="bullet"/>
+      <w:lvlText w:val=""/>
+      <w:lvlJc w:val="left"/>
+      <w:pPr>
+        <w:tabs>
+          <w:tab w:val="num" w:pos="2160"/>
+        </w:tabs>
+        <w:ind w:left="2160" w:hanging="360"/>
+      </w:pPr>
+      <w:rPr>
+        <w:rFonts w:ascii="Wingdings" w:hAnsi="Wingdings" w:hint="default"/>
+        <w:sz w:val="20"/>
+      </w:rPr>
+    </w:lvl>
+    <w:lvl w:ilvl="3" w:tentative="1">
+      <w:start w:val="1"/>
+      <w:numFmt w:val="bullet"/>
+      <w:lvlText w:val=""/>
+      <w:lvlJc w:val="left"/>
+      <w:pPr>
+        <w:tabs>
+          <w:tab w:val="num" w:pos="2880"/>
+        </w:tabs>
+        <w:ind w:left="2880" w:hanging="360"/>
+      </w:pPr>
+      <w:rPr>
+        <w:rFonts w:ascii="Wingdings" w:hAnsi="Wingdings" w:hint="default"/>
+        <w:sz w:val="20"/>
+      </w:rPr>
+    </w:lvl>
+    <w:lvl w:ilvl="4" w:tentative="1">
+      <w:start w:val="1"/>
+      <w:numFmt w:val="bullet"/>
+      <w:lvlText w:val=""/>
+      <w:lvlJc w:val="left"/>
+      <w:pPr>
+        <w:tabs>
+          <w:tab w:val="num" w:pos="3600"/>
+        </w:tabs>
+        <w:ind w:left="3600" w:hanging="360"/>
+      </w:pPr>
+      <w:rPr>
+        <w:rFonts w:ascii="Wingdings" w:hAnsi="Wingdings" w:hint="default"/>
+        <w:sz w:val="20"/>
+      </w:rPr>
+    </w:lvl>
+    <w:lvl w:ilvl="5" w:tentative="1">
+      <w:start w:val="1"/>
+      <w:numFmt w:val="bullet"/>
+      <w:lvlText w:val=""/>
+      <w:lvlJc w:val="left"/>
+      <w:pPr>
+        <w:tabs>
+          <w:tab w:val="num" w:pos="4320"/>
+        </w:tabs>
+        <w:ind w:left="4320" w:hanging="360"/>
+      </w:pPr>
+      <w:rPr>
+        <w:rFonts w:ascii="Wingdings" w:hAnsi="Wingdings" w:hint="default"/>
+        <w:sz w:val="20"/>
+      </w:rPr>
+    </w:lvl>
+    <w:lvl w:ilvl="6" w:tentative="1">
+      <w:start w:val="1"/>
+      <w:numFmt w:val="bullet"/>
+      <w:lvlText w:val=""/>
+      <w:lvlJc w:val="left"/>
+      <w:pPr>
+        <w:tabs>
+          <w:tab w:val="num" w:pos="5040"/>
+        </w:tabs>
+        <w:ind w:left="5040" w:hanging="360"/>
+      </w:pPr>
+      <w:rPr>
+        <w:rFonts w:ascii="Wingdings" w:hAnsi="Wingdings" w:hint="default"/>
+        <w:sz w:val="20"/>
+      </w:rPr>
+    </w:lvl>
+    <w:lvl w:ilvl="7" w:tentative="1">
+      <w:start w:val="1"/>
+      <w:numFmt w:val="bullet"/>
+      <w:lvlText w:val=""/>
+      <w:lvlJc w:val="left"/>
+      <w:pPr>
+        <w:tabs>
+          <w:tab w:val="num" w:pos="5760"/>
+        </w:tabs>
+        <w:ind w:left="5760" w:hanging="360"/>
+      </w:pPr>
+      <w:rPr>
+        <w:rFonts w:ascii="Wingdings" w:hAnsi="Wingdings" w:hint="default"/>
+        <w:sz w:val="20"/>
+      </w:rPr>
+    </w:lvl>
+    <w:lvl w:ilvl="8" w:tentative="1">
+      <w:start w:val="1"/>
+      <w:numFmt w:val="bullet"/>
+      <w:lvlText w:val=""/>
+      <w:lvlJc w:val="left"/>
+      <w:pPr>
+        <w:tabs>
+          <w:tab w:val="num" w:pos="6480"/>
+        </w:tabs>
+        <w:ind w:left="6480" w:hanging="360"/>
+      </w:pPr>
+      <w:rPr>
+        <w:rFonts w:ascii="Wingdings" w:hAnsi="Wingdings" w:hint="default"/>
+        <w:sz w:val="20"/>
+      </w:rPr>
+    </w:lvl>
+  </w:abstractNum>
+  <w:abstractNum w:abstractNumId="36" w15:restartNumberingAfterBreak="0">
     <w:nsid w:val="507C6E2C"/>
     <w:multiLevelType w:val="multilevel"/>
     <w:tmpl w:val="98DCB516"/>
@@ -12562,7 +14851,7 @@
       </w:rPr>
     </w:lvl>
   </w:abstractNum>
-  <w:abstractNum w:abstractNumId="34" w15:restartNumberingAfterBreak="0">
+  <w:abstractNum w:abstractNumId="37" w15:restartNumberingAfterBreak="0">
     <w:nsid w:val="609049EB"/>
     <w:multiLevelType w:val="multilevel"/>
     <w:tmpl w:val="E6C83DFE"/>
@@ -12711,7 +15000,7 @@
       </w:rPr>
     </w:lvl>
   </w:abstractNum>
-  <w:abstractNum w:abstractNumId="35" w15:restartNumberingAfterBreak="0">
+  <w:abstractNum w:abstractNumId="38" w15:restartNumberingAfterBreak="0">
     <w:nsid w:val="60B13F9B"/>
     <w:multiLevelType w:val="multilevel"/>
     <w:tmpl w:val="E2F2FC06"/>
@@ -12860,7 +15149,7 @@
       </w:rPr>
     </w:lvl>
   </w:abstractNum>
-  <w:abstractNum w:abstractNumId="36" w15:restartNumberingAfterBreak="0">
+  <w:abstractNum w:abstractNumId="39" w15:restartNumberingAfterBreak="0">
     <w:nsid w:val="61554A95"/>
     <w:multiLevelType w:val="multilevel"/>
     <w:tmpl w:val="28A49DE0"/>
@@ -13000,7 +15289,7 @@
       </w:rPr>
     </w:lvl>
   </w:abstractNum>
-  <w:abstractNum w:abstractNumId="37" w15:restartNumberingAfterBreak="0">
+  <w:abstractNum w:abstractNumId="40" w15:restartNumberingAfterBreak="0">
     <w:nsid w:val="63613C02"/>
     <w:multiLevelType w:val="multilevel"/>
     <w:tmpl w:val="86E22F20"/>
@@ -13113,7 +15402,7 @@
       </w:pPr>
     </w:lvl>
   </w:abstractNum>
-  <w:abstractNum w:abstractNumId="38" w15:restartNumberingAfterBreak="0">
+  <w:abstractNum w:abstractNumId="41" w15:restartNumberingAfterBreak="0">
     <w:nsid w:val="65066B29"/>
     <w:multiLevelType w:val="multilevel"/>
     <w:tmpl w:val="B93833C4"/>
@@ -13262,7 +15551,7 @@
       </w:rPr>
     </w:lvl>
   </w:abstractNum>
-  <w:abstractNum w:abstractNumId="39" w15:restartNumberingAfterBreak="0">
+  <w:abstractNum w:abstractNumId="42" w15:restartNumberingAfterBreak="0">
     <w:nsid w:val="65D43E6C"/>
     <w:multiLevelType w:val="multilevel"/>
     <w:tmpl w:val="C6B21B74"/>
@@ -13375,7 +15664,7 @@
       </w:pPr>
     </w:lvl>
   </w:abstractNum>
-  <w:abstractNum w:abstractNumId="40" w15:restartNumberingAfterBreak="0">
+  <w:abstractNum w:abstractNumId="43" w15:restartNumberingAfterBreak="0">
     <w:nsid w:val="69A76F49"/>
     <w:multiLevelType w:val="multilevel"/>
     <w:tmpl w:val="21AE5AA0"/>
@@ -13488,7 +15777,7 @@
       </w:pPr>
     </w:lvl>
   </w:abstractNum>
-  <w:abstractNum w:abstractNumId="41" w15:restartNumberingAfterBreak="0">
+  <w:abstractNum w:abstractNumId="44" w15:restartNumberingAfterBreak="0">
     <w:nsid w:val="6DC02377"/>
     <w:multiLevelType w:val="multilevel"/>
     <w:tmpl w:val="8020D0E6"/>
@@ -13637,7 +15926,7 @@
       </w:rPr>
     </w:lvl>
   </w:abstractNum>
-  <w:abstractNum w:abstractNumId="42" w15:restartNumberingAfterBreak="0">
+  <w:abstractNum w:abstractNumId="45" w15:restartNumberingAfterBreak="0">
     <w:nsid w:val="6EA154AA"/>
     <w:multiLevelType w:val="multilevel"/>
     <w:tmpl w:val="86E22F20"/>
@@ -13750,7 +16039,7 @@
       </w:pPr>
     </w:lvl>
   </w:abstractNum>
-  <w:abstractNum w:abstractNumId="43" w15:restartNumberingAfterBreak="0">
+  <w:abstractNum w:abstractNumId="46" w15:restartNumberingAfterBreak="0">
     <w:nsid w:val="752C63C9"/>
     <w:multiLevelType w:val="multilevel"/>
     <w:tmpl w:val="86E22F20"/>
@@ -13863,7 +16152,7 @@
       </w:pPr>
     </w:lvl>
   </w:abstractNum>
-  <w:abstractNum w:abstractNumId="44" w15:restartNumberingAfterBreak="0">
+  <w:abstractNum w:abstractNumId="47" w15:restartNumberingAfterBreak="0">
     <w:nsid w:val="79337168"/>
     <w:multiLevelType w:val="multilevel"/>
     <w:tmpl w:val="F4F28296"/>
@@ -14013,115 +16302,115 @@
     </w:lvl>
   </w:abstractNum>
   <w:num w:numId="1" w16cid:durableId="592006576">
-    <w:abstractNumId w:val="42"/>
+    <w:abstractNumId w:val="45"/>
   </w:num>
   <w:num w:numId="2" w16cid:durableId="978536529">
-    <w:abstractNumId w:val="11"/>
+    <w:abstractNumId w:val="12"/>
   </w:num>
   <w:num w:numId="3" w16cid:durableId="87042784">
     <w:abstractNumId w:val="4"/>
   </w:num>
   <w:num w:numId="4" w16cid:durableId="1482847822">
-    <w:abstractNumId w:val="8"/>
+    <w:abstractNumId w:val="9"/>
   </w:num>
   <w:num w:numId="5" w16cid:durableId="1155992685">
-    <w:abstractNumId w:val="39"/>
+    <w:abstractNumId w:val="42"/>
   </w:num>
   <w:num w:numId="6" w16cid:durableId="1709211345">
+    <w:abstractNumId w:val="37"/>
+  </w:num>
+  <w:num w:numId="7" w16cid:durableId="307056945">
+    <w:abstractNumId w:val="38"/>
+  </w:num>
+  <w:num w:numId="8" w16cid:durableId="370113688">
+    <w:abstractNumId w:val="6"/>
+  </w:num>
+  <w:num w:numId="9" w16cid:durableId="1073504233">
+    <w:abstractNumId w:val="10"/>
+  </w:num>
+  <w:num w:numId="10" w16cid:durableId="1838184637">
+    <w:abstractNumId w:val="25"/>
+  </w:num>
+  <w:num w:numId="11" w16cid:durableId="185946459">
+    <w:abstractNumId w:val="21"/>
+  </w:num>
+  <w:num w:numId="12" w16cid:durableId="1245184902">
     <w:abstractNumId w:val="34"/>
   </w:num>
-  <w:num w:numId="7" w16cid:durableId="307056945">
-    <w:abstractNumId w:val="35"/>
-  </w:num>
-  <w:num w:numId="8" w16cid:durableId="370113688">
-    <w:abstractNumId w:val="5"/>
-  </w:num>
-  <w:num w:numId="9" w16cid:durableId="1073504233">
-    <w:abstractNumId w:val="9"/>
-  </w:num>
-  <w:num w:numId="10" w16cid:durableId="1838184637">
-    <w:abstractNumId w:val="24"/>
-  </w:num>
-  <w:num w:numId="11" w16cid:durableId="185946459">
-    <w:abstractNumId w:val="20"/>
-  </w:num>
-  <w:num w:numId="12" w16cid:durableId="1245184902">
-    <w:abstractNumId w:val="32"/>
-  </w:num>
   <w:num w:numId="13" w16cid:durableId="1558056267">
-    <w:abstractNumId w:val="41"/>
+    <w:abstractNumId w:val="44"/>
   </w:num>
   <w:num w:numId="14" w16cid:durableId="1854997483">
+    <w:abstractNumId w:val="14"/>
+  </w:num>
+  <w:num w:numId="15" w16cid:durableId="785319847">
+    <w:abstractNumId w:val="47"/>
+  </w:num>
+  <w:num w:numId="16" w16cid:durableId="1752846128">
+    <w:abstractNumId w:val="17"/>
+  </w:num>
+  <w:num w:numId="17" w16cid:durableId="902907569">
     <w:abstractNumId w:val="13"/>
   </w:num>
-  <w:num w:numId="15" w16cid:durableId="785319847">
-    <w:abstractNumId w:val="44"/>
-  </w:num>
-  <w:num w:numId="16" w16cid:durableId="1752846128">
-    <w:abstractNumId w:val="16"/>
-  </w:num>
-  <w:num w:numId="17" w16cid:durableId="902907569">
-    <w:abstractNumId w:val="12"/>
-  </w:num>
   <w:num w:numId="18" w16cid:durableId="1583295860">
-    <w:abstractNumId w:val="29"/>
+    <w:abstractNumId w:val="31"/>
   </w:num>
   <w:num w:numId="19" w16cid:durableId="989938795">
     <w:abstractNumId w:val="3"/>
   </w:num>
   <w:num w:numId="20" w16cid:durableId="1370647168">
-    <w:abstractNumId w:val="23"/>
+    <w:abstractNumId w:val="24"/>
   </w:num>
   <w:num w:numId="21" w16cid:durableId="732965132">
-    <w:abstractNumId w:val="26"/>
+    <w:abstractNumId w:val="28"/>
   </w:num>
   <w:num w:numId="22" w16cid:durableId="1860971936">
-    <w:abstractNumId w:val="43"/>
+    <w:abstractNumId w:val="46"/>
   </w:num>
   <w:num w:numId="23" w16cid:durableId="909464260">
-    <w:abstractNumId w:val="38"/>
+    <w:abstractNumId w:val="41"/>
   </w:num>
   <w:num w:numId="24" w16cid:durableId="1213035387">
-    <w:abstractNumId w:val="37"/>
+    <w:abstractNumId w:val="40"/>
   </w:num>
   <w:num w:numId="25" w16cid:durableId="46606931">
-    <w:abstractNumId w:val="18"/>
+    <w:abstractNumId w:val="19"/>
   </w:num>
   <w:num w:numId="26" w16cid:durableId="1598056413">
-    <w:abstractNumId w:val="15"/>
+    <w:abstractNumId w:val="16"/>
   </w:num>
   <w:num w:numId="27" w16cid:durableId="780681578">
-    <w:abstractNumId w:val="27"/>
+    <w:abstractNumId w:val="29"/>
   </w:num>
   <w:num w:numId="28" w16cid:durableId="2117599307">
-    <w:abstractNumId w:val="21"/>
+    <w:abstractNumId w:val="22"/>
   </w:num>
   <w:num w:numId="29" w16cid:durableId="1176917092">
     <w:abstractNumId w:val="2"/>
   </w:num>
   <w:num w:numId="30" w16cid:durableId="1506704080">
-    <w:abstractNumId w:val="25"/>
+    <w:abstractNumId w:val="26"/>
   </w:num>
   <w:num w:numId="31" w16cid:durableId="1260524172">
-    <w:abstractNumId w:val="36"/>
+    <w:abstractNumId w:val="39"/>
   </w:num>
   <w:num w:numId="32" w16cid:durableId="363791245">
-    <w:abstractNumId w:val="30"/>
+    <w:abstractNumId w:val="32"/>
   </w:num>
   <w:num w:numId="33" w16cid:durableId="279532973">
-    <w:abstractNumId w:val="40"/>
+    <w:abstractNumId w:val="43"/>
   </w:num>
   <w:num w:numId="34" w16cid:durableId="1593053511">
-    <w:abstractNumId w:val="6"/>
+    <w:abstractNumId w:val="7"/>
   </w:num>
   <w:num w:numId="35" w16cid:durableId="1888564017">
-    <w:abstractNumId w:val="10"/>
+    <w:abstractNumId w:val="11"/>
   </w:num>
   <w:num w:numId="36" w16cid:durableId="1559626820">
-    <w:abstractNumId w:val="17"/>
+    <w:abstractNumId w:val="18"/>
   </w:num>
   <w:num w:numId="37" w16cid:durableId="1744527964">
-    <w:abstractNumId w:val="28"/>
+    <w:abstractNumId w:val="30"/>
   </w:num>
   <w:num w:numId="38" w16cid:durableId="1656061183">
     <w:abstractNumId w:val="1"/>
@@ -14130,22 +16419,31 @@
     <w:abstractNumId w:val="0"/>
   </w:num>
   <w:num w:numId="40" w16cid:durableId="1618024966">
-    <w:abstractNumId w:val="7"/>
+    <w:abstractNumId w:val="8"/>
   </w:num>
   <w:num w:numId="41" w16cid:durableId="993072115">
-    <w:abstractNumId w:val="22"/>
+    <w:abstractNumId w:val="23"/>
   </w:num>
   <w:num w:numId="42" w16cid:durableId="2048404391">
-    <w:abstractNumId w:val="31"/>
+    <w:abstractNumId w:val="33"/>
   </w:num>
   <w:num w:numId="43" w16cid:durableId="1104033552">
-    <w:abstractNumId w:val="33"/>
+    <w:abstractNumId w:val="36"/>
   </w:num>
   <w:num w:numId="44" w16cid:durableId="1801344446">
-    <w:abstractNumId w:val="14"/>
+    <w:abstractNumId w:val="15"/>
   </w:num>
   <w:num w:numId="45" w16cid:durableId="1682465107">
-    <w:abstractNumId w:val="19"/>
+    <w:abstractNumId w:val="20"/>
+  </w:num>
+  <w:num w:numId="46" w16cid:durableId="401174364">
+    <w:abstractNumId w:val="27"/>
+  </w:num>
+  <w:num w:numId="47" w16cid:durableId="1908608180">
+    <w:abstractNumId w:val="5"/>
+  </w:num>
+  <w:num w:numId="48" w16cid:durableId="1138646309">
+    <w:abstractNumId w:val="35"/>
   </w:num>
 </w:numbering>
 </file>
